--- a/fuentes/CF1_83210166_DU.docx
+++ b/fuentes/CF1_83210166_DU.docx
@@ -3268,8 +3268,6 @@
       </w:pPr>
       <w:r>
         <w:rPr>
-          <w:b/>
-          <w:bCs/>
           <w:lang w:val="es-419" w:eastAsia="es-CO"/>
         </w:rPr>
         <w:t>S</w:t>
@@ -3314,8 +3312,6 @@
       </w:pPr>
       <w:r>
         <w:rPr>
-          <w:b/>
-          <w:bCs/>
           <w:lang w:val="es-419" w:eastAsia="es-CO"/>
         </w:rPr>
         <w:t>E</w:t>
@@ -3360,8 +3356,6 @@
       </w:pPr>
       <w:r>
         <w:rPr>
-          <w:b/>
-          <w:bCs/>
           <w:lang w:val="es-419" w:eastAsia="es-CO"/>
         </w:rPr>
         <w:t>L</w:t>
@@ -4730,10 +4724,10 @@
           <w:lang w:val="es-419" w:eastAsia="es-CO"/>
         </w:rPr>
         <w:drawing>
-          <wp:inline distT="0" distB="0" distL="0" distR="0" wp14:anchorId="6436F4FF" wp14:editId="05F878A6">
+          <wp:inline distT="0" distB="0" distL="0" distR="0" wp14:anchorId="6436F4FF" wp14:editId="0DFBB95D">
             <wp:extent cx="5800725" cy="4257675"/>
             <wp:effectExtent l="0" t="0" r="9525" b="9525"/>
-            <wp:docPr id="12" name="Imagen 12" descr=" Ilustración esquemática del funcionamiento de una central hidroeléctrica. El agua almacenada en un embalse pasa por una compuerta y fluye a través de una tubería de paso, accionando una turbina conectada a un generador eléctrico. La electricidad generada es transportada por torres de tendido eléctrico. El agua utilizada es finalmente liberada por el desagüe de la presa."/>
+            <wp:docPr id="12" name="Imagen 12" descr="Ilustración esquemática del funcionamiento de una central hidroeléctrica. El agua almacenada en un embalse pasa por una compuerta y fluye a través de una tubería de paso, accionando una turbina conectada a un generador eléctrico. La electricidad generada es transportada por torres de tendido eléctrico. El agua utilizada es finalmente liberada por el desagüe de la presa."/>
             <wp:cNvGraphicFramePr>
               <a:graphicFrameLocks xmlns:a="http://schemas.openxmlformats.org/drawingml/2006/main" noChangeAspect="1"/>
             </wp:cNvGraphicFramePr>
@@ -4741,7 +4735,7 @@
               <a:graphicData uri="http://schemas.openxmlformats.org/drawingml/2006/picture">
                 <pic:pic xmlns:pic="http://schemas.openxmlformats.org/drawingml/2006/picture">
                   <pic:nvPicPr>
-                    <pic:cNvPr id="12" name="Imagen 12" descr=" Ilustración esquemática del funcionamiento de una central hidroeléctrica. El agua almacenada en un embalse pasa por una compuerta y fluye a través de una tubería de paso, accionando una turbina conectada a un generador eléctrico. La electricidad generada es transportada por torres de tendido eléctrico. El agua utilizada es finalmente liberada por el desagüe de la presa."/>
+                    <pic:cNvPr id="12" name="Imagen 12" descr="Ilustración esquemática del funcionamiento de una central hidroeléctrica. El agua almacenada en un embalse pasa por una compuerta y fluye a través de una tubería de paso, accionando una turbina conectada a un generador eléctrico. La electricidad generada es transportada por torres de tendido eléctrico. El agua utilizada es finalmente liberada por el desagüe de la presa."/>
                     <pic:cNvPicPr>
                       <a:picLocks noChangeAspect="1" noChangeArrowheads="1"/>
                     </pic:cNvPicPr>
@@ -4972,6 +4966,7 @@
     </w:p>
     <w:p>
       <w:pPr>
+        <w:ind w:firstLine="0"/>
         <w:rPr>
           <w:lang w:val="es-419" w:eastAsia="es-CO"/>
         </w:rPr>
@@ -4979,16 +4974,10 @@
     </w:p>
     <w:p>
       <w:pPr>
-        <w:rPr>
-          <w:lang w:val="es-419" w:eastAsia="es-CO"/>
-        </w:rPr>
-      </w:pPr>
-    </w:p>
-    <w:p>
-      <w:pPr>
         <w:pStyle w:val="Figura"/>
       </w:pPr>
       <w:r>
+        <w:lastRenderedPageBreak/>
         <w:t> Diferentes aplicaciones de la energía solar fotovoltaica</w:t>
       </w:r>
     </w:p>
@@ -5080,35 +5069,29 @@
         <w:rPr>
           <w:lang w:eastAsia="es-CO"/>
         </w:rPr>
-        <w:t xml:space="preserve">La energía solar térmica aprovecha la radiación solar para producir calor. Se utilizan colectores solares térmicos (paneles solares térmicos) para absorber la energía del sol y transferir este calor a un fluido, que puede ser agua, aire u otro fluido caloportador. Este fluido caliente se utiliza directamente para diversas aplicaciones como el calentamiento de agua sanitaria, la calefacción de espacios, el calentamiento de piscinas o incluso para procesos industriales que requieren calor. En sistemas de mayor escala, la energía solar térmica también se puede </w:t>
-      </w:r>
-      <w:r>
-        <w:rPr>
-          <w:lang w:eastAsia="es-CO"/>
-        </w:rPr>
+        <w:t xml:space="preserve">La energía solar térmica aprovecha la radiación solar para producir calor. Se utilizan colectores solares térmicos (paneles solares térmicos) para absorber la energía del sol y transferir este calor a un fluido, que puede ser agua, aire u otro fluido caloportador. Este fluido caliente se utiliza directamente para diversas aplicaciones como el calentamiento de agua sanitaria, la calefacción de espacios, el calentamiento de piscinas o incluso para procesos industriales que requieren calor. En sistemas de mayor escala, la energía solar térmica también se puede utilizar para generar electricidad en plantas </w:t>
+      </w:r>
+      <w:proofErr w:type="spellStart"/>
+      <w:r>
+        <w:rPr>
+          <w:lang w:eastAsia="es-CO"/>
+        </w:rPr>
+        <w:t>termosolares</w:t>
+      </w:r>
+      <w:proofErr w:type="spellEnd"/>
+      <w:r>
+        <w:rPr>
+          <w:lang w:eastAsia="es-CO"/>
+        </w:rPr>
+        <w:t>, donde el calor solar se concentra para producir vapor que acciona turbinas.</w:t>
+      </w:r>
+    </w:p>
+    <w:p>
+      <w:pPr>
+        <w:pStyle w:val="Figura"/>
+      </w:pPr>
+      <w:r>
         <w:lastRenderedPageBreak/>
-        <w:t xml:space="preserve">utilizar para generar electricidad en plantas </w:t>
-      </w:r>
-      <w:proofErr w:type="spellStart"/>
-      <w:r>
-        <w:rPr>
-          <w:lang w:eastAsia="es-CO"/>
-        </w:rPr>
-        <w:t>termosolares</w:t>
-      </w:r>
-      <w:proofErr w:type="spellEnd"/>
-      <w:r>
-        <w:rPr>
-          <w:lang w:eastAsia="es-CO"/>
-        </w:rPr>
-        <w:t>, donde el calor solar se concentra para producir vapor que acciona turbinas.</w:t>
-      </w:r>
-    </w:p>
-    <w:p>
-      <w:pPr>
-        <w:pStyle w:val="Figura"/>
-      </w:pPr>
-      <w:r>
         <w:t> Funcionamiento de un colector solar térmico</w:t>
       </w:r>
     </w:p>
@@ -5201,7 +5184,6 @@
         </w:rPr>
       </w:pPr>
       <w:r>
-        <w:lastRenderedPageBreak/>
         <w:t> Diferencia entre energía solar fotovoltaica y térmica</w:t>
       </w:r>
     </w:p>
@@ -5217,6 +5199,7 @@
           <w:noProof/>
           <w:lang w:val="es-419" w:eastAsia="es-CO"/>
         </w:rPr>
+        <w:lastRenderedPageBreak/>
         <w:drawing>
           <wp:inline distT="0" distB="0" distL="0" distR="0" wp14:anchorId="332EE19E" wp14:editId="6AE2DC23">
             <wp:extent cx="5810250" cy="4848225"/>
@@ -5311,8 +5294,14 @@
         <w:rPr>
           <w:lang w:eastAsia="es-CO"/>
         </w:rPr>
+        <w:t xml:space="preserve">La energía eólica también tiene una influencia indirecta pero fundamental del sol. El viento, que es la fuente de energía para los aerogeneradores, se genera </w:t>
+      </w:r>
+      <w:r>
+        <w:rPr>
+          <w:lang w:eastAsia="es-CO"/>
+        </w:rPr>
         <w:lastRenderedPageBreak/>
-        <w:t>La energía eólica también tiene una influencia indirecta pero fundamental del sol. El viento, que es la fuente de energía para los aerogeneradores, se genera principalmente por el calentamiento desigual de la superficie terrestre y la atmósfera por el sol.</w:t>
+        <w:t>principalmente por el calentamiento desigual de la superficie terrestre y la atmósfera por el sol.</w:t>
       </w:r>
     </w:p>
     <w:p>
@@ -5374,6 +5363,14 @@
         </w:rPr>
         <w:t>Son el tipo más común. Su eje de rotación es paralelo al suelo y las palas giran en un plano vertical perpendicular a la dirección del viento. Generalmente son más eficientes, especialmente en áreas con vientos fuertes y constantes, y suelen estar montados en torres altas para aprovechar mejor la velocidad del viento. Necesitan un sistema de orientación (veleta y motor) para alinearse continuamente con la dirección del viento.</w:t>
       </w:r>
+    </w:p>
+    <w:p>
+      <w:pPr>
+        <w:ind w:left="708"/>
+        <w:rPr>
+          <w:lang w:val="es-419" w:eastAsia="es-CO"/>
+        </w:rPr>
+      </w:pPr>
     </w:p>
     <w:p>
       <w:pPr>
@@ -5888,9 +5885,16 @@
           <w:rStyle w:val="Extranjerismo"/>
           <w:b/>
           <w:bCs/>
-          <w:lang w:val="es-CO" w:eastAsia="es-CO"/>
-        </w:rPr>
-        <w:t>flash</w:t>
+        </w:rPr>
+        <w:t>flas</w:t>
+      </w:r>
+      <w:r>
+        <w:rPr>
+          <w:rStyle w:val="Extranjerismo"/>
+          <w:b/>
+          <w:bCs/>
+        </w:rPr>
+        <w:t>h</w:t>
       </w:r>
       <w:r>
         <w:rPr>
@@ -7079,13 +7083,29 @@
           <w:bCs/>
           <w:lang w:eastAsia="es-CO"/>
         </w:rPr>
-        <w:t xml:space="preserve">Unidades básicas del Sistema Internacional (SI) relacionadas con la energía (joule, </w:t>
+        <w:t>Unidades básicas del Sistema Internacional (SI) relacionadas con la energía (</w:t>
       </w:r>
       <w:r>
         <w:rPr>
           <w:rStyle w:val="Extranjerismo"/>
           <w:b/>
           <w:bCs/>
+        </w:rPr>
+        <w:t>joule</w:t>
+      </w:r>
+      <w:r>
+        <w:rPr>
+          <w:b/>
+          <w:bCs/>
+          <w:lang w:eastAsia="es-CO"/>
+        </w:rPr>
+        <w:t xml:space="preserve">, </w:t>
+      </w:r>
+      <w:r>
+        <w:rPr>
+          <w:rStyle w:val="Extranjerismo"/>
+          <w:b/>
+          <w:bCs/>
           <w:lang w:val="es-CO" w:eastAsia="es-CO"/>
         </w:rPr>
         <w:t>watt</w:t>
@@ -7107,24 +7127,44 @@
       </w:pPr>
       <w:r>
         <w:rPr>
-          <w:b/>
-          <w:bCs/>
-          <w:lang w:eastAsia="es-CO"/>
-        </w:rPr>
-        <w:t>Joule (J)</w:t>
-      </w:r>
-    </w:p>
-    <w:p>
-      <w:pPr>
-        <w:rPr>
-          <w:lang w:eastAsia="es-CO"/>
-        </w:rPr>
-      </w:pPr>
-      <w:r>
-        <w:rPr>
-          <w:lang w:eastAsia="es-CO"/>
-        </w:rPr>
-        <w:t>El joule es la unidad fundamental de energía en el Sistema Internacional de Unidades (SI). Representa la cantidad de trabajo realizado cuando una fuerza de un newton desplaza un objeto a una distancia de un metro en la dirección de la fuerza. También se utiliza para medir el calor.</w:t>
+          <w:rStyle w:val="Extranjerismo"/>
+          <w:b/>
+          <w:bCs/>
+        </w:rPr>
+        <w:t>Joule</w:t>
+      </w:r>
+      <w:r>
+        <w:rPr>
+          <w:b/>
+          <w:bCs/>
+          <w:lang w:eastAsia="es-CO"/>
+        </w:rPr>
+        <w:t xml:space="preserve"> (J)</w:t>
+      </w:r>
+    </w:p>
+    <w:p>
+      <w:pPr>
+        <w:rPr>
+          <w:lang w:eastAsia="es-CO"/>
+        </w:rPr>
+      </w:pPr>
+      <w:r>
+        <w:rPr>
+          <w:lang w:eastAsia="es-CO"/>
+        </w:rPr>
+        <w:t xml:space="preserve">El </w:t>
+      </w:r>
+      <w:r>
+        <w:rPr>
+          <w:rStyle w:val="Extranjerismo"/>
+        </w:rPr>
+        <w:t>joule</w:t>
+      </w:r>
+      <w:r>
+        <w:rPr>
+          <w:lang w:eastAsia="es-CO"/>
+        </w:rPr>
+        <w:t xml:space="preserve"> es la unidad fundamental de energía en el Sistema Internacional de Unidades (SI). Representa la cantidad de trabajo realizado cuando una fuerza de un newton desplaza un objeto a una distancia de un metro en la dirección de la fuerza. También se utiliza para medir el calor.</w:t>
       </w:r>
     </w:p>
     <w:p>
@@ -7156,14 +7196,12 @@
         </w:rPr>
         <w:t xml:space="preserve">La energía cinética de un objeto en movimiento, la energía potencial almacenada en un resorte comprimido, o la cantidad de calor liberada en una reacción química se miden en </w:t>
       </w:r>
-      <w:proofErr w:type="spellStart"/>
-      <w:r>
-        <w:rPr>
-          <w:lang w:eastAsia="es-CO"/>
+      <w:r>
+        <w:rPr>
+          <w:rStyle w:val="Extranjerismo"/>
         </w:rPr>
         <w:t>joules</w:t>
       </w:r>
-      <w:proofErr w:type="spellEnd"/>
       <w:r>
         <w:rPr>
           <w:lang w:eastAsia="es-CO"/>
@@ -7230,7 +7268,19 @@
         <w:rPr>
           <w:lang w:eastAsia="es-CO"/>
         </w:rPr>
-        <w:t xml:space="preserve"> equivale a un joule por segundo (1 W = 1 J / s).</w:t>
+        <w:t xml:space="preserve"> equivale a un </w:t>
+      </w:r>
+      <w:r>
+        <w:rPr>
+          <w:rStyle w:val="Extranjerismo"/>
+        </w:rPr>
+        <w:t>joule</w:t>
+      </w:r>
+      <w:r>
+        <w:rPr>
+          <w:lang w:eastAsia="es-CO"/>
+        </w:rPr>
+        <w:t xml:space="preserve"> por segundo (1 W = 1 J / s).</w:t>
       </w:r>
     </w:p>
     <w:p>
@@ -7600,7 +7650,19 @@
         <w:rPr>
           <w:lang w:eastAsia="es-CO"/>
         </w:rPr>
-        <w:t>Son múltiplos del joule y se utilizan para medir grandes cantidades de energía, como el consumo energético a nivel industrial o nacional. (1 MJ = 10⁶ J, 1 GJ = 10⁹ J).</w:t>
+        <w:t xml:space="preserve">Son múltiplos del </w:t>
+      </w:r>
+      <w:r>
+        <w:rPr>
+          <w:rStyle w:val="Extranjerismo"/>
+        </w:rPr>
+        <w:t>joule</w:t>
+      </w:r>
+      <w:r>
+        <w:rPr>
+          <w:lang w:eastAsia="es-CO"/>
+        </w:rPr>
+        <w:t xml:space="preserve"> y se utilizan para medir grandes cantidades de energía, como el consumo energético a nivel industrial o nacional. (1 MJ = 10⁶ J, 1 GJ = 10⁹ J).</w:t>
       </w:r>
     </w:p>
     <w:p>
@@ -7726,7 +7788,7 @@
         <w:tblLayout w:type="fixed"/>
         <w:tblLook w:val="04A0" w:firstRow="1" w:lastRow="0" w:firstColumn="1" w:lastColumn="0" w:noHBand="0" w:noVBand="1"/>
         <w:tblCaption w:val="Tabla 1.Conversión entre diferentes unidades"/>
-        <w:tblDescription w:val="la tabla muestra conversiones de energía entre kWh, joules, megajoules, BTU, termia, calorías y kilocalorías"/>
+        <w:tblDescription w:val="La tabla muestra conversiones de energía entre kWh, joules, megajoules, BTU, termia, calorías y kilocalorías"/>
       </w:tblPr>
       <w:tblGrid>
         <w:gridCol w:w="2657"/>
@@ -7812,7 +7874,13 @@
               <w:pStyle w:val="TextoTablas"/>
             </w:pPr>
             <w:r>
-              <w:t>Joule (J)</w:t>
+              <w:rPr>
+                <w:rStyle w:val="Extranjerismo"/>
+              </w:rPr>
+              <w:t>Joule</w:t>
+            </w:r>
+            <w:r>
+              <w:t xml:space="preserve"> (J)</w:t>
             </w:r>
           </w:p>
         </w:tc>
@@ -7927,7 +7995,13 @@
               <w:pStyle w:val="TextoTablas"/>
             </w:pPr>
             <w:r>
-              <w:t>Joule (J)</w:t>
+              <w:rPr>
+                <w:rStyle w:val="Extranjerismo"/>
+              </w:rPr>
+              <w:t>Joule</w:t>
+            </w:r>
+            <w:r>
+              <w:t xml:space="preserve"> (J)</w:t>
             </w:r>
           </w:p>
         </w:tc>
@@ -7961,10 +8035,18 @@
             </w:pPr>
             <w:r>
               <w:rPr>
+                <w:rStyle w:val="Extranjerismo"/>
                 <w:b/>
                 <w:bCs/>
               </w:rPr>
-              <w:t>Joule (J)</w:t>
+              <w:t>Joule</w:t>
+            </w:r>
+            <w:r>
+              <w:rPr>
+                <w:b/>
+                <w:bCs/>
+              </w:rPr>
+              <w:t xml:space="preserve"> (J)</w:t>
             </w:r>
           </w:p>
         </w:tc>
@@ -8105,7 +8187,13 @@
               <w:pStyle w:val="TextoTablas"/>
             </w:pPr>
             <w:r>
-              <w:t>Joule (J)</w:t>
+              <w:rPr>
+                <w:rStyle w:val="Extranjerismo"/>
+              </w:rPr>
+              <w:t>Joule</w:t>
+            </w:r>
+            <w:r>
+              <w:t xml:space="preserve"> (J)</w:t>
             </w:r>
           </w:p>
         </w:tc>
@@ -8240,7 +8328,13 @@
               <w:pStyle w:val="TextoTablas"/>
             </w:pPr>
             <w:r>
-              <w:t>Joule (J)</w:t>
+              <w:rPr>
+                <w:rStyle w:val="Extranjerismo"/>
+              </w:rPr>
+              <w:t>Joule</w:t>
+            </w:r>
+            <w:r>
+              <w:t xml:space="preserve"> (J)</w:t>
             </w:r>
           </w:p>
         </w:tc>
@@ -8293,7 +8387,13 @@
               <w:pStyle w:val="TextoTablas"/>
             </w:pPr>
             <w:r>
-              <w:t>Joule (J)</w:t>
+              <w:rPr>
+                <w:rStyle w:val="Extranjerismo"/>
+              </w:rPr>
+              <w:t>Joule</w:t>
+            </w:r>
+            <w:r>
+              <w:t xml:space="preserve"> (J)</w:t>
             </w:r>
           </w:p>
         </w:tc>
@@ -8747,10 +8847,10 @@
           <w:lang w:eastAsia="es-CO"/>
         </w:rPr>
         <w:drawing>
-          <wp:inline distT="0" distB="0" distL="0" distR="0" wp14:anchorId="134041F0" wp14:editId="6DDFD825">
+          <wp:inline distT="0" distB="0" distL="0" distR="0" wp14:anchorId="134041F0" wp14:editId="7F190FE3">
             <wp:extent cx="4012442" cy="1933794"/>
             <wp:effectExtent l="0" t="0" r="7620" b="0"/>
-            <wp:docPr id="26" name="Imagen 26" descr=" Medidor de gas natural con su respectivo regulador de presión. El conjunto incluye un contador de volumen con display numérico y conexiones metálicas, diseñado para registrar el consumo de gas en instalaciones residenciales o comerciales."/>
+            <wp:docPr id="26" name="Imagen 26" descr="Medidor de gas natural con su respectivo regulador de presión. El conjunto incluye un contador de volumen con display numérico y conexiones metálicas, diseñado para registrar el consumo de gas en instalaciones residenciales o comerciales."/>
             <wp:cNvGraphicFramePr>
               <a:graphicFrameLocks xmlns:a="http://schemas.openxmlformats.org/drawingml/2006/main" noChangeAspect="1"/>
             </wp:cNvGraphicFramePr>
@@ -8758,7 +8858,7 @@
               <a:graphicData uri="http://schemas.openxmlformats.org/drawingml/2006/picture">
                 <pic:pic xmlns:pic="http://schemas.openxmlformats.org/drawingml/2006/picture">
                   <pic:nvPicPr>
-                    <pic:cNvPr id="26" name="Imagen 26" descr=" Medidor de gas natural con su respectivo regulador de presión. El conjunto incluye un contador de volumen con display numérico y conexiones metálicas, diseñado para registrar el consumo de gas en instalaciones residenciales o comerciales."/>
+                    <pic:cNvPr id="26" name="Imagen 26" descr="Medidor de gas natural con su respectivo regulador de presión. El conjunto incluye un contador de volumen con display numérico y conexiones metálicas, diseñado para registrar el consumo de gas en instalaciones residenciales o comerciales."/>
                     <pic:cNvPicPr>
                       <a:picLocks noChangeAspect="1" noChangeArrowheads="1"/>
                     </pic:cNvPicPr>
@@ -8947,10 +9047,10 @@
           <w:lang w:eastAsia="es-CO"/>
         </w:rPr>
         <w:drawing>
-          <wp:inline distT="0" distB="0" distL="0" distR="0" wp14:anchorId="055E3699" wp14:editId="797E5FA8">
+          <wp:inline distT="0" distB="0" distL="0" distR="0" wp14:anchorId="055E3699" wp14:editId="71B80B1C">
             <wp:extent cx="3005749" cy="1323833"/>
             <wp:effectExtent l="0" t="0" r="4445" b="0"/>
-            <wp:docPr id="31" name="Imagen 31"/>
+            <wp:docPr id="31" name="Imagen 31" descr="Conjunto de sensores y transmisores de presión industriales, incluyendo dispositivos digitales con pantalla, manómetros analógicos y transductores compactos. Estos equipos permiten medir la presión de gases o líquidos en procesos automatizados, facilitando el control y la supervisión eficiente en entornos industriales."/>
             <wp:cNvGraphicFramePr>
               <a:graphicFrameLocks xmlns:a="http://schemas.openxmlformats.org/drawingml/2006/main" noChangeAspect="1"/>
             </wp:cNvGraphicFramePr>
@@ -8958,7 +9058,7 @@
               <a:graphicData uri="http://schemas.openxmlformats.org/drawingml/2006/picture">
                 <pic:pic xmlns:pic="http://schemas.openxmlformats.org/drawingml/2006/picture">
                   <pic:nvPicPr>
-                    <pic:cNvPr id="0" name="Picture 23"/>
+                    <pic:cNvPr id="31" name="Imagen 31" descr="Conjunto de sensores y transmisores de presión industriales, incluyendo dispositivos digitales con pantalla, manómetros analógicos y transductores compactos. Estos equipos permiten medir la presión de gases o líquidos en procesos automatizados, facilitando el control y la supervisión eficiente en entornos industriales."/>
                     <pic:cNvPicPr>
                       <a:picLocks noChangeAspect="1" noChangeArrowheads="1"/>
                     </pic:cNvPicPr>
@@ -9044,10 +9144,10 @@
           <w:lang w:eastAsia="es-CO"/>
         </w:rPr>
         <w:drawing>
-          <wp:inline distT="0" distB="0" distL="0" distR="0" wp14:anchorId="68293C33" wp14:editId="0DFCF573">
+          <wp:inline distT="0" distB="0" distL="0" distR="0" wp14:anchorId="68293C33" wp14:editId="5A101C85">
             <wp:extent cx="5276850" cy="2314575"/>
             <wp:effectExtent l="0" t="0" r="0" b="9525"/>
-            <wp:docPr id="32" name="Imagen 32" descr=" Conjunto de instrumentos empleados en mediciones eléctricas, entre los que se encuentran multímetros digitales y analógicos, medidores de resistencia, amperímetros, pinzas amperimétricas, un osciloscopio, un medidor de aislamiento y un contador de energía. Estos equipos permiten diagnosticar, verificar y analizar parámetros eléctricos como voltaje, corriente, resistencia y formas de onda en sistemas eléctricos."/>
+            <wp:docPr id="32" name="Imagen 32" descr="Conjunto de instrumentos empleados en mediciones eléctricas, entre los que se encuentran multímetros digitales y analógicos, medidores de resistencia, amperímetros, pinzas amperimétricas, un osciloscopio, un medidor de aislamiento y un contador de energía. Estos equipos permiten diagnosticar, verificar y analizar parámetros eléctricos como voltaje, corriente, resistencia y formas de onda en sistemas eléctricos."/>
             <wp:cNvGraphicFramePr>
               <a:graphicFrameLocks xmlns:a="http://schemas.openxmlformats.org/drawingml/2006/main" noChangeAspect="1"/>
             </wp:cNvGraphicFramePr>
@@ -9055,7 +9155,7 @@
               <a:graphicData uri="http://schemas.openxmlformats.org/drawingml/2006/picture">
                 <pic:pic xmlns:pic="http://schemas.openxmlformats.org/drawingml/2006/picture">
                   <pic:nvPicPr>
-                    <pic:cNvPr id="32" name="Imagen 32" descr=" Conjunto de instrumentos empleados en mediciones eléctricas, entre los que se encuentran multímetros digitales y analógicos, medidores de resistencia, amperímetros, pinzas amperimétricas, un osciloscopio, un medidor de aislamiento y un contador de energía. Estos equipos permiten diagnosticar, verificar y analizar parámetros eléctricos como voltaje, corriente, resistencia y formas de onda en sistemas eléctricos."/>
+                    <pic:cNvPr id="32" name="Imagen 32" descr="Conjunto de instrumentos empleados en mediciones eléctricas, entre los que se encuentran multímetros digitales y analógicos, medidores de resistencia, amperímetros, pinzas amperimétricas, un osciloscopio, un medidor de aislamiento y un contador de energía. Estos equipos permiten diagnosticar, verificar y analizar parámetros eléctricos como voltaje, corriente, resistencia y formas de onda en sistemas eléctricos."/>
                     <pic:cNvPicPr>
                       <a:picLocks noChangeAspect="1" noChangeArrowheads="1"/>
                     </pic:cNvPicPr>
@@ -9856,10 +9956,10 @@
           <w:lang w:val="es-419"/>
         </w:rPr>
         <w:drawing>
-          <wp:inline distT="0" distB="0" distL="0" distR="0" wp14:anchorId="1C5DC5F9" wp14:editId="547A4141">
+          <wp:inline distT="0" distB="0" distL="0" distR="0" wp14:anchorId="1C5DC5F9" wp14:editId="55F17230">
             <wp:extent cx="2809875" cy="1895475"/>
             <wp:effectExtent l="0" t="0" r="9525" b="9525"/>
-            <wp:docPr id="35" name="Imagen 35" descr=" Logotipo de la ISO (International Organization for Standardization). A la izquierda, aparece un globo con las letras &quot;ISO&quot; en grande dentro de un recuadro azul. A la derecha, el nombre completo de la organización escrito en inglés: International Organization for Standardization.&#10;&#10;"/>
+            <wp:docPr id="35" name="Imagen 35" descr="Logotipo de la ISO (International Organization for Standardization). A la izquierda, aparece un globo con las letras &quot;ISO&quot; en grande dentro de un recuadro azul. A la derecha, el nombre completo de la organización escrito en inglés: International Organization for Standardization.&#10;&#10;"/>
             <wp:cNvGraphicFramePr>
               <a:graphicFrameLocks xmlns:a="http://schemas.openxmlformats.org/drawingml/2006/main" noChangeAspect="1"/>
             </wp:cNvGraphicFramePr>
@@ -9867,7 +9967,7 @@
               <a:graphicData uri="http://schemas.openxmlformats.org/drawingml/2006/picture">
                 <pic:pic xmlns:pic="http://schemas.openxmlformats.org/drawingml/2006/picture">
                   <pic:nvPicPr>
-                    <pic:cNvPr id="35" name="Imagen 35" descr=" Logotipo de la ISO (International Organization for Standardization). A la izquierda, aparece un globo con las letras &quot;ISO&quot; en grande dentro de un recuadro azul. A la derecha, el nombre completo de la organización escrito en inglés: International Organization for Standardization.&#10;&#10;"/>
+                    <pic:cNvPr id="35" name="Imagen 35" descr="Logotipo de la ISO (International Organization for Standardization). A la izquierda, aparece un globo con las letras &quot;ISO&quot; en grande dentro de un recuadro azul. A la derecha, el nombre completo de la organización escrito en inglés: International Organization for Standardization.&#10;&#10;"/>
                     <pic:cNvPicPr>
                       <a:picLocks noChangeAspect="1" noChangeArrowheads="1"/>
                     </pic:cNvPicPr>
@@ -14599,7 +14699,13 @@
         <w:rPr>
           <w:lang w:eastAsia="es-CO"/>
         </w:rPr>
-        <w:t>la forma en que se recopilan los datos debe ser consistente y confiable. Esto puede implicar:</w:t>
+        <w:t>L</w:t>
+      </w:r>
+      <w:r>
+        <w:rPr>
+          <w:lang w:eastAsia="es-CO"/>
+        </w:rPr>
+        <w:t>a forma en que se recopilan los datos debe ser consistente y confiable. Esto puede implicar:</w:t>
       </w:r>
     </w:p>
     <w:p>
@@ -16298,31 +16404,29 @@
     </w:p>
     <w:p>
       <w:pPr>
-        <w:rPr>
-          <w:lang w:eastAsia="es-CO"/>
-        </w:rPr>
-      </w:pPr>
-    </w:p>
-    <w:p>
-      <w:pPr>
-        <w:ind w:firstLine="0"/>
         <w:jc w:val="center"/>
         <w:rPr>
-          <w:noProof/>
-          <w:lang w:eastAsia="es-CO"/>
-        </w:rPr>
-      </w:pPr>
-      <w:r>
-        <w:rPr>
-          <w:noProof/>
+          <w:lang w:eastAsia="es-CO"/>
+        </w:rPr>
+      </w:pPr>
+      <w:r>
+        <w:rPr>
           <w:lang w:eastAsia="es-CO"/>
         </w:rPr>
         <w:lastRenderedPageBreak/>
         <w:drawing>
-          <wp:inline distT="0" distB="0" distL="0" distR="0" wp14:anchorId="4B675856" wp14:editId="7E9B0853">
-            <wp:extent cx="6299634" cy="3642610"/>
-            <wp:effectExtent l="0" t="0" r="6350" b="0"/>
-            <wp:docPr id="1" name="Imagen 1" descr="Diagrama que resume los componentes del diagnóstico energético según la norma ISO 50001, incluyendo seis áreas clave: tipos de energía, unidades de medida, eficiencia energética, variables de consumo, procesos consumidores y caracterización del consumo, cada una con sus respectivos elementos asociados como herramientas, conceptos normativos y metodologías de análisis."/>
+          <wp:anchor distT="0" distB="0" distL="114300" distR="114300" simplePos="0" relativeHeight="251664384" behindDoc="0" locked="0" layoutInCell="1" allowOverlap="1" wp14:anchorId="48AB75F9" wp14:editId="6CEE72C6">
+            <wp:simplePos x="0" y="0"/>
+            <wp:positionH relativeFrom="margin">
+              <wp:align>right</wp:align>
+            </wp:positionH>
+            <wp:positionV relativeFrom="paragraph">
+              <wp:posOffset>57</wp:posOffset>
+            </wp:positionV>
+            <wp:extent cx="6332220" cy="3387090"/>
+            <wp:effectExtent l="0" t="0" r="0" b="3810"/>
+            <wp:wrapTopAndBottom/>
+            <wp:docPr id="4" name="Imagen 4" descr="Diagrama que resume los componentes del diagnóstico energético según la norma ISO 50001, incluyendo seis áreas clave: tipos de energía, unidades de medida, eficiencia energética, variables de consumo, procesos consumidores y caracterización del consumo, cada una con sus respectivos elementos asociados como herramientas, conceptos normativos y metodologías de análisis."/>
             <wp:cNvGraphicFramePr>
               <a:graphicFrameLocks xmlns:a="http://schemas.openxmlformats.org/drawingml/2006/main" noChangeAspect="1"/>
             </wp:cNvGraphicFramePr>
@@ -16330,10 +16434,8 @@
               <a:graphicData uri="http://schemas.openxmlformats.org/drawingml/2006/picture">
                 <pic:pic xmlns:pic="http://schemas.openxmlformats.org/drawingml/2006/picture">
                   <pic:nvPicPr>
-                    <pic:cNvPr id="1" name="Imagen 1" descr="Diagrama que resume los componentes del diagnóstico energético según la norma ISO 50001, incluyendo seis áreas clave: tipos de energía, unidades de medida, eficiencia energética, variables de consumo, procesos consumidores y caracterización del consumo, cada una con sus respectivos elementos asociados como herramientas, conceptos normativos y metodologías de análisis."/>
-                    <pic:cNvPicPr>
-                      <a:picLocks noChangeAspect="1" noChangeArrowheads="1"/>
-                    </pic:cNvPicPr>
+                    <pic:cNvPr id="4" name="Imagen 4" descr="Diagrama que resume los componentes del diagnóstico energético según la norma ISO 50001, incluyendo seis áreas clave: tipos de energía, unidades de medida, eficiencia energética, variables de consumo, procesos consumidores y caracterización del consumo, cada una con sus respectivos elementos asociados como herramientas, conceptos normativos y metodologías de análisis."/>
+                    <pic:cNvPicPr/>
                   </pic:nvPicPr>
                   <pic:blipFill>
                     <a:blip r:embed="rId48">
@@ -16343,27 +16445,41 @@
                         </a:ext>
                       </a:extLst>
                     </a:blip>
-                    <a:srcRect/>
                     <a:stretch>
                       <a:fillRect/>
                     </a:stretch>
                   </pic:blipFill>
-                  <pic:spPr bwMode="auto">
+                  <pic:spPr>
                     <a:xfrm>
                       <a:off x="0" y="0"/>
-                      <a:ext cx="6348284" cy="3670741"/>
+                      <a:ext cx="6332220" cy="3387090"/>
                     </a:xfrm>
                     <a:prstGeom prst="rect">
                       <a:avLst/>
                     </a:prstGeom>
-                    <a:noFill/>
                   </pic:spPr>
                 </pic:pic>
               </a:graphicData>
             </a:graphic>
-          </wp:inline>
+            <wp14:sizeRelH relativeFrom="page">
+              <wp14:pctWidth>0</wp14:pctWidth>
+            </wp14:sizeRelH>
+            <wp14:sizeRelV relativeFrom="page">
+              <wp14:pctHeight>0</wp14:pctHeight>
+            </wp14:sizeRelV>
+          </wp:anchor>
         </w:drawing>
       </w:r>
+    </w:p>
+    <w:p>
+      <w:pPr>
+        <w:ind w:firstLine="0"/>
+        <w:jc w:val="center"/>
+        <w:rPr>
+          <w:noProof/>
+          <w:lang w:eastAsia="es-CO"/>
+        </w:rPr>
+      </w:pPr>
     </w:p>
     <w:p>
       <w:pPr>
@@ -16525,6 +16641,7 @@
           </w:p>
         </w:tc>
       </w:tr>
+      <w:bookmarkEnd w:id="28"/>
       <w:tr>
         <w:trPr>
           <w:cnfStyle w:val="000000100000" w:firstRow="0" w:lastRow="0" w:firstColumn="0" w:lastColumn="0" w:oddVBand="0" w:evenVBand="0" w:oddHBand="1" w:evenHBand="0" w:firstRowFirstColumn="0" w:firstRowLastColumn="0" w:lastRowFirstColumn="0" w:lastRowLastColumn="0"/>
@@ -16538,13 +16655,7 @@
               <w:pStyle w:val="TextoTablas"/>
             </w:pPr>
             <w:r>
-              <w:rPr>
-                <w:rStyle w:val="Extranjerismo"/>
-              </w:rPr>
-              <w:t>Prompts</w:t>
-            </w:r>
-            <w:r>
-              <w:t>: concepto y principios fundamentales</w:t>
+              <w:t>Tipos y formas de energía</w:t>
             </w:r>
           </w:p>
         </w:tc>
@@ -16557,24 +16668,7 @@
               <w:pStyle w:val="TextoTablas"/>
             </w:pPr>
             <w:r>
-              <w:t xml:space="preserve">Ecosistema de Recursos Educativos Digitales SENA. (2025). Aplicando </w:t>
-            </w:r>
-            <w:r>
-              <w:rPr>
-                <w:rStyle w:val="Extranjerismo"/>
-              </w:rPr>
-              <w:t>prompt</w:t>
-            </w:r>
-            <w:r>
-              <w:t xml:space="preserve"> en una Inteligencia artificial generativa (</w:t>
-            </w:r>
-            <w:proofErr w:type="spellStart"/>
-            <w:r>
-              <w:t>ChatGPT</w:t>
-            </w:r>
-            <w:proofErr w:type="spellEnd"/>
-            <w:r>
-              <w:t>).</w:t>
+              <w:t>Es Ciencia. (12 de septiembre 2021). Tipos de energía.</w:t>
             </w:r>
           </w:p>
         </w:tc>
@@ -16604,13 +16698,12 @@
                 <w:rPr>
                   <w:rStyle w:val="Hipervnculo"/>
                 </w:rPr>
-                <w:t>https://www.youtube.com/watch?v=tuJhXlC2z1Y&amp;ab_channel=EcosistemadeRecursosEducativosDigitalesSENA</w:t>
+                <w:t>https://www.youtube.com/watch?v=boJpgNIY54Y&amp;ab_channel=EsCiencia</w:t>
               </w:r>
             </w:hyperlink>
           </w:p>
         </w:tc>
       </w:tr>
-      <w:bookmarkEnd w:id="28"/>
       <w:tr>
         <w:tc>
           <w:tcPr>
@@ -16619,9 +16712,12 @@
           <w:p>
             <w:pPr>
               <w:pStyle w:val="TextoTablas"/>
+              <w:rPr>
+                <w:rStyle w:val="Extranjerismo"/>
+              </w:rPr>
             </w:pPr>
             <w:r>
-              <w:t>Inteligencia artificial generativa</w:t>
+              <w:t>Unidades de medida de la energía</w:t>
             </w:r>
           </w:p>
         </w:tc>
@@ -16634,7 +16730,15 @@
               <w:pStyle w:val="TextoTablas"/>
             </w:pPr>
             <w:r>
-              <w:t>Ecosistema de Recursos Educativos Digitales SENA. (2025). Generación de códigos de software con inteligencia artificial.</w:t>
+              <w:t xml:space="preserve">Academia </w:t>
+            </w:r>
+            <w:proofErr w:type="spellStart"/>
+            <w:r>
+              <w:t>Kaussal</w:t>
+            </w:r>
+            <w:proofErr w:type="spellEnd"/>
+            <w:r>
+              <w:t>. (2 de septiembre de 2022). Unidades de medidas eléctricas. ¿Cuáles son las más utilizadas?</w:t>
             </w:r>
           </w:p>
         </w:tc>
@@ -16664,7 +16768,232 @@
                 <w:rPr>
                   <w:rStyle w:val="Hipervnculo"/>
                 </w:rPr>
-                <w:t>https://www.youtube.com/watch?v=l1eM-pZLVn0&amp;ab_channel=EcosistemadeRecursosEducativosDigitalesSENA</w:t>
+                <w:t>https://www.youtube.com/watch?v=s9TLe_T9ICY&amp;ab_channel=AcademiaKaussa</w:t>
+              </w:r>
+            </w:hyperlink>
+          </w:p>
+        </w:tc>
+      </w:tr>
+      <w:tr>
+        <w:trPr>
+          <w:cnfStyle w:val="000000100000" w:firstRow="0" w:lastRow="0" w:firstColumn="0" w:lastColumn="0" w:oddVBand="0" w:evenVBand="0" w:oddHBand="1" w:evenHBand="0" w:firstRowFirstColumn="0" w:firstRowLastColumn="0" w:lastRowFirstColumn="0" w:lastRowLastColumn="0"/>
+        </w:trPr>
+        <w:tc>
+          <w:tcPr>
+            <w:tcW w:w="1980" w:type="dxa"/>
+          </w:tcPr>
+          <w:p>
+            <w:pPr>
+              <w:pStyle w:val="TextoTablas"/>
+              <w:rPr>
+                <w:rStyle w:val="Extranjerismo"/>
+              </w:rPr>
+            </w:pPr>
+            <w:r>
+              <w:t>Conceptos fundamentales de eficiencia energética</w:t>
+            </w:r>
+          </w:p>
+        </w:tc>
+        <w:tc>
+          <w:tcPr>
+            <w:tcW w:w="3544" w:type="dxa"/>
+          </w:tcPr>
+          <w:p>
+            <w:pPr>
+              <w:pStyle w:val="TextoTablas"/>
+            </w:pPr>
+            <w:proofErr w:type="spellStart"/>
+            <w:r>
+              <w:t>BUSLeague</w:t>
+            </w:r>
+            <w:proofErr w:type="spellEnd"/>
+            <w:r>
+              <w:t xml:space="preserve"> H2020. (11 de enero de 2022). Eficiencia energética y ahorro de energía en las edificaciones: Conceptos básicos.</w:t>
+            </w:r>
+          </w:p>
+        </w:tc>
+        <w:tc>
+          <w:tcPr>
+            <w:tcW w:w="1984" w:type="dxa"/>
+          </w:tcPr>
+          <w:p>
+            <w:pPr>
+              <w:pStyle w:val="TextoTablas"/>
+            </w:pPr>
+            <w:r>
+              <w:t>Video</w:t>
+            </w:r>
+          </w:p>
+        </w:tc>
+        <w:tc>
+          <w:tcPr>
+            <w:tcW w:w="2567" w:type="dxa"/>
+          </w:tcPr>
+          <w:p>
+            <w:pPr>
+              <w:pStyle w:val="TextoTablas"/>
+            </w:pPr>
+            <w:hyperlink r:id="rId51" w:history="1">
+              <w:r>
+                <w:rPr>
+                  <w:rStyle w:val="Hipervnculo"/>
+                </w:rPr>
+                <w:t>https://www.youtube.com/watch?v=S5EQ8axnSmM&amp;ab_channel=BUSLeagueH2020</w:t>
+              </w:r>
+            </w:hyperlink>
+          </w:p>
+        </w:tc>
+      </w:tr>
+      <w:tr>
+        <w:tc>
+          <w:tcPr>
+            <w:tcW w:w="1980" w:type="dxa"/>
+          </w:tcPr>
+          <w:p>
+            <w:pPr>
+              <w:pStyle w:val="TextoTablas"/>
+              <w:rPr>
+                <w:rStyle w:val="Extranjerismo"/>
+              </w:rPr>
+            </w:pPr>
+            <w:r>
+              <w:t>Identificación de variables de consumo energético</w:t>
+            </w:r>
+          </w:p>
+        </w:tc>
+        <w:tc>
+          <w:tcPr>
+            <w:tcW w:w="3544" w:type="dxa"/>
+          </w:tcPr>
+          <w:p>
+            <w:pPr>
+              <w:pStyle w:val="TextoTablas"/>
+            </w:pPr>
+            <w:proofErr w:type="spellStart"/>
+            <w:r>
+              <w:t>Hsu</w:t>
+            </w:r>
+            <w:proofErr w:type="spellEnd"/>
+            <w:r>
+              <w:t xml:space="preserve">, D. (2015). </w:t>
+            </w:r>
+            <w:proofErr w:type="spellStart"/>
+            <w:r>
+              <w:t>Identifying</w:t>
+            </w:r>
+            <w:proofErr w:type="spellEnd"/>
+            <w:r>
+              <w:t xml:space="preserve"> </w:t>
+            </w:r>
+            <w:proofErr w:type="spellStart"/>
+            <w:r>
+              <w:t>key</w:t>
+            </w:r>
+            <w:proofErr w:type="spellEnd"/>
+            <w:r>
+              <w:t xml:space="preserve"> variables and </w:t>
+            </w:r>
+            <w:proofErr w:type="spellStart"/>
+            <w:r>
+              <w:t>interactions</w:t>
+            </w:r>
+            <w:proofErr w:type="spellEnd"/>
+            <w:r>
+              <w:t xml:space="preserve"> in </w:t>
+            </w:r>
+            <w:proofErr w:type="spellStart"/>
+            <w:r>
+              <w:t>statistical</w:t>
+            </w:r>
+            <w:proofErr w:type="spellEnd"/>
+            <w:r>
+              <w:t xml:space="preserve"> </w:t>
+            </w:r>
+            <w:proofErr w:type="spellStart"/>
+            <w:r>
+              <w:t>models</w:t>
+            </w:r>
+            <w:proofErr w:type="spellEnd"/>
+            <w:r>
+              <w:t xml:space="preserve"> </w:t>
+            </w:r>
+            <w:proofErr w:type="spellStart"/>
+            <w:r>
+              <w:t>of</w:t>
+            </w:r>
+            <w:proofErr w:type="spellEnd"/>
+            <w:r>
+              <w:t xml:space="preserve"> </w:t>
+            </w:r>
+            <w:proofErr w:type="spellStart"/>
+            <w:r>
+              <w:t>building</w:t>
+            </w:r>
+            <w:proofErr w:type="spellEnd"/>
+            <w:r>
+              <w:t xml:space="preserve"> </w:t>
+            </w:r>
+            <w:proofErr w:type="spellStart"/>
+            <w:r>
+              <w:t>energy</w:t>
+            </w:r>
+            <w:proofErr w:type="spellEnd"/>
+            <w:r>
+              <w:t xml:space="preserve"> </w:t>
+            </w:r>
+            <w:proofErr w:type="spellStart"/>
+            <w:r>
+              <w:t>consumption</w:t>
+            </w:r>
+            <w:proofErr w:type="spellEnd"/>
+            <w:r>
+              <w:t xml:space="preserve"> </w:t>
+            </w:r>
+            <w:proofErr w:type="spellStart"/>
+            <w:r>
+              <w:t>using</w:t>
+            </w:r>
+            <w:proofErr w:type="spellEnd"/>
+            <w:r>
+              <w:t xml:space="preserve"> </w:t>
+            </w:r>
+            <w:proofErr w:type="spellStart"/>
+            <w:r>
+              <w:t>regularization</w:t>
+            </w:r>
+            <w:proofErr w:type="spellEnd"/>
+            <w:r>
+              <w:t>. Energy, 83, 144–155.</w:t>
+            </w:r>
+          </w:p>
+        </w:tc>
+        <w:tc>
+          <w:tcPr>
+            <w:tcW w:w="1984" w:type="dxa"/>
+          </w:tcPr>
+          <w:p>
+            <w:pPr>
+              <w:pStyle w:val="TextoTablas"/>
+            </w:pPr>
+            <w:r>
+              <w:t>Artículo</w:t>
+            </w:r>
+          </w:p>
+        </w:tc>
+        <w:tc>
+          <w:tcPr>
+            <w:tcW w:w="2567" w:type="dxa"/>
+          </w:tcPr>
+          <w:p>
+            <w:pPr>
+              <w:pStyle w:val="TextoTablas"/>
+            </w:pPr>
+            <w:hyperlink r:id="rId52" w:history="1">
+              <w:r>
+                <w:rPr>
+                  <w:rStyle w:val="Hipervnculo"/>
+                </w:rPr>
+                <w:t>https://www.sciencedirect.com/science/article/pii/S0360544215001590</w:t>
               </w:r>
             </w:hyperlink>
           </w:p>
@@ -16683,7 +17012,7 @@
               <w:pStyle w:val="TextoTablas"/>
             </w:pPr>
             <w:r>
-              <w:t>Inteligencia artificial generativa</w:t>
+              <w:t>Procesos consumidores de energía</w:t>
             </w:r>
           </w:p>
         </w:tc>
@@ -16696,15 +17025,15 @@
               <w:pStyle w:val="TextoTablas"/>
             </w:pPr>
             <w:r>
-              <w:t>Ecosistema de Recursos Educativos Digitales SENA. (2025). Conociendo una inteligencia artificial generativa (</w:t>
+              <w:t xml:space="preserve">Geociencias </w:t>
             </w:r>
             <w:proofErr w:type="spellStart"/>
             <w:r>
-              <w:t>ChatGPT</w:t>
+              <w:t>Tíncopa</w:t>
             </w:r>
             <w:proofErr w:type="spellEnd"/>
             <w:r>
-              <w:t>).</w:t>
+              <w:t xml:space="preserve"> (Ciencia de la Tierra). (24 de junio de 2020).</w:t>
             </w:r>
           </w:p>
         </w:tc>
@@ -16729,12 +17058,71 @@
             <w:pPr>
               <w:pStyle w:val="TextoTablas"/>
             </w:pPr>
-            <w:hyperlink r:id="rId51" w:history="1">
+            <w:hyperlink r:id="rId53" w:history="1">
               <w:r>
                 <w:rPr>
                   <w:rStyle w:val="Hipervnculo"/>
                 </w:rPr>
-                <w:t>https://www.youtube.com/watch?v=nsiiw1GZHMk&amp;ab_channel=EcosistemadeRecursosEducativosDigitalesSENA</w:t>
+                <w:t>https://www.youtube.com/watch?v=EJWx9Hndy5o&amp;ab_channel=GeocienciasTincopa%28CienciasdelaTierra%29</w:t>
+              </w:r>
+            </w:hyperlink>
+          </w:p>
+        </w:tc>
+      </w:tr>
+      <w:tr>
+        <w:tc>
+          <w:tcPr>
+            <w:tcW w:w="1980" w:type="dxa"/>
+          </w:tcPr>
+          <w:p>
+            <w:pPr>
+              <w:pStyle w:val="TextoTablas"/>
+            </w:pPr>
+            <w:r>
+              <w:t>Caracterización del consumo energético</w:t>
+            </w:r>
+          </w:p>
+        </w:tc>
+        <w:tc>
+          <w:tcPr>
+            <w:tcW w:w="3544" w:type="dxa"/>
+          </w:tcPr>
+          <w:p>
+            <w:pPr>
+              <w:pStyle w:val="TextoTablas"/>
+            </w:pPr>
+            <w:r>
+              <w:t>Sifuentes Godoy, D. A. (2022 de marzo de 2024). Caracterización del consumo energético. Análisis de datos.</w:t>
+            </w:r>
+          </w:p>
+        </w:tc>
+        <w:tc>
+          <w:tcPr>
+            <w:tcW w:w="1984" w:type="dxa"/>
+          </w:tcPr>
+          <w:p>
+            <w:pPr>
+              <w:pStyle w:val="TextoTablas"/>
+            </w:pPr>
+            <w:r>
+              <w:t>Video</w:t>
+            </w:r>
+          </w:p>
+        </w:tc>
+        <w:tc>
+          <w:tcPr>
+            <w:tcW w:w="2567" w:type="dxa"/>
+          </w:tcPr>
+          <w:p>
+            <w:pPr>
+              <w:pStyle w:val="TextoTablas"/>
+            </w:pPr>
+            <w:hyperlink r:id="rId54" w:history="1">
+              <w:r>
+                <w:rPr>
+                  <w:rStyle w:val="Hipervnculo"/>
+                </w:rPr>
+                <w:t>https://www.youtube.com/watch?v=UT8yR_e-4wo&amp;ab_channel=DavidAlejandroSifuentesGodoy</w:t>
               </w:r>
             </w:hyperlink>
           </w:p>
@@ -16743,69 +17131,6 @@
     </w:tbl>
     <w:p>
       <w:pPr>
-        <w:ind w:firstLine="0"/>
-        <w:rPr>
-          <w:lang w:val="es-419" w:eastAsia="es-CO"/>
-        </w:rPr>
-      </w:pPr>
-    </w:p>
-    <w:p>
-      <w:pPr>
-        <w:tabs>
-          <w:tab w:val="left" w:pos="3079"/>
-        </w:tabs>
-        <w:ind w:firstLine="0"/>
-        <w:rPr>
-          <w:lang w:val="es-419" w:eastAsia="es-CO"/>
-        </w:rPr>
-      </w:pPr>
-    </w:p>
-    <w:p>
-      <w:pPr>
-        <w:tabs>
-          <w:tab w:val="left" w:pos="3079"/>
-        </w:tabs>
-        <w:ind w:firstLine="0"/>
-        <w:rPr>
-          <w:lang w:val="es-419" w:eastAsia="es-CO"/>
-        </w:rPr>
-      </w:pPr>
-    </w:p>
-    <w:p>
-      <w:pPr>
-        <w:tabs>
-          <w:tab w:val="left" w:pos="3079"/>
-        </w:tabs>
-        <w:ind w:firstLine="0"/>
-        <w:rPr>
-          <w:lang w:val="es-419" w:eastAsia="es-CO"/>
-        </w:rPr>
-      </w:pPr>
-    </w:p>
-    <w:p>
-      <w:pPr>
-        <w:tabs>
-          <w:tab w:val="left" w:pos="3079"/>
-        </w:tabs>
-        <w:ind w:firstLine="0"/>
-        <w:rPr>
-          <w:lang w:val="es-419" w:eastAsia="es-CO"/>
-        </w:rPr>
-      </w:pPr>
-    </w:p>
-    <w:p>
-      <w:pPr>
-        <w:tabs>
-          <w:tab w:val="left" w:pos="3079"/>
-        </w:tabs>
-        <w:ind w:firstLine="0"/>
-        <w:rPr>
-          <w:lang w:val="es-419" w:eastAsia="es-CO"/>
-        </w:rPr>
-      </w:pPr>
-    </w:p>
-    <w:p>
-      <w:pPr>
         <w:tabs>
           <w:tab w:val="left" w:pos="3079"/>
         </w:tabs>
@@ -17092,11 +17417,19 @@
       </w:pPr>
       <w:r>
         <w:rPr>
-          <w:b/>
-          <w:bCs/>
-          <w:lang w:eastAsia="es-CO"/>
-        </w:rPr>
-        <w:t>Joule (J): </w:t>
+          <w:rStyle w:val="Extranjerismo"/>
+          <w:b/>
+          <w:bCs/>
+        </w:rPr>
+        <w:t>Joule</w:t>
+      </w:r>
+      <w:r>
+        <w:rPr>
+          <w:b/>
+          <w:bCs/>
+          <w:lang w:eastAsia="es-CO"/>
+        </w:rPr>
+        <w:t xml:space="preserve"> (J): </w:t>
       </w:r>
       <w:r>
         <w:rPr>
@@ -19353,8 +19686,8 @@
       </w:pPr>
     </w:p>
     <w:sectPr>
-      <w:headerReference w:type="default" r:id="rId52"/>
-      <w:footerReference w:type="default" r:id="rId53"/>
+      <w:headerReference w:type="default" r:id="rId55"/>
+      <w:footerReference w:type="default" r:id="rId56"/>
       <w:pgSz w:w="12240" w:h="15840"/>
       <w:pgMar w:top="1701" w:right="1134" w:bottom="1134" w:left="1134" w:header="709" w:footer="737" w:gutter="0"/>
       <w:pgNumType w:start="1"/>
@@ -25289,32 +25622,8 @@
 </file>
 
 <file path=customXml/item1.xml><?xml version="1.0" encoding="utf-8"?>
-<b:Sources xmlns:b="http://schemas.openxmlformats.org/officeDocument/2006/bibliography" xmlns="http://schemas.openxmlformats.org/officeDocument/2006/bibliography" SelectedStyle="\APASixthEditionOfficeOnline.xsl" StyleName="APA" Version="6"/>
-</file>
-
-<file path=customXml/item2.xml><?xml version="1.0" encoding="utf-8"?>
-<?mso-contentType ?>
-<FormTemplates xmlns="http://schemas.microsoft.com/sharepoint/v3/contenttype/forms">
-  <Display>DocumentLibraryForm</Display>
-  <Edit>DocumentLibraryForm</Edit>
-  <New>DocumentLibraryForm</New>
-</FormTemplates>
-</file>
-
-<file path=customXml/item3.xml><?xml version="1.0" encoding="utf-8"?>
-<p:properties xmlns:p="http://schemas.microsoft.com/office/2006/metadata/properties" xmlns:xsi="http://www.w3.org/2001/XMLSchema-instance" xmlns:pc="http://schemas.microsoft.com/office/infopath/2007/PartnerControls">
-  <documentManagement>
-    <TaxCatchAll xmlns="285d351f-f218-493a-825f-85a9dfbde315" xsi:nil="true"/>
-    <lcf76f155ced4ddcb4097134ff3c332f xmlns="55abea07-cd72-4a95-add0-1082a24cf9e9">
-      <Terms xmlns="http://schemas.microsoft.com/office/infopath/2007/PartnerControls"/>
-    </lcf76f155ced4ddcb4097134ff3c332f>
-  </documentManagement>
-</p:properties>
-</file>
-
-<file path=customXml/item4.xml><?xml version="1.0" encoding="utf-8"?>
-<ct:contentTypeSchema xmlns:ct="http://schemas.microsoft.com/office/2006/metadata/contentType" xmlns:ma="http://schemas.microsoft.com/office/2006/metadata/properties/metaAttributes" ct:_="" ma:_="" ma:contentTypeName="Documento" ma:contentTypeID="0x0101005D7421CBAB376F47AC1876466873BE0C" ma:contentTypeVersion="11" ma:contentTypeDescription="Crear nuevo documento." ma:contentTypeScope="" ma:versionID="c15d8ec802c26ac14d26a130a7e330ba">
-  <xsd:schema xmlns:xsd="http://www.w3.org/2001/XMLSchema" xmlns:xs="http://www.w3.org/2001/XMLSchema" xmlns:p="http://schemas.microsoft.com/office/2006/metadata/properties" xmlns:ns2="55abea07-cd72-4a95-add0-1082a24cf9e9" xmlns:ns3="285d351f-f218-493a-825f-85a9dfbde315" targetNamespace="http://schemas.microsoft.com/office/2006/metadata/properties" ma:root="true" ma:fieldsID="aaa88af0ed338276ebe02f0d1437fb40" ns2:_="" ns3:_="">
+<ct:contentTypeSchema xmlns:ct="http://schemas.microsoft.com/office/2006/metadata/contentType" xmlns:ma="http://schemas.microsoft.com/office/2006/metadata/properties/metaAttributes" ct:_="" ma:_="" ma:contentTypeName="Documento" ma:contentTypeID="0x0101005D7421CBAB376F47AC1876466873BE0C" ma:contentTypeVersion="11" ma:contentTypeDescription="Crear nuevo documento." ma:contentTypeScope="" ma:versionID="c355e60b4cde5dbb71daba652f90dcaf">
+  <xsd:schema xmlns:xsd="http://www.w3.org/2001/XMLSchema" xmlns:xs="http://www.w3.org/2001/XMLSchema" xmlns:p="http://schemas.microsoft.com/office/2006/metadata/properties" xmlns:ns2="55abea07-cd72-4a95-add0-1082a24cf9e9" xmlns:ns3="285d351f-f218-493a-825f-85a9dfbde315" targetNamespace="http://schemas.microsoft.com/office/2006/metadata/properties" ma:root="true" ma:fieldsID="af45bf235921137d7bf462656222ea5a" ns2:_="" ns3:_="">
     <xsd:import namespace="55abea07-cd72-4a95-add0-1082a24cf9e9"/>
     <xsd:import namespace="285d351f-f218-493a-825f-85a9dfbde315"/>
     <xsd:element name="properties">
@@ -25507,7 +25816,46 @@
 </ct:contentTypeSchema>
 </file>
 
+<file path=customXml/item2.xml><?xml version="1.0" encoding="utf-8"?>
+<p:properties xmlns:p="http://schemas.microsoft.com/office/2006/metadata/properties" xmlns:xsi="http://www.w3.org/2001/XMLSchema-instance" xmlns:pc="http://schemas.microsoft.com/office/infopath/2007/PartnerControls">
+  <documentManagement>
+    <TaxCatchAll xmlns="285d351f-f218-493a-825f-85a9dfbde315" xsi:nil="true"/>
+    <lcf76f155ced4ddcb4097134ff3c332f xmlns="55abea07-cd72-4a95-add0-1082a24cf9e9">
+      <Terms xmlns="http://schemas.microsoft.com/office/infopath/2007/PartnerControls"/>
+    </lcf76f155ced4ddcb4097134ff3c332f>
+  </documentManagement>
+</p:properties>
+</file>
+
+<file path=customXml/item3.xml><?xml version="1.0" encoding="utf-8"?>
+<b:Sources xmlns:b="http://schemas.openxmlformats.org/officeDocument/2006/bibliography" xmlns="http://schemas.openxmlformats.org/officeDocument/2006/bibliography" SelectedStyle="\APASixthEditionOfficeOnline.xsl" StyleName="APA" Version="6"/>
+</file>
+
+<file path=customXml/item4.xml><?xml version="1.0" encoding="utf-8"?>
+<?mso-contentType ?>
+<FormTemplates xmlns="http://schemas.microsoft.com/sharepoint/v3/contenttype/forms">
+  <Display>DocumentLibraryForm</Display>
+  <Edit>DocumentLibraryForm</Edit>
+  <New>DocumentLibraryForm</New>
+</FormTemplates>
+</file>
+
 <file path=customXml/itemProps1.xml><?xml version="1.0" encoding="utf-8"?>
+<ds:datastoreItem xmlns:ds="http://schemas.openxmlformats.org/officeDocument/2006/customXml" ds:itemID="{CCA62B5E-6FF2-46D1-B291-098D680D3496}"/>
+</file>
+
+<file path=customXml/itemProps2.xml><?xml version="1.0" encoding="utf-8"?>
+<ds:datastoreItem xmlns:ds="http://schemas.openxmlformats.org/officeDocument/2006/customXml" ds:itemID="{26259216-AD86-464A-AEAD-95B1F9E17392}">
+  <ds:schemaRefs>
+    <ds:schemaRef ds:uri="http://schemas.microsoft.com/office/2006/metadata/properties"/>
+    <ds:schemaRef ds:uri="http://schemas.microsoft.com/office/infopath/2007/PartnerControls"/>
+    <ds:schemaRef ds:uri="285d351f-f218-493a-825f-85a9dfbde315"/>
+    <ds:schemaRef ds:uri="55abea07-cd72-4a95-add0-1082a24cf9e9"/>
+  </ds:schemaRefs>
+</ds:datastoreItem>
+</file>
+
+<file path=customXml/itemProps3.xml><?xml version="1.0" encoding="utf-8"?>
 <ds:datastoreItem xmlns:ds="http://schemas.openxmlformats.org/officeDocument/2006/customXml" ds:itemID="{A9F2CEBA-C824-4C86-81A8-E32CBD0EB92D}">
   <ds:schemaRefs>
     <ds:schemaRef ds:uri="http://schemas.openxmlformats.org/officeDocument/2006/bibliography"/>
@@ -25515,25 +25863,10 @@
 </ds:datastoreItem>
 </file>
 
-<file path=customXml/itemProps2.xml><?xml version="1.0" encoding="utf-8"?>
+<file path=customXml/itemProps4.xml><?xml version="1.0" encoding="utf-8"?>
 <ds:datastoreItem xmlns:ds="http://schemas.openxmlformats.org/officeDocument/2006/customXml" ds:itemID="{D00A4A46-BDBD-48AC-87B9-2BA42D9CC06F}">
   <ds:schemaRefs>
     <ds:schemaRef ds:uri="http://schemas.microsoft.com/sharepoint/v3/contenttype/forms"/>
   </ds:schemaRefs>
 </ds:datastoreItem>
-</file>
-
-<file path=customXml/itemProps3.xml><?xml version="1.0" encoding="utf-8"?>
-<ds:datastoreItem xmlns:ds="http://schemas.openxmlformats.org/officeDocument/2006/customXml" ds:itemID="{26259216-AD86-464A-AEAD-95B1F9E17392}">
-  <ds:schemaRefs>
-    <ds:schemaRef ds:uri="http://schemas.microsoft.com/office/2006/metadata/properties"/>
-    <ds:schemaRef ds:uri="http://schemas.microsoft.com/office/infopath/2007/PartnerControls"/>
-    <ds:schemaRef ds:uri="cb45339b-ced9-4d0d-8f64-77573914d53b"/>
-    <ds:schemaRef ds:uri="43a3ca16-9c26-4813-b83f-4aec9927b43f"/>
-  </ds:schemaRefs>
-</ds:datastoreItem>
-</file>
-
-<file path=customXml/itemProps4.xml><?xml version="1.0" encoding="utf-8"?>
-<ds:datastoreItem xmlns:ds="http://schemas.openxmlformats.org/officeDocument/2006/customXml" ds:itemID="{1E6775C9-672E-433C-A3A8-4D0EA2B564AC}"/>
 </file>
--- a/fuentes/CF1_83210166_DU.docx
+++ b/fuentes/CF1_83210166_DU.docx
@@ -16049,10 +16049,9 @@
       </w:pPr>
       <w:r>
         <w:rPr>
-          <w:rStyle w:val="VideoCar"/>
-          <w:b/>
-          <w:bCs/>
-          <w:lang w:eastAsia="es-CO"/>
+          <w:rStyle w:val="Extranjerismo"/>
+          <w:b/>
+          <w:bCs/>
         </w:rPr>
         <w:lastRenderedPageBreak/>
         <w:t>Benchmarking</w:t>
@@ -16411,6 +16410,7 @@
       </w:pPr>
       <w:r>
         <w:rPr>
+          <w:noProof/>
           <w:lang w:eastAsia="es-CO"/>
         </w:rPr>
         <w:lastRenderedPageBreak/>
@@ -24445,6 +24445,7 @@
   <w:style w:type="character" w:default="1" w:styleId="Fuentedeprrafopredeter">
     <w:name w:val="Default Paragraph Font"/>
     <w:uiPriority w:val="1"/>
+    <w:semiHidden/>
     <w:unhideWhenUsed/>
   </w:style>
   <w:style w:type="table" w:default="1" w:styleId="Tablanormal">
@@ -25622,6 +25623,30 @@
 </file>
 
 <file path=customXml/item1.xml><?xml version="1.0" encoding="utf-8"?>
+<p:properties xmlns:p="http://schemas.microsoft.com/office/2006/metadata/properties" xmlns:xsi="http://www.w3.org/2001/XMLSchema-instance" xmlns:pc="http://schemas.microsoft.com/office/infopath/2007/PartnerControls">
+  <documentManagement>
+    <TaxCatchAll xmlns="285d351f-f218-493a-825f-85a9dfbde315" xsi:nil="true"/>
+    <lcf76f155ced4ddcb4097134ff3c332f xmlns="55abea07-cd72-4a95-add0-1082a24cf9e9">
+      <Terms xmlns="http://schemas.microsoft.com/office/infopath/2007/PartnerControls"/>
+    </lcf76f155ced4ddcb4097134ff3c332f>
+  </documentManagement>
+</p:properties>
+</file>
+
+<file path=customXml/item2.xml><?xml version="1.0" encoding="utf-8"?>
+<?mso-contentType ?>
+<FormTemplates xmlns="http://schemas.microsoft.com/sharepoint/v3/contenttype/forms">
+  <Display>DocumentLibraryForm</Display>
+  <Edit>DocumentLibraryForm</Edit>
+  <New>DocumentLibraryForm</New>
+</FormTemplates>
+</file>
+
+<file path=customXml/item3.xml><?xml version="1.0" encoding="utf-8"?>
+<b:Sources xmlns:b="http://schemas.openxmlformats.org/officeDocument/2006/bibliography" xmlns="http://schemas.openxmlformats.org/officeDocument/2006/bibliography" SelectedStyle="\APASixthEditionOfficeOnline.xsl" StyleName="APA" Version="6"/>
+</file>
+
+<file path=customXml/item4.xml><?xml version="1.0" encoding="utf-8"?>
 <ct:contentTypeSchema xmlns:ct="http://schemas.microsoft.com/office/2006/metadata/contentType" xmlns:ma="http://schemas.microsoft.com/office/2006/metadata/properties/metaAttributes" ct:_="" ma:_="" ma:contentTypeName="Documento" ma:contentTypeID="0x0101005D7421CBAB376F47AC1876466873BE0C" ma:contentTypeVersion="11" ma:contentTypeDescription="Crear nuevo documento." ma:contentTypeScope="" ma:versionID="c355e60b4cde5dbb71daba652f90dcaf">
   <xsd:schema xmlns:xsd="http://www.w3.org/2001/XMLSchema" xmlns:xs="http://www.w3.org/2001/XMLSchema" xmlns:p="http://schemas.microsoft.com/office/2006/metadata/properties" xmlns:ns2="55abea07-cd72-4a95-add0-1082a24cf9e9" xmlns:ns3="285d351f-f218-493a-825f-85a9dfbde315" targetNamespace="http://schemas.microsoft.com/office/2006/metadata/properties" ma:root="true" ma:fieldsID="af45bf235921137d7bf462656222ea5a" ns2:_="" ns3:_="">
     <xsd:import namespace="55abea07-cd72-4a95-add0-1082a24cf9e9"/>
@@ -25816,41 +25841,21 @@
 </ct:contentTypeSchema>
 </file>
 
-<file path=customXml/item2.xml><?xml version="1.0" encoding="utf-8"?>
-<p:properties xmlns:p="http://schemas.microsoft.com/office/2006/metadata/properties" xmlns:xsi="http://www.w3.org/2001/XMLSchema-instance" xmlns:pc="http://schemas.microsoft.com/office/infopath/2007/PartnerControls">
-  <documentManagement>
-    <TaxCatchAll xmlns="285d351f-f218-493a-825f-85a9dfbde315" xsi:nil="true"/>
-    <lcf76f155ced4ddcb4097134ff3c332f xmlns="55abea07-cd72-4a95-add0-1082a24cf9e9">
-      <Terms xmlns="http://schemas.microsoft.com/office/infopath/2007/PartnerControls"/>
-    </lcf76f155ced4ddcb4097134ff3c332f>
-  </documentManagement>
-</p:properties>
-</file>
-
-<file path=customXml/item3.xml><?xml version="1.0" encoding="utf-8"?>
-<b:Sources xmlns:b="http://schemas.openxmlformats.org/officeDocument/2006/bibliography" xmlns="http://schemas.openxmlformats.org/officeDocument/2006/bibliography" SelectedStyle="\APASixthEditionOfficeOnline.xsl" StyleName="APA" Version="6"/>
-</file>
-
-<file path=customXml/item4.xml><?xml version="1.0" encoding="utf-8"?>
-<?mso-contentType ?>
-<FormTemplates xmlns="http://schemas.microsoft.com/sharepoint/v3/contenttype/forms">
-  <Display>DocumentLibraryForm</Display>
-  <Edit>DocumentLibraryForm</Edit>
-  <New>DocumentLibraryForm</New>
-</FormTemplates>
-</file>
-
 <file path=customXml/itemProps1.xml><?xml version="1.0" encoding="utf-8"?>
-<ds:datastoreItem xmlns:ds="http://schemas.openxmlformats.org/officeDocument/2006/customXml" ds:itemID="{CCA62B5E-6FF2-46D1-B291-098D680D3496}"/>
-</file>
-
-<file path=customXml/itemProps2.xml><?xml version="1.0" encoding="utf-8"?>
 <ds:datastoreItem xmlns:ds="http://schemas.openxmlformats.org/officeDocument/2006/customXml" ds:itemID="{26259216-AD86-464A-AEAD-95B1F9E17392}">
   <ds:schemaRefs>
     <ds:schemaRef ds:uri="http://schemas.microsoft.com/office/2006/metadata/properties"/>
     <ds:schemaRef ds:uri="http://schemas.microsoft.com/office/infopath/2007/PartnerControls"/>
     <ds:schemaRef ds:uri="285d351f-f218-493a-825f-85a9dfbde315"/>
     <ds:schemaRef ds:uri="55abea07-cd72-4a95-add0-1082a24cf9e9"/>
+  </ds:schemaRefs>
+</ds:datastoreItem>
+</file>
+
+<file path=customXml/itemProps2.xml><?xml version="1.0" encoding="utf-8"?>
+<ds:datastoreItem xmlns:ds="http://schemas.openxmlformats.org/officeDocument/2006/customXml" ds:itemID="{D00A4A46-BDBD-48AC-87B9-2BA42D9CC06F}">
+  <ds:schemaRefs>
+    <ds:schemaRef ds:uri="http://schemas.microsoft.com/sharepoint/v3/contenttype/forms"/>
   </ds:schemaRefs>
 </ds:datastoreItem>
 </file>
@@ -25864,9 +25869,5 @@
 </file>
 
 <file path=customXml/itemProps4.xml><?xml version="1.0" encoding="utf-8"?>
-<ds:datastoreItem xmlns:ds="http://schemas.openxmlformats.org/officeDocument/2006/customXml" ds:itemID="{D00A4A46-BDBD-48AC-87B9-2BA42D9CC06F}">
-  <ds:schemaRefs>
-    <ds:schemaRef ds:uri="http://schemas.microsoft.com/sharepoint/v3/contenttype/forms"/>
-  </ds:schemaRefs>
-</ds:datastoreItem>
+<ds:datastoreItem xmlns:ds="http://schemas.openxmlformats.org/officeDocument/2006/customXml" ds:itemID="{48FCF90B-C704-4E11-B413-315BC9A375B3}"/>
 </file>
--- a/fuentes/CF1_83210166_DU.docx
+++ b/fuentes/CF1_83210166_DU.docx
@@ -875,7 +875,7 @@
               <w:rPr>
                 <w:webHidden/>
               </w:rPr>
-              <w:t>33</w:t>
+              <w:t>32</w:t>
             </w:r>
             <w:r>
               <w:rPr>
@@ -966,7 +966,7 @@
                 <w:noProof/>
                 <w:webHidden/>
               </w:rPr>
-              <w:t>37</w:t>
+              <w:t>36</w:t>
             </w:r>
             <w:r>
               <w:rPr>
@@ -1054,7 +1054,7 @@
               <w:rPr>
                 <w:webHidden/>
               </w:rPr>
-              <w:t>39</w:t>
+              <w:t>38</w:t>
             </w:r>
             <w:r>
               <w:rPr>
@@ -1141,7 +1141,7 @@
               <w:rPr>
                 <w:webHidden/>
               </w:rPr>
-              <w:t>41</w:t>
+              <w:t>40</w:t>
             </w:r>
             <w:r>
               <w:rPr>
@@ -1232,7 +1232,7 @@
                 <w:noProof/>
                 <w:webHidden/>
               </w:rPr>
-              <w:t>45</w:t>
+              <w:t>44</w:t>
             </w:r>
             <w:r>
               <w:rPr>
@@ -1320,7 +1320,7 @@
               <w:rPr>
                 <w:webHidden/>
               </w:rPr>
-              <w:t>49</w:t>
+              <w:t>48</w:t>
             </w:r>
             <w:r>
               <w:rPr>
@@ -1411,7 +1411,7 @@
                 <w:noProof/>
                 <w:webHidden/>
               </w:rPr>
-              <w:t>56</w:t>
+              <w:t>55</w:t>
             </w:r>
             <w:r>
               <w:rPr>
@@ -1499,7 +1499,7 @@
               <w:rPr>
                 <w:webHidden/>
               </w:rPr>
-              <w:t>60</w:t>
+              <w:t>59</w:t>
             </w:r>
             <w:r>
               <w:rPr>
@@ -1590,7 +1590,7 @@
                 <w:noProof/>
                 <w:webHidden/>
               </w:rPr>
-              <w:t>62</w:t>
+              <w:t>61</w:t>
             </w:r>
             <w:r>
               <w:rPr>
@@ -1678,7 +1678,7 @@
               <w:rPr>
                 <w:webHidden/>
               </w:rPr>
-              <w:t>68</w:t>
+              <w:t>67</w:t>
             </w:r>
             <w:r>
               <w:rPr>
@@ -1769,7 +1769,7 @@
                 <w:noProof/>
                 <w:webHidden/>
               </w:rPr>
-              <w:t>70</w:t>
+              <w:t>69</w:t>
             </w:r>
             <w:r>
               <w:rPr>
@@ -1857,7 +1857,7 @@
               <w:rPr>
                 <w:webHidden/>
               </w:rPr>
-              <w:t>77</w:t>
+              <w:t>76</w:t>
             </w:r>
             <w:r>
               <w:rPr>
@@ -1958,7 +1958,7 @@
               <w:rPr>
                 <w:webHidden/>
               </w:rPr>
-              <w:t>78</w:t>
+              <w:t>77</w:t>
             </w:r>
             <w:r>
               <w:rPr>
@@ -2030,7 +2030,7 @@
                 <w:noProof/>
                 <w:webHidden/>
               </w:rPr>
-              <w:t>81</w:t>
+              <w:t>80</w:t>
             </w:r>
             <w:r>
               <w:rPr>
@@ -2103,7 +2103,7 @@
                 <w:noProof/>
                 <w:webHidden/>
               </w:rPr>
-              <w:t>83</w:t>
+              <w:t>81</w:t>
             </w:r>
             <w:r>
               <w:rPr>
@@ -2176,7 +2176,7 @@
                 <w:noProof/>
                 <w:webHidden/>
               </w:rPr>
-              <w:t>84</w:t>
+              <w:t>82</w:t>
             </w:r>
             <w:r>
               <w:rPr>
@@ -2250,7 +2250,7 @@
                 <w:noProof/>
                 <w:webHidden/>
               </w:rPr>
-              <w:t>86</w:t>
+              <w:t>84</w:t>
             </w:r>
             <w:r>
               <w:rPr>
@@ -2323,7 +2323,7 @@
                 <w:noProof/>
                 <w:webHidden/>
               </w:rPr>
-              <w:t>88</w:t>
+              <w:t>86</w:t>
             </w:r>
             <w:r>
               <w:rPr>
@@ -2716,23 +2716,44 @@
         <w:rPr>
           <w:lang w:val="es-419" w:eastAsia="es-CO"/>
         </w:rPr>
-        <w:t>Se refiere a la energía que se encuentra en la naturaleza y no ha sido sometida a ningún proceso de conversión o transformación significativa. Ejemplos incluyen los combustibles fósiles (carbón, petróleo, gas natural), la energía solar, la energía eólica, la energía hidráulica (ríos, cascadas o presas), la energía geotérmica y la biomasa en su estado natural (leña).</w:t>
-      </w:r>
-    </w:p>
-    <w:p>
-      <w:pPr>
-        <w:rPr>
-          <w:b/>
-          <w:bCs/>
-          <w:lang w:val="es-419" w:eastAsia="es-CO"/>
-        </w:rPr>
-      </w:pPr>
-      <w:r>
-        <w:rPr>
-          <w:b/>
-          <w:bCs/>
-          <w:lang w:val="es-419" w:eastAsia="es-CO"/>
-        </w:rPr>
+        <w:t>Hace referencia a la energía que se obtiene directamente de la naturaleza y que no ha sido sometida a procesos de conversión ni de transformación significativa. Entre sus principales ejemplos se encuentran los combustibles fósiles (carbón, petróleo y gas natural), la energía solar, la energía eólica, la energía hidráulica (proveniente de ríos, cascadas o embalses), la energía geotérmica y la biomasa en su estado natural, como la leña</w:t>
+      </w:r>
+      <w:r>
+        <w:rPr>
+          <w:lang w:val="es-419" w:eastAsia="es-CO"/>
+        </w:rPr>
+        <w:t>.</w:t>
+      </w:r>
+    </w:p>
+    <w:p>
+      <w:pPr>
+        <w:rPr>
+          <w:lang w:val="es-419" w:eastAsia="es-CO"/>
+        </w:rPr>
+      </w:pPr>
+    </w:p>
+    <w:p>
+      <w:pPr>
+        <w:rPr>
+          <w:lang w:val="es-419" w:eastAsia="es-CO"/>
+        </w:rPr>
+      </w:pPr>
+    </w:p>
+    <w:p>
+      <w:pPr>
+        <w:rPr>
+          <w:b/>
+          <w:bCs/>
+          <w:lang w:val="es-419" w:eastAsia="es-CO"/>
+        </w:rPr>
+      </w:pPr>
+      <w:r>
+        <w:rPr>
+          <w:b/>
+          <w:bCs/>
+          <w:lang w:val="es-419" w:eastAsia="es-CO"/>
+        </w:rPr>
+        <w:lastRenderedPageBreak/>
         <w:t>Energía secundaria</w:t>
       </w:r>
     </w:p>
@@ -2746,14 +2767,13 @@
         <w:rPr>
           <w:lang w:val="es-419" w:eastAsia="es-CO"/>
         </w:rPr>
-        <w:t xml:space="preserve">Es la energía que se obtiene a partir de la transformación de la energía primaria. La forma más común de energía secundaria es la electricidad, que se genera a partir de </w:t>
-      </w:r>
-      <w:r>
-        <w:rPr>
-          <w:lang w:val="es-419" w:eastAsia="es-CO"/>
-        </w:rPr>
-        <w:lastRenderedPageBreak/>
-        <w:t>la conversión de diversas fuentes primarias (quema de carbón, gas natural, fisión nuclear, energía hidráulica, solar, eólica, etc.). Otros ejemplos incluyen los combustibles refinados (gasolina, diésel) y el hidrógeno producido a partir de otras fuentes de energía.</w:t>
+        <w:t>Es la energía que se obtiene a partir de la transformación de la energía primaria. La forma más común de energía secundaria es la electricidad, que se genera a partir de la conversión de diversas fuentes primarias (quema de carbón, gas natural, fisión nuclear, energía hidráulica, solar, eólica, etc.). Otros ejemplos incluyen los combustibles refinados (gasolina, diésel) y el hidrógeno producido a partir de otras fuentes de energía</w:t>
+      </w:r>
+      <w:r>
+        <w:rPr>
+          <w:lang w:val="es-419" w:eastAsia="es-CO"/>
+        </w:rPr>
+        <w:t>.</w:t>
       </w:r>
     </w:p>
     <w:p>
@@ -2802,6 +2822,7 @@
     <w:p>
       <w:pPr>
         <w:rPr>
+          <w:rStyle w:val="Hipervnculo"/>
           <w:lang w:val="es-419" w:eastAsia="es-CO"/>
         </w:rPr>
       </w:pPr>
@@ -2817,14 +2838,63 @@
     </w:p>
     <w:p>
       <w:pPr>
+        <w:rPr>
+          <w:rStyle w:val="Hipervnculo"/>
+          <w:lang w:val="es-419" w:eastAsia="es-CO"/>
+        </w:rPr>
+      </w:pPr>
+    </w:p>
+    <w:p>
+      <w:pPr>
+        <w:rPr>
+          <w:rStyle w:val="Hipervnculo"/>
+          <w:lang w:val="es-419" w:eastAsia="es-CO"/>
+        </w:rPr>
+      </w:pPr>
+    </w:p>
+    <w:p>
+      <w:pPr>
+        <w:rPr>
+          <w:rStyle w:val="Hipervnculo"/>
+          <w:lang w:val="es-419" w:eastAsia="es-CO"/>
+        </w:rPr>
+      </w:pPr>
+    </w:p>
+    <w:p>
+      <w:pPr>
+        <w:rPr>
+          <w:rStyle w:val="Hipervnculo"/>
+          <w:lang w:val="es-419" w:eastAsia="es-CO"/>
+        </w:rPr>
+      </w:pPr>
+    </w:p>
+    <w:p>
+      <w:pPr>
+        <w:rPr>
+          <w:rStyle w:val="Hipervnculo"/>
+          <w:lang w:val="es-419" w:eastAsia="es-CO"/>
+        </w:rPr>
+      </w:pPr>
+    </w:p>
+    <w:p>
+      <w:pPr>
+        <w:rPr>
+          <w:lang w:val="es-419" w:eastAsia="es-CO"/>
+        </w:rPr>
+      </w:pPr>
+    </w:p>
+    <w:p>
+      <w:pPr>
         <w:pStyle w:val="Figura"/>
       </w:pPr>
       <w:r>
+        <w:lastRenderedPageBreak/>
         <w:t>Energía primaria y secundaria</w:t>
       </w:r>
     </w:p>
     <w:p>
       <w:pPr>
+        <w:jc w:val="center"/>
         <w:rPr>
           <w:lang w:eastAsia="es-CO"/>
         </w:rPr>
@@ -2835,10 +2905,10 @@
           <w:lang w:eastAsia="es-CO"/>
         </w:rPr>
         <w:drawing>
-          <wp:inline distT="0" distB="0" distL="0" distR="0" wp14:anchorId="5D1EBE85" wp14:editId="20135A4C">
-            <wp:extent cx="5248894" cy="2822882"/>
-            <wp:effectExtent l="0" t="0" r="9525" b="0"/>
-            <wp:docPr id="3" name="Imagen 3" descr="Diagrama que muestra la transformación de la energía primaria (como petróleo crudo, viento y biomasa) en energía secundaria (como electricidad, biocombustibles y productos del petróleo) hasta su consumo final."/>
+          <wp:inline distT="0" distB="0" distL="0" distR="0" wp14:anchorId="43B09626" wp14:editId="24C548AF">
+            <wp:extent cx="5299462" cy="2850078"/>
+            <wp:effectExtent l="0" t="0" r="0" b="7620"/>
+            <wp:docPr id="1" name="Imagen 1" descr="Diagrama que muestra la transformación de la energía primaria (como petróleo crudo, viento y biomasa) en energía secundaria (como electricidad, biocombustibles y productos del petróleo) hasta su consumo final."/>
             <wp:cNvGraphicFramePr>
               <a:graphicFrameLocks xmlns:a="http://schemas.openxmlformats.org/drawingml/2006/main" noChangeAspect="1"/>
             </wp:cNvGraphicFramePr>
@@ -2846,7 +2916,7 @@
               <a:graphicData uri="http://schemas.openxmlformats.org/drawingml/2006/picture">
                 <pic:pic xmlns:pic="http://schemas.openxmlformats.org/drawingml/2006/picture">
                   <pic:nvPicPr>
-                    <pic:cNvPr id="3" name="Imagen 3" descr="Diagrama que muestra la transformación de la energía primaria (como petróleo crudo, viento y biomasa) en energía secundaria (como electricidad, biocombustibles y productos del petróleo) hasta su consumo final."/>
+                    <pic:cNvPr id="1" name="Imagen 1" descr="Diagrama que muestra la transformación de la energía primaria (como petróleo crudo, viento y biomasa) en energía secundaria (como electricidad, biocombustibles y productos del petróleo) hasta su consumo final."/>
                     <pic:cNvPicPr>
                       <a:picLocks noChangeAspect="1" noChangeArrowheads="1"/>
                     </pic:cNvPicPr>
@@ -2867,7 +2937,7 @@
                   <pic:spPr bwMode="auto">
                     <a:xfrm>
                       <a:off x="0" y="0"/>
-                      <a:ext cx="5263144" cy="2830546"/>
+                      <a:ext cx="5356348" cy="2880672"/>
                     </a:xfrm>
                     <a:prstGeom prst="rect">
                       <a:avLst/>
@@ -2919,7 +2989,6 @@
         <w:rPr>
           <w:lang w:eastAsia="es-CO"/>
         </w:rPr>
-        <w:lastRenderedPageBreak/>
         <w:t xml:space="preserve">La </w:t>
       </w:r>
       <w:r>
@@ -3092,6 +3161,7 @@
           <w:bCs/>
           <w:lang w:eastAsia="es-CO"/>
         </w:rPr>
+        <w:lastRenderedPageBreak/>
         <w:t>Energía secundaria:</w:t>
       </w:r>
       <w:r>
@@ -3222,25 +3292,59 @@
         <w:rPr>
           <w:lang w:eastAsia="es-CO"/>
         </w:rPr>
+        <w:t>Estas fuentes, como los combustibles fósiles, la energía nuclear y la hidroeléctrica, han sido ampliamente utilizadas debido a su disponibilidad, confiabilidad y la infraestructura desarrollada a su alrededor. Aunque el panorama energético actual avanza hacia alternativas más sostenibles, comprender el funcionamiento y las implicaciones de estas formas tradicionales de energía sigue siendo fundamental para analizar el sistema energético global y planificar una transición responsable.</w:t>
+      </w:r>
+    </w:p>
+    <w:p>
+      <w:pPr>
+        <w:rPr>
+          <w:b/>
+          <w:bCs/>
+          <w:lang w:val="es-419" w:eastAsia="es-CO"/>
+        </w:rPr>
+      </w:pPr>
+      <w:r>
+        <w:rPr>
+          <w:b/>
+          <w:bCs/>
+          <w:lang w:val="es-419" w:eastAsia="es-CO"/>
+        </w:rPr>
+        <w:t>Las energías convencionales reciben este nombre por varias razones interrelacionadas:</w:t>
+      </w:r>
+    </w:p>
+    <w:p>
+      <w:pPr>
+        <w:rPr>
+          <w:b/>
+          <w:bCs/>
+          <w:lang w:val="es-419" w:eastAsia="es-CO"/>
+        </w:rPr>
+      </w:pPr>
+    </w:p>
+    <w:p>
+      <w:pPr>
+        <w:rPr>
+          <w:b/>
+          <w:bCs/>
+          <w:lang w:val="es-419" w:eastAsia="es-CO"/>
+        </w:rPr>
+      </w:pPr>
+    </w:p>
+    <w:p>
+      <w:pPr>
+        <w:ind w:left="360" w:firstLine="0"/>
+        <w:rPr>
+          <w:lang w:eastAsia="es-CO"/>
+        </w:rPr>
+      </w:pPr>
+      <w:r>
+        <w:rPr>
+          <w:b/>
+          <w:bCs/>
+          <w:lang w:val="es-419" w:eastAsia="es-CO"/>
+        </w:rPr>
         <w:lastRenderedPageBreak/>
-        <w:t>Estas fuentes, como los combustibles fósiles, la energía nuclear y la hidroeléctrica, han sido ampliamente utilizadas debido a su disponibilidad, confiabilidad y la infraestructura desarrollada a su alrededor. Aunque el panorama energético actual avanza hacia alternativas más sostenibles, comprender el funcionamiento y las implicaciones de estas formas tradicionales de energía sigue siendo fundamental para analizar el sistema energético global y planificar una transición responsable.</w:t>
-      </w:r>
-    </w:p>
-    <w:p>
-      <w:pPr>
-        <w:rPr>
-          <w:b/>
-          <w:bCs/>
-          <w:lang w:val="es-419" w:eastAsia="es-CO"/>
-        </w:rPr>
-      </w:pPr>
-      <w:r>
-        <w:rPr>
-          <w:b/>
-          <w:bCs/>
-          <w:lang w:val="es-419" w:eastAsia="es-CO"/>
-        </w:rPr>
-        <w:t>Las energías convencionales reciben este nombre por varias razones interrelacionadas:</w:t>
+        <w:t>Uso histórico y generalizado</w:t>
       </w:r>
     </w:p>
     <w:p>
@@ -3252,31 +3356,59 @@
       </w:pPr>
       <w:r>
         <w:rPr>
-          <w:b/>
-          <w:bCs/>
-          <w:lang w:val="es-419" w:eastAsia="es-CO"/>
-        </w:rPr>
-        <w:t>Uso histórico y generalizado</w:t>
+          <w:lang w:val="es-419" w:eastAsia="es-CO"/>
+        </w:rPr>
+        <w:t>S</w:t>
+      </w:r>
+      <w:r>
+        <w:rPr>
+          <w:lang w:val="es-419" w:eastAsia="es-CO"/>
+        </w:rPr>
+        <w:t>on las fuentes de energía que se han utilizado durante más tiempo y de forma más extendida a nivel mundial para satisfacer las necesidades energéticas de la sociedad, especialmente para la generación de electricidad y el transporte.</w:t>
+      </w:r>
+      <w:r>
+        <w:rPr>
+          <w:lang w:eastAsia="es-CO"/>
+        </w:rPr>
+        <w:t> </w:t>
       </w:r>
     </w:p>
     <w:p>
       <w:pPr>
         <w:ind w:left="360" w:firstLine="0"/>
         <w:rPr>
-          <w:lang w:eastAsia="es-CO"/>
-        </w:rPr>
-      </w:pPr>
-      <w:r>
-        <w:rPr>
-          <w:lang w:val="es-419" w:eastAsia="es-CO"/>
-        </w:rPr>
-        <w:t>S</w:t>
-      </w:r>
-      <w:r>
-        <w:rPr>
-          <w:lang w:val="es-419" w:eastAsia="es-CO"/>
-        </w:rPr>
-        <w:t>on las fuentes de energía que se han utilizado durante más tiempo y de forma más extendida a nivel mundial para satisfacer las necesidades energéticas de la sociedad, especialmente para la generación de electricidad y el transporte.</w:t>
+          <w:b/>
+          <w:bCs/>
+          <w:lang w:val="es-419" w:eastAsia="es-CO"/>
+        </w:rPr>
+      </w:pPr>
+      <w:r>
+        <w:rPr>
+          <w:b/>
+          <w:bCs/>
+          <w:lang w:val="es-419" w:eastAsia="es-CO"/>
+        </w:rPr>
+        <w:t>Infraestructura establecida</w:t>
+      </w:r>
+    </w:p>
+    <w:p>
+      <w:pPr>
+        <w:ind w:left="360" w:firstLine="0"/>
+        <w:rPr>
+          <w:lang w:eastAsia="es-CO"/>
+        </w:rPr>
+      </w:pPr>
+      <w:r>
+        <w:rPr>
+          <w:lang w:val="es-419" w:eastAsia="es-CO"/>
+        </w:rPr>
+        <w:t>E</w:t>
+      </w:r>
+      <w:r>
+        <w:rPr>
+          <w:lang w:val="es-419" w:eastAsia="es-CO"/>
+        </w:rPr>
+        <w:t>xiste una infraestructura bien desarrollada para la extracción, procesamiento, transporte y utilización de estas energías (por ejemplo, centrales termoeléctricas, refinerías, redes de distribución de gas y electricidad).</w:t>
       </w:r>
       <w:r>
         <w:rPr>
@@ -3300,7 +3432,7 @@
           <w:bCs/>
           <w:lang w:val="es-419" w:eastAsia="es-CO"/>
         </w:rPr>
-        <w:t>Infraestructura establecida</w:t>
+        <w:t>Tecnología madura</w:t>
       </w:r>
     </w:p>
     <w:p>
@@ -3314,13 +3446,13 @@
         <w:rPr>
           <w:lang w:val="es-419" w:eastAsia="es-CO"/>
         </w:rPr>
-        <w:t>E</w:t>
-      </w:r>
-      <w:r>
-        <w:rPr>
-          <w:lang w:val="es-419" w:eastAsia="es-CO"/>
-        </w:rPr>
-        <w:t>xiste una infraestructura bien desarrollada para la extracción, procesamiento, transporte y utilización de estas energías (por ejemplo, centrales termoeléctricas, refinerías, redes de distribución de gas y electricidad).</w:t>
+        <w:t>L</w:t>
+      </w:r>
+      <w:r>
+        <w:rPr>
+          <w:lang w:val="es-419" w:eastAsia="es-CO"/>
+        </w:rPr>
+        <w:t>as tecnologías para aprovechar estas fuentes de energía están relativamente maduras y bien establecidas, con procesos y equipos estandarizados.</w:t>
       </w:r>
       <w:r>
         <w:rPr>
@@ -3344,7 +3476,7 @@
           <w:bCs/>
           <w:lang w:val="es-419" w:eastAsia="es-CO"/>
         </w:rPr>
-        <w:t>Tecnología madura</w:t>
+        <w:t>Dominio en el mercado energético</w:t>
       </w:r>
     </w:p>
     <w:p>
@@ -3358,13 +3490,7 @@
         <w:rPr>
           <w:lang w:val="es-419" w:eastAsia="es-CO"/>
         </w:rPr>
-        <w:t>L</w:t>
-      </w:r>
-      <w:r>
-        <w:rPr>
-          <w:lang w:val="es-419" w:eastAsia="es-CO"/>
-        </w:rPr>
-        <w:t>as tecnologías para aprovechar estas fuentes de energía están relativamente maduras y bien establecidas, con procesos y equipos estandarizados.</w:t>
+        <w:t>Históricamente, y en muchos lugares aún hoy, estas fuentes han dominado la matriz energética global, representando la mayor parte de la producción y el consumo de energía.</w:t>
       </w:r>
       <w:r>
         <w:rPr>
@@ -3375,67 +3501,43 @@
     </w:p>
     <w:p>
       <w:pPr>
-        <w:ind w:left="360" w:firstLine="0"/>
-        <w:rPr>
-          <w:b/>
-          <w:bCs/>
-          <w:lang w:val="es-419" w:eastAsia="es-CO"/>
-        </w:rPr>
-      </w:pPr>
-      <w:r>
-        <w:rPr>
-          <w:b/>
-          <w:bCs/>
-          <w:lang w:val="es-419" w:eastAsia="es-CO"/>
+        <w:rPr>
+          <w:lang w:eastAsia="es-CO"/>
+        </w:rPr>
+      </w:pPr>
+      <w:r>
+        <w:rPr>
+          <w:lang w:eastAsia="es-CO"/>
+        </w:rPr>
+        <w:t>Los principales ejemplos de energías convencionales son los combustibles fósiles (petróleo, gas natural y carbón), la energía nuclear y la energía hidroeléctrica (especialmente las grandes represas).</w:t>
+      </w:r>
+    </w:p>
+    <w:p>
+      <w:pPr>
+        <w:rPr>
+          <w:lang w:eastAsia="es-CO"/>
+        </w:rPr>
+      </w:pPr>
+    </w:p>
+    <w:p>
+      <w:pPr>
+        <w:rPr>
+          <w:lang w:eastAsia="es-CO"/>
+        </w:rPr>
+      </w:pPr>
+    </w:p>
+    <w:p>
+      <w:pPr>
+        <w:pStyle w:val="Figura"/>
+        <w:rPr>
+          <w:lang w:val="es-419"/>
+        </w:rPr>
+      </w:pPr>
+      <w:r>
+        <w:rPr>
+          <w:lang w:val="es-419"/>
         </w:rPr>
         <w:lastRenderedPageBreak/>
-        <w:t>Dominio en el mercado energético</w:t>
-      </w:r>
-    </w:p>
-    <w:p>
-      <w:pPr>
-        <w:ind w:left="360" w:firstLine="0"/>
-        <w:rPr>
-          <w:lang w:eastAsia="es-CO"/>
-        </w:rPr>
-      </w:pPr>
-      <w:r>
-        <w:rPr>
-          <w:lang w:val="es-419" w:eastAsia="es-CO"/>
-        </w:rPr>
-        <w:t>Históricamente, y en muchos lugares aún hoy, estas fuentes han dominado la matriz energética global, representando la mayor parte de la producción y el consumo de energía.</w:t>
-      </w:r>
-      <w:r>
-        <w:rPr>
-          <w:lang w:eastAsia="es-CO"/>
-        </w:rPr>
-        <w:t> </w:t>
-      </w:r>
-    </w:p>
-    <w:p>
-      <w:pPr>
-        <w:rPr>
-          <w:lang w:eastAsia="es-CO"/>
-        </w:rPr>
-      </w:pPr>
-      <w:r>
-        <w:rPr>
-          <w:lang w:eastAsia="es-CO"/>
-        </w:rPr>
-        <w:t>Los principales ejemplos de energías convencionales son los combustibles fósiles (petróleo, gas natural y carbón), la energía nuclear y la energía hidroeléctrica (especialmente las grandes represas).</w:t>
-      </w:r>
-    </w:p>
-    <w:p>
-      <w:pPr>
-        <w:pStyle w:val="Figura"/>
-        <w:rPr>
-          <w:lang w:val="es-419"/>
-        </w:rPr>
-      </w:pPr>
-      <w:r>
-        <w:rPr>
-          <w:lang w:val="es-419"/>
-        </w:rPr>
         <w:t>Tipos de energía convencionales</w:t>
       </w:r>
     </w:p>
@@ -3515,55 +3617,61 @@
         <w:rPr>
           <w:lang w:eastAsia="es-CO"/>
         </w:rPr>
+        <w:t>A continuación, se describen las energías no renovables:</w:t>
+      </w:r>
+    </w:p>
+    <w:p>
+      <w:pPr>
+        <w:rPr>
+          <w:b/>
+          <w:bCs/>
+          <w:lang w:eastAsia="es-CO"/>
+        </w:rPr>
+      </w:pPr>
+      <w:r>
+        <w:rPr>
+          <w:b/>
+          <w:bCs/>
+          <w:lang w:eastAsia="es-CO"/>
+        </w:rPr>
+        <w:t>Combustibles fósiles</w:t>
+      </w:r>
+    </w:p>
+    <w:p>
+      <w:pPr>
+        <w:rPr>
+          <w:b/>
+          <w:bCs/>
+          <w:lang w:eastAsia="es-CO"/>
+        </w:rPr>
+      </w:pPr>
+      <w:r>
+        <w:rPr>
+          <w:b/>
+          <w:bCs/>
+          <w:lang w:eastAsia="es-CO"/>
+        </w:rPr>
+        <w:t>Carbón</w:t>
+      </w:r>
+    </w:p>
+    <w:p>
+      <w:pPr>
+        <w:rPr>
+          <w:lang w:eastAsia="es-CO"/>
+        </w:rPr>
+      </w:pPr>
+      <w:r>
+        <w:rPr>
+          <w:lang w:eastAsia="es-CO"/>
+        </w:rPr>
+        <w:t xml:space="preserve">Una roca sedimentaria rica en carbono, utilizada principalmente para la generación de electricidad en plantas termoeléctricas y en algunos procesos </w:t>
+      </w:r>
+      <w:r>
+        <w:rPr>
+          <w:lang w:eastAsia="es-CO"/>
+        </w:rPr>
         <w:lastRenderedPageBreak/>
-        <w:t>A continuación, se describen las energías no renovables:</w:t>
-      </w:r>
-    </w:p>
-    <w:p>
-      <w:pPr>
-        <w:rPr>
-          <w:b/>
-          <w:bCs/>
-          <w:lang w:eastAsia="es-CO"/>
-        </w:rPr>
-      </w:pPr>
-      <w:r>
-        <w:rPr>
-          <w:b/>
-          <w:bCs/>
-          <w:lang w:eastAsia="es-CO"/>
-        </w:rPr>
-        <w:t>Combustibles fósiles</w:t>
-      </w:r>
-    </w:p>
-    <w:p>
-      <w:pPr>
-        <w:rPr>
-          <w:b/>
-          <w:bCs/>
-          <w:lang w:eastAsia="es-CO"/>
-        </w:rPr>
-      </w:pPr>
-      <w:r>
-        <w:rPr>
-          <w:b/>
-          <w:bCs/>
-          <w:lang w:eastAsia="es-CO"/>
-        </w:rPr>
-        <w:t>Carbón</w:t>
-      </w:r>
-    </w:p>
-    <w:p>
-      <w:pPr>
-        <w:rPr>
-          <w:lang w:eastAsia="es-CO"/>
-        </w:rPr>
-      </w:pPr>
-      <w:r>
-        <w:rPr>
-          <w:lang w:eastAsia="es-CO"/>
-        </w:rPr>
-        <w:t>Una roca sedimentaria rica en carbono, utilizada principalmente para la generación de electricidad en plantas termoeléctricas y en algunos procesos industriales. Su combustión genera importantes emisiones de gases de efecto invernadero.</w:t>
+        <w:t>industriales. Su combustión genera importantes emisiones de gases de efecto invernadero.</w:t>
       </w:r>
     </w:p>
     <w:p>
@@ -3675,7 +3783,6 @@
           <w:bCs/>
           <w:lang w:eastAsia="es-CO"/>
         </w:rPr>
-        <w:lastRenderedPageBreak/>
         <w:t>Hulla (carbón bituminoso):</w:t>
       </w:r>
       <w:r>
@@ -3722,6 +3829,7 @@
         <w:rPr>
           <w:lang w:val="es-419"/>
         </w:rPr>
+        <w:lastRenderedPageBreak/>
         <w:t>Formación y tipos de carbón</w:t>
       </w:r>
     </w:p>
@@ -3799,14 +3907,6 @@
     </w:p>
     <w:p>
       <w:pPr>
-        <w:ind w:firstLine="0"/>
-        <w:rPr>
-          <w:lang w:val="es-419" w:eastAsia="es-CO"/>
-        </w:rPr>
-      </w:pPr>
-    </w:p>
-    <w:p>
-      <w:pPr>
         <w:ind w:left="708" w:firstLine="0"/>
         <w:rPr>
           <w:b/>
@@ -3820,7 +3920,6 @@
           <w:bCs/>
           <w:lang w:eastAsia="es-CO"/>
         </w:rPr>
-        <w:lastRenderedPageBreak/>
         <w:t>Petróleo</w:t>
       </w:r>
     </w:p>
@@ -3860,7 +3959,14 @@
         <w:rPr>
           <w:lang w:eastAsia="es-CO"/>
         </w:rPr>
-        <w:t> (aceite), aceite de roca y se utilizó también en latín. El petróleo se formó a partir de los restos de organismos marinos antiguos, como plantas, algas y bacterias, sepultados por el movimiento de placas de la corteza terrestre y sometida durante millones de años a altas temperaturas y muy altas presiones, los compuestos que formaban a estos seres vivos se transformaron en fósiles orgánicos ricos en carbono e hidrógeno. Se definen como hidrocarburos a los compuestos que están constituidos principalmente por carbono (C) e hidrógeno (H). No debe confundirse con los carbohidratos, aunque las palabras se parecen, estos últimos contienen oxígeno en su fórmula.</w:t>
+        <w:t xml:space="preserve"> (aceite), aceite de roca y se utilizó también en latín. El petróleo se formó a partir de los restos de organismos marinos antiguos, como plantas, algas y bacterias, sepultados por el movimiento de placas de la corteza terrestre y sometida durante millones de años a altas temperaturas y muy altas presiones, los compuestos que formaban a estos seres vivos se transformaron en fósiles orgánicos ricos en carbono e hidrógeno. Se definen como hidrocarburos a los compuestos que están constituidos principalmente por </w:t>
+      </w:r>
+      <w:r>
+        <w:rPr>
+          <w:lang w:eastAsia="es-CO"/>
+        </w:rPr>
+        <w:lastRenderedPageBreak/>
+        <w:t>carbono (C) e hidrógeno (H). No debe confundirse con los carbohidratos, aunque las palabras se parecen, estos últimos contienen oxígeno en su fórmula.</w:t>
       </w:r>
     </w:p>
     <w:p>
@@ -3905,13 +4011,6 @@
     </w:p>
     <w:p>
       <w:pPr>
-        <w:rPr>
-          <w:lang w:val="es-419" w:eastAsia="es-CO"/>
-        </w:rPr>
-      </w:pPr>
-    </w:p>
-    <w:p>
-      <w:pPr>
         <w:pStyle w:val="Figura"/>
         <w:rPr>
           <w:lang w:val="es-419"/>
@@ -3921,12 +4020,12 @@
         <w:rPr>
           <w:lang w:val="es-419"/>
         </w:rPr>
-        <w:lastRenderedPageBreak/>
         <w:t>Composición promedio del crudo extraído del subsuelo</w:t>
       </w:r>
     </w:p>
     <w:p>
       <w:pPr>
+        <w:jc w:val="center"/>
         <w:rPr>
           <w:lang w:val="es-419" w:eastAsia="es-CO"/>
         </w:rPr>
@@ -3937,9 +4036,9 @@
           <w:lang w:val="es-419" w:eastAsia="es-CO"/>
         </w:rPr>
         <w:drawing>
-          <wp:inline distT="0" distB="0" distL="0" distR="0" wp14:anchorId="1D76A123" wp14:editId="4D527182">
-            <wp:extent cx="5810250" cy="3895725"/>
-            <wp:effectExtent l="0" t="0" r="0" b="9525"/>
+          <wp:inline distT="0" distB="0" distL="0" distR="0" wp14:anchorId="1D76A123" wp14:editId="64A9DF3D">
+            <wp:extent cx="3110367" cy="2357755"/>
+            <wp:effectExtent l="0" t="0" r="0" b="4445"/>
             <wp:docPr id="8" name="Imagen 8" descr="Diagrama que muestra la composición química promedio del petróleo crudo. Incluye: carbono, hidrógeno, azufre, oxígeno, nitrógeno y trazas de metales como sodio, níquel, vanadio, hierro y cobre.&#10;&#10;Nota: dados en porcentaje en peso (%)."/>
             <wp:cNvGraphicFramePr>
               <a:graphicFrameLocks xmlns:a="http://schemas.openxmlformats.org/drawingml/2006/main" noChangeAspect="1"/>
@@ -3953,7 +4052,7 @@
                       <a:picLocks noChangeAspect="1" noChangeArrowheads="1"/>
                     </pic:cNvPicPr>
                   </pic:nvPicPr>
-                  <pic:blipFill>
+                  <pic:blipFill rotWithShape="1">
                     <a:blip r:embed="rId19">
                       <a:extLst>
                         <a:ext uri="{28A0092B-C50C-407E-A947-70E740481C1C}">
@@ -3961,20 +4060,26 @@
                         </a:ext>
                       </a:extLst>
                     </a:blip>
-                    <a:srcRect/>
-                    <a:stretch>
-                      <a:fillRect/>
-                    </a:stretch>
+                    <a:srcRect l="9940" t="3706" r="11371" b="7333"/>
+                    <a:stretch/>
                   </pic:blipFill>
                   <pic:spPr bwMode="auto">
                     <a:xfrm>
                       <a:off x="0" y="0"/>
-                      <a:ext cx="5810250" cy="3895725"/>
+                      <a:ext cx="3118967" cy="2364274"/>
                     </a:xfrm>
                     <a:prstGeom prst="rect">
                       <a:avLst/>
                     </a:prstGeom>
                     <a:noFill/>
+                    <a:ln>
+                      <a:noFill/>
+                    </a:ln>
+                    <a:extLst>
+                      <a:ext uri="{53640926-AAD7-44D8-BBD7-CCE9431645EC}">
+                        <a14:shadowObscured xmlns:a14="http://schemas.microsoft.com/office/drawing/2010/main"/>
+                      </a:ext>
+                    </a:extLst>
                   </pic:spPr>
                 </pic:pic>
               </a:graphicData>
@@ -3993,6 +4098,7 @@
         <w:rPr>
           <w:lang w:eastAsia="es-CO"/>
         </w:rPr>
+        <w:lastRenderedPageBreak/>
         <w:t>Con frecuencia se escucha hablar de los crudos ligeros, los pesados e incluso, los extrapesados. Esta clasificación del petróleo se basa en su densidad, es decir, la masa que tiene un determinado volumen de petróleo, lo que está estrechamente ligado con su composición química. En el ámbito petrolero, se emplean los grados API (</w:t>
       </w:r>
       <w:proofErr w:type="spellStart"/>
@@ -4078,20 +4184,6 @@
     </w:p>
     <w:p>
       <w:pPr>
-        <w:rPr>
-          <w:lang w:eastAsia="es-CO"/>
-        </w:rPr>
-      </w:pPr>
-    </w:p>
-    <w:p>
-      <w:pPr>
-        <w:rPr>
-          <w:lang w:val="es-419" w:eastAsia="es-CO"/>
-        </w:rPr>
-      </w:pPr>
-    </w:p>
-    <w:p>
-      <w:pPr>
         <w:pStyle w:val="Figura"/>
         <w:rPr>
           <w:lang w:val="es-419"/>
@@ -4101,7 +4193,6 @@
         <w:rPr>
           <w:lang w:val="es-419"/>
         </w:rPr>
-        <w:lastRenderedPageBreak/>
         <w:t>Clasificación del petróleo crudo según su densidad API</w:t>
       </w:r>
     </w:p>
@@ -4204,7 +4295,14 @@
         <w:rPr>
           <w:lang w:eastAsia="es-CO"/>
         </w:rPr>
-        <w:t>Una mezcla de hidrocarburos gaseosos, principalmente metano, utilizados para la generación de electricidad, calefacción doméstica e industrial, y como combustible vehicular. Su combustión produce menos emisiones que el carbón y el petróleo, pero sigue siendo una fuente no renovable. En su estado puro, se compone en su mayoría de metano (CH₄), pero también contiene pequeñas cantidades de etano (C₂H₆), propano (C₃H₈), butano (C₄H₁₀) o pentano (C₅H₁₂) y otros componentes.</w:t>
+        <w:t xml:space="preserve">Una mezcla de hidrocarburos gaseosos, principalmente metano, utilizados para la generación de electricidad, calefacción doméstica e industrial, y como combustible vehicular. Su combustión produce menos emisiones que el carbón y el petróleo, pero sigue siendo una fuente no renovable. En su estado puro, se compone en su mayoría de </w:t>
+      </w:r>
+      <w:r>
+        <w:rPr>
+          <w:lang w:eastAsia="es-CO"/>
+        </w:rPr>
+        <w:lastRenderedPageBreak/>
+        <w:t>metano (CH₄), pero también contiene pequeñas cantidades de etano (C₂H₆), propano (C₃H₈), butano (C₄H₁₀) o pentano (C₅H₁₂) y otros componentes.</w:t>
       </w:r>
     </w:p>
     <w:p>
@@ -4222,20 +4320,6 @@
     </w:p>
     <w:p>
       <w:pPr>
-        <w:rPr>
-          <w:lang w:eastAsia="es-CO"/>
-        </w:rPr>
-      </w:pPr>
-    </w:p>
-    <w:p>
-      <w:pPr>
-        <w:rPr>
-          <w:lang w:eastAsia="es-CO"/>
-        </w:rPr>
-      </w:pPr>
-    </w:p>
-    <w:p>
-      <w:pPr>
         <w:pStyle w:val="Figura"/>
         <w:rPr>
           <w:lang w:val="es-419"/>
@@ -4245,7 +4329,6 @@
         <w:rPr>
           <w:lang w:val="es-419"/>
         </w:rPr>
-        <w:lastRenderedPageBreak/>
         <w:t>Composición del gas natural</w:t>
       </w:r>
     </w:p>
@@ -4331,6 +4414,7 @@
         <w:rPr>
           <w:lang w:eastAsia="es-CO"/>
         </w:rPr>
+        <w:lastRenderedPageBreak/>
         <w:t xml:space="preserve">La </w:t>
       </w:r>
       <w:r>
@@ -4401,7 +4485,6 @@
           <w:bCs/>
           <w:lang w:eastAsia="es-CO"/>
         </w:rPr>
-        <w:lastRenderedPageBreak/>
         <w:t>Metano (CH₄):</w:t>
       </w:r>
       <w:r>
@@ -4502,17 +4585,32 @@
     <w:p>
       <w:pPr>
         <w:rPr>
-          <w:b/>
-          <w:bCs/>
-          <w:lang w:eastAsia="es-CO"/>
-        </w:rPr>
-      </w:pPr>
-      <w:r>
-        <w:rPr>
-          <w:b/>
-          <w:bCs/>
-          <w:lang w:eastAsia="es-CO"/>
-        </w:rPr>
+          <w:lang w:eastAsia="es-CO"/>
+        </w:rPr>
+      </w:pPr>
+    </w:p>
+    <w:p>
+      <w:pPr>
+        <w:rPr>
+          <w:lang w:eastAsia="es-CO"/>
+        </w:rPr>
+      </w:pPr>
+    </w:p>
+    <w:p>
+      <w:pPr>
+        <w:rPr>
+          <w:b/>
+          <w:bCs/>
+          <w:lang w:eastAsia="es-CO"/>
+        </w:rPr>
+      </w:pPr>
+      <w:r>
+        <w:rPr>
+          <w:b/>
+          <w:bCs/>
+          <w:lang w:eastAsia="es-CO"/>
+        </w:rPr>
+        <w:lastRenderedPageBreak/>
         <w:t>Energía nuclear</w:t>
       </w:r>
     </w:p>
@@ -4539,28 +4637,56 @@
         <w:rPr>
           <w:lang w:eastAsia="es-CO"/>
         </w:rPr>
+        <w:t>El calor generado por esta fisión se utiliza para calentar agua y producir vapor a alta presión. Este vapor acciona turbinas conectadas a generadores eléctricos, transformando la energía térmica en energía mecánica y finalmente en electricidad.</w:t>
+      </w:r>
+    </w:p>
+    <w:p>
+      <w:pPr>
+        <w:rPr>
+          <w:lang w:eastAsia="es-CO"/>
+        </w:rPr>
+      </w:pPr>
+      <w:r>
+        <w:rPr>
+          <w:lang w:eastAsia="es-CO"/>
+        </w:rPr>
+        <w:t>Aunque no emite gases de efecto invernadero durante su operación, la energía nuclear plantea desafíos en cuanto a la gestión de los residuos radiactivos y los riesgos de accidentes nucleares. Además, el uranio utilizado como combustible es un recurso no renovable. Se investiga activamente la fusión nuclear, un proceso que une núcleos atómicos ligeros para liberar energía (como ocurre en el sol), como una posible fuente de energía nuclear más limpia y abundante en el futuro, aunque aún se encuentra en fase experimental.</w:t>
+      </w:r>
+    </w:p>
+    <w:p>
+      <w:pPr>
+        <w:rPr>
+          <w:lang w:eastAsia="es-CO"/>
+        </w:rPr>
+      </w:pPr>
+    </w:p>
+    <w:p>
+      <w:pPr>
+        <w:rPr>
+          <w:lang w:eastAsia="es-CO"/>
+        </w:rPr>
+      </w:pPr>
+    </w:p>
+    <w:p>
+      <w:pPr>
+        <w:rPr>
+          <w:lang w:eastAsia="es-CO"/>
+        </w:rPr>
+      </w:pPr>
+    </w:p>
+    <w:p>
+      <w:pPr>
+        <w:rPr>
+          <w:lang w:eastAsia="es-CO"/>
+        </w:rPr>
+      </w:pPr>
+    </w:p>
+    <w:p>
+      <w:pPr>
+        <w:pStyle w:val="Figura"/>
+      </w:pPr>
+      <w:r>
         <w:lastRenderedPageBreak/>
-        <w:t>El calor generado por esta fisión se utiliza para calentar agua y producir vapor a alta presión. Este vapor acciona turbinas conectadas a generadores eléctricos, transformando la energía térmica en energía mecánica y finalmente en electricidad.</w:t>
-      </w:r>
-    </w:p>
-    <w:p>
-      <w:pPr>
-        <w:rPr>
-          <w:lang w:eastAsia="es-CO"/>
-        </w:rPr>
-      </w:pPr>
-      <w:r>
-        <w:rPr>
-          <w:lang w:eastAsia="es-CO"/>
-        </w:rPr>
-        <w:t>Aunque no emite gases de efecto invernadero durante su operación, la energía nuclear plantea desafíos en cuanto a la gestión de los residuos radiactivos y los riesgos de accidentes nucleares. Además, el uranio utilizado como combustible es un recurso no renovable. Se investiga activamente la fusión nuclear, un proceso que une núcleos atómicos ligeros para liberar energía (como ocurre en el sol), como una posible fuente de energía nuclear más limpia y abundante en el futuro, aunque aún se encuentra en fase experimental.</w:t>
-      </w:r>
-    </w:p>
-    <w:p>
-      <w:pPr>
-        <w:pStyle w:val="Figura"/>
-      </w:pPr>
-      <w:r>
         <w:t>Energía nuclear</w:t>
       </w:r>
     </w:p>
@@ -4634,38 +4760,44 @@
         <w:rPr>
           <w:lang w:val="es-419" w:eastAsia="es-CO"/>
         </w:rPr>
+        <w:t>La figura muestra el funcionamiento de una central nuclear que transforma la energía nuclear en electricidad mediante un ciclo cerrado. En la vasija del reactor, el uranio genera calor por fisión controlada, el cual convierte el agua en vapor a alta presión. Este vapor impulsa una turbina conectada a un alternador, que produce electricidad. Luego, el vapor se enfría en un condensador mediante un circuito de agua de refrigeración, retornando al sistema. El exceso de calor se libera en la torre de refrigeración, completando el proceso de conversión térmica, mecánica y eléctrica de forma continua y controlada.</w:t>
+      </w:r>
+    </w:p>
+    <w:p>
+      <w:pPr>
+        <w:rPr>
+          <w:b/>
+          <w:bCs/>
+          <w:lang w:eastAsia="es-CO"/>
+        </w:rPr>
+      </w:pPr>
+      <w:r>
+        <w:rPr>
+          <w:b/>
+          <w:bCs/>
+          <w:lang w:eastAsia="es-CO"/>
+        </w:rPr>
+        <w:t>Energía hidroeléctrica</w:t>
+      </w:r>
+    </w:p>
+    <w:p>
+      <w:pPr>
+        <w:rPr>
+          <w:lang w:eastAsia="es-CO"/>
+        </w:rPr>
+      </w:pPr>
+      <w:r>
+        <w:rPr>
+          <w:lang w:eastAsia="es-CO"/>
+        </w:rPr>
+        <w:t xml:space="preserve">Aprovecha la energía potencial del agua almacenada en embalses o el flujo de los ríos para generar electricidad mediante turbinas. Es una fuente renovable y de bajas </w:t>
+      </w:r>
+      <w:r>
+        <w:rPr>
+          <w:lang w:eastAsia="es-CO"/>
+        </w:rPr>
         <w:lastRenderedPageBreak/>
-        <w:t>La figura muestra el funcionamiento de una central nuclear que transforma la energía nuclear en electricidad mediante un ciclo cerrado. En la vasija del reactor, el uranio genera calor por fisión controlada, el cual convierte el agua en vapor a alta presión. Este vapor impulsa una turbina conectada a un alternador, que produce electricidad. Luego, el vapor se enfría en un condensador mediante un circuito de agua de refrigeración, retornando al sistema. El exceso de calor se libera en la torre de refrigeración, completando el proceso de conversión térmica, mecánica y eléctrica de forma continua y controlada.</w:t>
-      </w:r>
-    </w:p>
-    <w:p>
-      <w:pPr>
-        <w:rPr>
-          <w:b/>
-          <w:bCs/>
-          <w:lang w:eastAsia="es-CO"/>
-        </w:rPr>
-      </w:pPr>
-      <w:r>
-        <w:rPr>
-          <w:b/>
-          <w:bCs/>
-          <w:lang w:eastAsia="es-CO"/>
-        </w:rPr>
-        <w:t>Energía hidroeléctrica</w:t>
-      </w:r>
-    </w:p>
-    <w:p>
-      <w:pPr>
-        <w:rPr>
-          <w:lang w:eastAsia="es-CO"/>
-        </w:rPr>
-      </w:pPr>
-      <w:r>
-        <w:rPr>
-          <w:lang w:eastAsia="es-CO"/>
-        </w:rPr>
-        <w:t>Aprovecha la energía potencial del agua almacenada en embalses o el flujo de los ríos para generar electricidad mediante turbinas. Es una fuente renovable y de bajas emisiones durante su operación, pero la construcción de grandes represas puede tener impactos ambientales y sociales significativos.</w:t>
+        <w:t>emisiones durante su operación, pero la construcción de grandes represas puede tener impactos ambientales y sociales significativos.</w:t>
       </w:r>
     </w:p>
     <w:p>
@@ -4691,14 +4823,7 @@
         <w:rPr>
           <w:lang w:eastAsia="es-CO"/>
         </w:rPr>
-        <w:t xml:space="preserve">Estos impactos incluyen la alteración de ecosistemas fluviales, la sedimentación, el desplazamiento de comunidades y la potencial liberación de gases de efecto invernadero (como el metano) proveniente de la descomposición de materia orgánica en los embalses. Por lo tanto, su sostenibilidad a largo plazo es un tema de debate y </w:t>
-      </w:r>
-      <w:r>
-        <w:rPr>
-          <w:lang w:eastAsia="es-CO"/>
-        </w:rPr>
-        <w:lastRenderedPageBreak/>
-        <w:t>depende en gran medida del diseño, la escala y la gestión de los proyectos hidroeléctricos.</w:t>
+        <w:t>Estos impactos incluyen la alteración de ecosistemas fluviales, la sedimentación, el desplazamiento de comunidades y la potencial liberación de gases de efecto invernadero (como el metano) proveniente de la descomposición de materia orgánica en los embalses. Por lo tanto, su sostenibilidad a largo plazo es un tema de debate y depende en gran medida del diseño, la escala y la gestión de los proyectos hidroeléctricos.</w:t>
       </w:r>
     </w:p>
     <w:p>
@@ -4714,6 +4839,7 @@
     </w:p>
     <w:p>
       <w:pPr>
+        <w:jc w:val="center"/>
         <w:rPr>
           <w:lang w:val="es-419" w:eastAsia="es-CO"/>
         </w:rPr>
@@ -4724,9 +4850,9 @@
           <w:lang w:val="es-419" w:eastAsia="es-CO"/>
         </w:rPr>
         <w:drawing>
-          <wp:inline distT="0" distB="0" distL="0" distR="0" wp14:anchorId="6436F4FF" wp14:editId="0DFBB95D">
-            <wp:extent cx="5800725" cy="4257675"/>
-            <wp:effectExtent l="0" t="0" r="9525" b="9525"/>
+          <wp:inline distT="0" distB="0" distL="0" distR="0" wp14:anchorId="6436F4FF" wp14:editId="379309D7">
+            <wp:extent cx="3671810" cy="2695074"/>
+            <wp:effectExtent l="0" t="0" r="5080" b="0"/>
             <wp:docPr id="12" name="Imagen 12" descr="Ilustración esquemática del funcionamiento de una central hidroeléctrica. El agua almacenada en un embalse pasa por una compuerta y fluye a través de una tubería de paso, accionando una turbina conectada a un generador eléctrico. La electricidad generada es transportada por torres de tendido eléctrico. El agua utilizada es finalmente liberada por el desagüe de la presa."/>
             <wp:cNvGraphicFramePr>
               <a:graphicFrameLocks xmlns:a="http://schemas.openxmlformats.org/drawingml/2006/main" noChangeAspect="1"/>
@@ -4756,7 +4882,7 @@
                   <pic:spPr bwMode="auto">
                     <a:xfrm>
                       <a:off x="0" y="0"/>
-                      <a:ext cx="5800725" cy="4257675"/>
+                      <a:ext cx="3705512" cy="2719811"/>
                     </a:xfrm>
                     <a:prstGeom prst="rect">
                       <a:avLst/>
@@ -4780,14 +4906,8 @@
         <w:rPr>
           <w:lang w:eastAsia="es-CO"/>
         </w:rPr>
-        <w:t xml:space="preserve">Las energías renovables son aquellas fuentes de energía que se obtienen de recursos naturales que se reponen a un ritmo igual o mayor al que se consumen, considerándose prácticamente inagotables a escala humana. Se caracterizan por tener un menor impacto ambiental en comparación con las energías convencionales o no </w:t>
-      </w:r>
-      <w:r>
-        <w:rPr>
-          <w:lang w:eastAsia="es-CO"/>
-        </w:rPr>
         <w:lastRenderedPageBreak/>
-        <w:t>renovables, ya que en su proceso de obtención y utilización no se generan o se minimizan las emisiones de gases de efecto invernadero y otros contaminantes.</w:t>
+        <w:t>Las energías renovables son aquellas fuentes de energía que se obtienen de recursos naturales que se reponen a un ritmo igual o mayor al que se consumen, considerándose prácticamente inagotables a escala humana. Se caracterizan por tener un menor impacto ambiental en comparación con las energías convencionales o no renovables, ya que en su proceso de obtención y utilización no se generan o se minimizan las emisiones de gases de efecto invernadero y otros contaminantes.</w:t>
       </w:r>
     </w:p>
     <w:p>
@@ -4816,10 +4936,10 @@
           <w:lang w:val="es-419" w:eastAsia="es-CO"/>
         </w:rPr>
         <w:drawing>
-          <wp:inline distT="0" distB="0" distL="0" distR="0" wp14:anchorId="21D6F543" wp14:editId="4973524D">
-            <wp:extent cx="5810250" cy="5124450"/>
+          <wp:inline distT="0" distB="0" distL="0" distR="0" wp14:anchorId="7FA0F233" wp14:editId="7155B709">
+            <wp:extent cx="5810250" cy="4267200"/>
             <wp:effectExtent l="0" t="0" r="0" b="0"/>
-            <wp:docPr id="13" name="Imagen 13" descr="Ilustración representativa de diferentes fuentes de energías renovables, incluyendo energía solar, biomasa, energía geotérmica, energía eólica y energía de hidrógeno. Todas estas fuentes convergen en la generación de energía limpia."/>
+            <wp:docPr id="5" name="Imagen 5" descr="Ilustración representativa de diferentes fuentes de energías renovables, incluyendo energía solar, biomasa, energía geotérmica, energía eólica y energía de hidrógeno. Todas estas fuentes convergen en la generación de energía limpia."/>
             <wp:cNvGraphicFramePr>
               <a:graphicFrameLocks xmlns:a="http://schemas.openxmlformats.org/drawingml/2006/main" noChangeAspect="1"/>
             </wp:cNvGraphicFramePr>
@@ -4827,7 +4947,7 @@
               <a:graphicData uri="http://schemas.openxmlformats.org/drawingml/2006/picture">
                 <pic:pic xmlns:pic="http://schemas.openxmlformats.org/drawingml/2006/picture">
                   <pic:nvPicPr>
-                    <pic:cNvPr id="13" name="Imagen 13" descr="Ilustración representativa de diferentes fuentes de energías renovables, incluyendo energía solar, biomasa, energía geotérmica, energía eólica y energía de hidrógeno. Todas estas fuentes convergen en la generación de energía limpia."/>
+                    <pic:cNvPr id="5" name="Imagen 5" descr="Ilustración representativa de diferentes fuentes de energías renovables, incluyendo energía solar, biomasa, energía geotérmica, energía eólica y energía de hidrógeno. Todas estas fuentes convergen en la generación de energía limpia."/>
                     <pic:cNvPicPr>
                       <a:picLocks noChangeAspect="1" noChangeArrowheads="1"/>
                     </pic:cNvPicPr>
@@ -4848,7 +4968,7 @@
                   <pic:spPr bwMode="auto">
                     <a:xfrm>
                       <a:off x="0" y="0"/>
-                      <a:ext cx="5810250" cy="5124450"/>
+                      <a:ext cx="5810250" cy="4267200"/>
                     </a:xfrm>
                     <a:prstGeom prst="rect">
                       <a:avLst/>
@@ -4864,13 +4984,7 @@
     </w:p>
     <w:p>
       <w:pPr>
-        <w:rPr>
-          <w:lang w:val="es-419" w:eastAsia="es-CO"/>
-        </w:rPr>
-      </w:pPr>
-    </w:p>
-    <w:p>
-      <w:pPr>
+        <w:ind w:firstLine="0"/>
         <w:rPr>
           <w:lang w:val="es-419" w:eastAsia="es-CO"/>
         </w:rPr>
@@ -5178,12 +5292,21 @@
     </w:p>
     <w:p>
       <w:pPr>
+        <w:ind w:left="708"/>
+        <w:rPr>
+          <w:lang w:eastAsia="es-CO"/>
+        </w:rPr>
+      </w:pPr>
+    </w:p>
+    <w:p>
+      <w:pPr>
         <w:pStyle w:val="Figura"/>
         <w:rPr>
           <w:lang w:val="es-419"/>
         </w:rPr>
       </w:pPr>
       <w:r>
+        <w:lastRenderedPageBreak/>
         <w:t> Diferencia entre energía solar fotovoltaica y térmica</w:t>
       </w:r>
     </w:p>
@@ -5199,11 +5322,10 @@
           <w:noProof/>
           <w:lang w:val="es-419" w:eastAsia="es-CO"/>
         </w:rPr>
-        <w:lastRenderedPageBreak/>
         <w:drawing>
-          <wp:inline distT="0" distB="0" distL="0" distR="0" wp14:anchorId="332EE19E" wp14:editId="6AE2DC23">
-            <wp:extent cx="5810250" cy="4848225"/>
-            <wp:effectExtent l="0" t="0" r="0" b="9525"/>
+          <wp:inline distT="0" distB="0" distL="0" distR="0" wp14:anchorId="332EE19E" wp14:editId="106B8BB8">
+            <wp:extent cx="3898231" cy="3252786"/>
+            <wp:effectExtent l="0" t="0" r="7620" b="5080"/>
             <wp:docPr id="18" name="Imagen 18" descr="Comparación entre energía solar fotovoltaica (genera electricidad) y térmica (calienta agua), usando la luz y el calor del sol."/>
             <wp:cNvGraphicFramePr>
               <a:graphicFrameLocks xmlns:a="http://schemas.openxmlformats.org/drawingml/2006/main" noChangeAspect="1"/>
@@ -5233,7 +5355,7 @@
                   <pic:spPr bwMode="auto">
                     <a:xfrm>
                       <a:off x="0" y="0"/>
-                      <a:ext cx="5810250" cy="4848225"/>
+                      <a:ext cx="3903844" cy="3257470"/>
                     </a:xfrm>
                     <a:prstGeom prst="rect">
                       <a:avLst/>
@@ -5294,74 +5416,92 @@
         <w:rPr>
           <w:lang w:eastAsia="es-CO"/>
         </w:rPr>
-        <w:t xml:space="preserve">La energía eólica también tiene una influencia indirecta pero fundamental del sol. El viento, que es la fuente de energía para los aerogeneradores, se genera </w:t>
+        <w:t>La energía eólica también tiene una influencia indirecta pero fundamental del sol. El viento, que es la fuente de energía para los aerogeneradores, se genera principalmente por el calentamiento desigual de la superficie terrestre y la atmósfera por el sol.</w:t>
+      </w:r>
+    </w:p>
+    <w:p>
+      <w:pPr>
+        <w:ind w:left="708"/>
+        <w:rPr>
+          <w:lang w:eastAsia="es-CO"/>
+        </w:rPr>
+      </w:pPr>
+      <w:r>
+        <w:rPr>
+          <w:lang w:eastAsia="es-CO"/>
+        </w:rPr>
+        <w:t xml:space="preserve">Este calentamiento desigual crea diferencias de temperatura y, por lo tanto, de presión en el aire. El aire caliente tiende a elevarse, mientras que el aire </w:t>
       </w:r>
       <w:r>
         <w:rPr>
           <w:lang w:eastAsia="es-CO"/>
         </w:rPr>
         <w:lastRenderedPageBreak/>
-        <w:t>principalmente por el calentamiento desigual de la superficie terrestre y la atmósfera por el sol.</w:t>
+        <w:t>frío, más denso, se desplaza para ocupar su lugar, generando así el movimiento de masas de aire que conocemos como viento. Por lo tanto, sin la energía solar como motor de las dinámicas atmosféricas, la energía eólica como la conocemos no existiría.</w:t>
       </w:r>
     </w:p>
     <w:p>
       <w:pPr>
         <w:ind w:left="708"/>
         <w:rPr>
-          <w:lang w:eastAsia="es-CO"/>
-        </w:rPr>
-      </w:pPr>
-      <w:r>
-        <w:rPr>
-          <w:lang w:eastAsia="es-CO"/>
-        </w:rPr>
-        <w:t>Este calentamiento desigual crea diferencias de temperatura y, por lo tanto, de presión en el aire. El aire caliente tiende a elevarse, mientras que el aire frío, más denso, se desplaza para ocupar su lugar, generando así el movimiento de masas de aire que conocemos como viento. Por lo tanto, sin la energía solar como motor de las dinámicas atmosféricas, la energía eólica como la conocemos no existiría.</w:t>
+          <w:lang w:val="es-419" w:eastAsia="es-CO"/>
+        </w:rPr>
+      </w:pPr>
+      <w:r>
+        <w:rPr>
+          <w:lang w:eastAsia="es-CO"/>
+        </w:rPr>
+        <w:t>Los aerogeneradores se clasifican principalmente según la orientación de su eje de rotación:</w:t>
       </w:r>
     </w:p>
     <w:p>
       <w:pPr>
         <w:ind w:left="708"/>
         <w:rPr>
-          <w:lang w:val="es-419" w:eastAsia="es-CO"/>
-        </w:rPr>
-      </w:pPr>
-      <w:r>
-        <w:rPr>
-          <w:lang w:eastAsia="es-CO"/>
-        </w:rPr>
-        <w:t>Los aerogeneradores se clasifican principalmente según la orientación de su eje de rotación:</w:t>
+          <w:b/>
+          <w:bCs/>
+          <w:lang w:val="es-419" w:eastAsia="es-CO"/>
+        </w:rPr>
+      </w:pPr>
+      <w:r>
+        <w:rPr>
+          <w:b/>
+          <w:bCs/>
+          <w:lang w:val="es-419" w:eastAsia="es-CO"/>
+        </w:rPr>
+        <w:t>Aerogeneradores de eje horizontal</w:t>
       </w:r>
     </w:p>
     <w:p>
       <w:pPr>
         <w:ind w:left="708"/>
         <w:rPr>
-          <w:b/>
-          <w:bCs/>
-          <w:lang w:val="es-419" w:eastAsia="es-CO"/>
-        </w:rPr>
-      </w:pPr>
-      <w:r>
-        <w:rPr>
-          <w:b/>
-          <w:bCs/>
-          <w:lang w:val="es-419" w:eastAsia="es-CO"/>
-        </w:rPr>
-        <w:t>Aerogeneradores de eje horizontal</w:t>
+          <w:lang w:val="es-419" w:eastAsia="es-CO"/>
+        </w:rPr>
+      </w:pPr>
+      <w:r>
+        <w:rPr>
+          <w:lang w:val="es-419" w:eastAsia="es-CO"/>
+        </w:rPr>
+        <w:t>Son el tipo más común. Su eje de rotación es paralelo al suelo y las palas giran en un plano vertical perpendicular a la dirección del viento. Generalmente son más eficientes, especialmente en áreas con vientos fuertes y constantes, y suelen estar montados en torres altas para aprovechar mejor la velocidad del viento. Necesitan un sistema de orientación (veleta y motor) para alinearse continuamente con la dirección del viento.</w:t>
       </w:r>
     </w:p>
     <w:p>
       <w:pPr>
         <w:ind w:left="708"/>
         <w:rPr>
-          <w:lang w:val="es-419" w:eastAsia="es-CO"/>
-        </w:rPr>
-      </w:pPr>
-      <w:r>
-        <w:rPr>
-          <w:lang w:val="es-419" w:eastAsia="es-CO"/>
-        </w:rPr>
-        <w:t>Son el tipo más común. Su eje de rotación es paralelo al suelo y las palas giran en un plano vertical perpendicular a la dirección del viento. Generalmente son más eficientes, especialmente en áreas con vientos fuertes y constantes, y suelen estar montados en torres altas para aprovechar mejor la velocidad del viento. Necesitan un sistema de orientación (veleta y motor) para alinearse continuamente con la dirección del viento.</w:t>
+          <w:b/>
+          <w:bCs/>
+          <w:lang w:val="es-419" w:eastAsia="es-CO"/>
+        </w:rPr>
+      </w:pPr>
+      <w:r>
+        <w:rPr>
+          <w:b/>
+          <w:bCs/>
+          <w:lang w:val="es-419" w:eastAsia="es-CO"/>
+        </w:rPr>
+        <w:t>Aerogeneradores de eje vertical</w:t>
       </w:r>
     </w:p>
     <w:p>
@@ -5371,83 +5511,47 @@
           <w:lang w:val="es-419" w:eastAsia="es-CO"/>
         </w:rPr>
       </w:pPr>
-    </w:p>
-    <w:p>
-      <w:pPr>
-        <w:ind w:left="708"/>
-        <w:rPr>
-          <w:lang w:val="es-419" w:eastAsia="es-CO"/>
-        </w:rPr>
-      </w:pPr>
-    </w:p>
-    <w:p>
-      <w:pPr>
-        <w:ind w:left="708"/>
-        <w:rPr>
-          <w:lang w:val="es-419" w:eastAsia="es-CO"/>
-        </w:rPr>
-      </w:pPr>
-    </w:p>
-    <w:p>
-      <w:pPr>
-        <w:ind w:left="708"/>
-        <w:rPr>
-          <w:b/>
-          <w:bCs/>
-          <w:lang w:val="es-419" w:eastAsia="es-CO"/>
-        </w:rPr>
-      </w:pPr>
-      <w:r>
-        <w:rPr>
-          <w:b/>
-          <w:bCs/>
+      <w:r>
+        <w:rPr>
+          <w:lang w:val="es-419" w:eastAsia="es-CO"/>
+        </w:rPr>
+        <w:t>Su eje de rotación es perpendicular al suelo. Tienen la ventaja de poder capturar el viento desde cualquier dirección sin necesidad de un sistema de orientación. Suelen ser más compactos y pueden instalarse en lugares con limitaciones de espacio o vientos turbulentos. Sin embargo, generalmente son menos eficientes que los HAWT (</w:t>
+      </w:r>
+      <w:r>
+        <w:rPr>
+          <w:rStyle w:val="Extranjerismo"/>
+          <w:lang w:val="es-419" w:eastAsia="es-CO"/>
+        </w:rPr>
+        <w:t xml:space="preserve">Horizontal Axis </w:t>
+      </w:r>
+      <w:proofErr w:type="spellStart"/>
+      <w:r>
+        <w:rPr>
+          <w:rStyle w:val="Extranjerismo"/>
+          <w:lang w:val="es-419" w:eastAsia="es-CO"/>
+        </w:rPr>
+        <w:t>Wind</w:t>
+      </w:r>
+      <w:proofErr w:type="spellEnd"/>
+      <w:r>
+        <w:rPr>
+          <w:rStyle w:val="Extranjerismo"/>
+          <w:lang w:val="es-419" w:eastAsia="es-CO"/>
+        </w:rPr>
+        <w:t xml:space="preserve"> Turbine</w:t>
+      </w:r>
+      <w:r>
+        <w:rPr>
+          <w:lang w:val="es-419" w:eastAsia="es-CO"/>
+        </w:rPr>
+        <w:t xml:space="preserve">), turbina eólica de eje horizontal. en la generación de energía, aunque presentan ventajas en términos de menor ruido y menor impacto visual en algunos entornos. Existen </w:t>
+      </w:r>
+      <w:r>
+        <w:rPr>
           <w:lang w:val="es-419" w:eastAsia="es-CO"/>
         </w:rPr>
         <w:lastRenderedPageBreak/>
-        <w:t>Aerogeneradores de eje vertical</w:t>
-      </w:r>
-    </w:p>
-    <w:p>
-      <w:pPr>
-        <w:ind w:left="708"/>
-        <w:rPr>
-          <w:lang w:val="es-419" w:eastAsia="es-CO"/>
-        </w:rPr>
-      </w:pPr>
-      <w:r>
-        <w:rPr>
-          <w:lang w:val="es-419" w:eastAsia="es-CO"/>
-        </w:rPr>
-        <w:t>Su eje de rotación es perpendicular al suelo. Tienen la ventaja de poder capturar el viento desde cualquier dirección sin necesidad de un sistema de orientación. Suelen ser más compactos y pueden instalarse en lugares con limitaciones de espacio o vientos turbulentos. Sin embargo, generalmente son menos eficientes que los HAWT (</w:t>
-      </w:r>
-      <w:r>
-        <w:rPr>
-          <w:rStyle w:val="Extranjerismo"/>
-          <w:lang w:val="es-419" w:eastAsia="es-CO"/>
-        </w:rPr>
-        <w:t xml:space="preserve">Horizontal Axis </w:t>
-      </w:r>
-      <w:proofErr w:type="spellStart"/>
-      <w:r>
-        <w:rPr>
-          <w:rStyle w:val="Extranjerismo"/>
-          <w:lang w:val="es-419" w:eastAsia="es-CO"/>
-        </w:rPr>
-        <w:t>Wind</w:t>
-      </w:r>
-      <w:proofErr w:type="spellEnd"/>
-      <w:r>
-        <w:rPr>
-          <w:rStyle w:val="Extranjerismo"/>
-          <w:lang w:val="es-419" w:eastAsia="es-CO"/>
-        </w:rPr>
-        <w:t xml:space="preserve"> Turbine</w:t>
-      </w:r>
-      <w:r>
-        <w:rPr>
-          <w:lang w:val="es-419" w:eastAsia="es-CO"/>
-        </w:rPr>
-        <w:t>), turbina eólica de eje horizontal. en la generación de energía, aunque presentan ventajas en términos de menor ruido y menor impacto visual en algunos entornos. Existen varios diseños dentro de los VAWT (</w:t>
+        <w:t>varios diseños dentro de los VAWT (</w:t>
       </w:r>
       <w:r>
         <w:rPr>
@@ -5626,85 +5730,43 @@
           <w:bCs/>
           <w:lang w:eastAsia="es-CO"/>
         </w:rPr>
+        <w:t>Biomasa</w:t>
+      </w:r>
+    </w:p>
+    <w:p>
+      <w:pPr>
+        <w:ind w:left="708"/>
+        <w:rPr>
+          <w:lang w:eastAsia="es-CO"/>
+        </w:rPr>
+      </w:pPr>
+      <w:r>
+        <w:rPr>
+          <w:lang w:eastAsia="es-CO"/>
+        </w:rPr>
+        <w:t>Se refiere a la materia orgánica de origen vegetal o animal que puede utilizarse como fuente de energía. Esto incluye la quema de madera, residuos agrícolas, biocombustibles líquidos (etanol, biodiésel) y la digestión anaeróbica de residuos orgánicos para producir biogás.</w:t>
+      </w:r>
+    </w:p>
+    <w:p>
+      <w:pPr>
+        <w:ind w:left="708"/>
+        <w:rPr>
+          <w:lang w:eastAsia="es-CO"/>
+        </w:rPr>
+      </w:pPr>
+      <w:r>
+        <w:rPr>
+          <w:lang w:eastAsia="es-CO"/>
+        </w:rPr>
+        <w:t xml:space="preserve">El sol es el motor fundamental detrás de la generación de biomasa. A través del proceso de fotosíntesis, las plantas utilizan la energía solar, el dióxido de carbono del aire y el agua para producir materia orgánica (biomasa) en forma </w:t>
+      </w:r>
+      <w:r>
+        <w:rPr>
+          <w:lang w:eastAsia="es-CO"/>
+        </w:rPr>
         <w:lastRenderedPageBreak/>
-        <w:t>Biomasa</w:t>
-      </w:r>
-    </w:p>
-    <w:p>
-      <w:pPr>
-        <w:ind w:left="708"/>
-        <w:rPr>
-          <w:lang w:eastAsia="es-CO"/>
-        </w:rPr>
-      </w:pPr>
-      <w:r>
-        <w:rPr>
-          <w:lang w:eastAsia="es-CO"/>
-        </w:rPr>
-        <w:t>Se refiere a la materia orgánica de origen vegetal o animal que puede utilizarse como fuente de energía. Esto incluye la quema de madera, residuos agrícolas, biocombustibles líquidos (etanol, biodiésel) y la digestión anaeróbica de residuos orgánicos para producir biogás.</w:t>
-      </w:r>
-    </w:p>
-    <w:p>
-      <w:pPr>
-        <w:ind w:left="708"/>
-        <w:rPr>
-          <w:lang w:eastAsia="es-CO"/>
-        </w:rPr>
-      </w:pPr>
-      <w:r>
-        <w:rPr>
-          <w:lang w:eastAsia="es-CO"/>
-        </w:rPr>
-        <w:t>El sol es el motor fundamental detrás de la generación de biomasa. A través del proceso de fotosíntesis, las plantas utilizan la energía solar, el dióxido de carbono del aire y el agua para producir materia orgánica (biomasa) en forma de hojas, tallos, raíces y frutos. Esta biomasa almacena la energía solar en sus enlaces químicos y se convierte en una fuente potencial de energía renovable que puede utilizarse directamente como combustible (leña), transformarse en biocombustibles (etanol, biodiésel) o convertirse en biogás mediante procesos de digestión anaeróbica. En esencia, el sol provee la energía primaria que impulsa el crecimiento de toda la biomasa terrestre y acuática.</w:t>
-      </w:r>
-    </w:p>
-    <w:p>
-      <w:pPr>
-        <w:ind w:left="708"/>
-        <w:rPr>
-          <w:lang w:eastAsia="es-CO"/>
-        </w:rPr>
-      </w:pPr>
-    </w:p>
-    <w:p>
-      <w:pPr>
-        <w:ind w:left="708"/>
-        <w:rPr>
-          <w:lang w:eastAsia="es-CO"/>
-        </w:rPr>
-      </w:pPr>
-    </w:p>
-    <w:p>
-      <w:pPr>
-        <w:ind w:left="708"/>
-        <w:rPr>
-          <w:lang w:eastAsia="es-CO"/>
-        </w:rPr>
-      </w:pPr>
-    </w:p>
-    <w:p>
-      <w:pPr>
-        <w:ind w:left="708"/>
-        <w:rPr>
-          <w:lang w:eastAsia="es-CO"/>
-        </w:rPr>
-      </w:pPr>
-    </w:p>
-    <w:p>
-      <w:pPr>
-        <w:ind w:left="708"/>
-        <w:rPr>
-          <w:lang w:eastAsia="es-CO"/>
-        </w:rPr>
-      </w:pPr>
-    </w:p>
-    <w:p>
-      <w:pPr>
-        <w:ind w:left="708"/>
-        <w:rPr>
-          <w:lang w:eastAsia="es-CO"/>
-        </w:rPr>
-      </w:pPr>
+        <w:t>de hojas, tallos, raíces y frutos. Esta biomasa almacena la energía solar en sus enlaces químicos y se convierte en una fuente potencial de energía renovable que puede utilizarse directamente como combustible (leña), transformarse en biocombustibles (etanol, biodiésel) o convertirse en biogás mediante procesos de digestión anaeróbica. En esencia, el sol provee la energía primaria que impulsa el crecimiento de toda la biomasa terrestre y acuática.</w:t>
+      </w:r>
     </w:p>
     <w:p>
       <w:pPr>
@@ -5717,7 +5779,6 @@
         <w:rPr>
           <w:lang w:val="es-419"/>
         </w:rPr>
-        <w:lastRenderedPageBreak/>
         <w:t>Tipos de biomasa</w:t>
       </w:r>
     </w:p>
@@ -5813,7 +5874,14 @@
         <w:rPr>
           <w:lang w:val="es-419" w:eastAsia="es-CO"/>
         </w:rPr>
-        <w:t>Una central geotérmica aprovecha el calor natural del interior de la Tierra para generar electricidad. Su funcionamiento básico implica la perforación de pozos profundos para acceder a reservorios geotérmicos que contienen agua caliente y vapor a alta presión. Este fluido geotérmico se extrae a la superficie y se utiliza para accionar turbinas conectadas a generadores eléctricos, convirtiendo la energía térmica en energía mecánica y luego en electricidad. Después de pasar por la turbina, el vapor se condensa y el agua (a veces después de pasar por una torre de enfriamiento) se reinyecta de nuevo al subsuelo para ser recalentada, creando un ciclo continuo.</w:t>
+        <w:t xml:space="preserve">Una central geotérmica aprovecha el calor natural del interior de la Tierra para generar electricidad. Su funcionamiento básico implica la perforación de pozos profundos para acceder a reservorios geotérmicos que contienen agua </w:t>
+      </w:r>
+      <w:r>
+        <w:rPr>
+          <w:lang w:val="es-419" w:eastAsia="es-CO"/>
+        </w:rPr>
+        <w:lastRenderedPageBreak/>
+        <w:t>caliente y vapor a alta presión. Este fluido geotérmico se extrae a la superficie y se utiliza para accionar turbinas conectadas a generadores eléctricos, convirtiendo la energía térmica en energía mecánica y luego en electricidad. Después de pasar por la turbina, el vapor se condensa y el agua (a veces después de pasar por una torre de enfriamiento) se reinyecta de nuevo al subsuelo para ser recalentada, creando un ciclo continuo.</w:t>
       </w:r>
     </w:p>
     <w:p>
@@ -5827,148 +5895,154 @@
         <w:rPr>
           <w:lang w:val="es-419" w:eastAsia="es-CO"/>
         </w:rPr>
+        <w:t>Existen principalmente tres tipos de centrales geotérmicas, adaptadas a las características del recurso geotérmico disponible:</w:t>
+      </w:r>
+    </w:p>
+    <w:p>
+      <w:pPr>
+        <w:ind w:left="708"/>
+        <w:rPr>
+          <w:b/>
+          <w:bCs/>
+          <w:lang w:eastAsia="es-CO"/>
+        </w:rPr>
+      </w:pPr>
+      <w:r>
+        <w:rPr>
+          <w:b/>
+          <w:bCs/>
+          <w:lang w:eastAsia="es-CO"/>
+        </w:rPr>
+        <w:t>Centrales de vapor seco</w:t>
+      </w:r>
+    </w:p>
+    <w:p>
+      <w:pPr>
+        <w:ind w:left="708"/>
+        <w:rPr>
+          <w:lang w:eastAsia="es-CO"/>
+        </w:rPr>
+      </w:pPr>
+      <w:r>
+        <w:rPr>
+          <w:lang w:eastAsia="es-CO"/>
+        </w:rPr>
+        <w:t>Utilizan directamente el vapor geotérmico a alta temperatura (más de 150 °C) para hacer girar las turbinas. Son las más sencillas y eficientes, pero requieren yacimientos que produzcan principalmente vapor seco.</w:t>
+      </w:r>
+    </w:p>
+    <w:p>
+      <w:pPr>
+        <w:ind w:left="708"/>
+        <w:rPr>
+          <w:b/>
+          <w:bCs/>
+          <w:lang w:eastAsia="es-CO"/>
+        </w:rPr>
+      </w:pPr>
+      <w:r>
+        <w:rPr>
+          <w:b/>
+          <w:bCs/>
+          <w:lang w:eastAsia="es-CO"/>
+        </w:rPr>
+        <w:t>Centrales de vapor de destello (</w:t>
+      </w:r>
+      <w:r>
+        <w:rPr>
+          <w:rStyle w:val="Extranjerismo"/>
+          <w:b/>
+          <w:bCs/>
+        </w:rPr>
+        <w:t>flas</w:t>
+      </w:r>
+      <w:r>
+        <w:rPr>
+          <w:rStyle w:val="Extranjerismo"/>
+          <w:b/>
+          <w:bCs/>
+        </w:rPr>
+        <w:t>h</w:t>
+      </w:r>
+      <w:r>
+        <w:rPr>
+          <w:b/>
+          <w:bCs/>
+          <w:lang w:eastAsia="es-CO"/>
+        </w:rPr>
+        <w:t>)</w:t>
+      </w:r>
+    </w:p>
+    <w:p>
+      <w:pPr>
+        <w:ind w:left="708"/>
+        <w:rPr>
+          <w:lang w:eastAsia="es-CO"/>
+        </w:rPr>
+      </w:pPr>
+      <w:r>
+        <w:rPr>
+          <w:lang w:eastAsia="es-CO"/>
+        </w:rPr>
+        <w:t>Son las más comunes. Utilizan agua geotérmica a alta temperatura (más de 200 °C) y presión. Al ascender por el pozo y llegar a la superficie con menor presión, parte del agua se evapora rápidamente (“destella”) convirtiéndose en vapor que acciona la turbina. Pueden tener uno o varios “destellos” para maximizar la producción de vapor.</w:t>
+      </w:r>
+    </w:p>
+    <w:p>
+      <w:pPr>
+        <w:ind w:left="708"/>
+        <w:rPr>
+          <w:b/>
+          <w:bCs/>
+          <w:lang w:eastAsia="es-CO"/>
+        </w:rPr>
+      </w:pPr>
+      <w:r>
+        <w:rPr>
+          <w:b/>
+          <w:bCs/>
+          <w:lang w:eastAsia="es-CO"/>
+        </w:rPr>
+        <w:t>Centrales de ciclo binario</w:t>
+      </w:r>
+    </w:p>
+    <w:p>
+      <w:pPr>
+        <w:ind w:left="708"/>
+        <w:rPr>
+          <w:lang w:eastAsia="es-CO"/>
+        </w:rPr>
+      </w:pPr>
+      <w:r>
+        <w:rPr>
+          <w:lang w:eastAsia="es-CO"/>
+        </w:rPr>
+        <w:t xml:space="preserve">Se utilizan para yacimientos con temperaturas más bajas (por debajo de 150 °C). El agua geotérmica caliente se utiliza para calentar un segundo fluido con </w:t>
+      </w:r>
+      <w:r>
+        <w:rPr>
+          <w:lang w:eastAsia="es-CO"/>
+        </w:rPr>
         <w:lastRenderedPageBreak/>
-        <w:t>Existen principalmente tres tipos de centrales geotérmicas, adaptadas a las características del recurso geotérmico disponible:</w:t>
+        <w:t xml:space="preserve">un punto de ebullición más bajo (como </w:t>
+      </w:r>
+      <w:proofErr w:type="spellStart"/>
+      <w:r>
+        <w:rPr>
+          <w:lang w:eastAsia="es-CO"/>
+        </w:rPr>
+        <w:t>isobutano</w:t>
+      </w:r>
+      <w:proofErr w:type="spellEnd"/>
+      <w:r>
+        <w:rPr>
+          <w:lang w:eastAsia="es-CO"/>
+        </w:rPr>
+        <w:t xml:space="preserve"> o pentano) en un intercambiador de calor. Este segundo fluido se vaporiza y acciona la turbina. El fluido secundario se condensa y se reutiliza en un ciclo cerrado, sin emitir vapor de agua a la atmósfera.</w:t>
       </w:r>
     </w:p>
     <w:p>
       <w:pPr>
         <w:ind w:left="708"/>
         <w:rPr>
-          <w:b/>
-          <w:bCs/>
-          <w:lang w:eastAsia="es-CO"/>
-        </w:rPr>
-      </w:pPr>
-      <w:r>
-        <w:rPr>
-          <w:b/>
-          <w:bCs/>
-          <w:lang w:eastAsia="es-CO"/>
-        </w:rPr>
-        <w:t>Centrales de vapor seco</w:t>
-      </w:r>
-    </w:p>
-    <w:p>
-      <w:pPr>
-        <w:ind w:left="708"/>
-        <w:rPr>
-          <w:lang w:eastAsia="es-CO"/>
-        </w:rPr>
-      </w:pPr>
-      <w:r>
-        <w:rPr>
-          <w:lang w:eastAsia="es-CO"/>
-        </w:rPr>
-        <w:t>Utilizan directamente el vapor geotérmico a alta temperatura (más de 150 °C) para hacer girar las turbinas. Son las más sencillas y eficientes, pero requieren yacimientos que produzcan principalmente vapor seco.</w:t>
-      </w:r>
-    </w:p>
-    <w:p>
-      <w:pPr>
-        <w:ind w:left="708"/>
-        <w:rPr>
-          <w:b/>
-          <w:bCs/>
-          <w:lang w:eastAsia="es-CO"/>
-        </w:rPr>
-      </w:pPr>
-      <w:r>
-        <w:rPr>
-          <w:b/>
-          <w:bCs/>
-          <w:lang w:eastAsia="es-CO"/>
-        </w:rPr>
-        <w:t>Centrales de vapor de destello (</w:t>
-      </w:r>
-      <w:r>
-        <w:rPr>
-          <w:rStyle w:val="Extranjerismo"/>
-          <w:b/>
-          <w:bCs/>
-        </w:rPr>
-        <w:t>flas</w:t>
-      </w:r>
-      <w:r>
-        <w:rPr>
-          <w:rStyle w:val="Extranjerismo"/>
-          <w:b/>
-          <w:bCs/>
-        </w:rPr>
-        <w:t>h</w:t>
-      </w:r>
-      <w:r>
-        <w:rPr>
-          <w:b/>
-          <w:bCs/>
-          <w:lang w:eastAsia="es-CO"/>
-        </w:rPr>
-        <w:t>)</w:t>
-      </w:r>
-    </w:p>
-    <w:p>
-      <w:pPr>
-        <w:ind w:left="708"/>
-        <w:rPr>
-          <w:lang w:eastAsia="es-CO"/>
-        </w:rPr>
-      </w:pPr>
-      <w:r>
-        <w:rPr>
-          <w:lang w:eastAsia="es-CO"/>
-        </w:rPr>
-        <w:t>Son las más comunes. Utilizan agua geotérmica a alta temperatura (más de 200 °C) y presión. Al ascender por el pozo y llegar a la superficie con menor presión, parte del agua se evapora rápidamente (“destella”) convirtiéndose en vapor que acciona la turbina. Pueden tener uno o varios “destellos” para maximizar la producción de vapor.</w:t>
-      </w:r>
-    </w:p>
-    <w:p>
-      <w:pPr>
-        <w:ind w:left="708"/>
-        <w:rPr>
-          <w:b/>
-          <w:bCs/>
-          <w:lang w:eastAsia="es-CO"/>
-        </w:rPr>
-      </w:pPr>
-      <w:r>
-        <w:rPr>
-          <w:b/>
-          <w:bCs/>
-          <w:lang w:eastAsia="es-CO"/>
-        </w:rPr>
-        <w:t>Centrales de ciclo binario</w:t>
-      </w:r>
-    </w:p>
-    <w:p>
-      <w:pPr>
-        <w:ind w:left="708"/>
-        <w:rPr>
-          <w:lang w:eastAsia="es-CO"/>
-        </w:rPr>
-      </w:pPr>
-      <w:r>
-        <w:rPr>
-          <w:lang w:eastAsia="es-CO"/>
-        </w:rPr>
-        <w:t xml:space="preserve">Se utilizan para yacimientos con temperaturas más bajas (por debajo de 150 °C). El agua geotérmica caliente se utiliza para calentar un segundo fluido con un punto de ebullición más bajo (como </w:t>
-      </w:r>
-      <w:proofErr w:type="spellStart"/>
-      <w:r>
-        <w:rPr>
-          <w:lang w:eastAsia="es-CO"/>
-        </w:rPr>
-        <w:t>isobutano</w:t>
-      </w:r>
-      <w:proofErr w:type="spellEnd"/>
-      <w:r>
-        <w:rPr>
-          <w:lang w:eastAsia="es-CO"/>
-        </w:rPr>
-        <w:t xml:space="preserve"> o pentano) en un intercambiador de calor. Este segundo fluido se vaporiza y acciona la turbina. El fluido secundario se condensa y se reutiliza en un ciclo cerrado, sin emitir vapor de agua a la atmósfera.</w:t>
-      </w:r>
-    </w:p>
-    <w:p>
-      <w:pPr>
-        <w:ind w:left="708"/>
-        <w:rPr>
           <w:lang w:eastAsia="es-CO"/>
         </w:rPr>
       </w:pPr>
@@ -5984,7 +6058,6 @@
         <w:rPr>
           <w:lang w:val="es-419"/>
         </w:rPr>
-        <w:lastRenderedPageBreak/>
         <w:t>Esquema básico de una central geotérmica</w:t>
       </w:r>
     </w:p>
@@ -6073,6 +6146,7 @@
       </w:pPr>
       <w:bookmarkStart w:id="2" w:name="_Toc213940968"/>
       <w:r>
+        <w:lastRenderedPageBreak/>
         <w:t>Aplicaciones de los diferentes tipos de energía en la industria y el comercio</w:t>
       </w:r>
       <w:bookmarkEnd w:id="2"/>
@@ -6100,7 +6174,6 @@
         <w:rPr>
           <w:lang w:val="es-419" w:eastAsia="es-CO"/>
         </w:rPr>
-        <w:lastRenderedPageBreak/>
         <w:t>Mientras que la demanda biológica de energía ha sido relativamente constante, el consumo de energía externa ha crecido exponencialmente con el avance de la tecnología y la civilización. Este aumento, impulsado por la industrialización y la urbanización, resalta la importancia de una gestión eficiente de la energía en el mundo actual.</w:t>
       </w:r>
     </w:p>
@@ -6147,34 +6220,7 @@
     </w:p>
     <w:p>
       <w:pPr>
-        <w:rPr>
-          <w:lang w:eastAsia="es-CO"/>
-        </w:rPr>
-      </w:pPr>
-    </w:p>
-    <w:p>
-      <w:pPr>
-        <w:rPr>
-          <w:lang w:eastAsia="es-CO"/>
-        </w:rPr>
-      </w:pPr>
-    </w:p>
-    <w:p>
-      <w:pPr>
-        <w:rPr>
-          <w:lang w:eastAsia="es-CO"/>
-        </w:rPr>
-      </w:pPr>
-    </w:p>
-    <w:p>
-      <w:pPr>
-        <w:rPr>
-          <w:lang w:eastAsia="es-CO"/>
-        </w:rPr>
-      </w:pPr>
-    </w:p>
-    <w:p>
-      <w:pPr>
+        <w:ind w:firstLine="0"/>
         <w:rPr>
           <w:lang w:eastAsia="es-CO"/>
         </w:rPr>
@@ -16377,54 +16423,20 @@
       </w:pPr>
       <w:r>
         <w:rPr>
-          <w:lang w:eastAsia="es-CO"/>
-        </w:rPr>
-        <w:t>El diagnóstico energético según la norma ISO 50001 implica comprender e integrar aspectos clave como los tipos y formas de energía, las unidades de medida, la eficiencia energética, las variables de consumo, los procesos consumidores y la caracterización del consumo. Conocer las distintas fuentes energéticas y sus aplicaciones permite identificar oportunidades de mejora, mientras que el dominio de unidades y equipos de medición posibilita un análisis técnico preciso. La eficiencia energética, guiada por estándares como la ISO 50001, fomenta el uso racional de los recursos, alineando desempeño y sostenibilidad. Identificar las variables que influyen en el consumo y analizar los procesos críticos permite enfocar acciones de mejora. Finalmente, caracterizar el uso energético mediante diagramas de flujo y comparaciones (</w:t>
-      </w:r>
-      <w:r>
-        <w:rPr>
-          <w:rStyle w:val="Extranjerismo"/>
-          <w:lang w:eastAsia="es-CO"/>
-        </w:rPr>
-        <w:t>benchmarking</w:t>
-      </w:r>
-      <w:r>
-        <w:rPr>
-          <w:lang w:eastAsia="es-CO"/>
-        </w:rPr>
-        <w:t>) proporciona una base sólida para la toma de decisiones estratégicas, impulsando una gestión energética eficiente y responsable</w:t>
-      </w:r>
-      <w:r>
-        <w:rPr>
-          <w:lang w:eastAsia="es-CO"/>
-        </w:rPr>
-        <w:t>.</w:t>
-      </w:r>
-    </w:p>
-    <w:p>
-      <w:pPr>
-        <w:jc w:val="center"/>
-        <w:rPr>
-          <w:lang w:eastAsia="es-CO"/>
-        </w:rPr>
-      </w:pPr>
-      <w:r>
-        <w:rPr>
           <w:noProof/>
           <w:lang w:eastAsia="es-CO"/>
         </w:rPr>
-        <w:lastRenderedPageBreak/>
         <w:drawing>
-          <wp:anchor distT="0" distB="0" distL="114300" distR="114300" simplePos="0" relativeHeight="251664384" behindDoc="0" locked="0" layoutInCell="1" allowOverlap="1" wp14:anchorId="48AB75F9" wp14:editId="6CEE72C6">
+          <wp:anchor distT="0" distB="0" distL="114300" distR="114300" simplePos="0" relativeHeight="251664384" behindDoc="0" locked="0" layoutInCell="1" allowOverlap="1" wp14:anchorId="48AB75F9" wp14:editId="542E7C1E">
             <wp:simplePos x="0" y="0"/>
             <wp:positionH relativeFrom="margin">
-              <wp:align>right</wp:align>
+              <wp:align>left</wp:align>
             </wp:positionH>
             <wp:positionV relativeFrom="paragraph">
-              <wp:posOffset>57</wp:posOffset>
+              <wp:posOffset>3996089</wp:posOffset>
             </wp:positionV>
-            <wp:extent cx="6332220" cy="3387090"/>
-            <wp:effectExtent l="0" t="0" r="0" b="3810"/>
+            <wp:extent cx="5848985" cy="3128010"/>
+            <wp:effectExtent l="0" t="0" r="0" b="0"/>
             <wp:wrapTopAndBottom/>
             <wp:docPr id="4" name="Imagen 4" descr="Diagrama que resume los componentes del diagnóstico energético según la norma ISO 50001, incluyendo seis áreas clave: tipos de energía, unidades de medida, eficiencia energética, variables de consumo, procesos consumidores y caracterización del consumo, cada una con sus respectivos elementos asociados como herramientas, conceptos normativos y metodologías de análisis."/>
             <wp:cNvGraphicFramePr>
@@ -16452,7 +16464,7 @@
                   <pic:spPr>
                     <a:xfrm>
                       <a:off x="0" y="0"/>
-                      <a:ext cx="6332220" cy="3387090"/>
+                      <a:ext cx="5848985" cy="3128010"/>
                     </a:xfrm>
                     <a:prstGeom prst="rect">
                       <a:avLst/>
@@ -16470,88 +16482,31 @@
           </wp:anchor>
         </w:drawing>
       </w:r>
-    </w:p>
-    <w:p>
-      <w:pPr>
-        <w:ind w:firstLine="0"/>
-        <w:jc w:val="center"/>
-        <w:rPr>
-          <w:noProof/>
-          <w:lang w:eastAsia="es-CO"/>
-        </w:rPr>
-      </w:pPr>
-    </w:p>
-    <w:p>
-      <w:pPr>
-        <w:jc w:val="center"/>
-        <w:rPr>
-          <w:noProof/>
-          <w:lang w:eastAsia="es-CO"/>
-        </w:rPr>
-      </w:pPr>
-    </w:p>
-    <w:p>
-      <w:pPr>
-        <w:jc w:val="center"/>
-        <w:rPr>
-          <w:noProof/>
-          <w:lang w:eastAsia="es-CO"/>
-        </w:rPr>
-      </w:pPr>
-    </w:p>
-    <w:p>
-      <w:pPr>
-        <w:jc w:val="center"/>
-        <w:rPr>
-          <w:noProof/>
-          <w:lang w:eastAsia="es-CO"/>
-        </w:rPr>
-      </w:pPr>
-    </w:p>
-    <w:p>
-      <w:pPr>
-        <w:jc w:val="center"/>
-        <w:rPr>
-          <w:noProof/>
-          <w:lang w:eastAsia="es-CO"/>
-        </w:rPr>
-      </w:pPr>
-    </w:p>
-    <w:p>
-      <w:pPr>
-        <w:jc w:val="center"/>
-        <w:rPr>
-          <w:noProof/>
-          <w:lang w:eastAsia="es-CO"/>
-        </w:rPr>
-      </w:pPr>
-    </w:p>
-    <w:p>
-      <w:pPr>
-        <w:jc w:val="center"/>
-        <w:rPr>
-          <w:noProof/>
-          <w:lang w:eastAsia="es-CO"/>
-        </w:rPr>
-      </w:pPr>
-    </w:p>
-    <w:p>
-      <w:pPr>
-        <w:jc w:val="center"/>
-        <w:rPr>
-          <w:noProof/>
-          <w:lang w:eastAsia="es-CO"/>
-        </w:rPr>
-      </w:pPr>
-    </w:p>
-    <w:p>
-      <w:pPr>
-        <w:jc w:val="center"/>
-        <w:rPr>
-          <w:noProof/>
-          <w:lang w:eastAsia="es-CO"/>
-        </w:rPr>
-      </w:pPr>
+      <w:r>
+        <w:rPr>
+          <w:lang w:eastAsia="es-CO"/>
+        </w:rPr>
+        <w:t>El diagnóstico energético según la norma ISO 50001 implica comprender e integrar aspectos clave como los tipos y formas de energía, las unidades de medida, la eficiencia energética, las variables de consumo, los procesos consumidores y la caracterización del consumo. Conocer las distintas fuentes energéticas y sus aplicaciones permite identificar oportunidades de mejora, mientras que el dominio de unidades y equipos de medición posibilita un análisis técnico preciso. La eficiencia energética, guiada por estándares como la ISO 50001, fomenta el uso racional de los recursos, alineando desempeño y sostenibilidad. Identificar las variables que influyen en el consumo y analizar los procesos críticos permite enfocar acciones de mejora. Finalmente, caracterizar el uso energético mediante diagramas de flujo y comparaciones (</w:t>
+      </w:r>
+      <w:r>
+        <w:rPr>
+          <w:rStyle w:val="Extranjerismo"/>
+          <w:lang w:eastAsia="es-CO"/>
+        </w:rPr>
+        <w:t>benchmarking</w:t>
+      </w:r>
+      <w:r>
+        <w:rPr>
+          <w:lang w:eastAsia="es-CO"/>
+        </w:rPr>
+        <w:t>) proporciona una base sólida para la toma de decisiones estratégicas, impulsando una gestión energética eficiente y responsable</w:t>
+      </w:r>
+      <w:r>
+        <w:rPr>
+          <w:lang w:eastAsia="es-CO"/>
+        </w:rPr>
+        <w:t>.</w:t>
+      </w:r>
     </w:p>
     <w:p>
       <w:pPr>
@@ -16667,8 +16622,13 @@
             <w:pPr>
               <w:pStyle w:val="TextoTablas"/>
             </w:pPr>
-            <w:r>
-              <w:t>Es Ciencia. (12 de septiembre 2021). Tipos de energía.</w:t>
+            <w:proofErr w:type="spellStart"/>
+            <w:r>
+              <w:t>Astraway</w:t>
+            </w:r>
+            <w:proofErr w:type="spellEnd"/>
+            <w:r>
+              <w:t>. (2022, marzo 18). Tipos y formas de energía. La energía explicada: fuentes, tipos, propiedades, aplicaciones.</w:t>
             </w:r>
           </w:p>
         </w:tc>
@@ -16698,7 +16658,7 @@
                 <w:rPr>
                   <w:rStyle w:val="Hipervnculo"/>
                 </w:rPr>
-                <w:t>https://www.youtube.com/watch?v=boJpgNIY54Y&amp;ab_channel=EsCiencia</w:t>
+                <w:t>https://www.youtube.com/watch?v=iO7GUgcfJL8</w:t>
               </w:r>
             </w:hyperlink>
           </w:p>
@@ -16730,15 +16690,7 @@
               <w:pStyle w:val="TextoTablas"/>
             </w:pPr>
             <w:r>
-              <w:t xml:space="preserve">Academia </w:t>
-            </w:r>
-            <w:proofErr w:type="spellStart"/>
-            <w:r>
-              <w:t>Kaussal</w:t>
-            </w:r>
-            <w:proofErr w:type="spellEnd"/>
-            <w:r>
-              <w:t>. (2 de septiembre de 2022). Unidades de medidas eléctricas. ¿Cuáles son las más utilizadas?</w:t>
+              <w:t>Clases Particulares en Ávila. (2023, septiembre 28). Magnitudes y unidades de medida y sus tipos.</w:t>
             </w:r>
           </w:p>
         </w:tc>
@@ -16768,7 +16720,7 @@
                 <w:rPr>
                   <w:rStyle w:val="Hipervnculo"/>
                 </w:rPr>
-                <w:t>https://www.youtube.com/watch?v=s9TLe_T9ICY&amp;ab_channel=AcademiaKaussa</w:t>
+                <w:t>https://www.youtube.com/watch?v=f_V5o9tfrhQ</w:t>
               </w:r>
             </w:hyperlink>
           </w:p>
@@ -16802,13 +16754,8 @@
             <w:pPr>
               <w:pStyle w:val="TextoTablas"/>
             </w:pPr>
-            <w:proofErr w:type="spellStart"/>
-            <w:r>
-              <w:t>BUSLeague</w:t>
-            </w:r>
-            <w:proofErr w:type="spellEnd"/>
-            <w:r>
-              <w:t xml:space="preserve"> H2020. (11 de enero de 2022). Eficiencia energética y ahorro de energía en las edificaciones: Conceptos básicos.</w:t>
+            <w:r>
+              <w:t>Agencia SE. (2013, marzo 11). ¿Qué es la eficiencia energética?</w:t>
             </w:r>
           </w:p>
         </w:tc>
@@ -16838,7 +16785,7 @@
                 <w:rPr>
                   <w:rStyle w:val="Hipervnculo"/>
                 </w:rPr>
-                <w:t>https://www.youtube.com/watch?v=S5EQ8axnSmM&amp;ab_channel=BUSLeagueH2020</w:t>
+                <w:t>https://www.youtube.com/watch?v=_12eVyvbFCI</w:t>
               </w:r>
             </w:hyperlink>
           </w:p>
@@ -16869,101 +16816,8 @@
             <w:pPr>
               <w:pStyle w:val="TextoTablas"/>
             </w:pPr>
-            <w:proofErr w:type="spellStart"/>
-            <w:r>
-              <w:t>Hsu</w:t>
-            </w:r>
-            <w:proofErr w:type="spellEnd"/>
-            <w:r>
-              <w:t xml:space="preserve">, D. (2015). </w:t>
-            </w:r>
-            <w:proofErr w:type="spellStart"/>
-            <w:r>
-              <w:t>Identifying</w:t>
-            </w:r>
-            <w:proofErr w:type="spellEnd"/>
-            <w:r>
-              <w:t xml:space="preserve"> </w:t>
-            </w:r>
-            <w:proofErr w:type="spellStart"/>
-            <w:r>
-              <w:t>key</w:t>
-            </w:r>
-            <w:proofErr w:type="spellEnd"/>
-            <w:r>
-              <w:t xml:space="preserve"> variables and </w:t>
-            </w:r>
-            <w:proofErr w:type="spellStart"/>
-            <w:r>
-              <w:t>interactions</w:t>
-            </w:r>
-            <w:proofErr w:type="spellEnd"/>
-            <w:r>
-              <w:t xml:space="preserve"> in </w:t>
-            </w:r>
-            <w:proofErr w:type="spellStart"/>
-            <w:r>
-              <w:t>statistical</w:t>
-            </w:r>
-            <w:proofErr w:type="spellEnd"/>
-            <w:r>
-              <w:t xml:space="preserve"> </w:t>
-            </w:r>
-            <w:proofErr w:type="spellStart"/>
-            <w:r>
-              <w:t>models</w:t>
-            </w:r>
-            <w:proofErr w:type="spellEnd"/>
-            <w:r>
-              <w:t xml:space="preserve"> </w:t>
-            </w:r>
-            <w:proofErr w:type="spellStart"/>
-            <w:r>
-              <w:t>of</w:t>
-            </w:r>
-            <w:proofErr w:type="spellEnd"/>
-            <w:r>
-              <w:t xml:space="preserve"> </w:t>
-            </w:r>
-            <w:proofErr w:type="spellStart"/>
-            <w:r>
-              <w:t>building</w:t>
-            </w:r>
-            <w:proofErr w:type="spellEnd"/>
-            <w:r>
-              <w:t xml:space="preserve"> </w:t>
-            </w:r>
-            <w:proofErr w:type="spellStart"/>
-            <w:r>
-              <w:t>energy</w:t>
-            </w:r>
-            <w:proofErr w:type="spellEnd"/>
-            <w:r>
-              <w:t xml:space="preserve"> </w:t>
-            </w:r>
-            <w:proofErr w:type="spellStart"/>
-            <w:r>
-              <w:t>consumption</w:t>
-            </w:r>
-            <w:proofErr w:type="spellEnd"/>
-            <w:r>
-              <w:t xml:space="preserve"> </w:t>
-            </w:r>
-            <w:proofErr w:type="spellStart"/>
-            <w:r>
-              <w:t>using</w:t>
-            </w:r>
-            <w:proofErr w:type="spellEnd"/>
-            <w:r>
-              <w:t xml:space="preserve"> </w:t>
-            </w:r>
-            <w:proofErr w:type="spellStart"/>
-            <w:r>
-              <w:t>regularization</w:t>
-            </w:r>
-            <w:proofErr w:type="spellEnd"/>
-            <w:r>
-              <w:t>. Energy, 83, 144–155.</w:t>
+            <w:r>
+              <w:t>Tecnológico de Monterrey – Innovación Educativa. (2019, noviembre 8). Demanda y consumo de energía.</w:t>
             </w:r>
           </w:p>
         </w:tc>
@@ -16976,7 +16830,7 @@
               <w:pStyle w:val="TextoTablas"/>
             </w:pPr>
             <w:r>
-              <w:t>Artículo</w:t>
+              <w:t>Video</w:t>
             </w:r>
           </w:p>
         </w:tc>
@@ -16993,7 +16847,7 @@
                 <w:rPr>
                   <w:rStyle w:val="Hipervnculo"/>
                 </w:rPr>
-                <w:t>https://www.sciencedirect.com/science/article/pii/S0360544215001590</w:t>
+                <w:t>https://www.youtube.com/watch?v=_fCNN6pxH8c</w:t>
               </w:r>
             </w:hyperlink>
           </w:p>
@@ -17025,15 +16879,7 @@
               <w:pStyle w:val="TextoTablas"/>
             </w:pPr>
             <w:r>
-              <w:t xml:space="preserve">Geociencias </w:t>
-            </w:r>
-            <w:proofErr w:type="spellStart"/>
-            <w:r>
-              <w:t>Tíncopa</w:t>
-            </w:r>
-            <w:proofErr w:type="spellEnd"/>
-            <w:r>
-              <w:t xml:space="preserve"> (Ciencia de la Tierra). (24 de junio de 2020).</w:t>
+              <w:t>COOPEGUANACASTE R.L. (2021, diciembre 2). ¿Cómo calcular el consumo de energía de mis artefactos eléctricos?</w:t>
             </w:r>
           </w:p>
         </w:tc>
@@ -17063,7 +16909,7 @@
                 <w:rPr>
                   <w:rStyle w:val="Hipervnculo"/>
                 </w:rPr>
-                <w:t>https://www.youtube.com/watch?v=EJWx9Hndy5o&amp;ab_channel=GeocienciasTincopa%28CienciasdelaTierra%29</w:t>
+                <w:t>https://www.youtube.com/watch?v=nca2Lt-BS3U</w:t>
               </w:r>
             </w:hyperlink>
           </w:p>
@@ -17091,8 +16937,13 @@
             <w:pPr>
               <w:pStyle w:val="TextoTablas"/>
             </w:pPr>
-            <w:r>
-              <w:t>Sifuentes Godoy, D. A. (2022 de marzo de 2024). Caracterización del consumo energético. Análisis de datos.</w:t>
+            <w:proofErr w:type="spellStart"/>
+            <w:r>
+              <w:t>Energies</w:t>
+            </w:r>
+            <w:proofErr w:type="spellEnd"/>
+            <w:r>
+              <w:t>. (2018, diciembre 12). Caracterización energética. Parte 1</w:t>
             </w:r>
           </w:p>
         </w:tc>
@@ -17122,13 +16973,35 @@
                 <w:rPr>
                   <w:rStyle w:val="Hipervnculo"/>
                 </w:rPr>
-                <w:t>https://www.youtube.com/watch?v=UT8yR_e-4wo&amp;ab_channel=DavidAlejandroSifuentesGodoy</w:t>
+                <w:t>https://www.youtube.com/watch?v=eDNyV1ntUZg&amp;t=26s</w:t>
               </w:r>
             </w:hyperlink>
           </w:p>
         </w:tc>
       </w:tr>
     </w:tbl>
+    <w:p>
+      <w:pPr>
+        <w:tabs>
+          <w:tab w:val="left" w:pos="3079"/>
+        </w:tabs>
+        <w:ind w:firstLine="0"/>
+        <w:rPr>
+          <w:lang w:val="es-419" w:eastAsia="es-CO"/>
+        </w:rPr>
+      </w:pPr>
+    </w:p>
+    <w:p>
+      <w:pPr>
+        <w:tabs>
+          <w:tab w:val="left" w:pos="3079"/>
+        </w:tabs>
+        <w:ind w:firstLine="0"/>
+        <w:rPr>
+          <w:lang w:val="es-419" w:eastAsia="es-CO"/>
+        </w:rPr>
+      </w:pPr>
+    </w:p>
     <w:p>
       <w:pPr>
         <w:tabs>
@@ -25623,30 +25496,6 @@
 </file>
 
 <file path=customXml/item1.xml><?xml version="1.0" encoding="utf-8"?>
-<p:properties xmlns:p="http://schemas.microsoft.com/office/2006/metadata/properties" xmlns:xsi="http://www.w3.org/2001/XMLSchema-instance" xmlns:pc="http://schemas.microsoft.com/office/infopath/2007/PartnerControls">
-  <documentManagement>
-    <TaxCatchAll xmlns="285d351f-f218-493a-825f-85a9dfbde315" xsi:nil="true"/>
-    <lcf76f155ced4ddcb4097134ff3c332f xmlns="55abea07-cd72-4a95-add0-1082a24cf9e9">
-      <Terms xmlns="http://schemas.microsoft.com/office/infopath/2007/PartnerControls"/>
-    </lcf76f155ced4ddcb4097134ff3c332f>
-  </documentManagement>
-</p:properties>
-</file>
-
-<file path=customXml/item2.xml><?xml version="1.0" encoding="utf-8"?>
-<?mso-contentType ?>
-<FormTemplates xmlns="http://schemas.microsoft.com/sharepoint/v3/contenttype/forms">
-  <Display>DocumentLibraryForm</Display>
-  <Edit>DocumentLibraryForm</Edit>
-  <New>DocumentLibraryForm</New>
-</FormTemplates>
-</file>
-
-<file path=customXml/item3.xml><?xml version="1.0" encoding="utf-8"?>
-<b:Sources xmlns:b="http://schemas.openxmlformats.org/officeDocument/2006/bibliography" xmlns="http://schemas.openxmlformats.org/officeDocument/2006/bibliography" SelectedStyle="\APASixthEditionOfficeOnline.xsl" StyleName="APA" Version="6"/>
-</file>
-
-<file path=customXml/item4.xml><?xml version="1.0" encoding="utf-8"?>
 <ct:contentTypeSchema xmlns:ct="http://schemas.microsoft.com/office/2006/metadata/contentType" xmlns:ma="http://schemas.microsoft.com/office/2006/metadata/properties/metaAttributes" ct:_="" ma:_="" ma:contentTypeName="Documento" ma:contentTypeID="0x0101005D7421CBAB376F47AC1876466873BE0C" ma:contentTypeVersion="11" ma:contentTypeDescription="Crear nuevo documento." ma:contentTypeScope="" ma:versionID="c355e60b4cde5dbb71daba652f90dcaf">
   <xsd:schema xmlns:xsd="http://www.w3.org/2001/XMLSchema" xmlns:xs="http://www.w3.org/2001/XMLSchema" xmlns:p="http://schemas.microsoft.com/office/2006/metadata/properties" xmlns:ns2="55abea07-cd72-4a95-add0-1082a24cf9e9" xmlns:ns3="285d351f-f218-493a-825f-85a9dfbde315" targetNamespace="http://schemas.microsoft.com/office/2006/metadata/properties" ma:root="true" ma:fieldsID="af45bf235921137d7bf462656222ea5a" ns2:_="" ns3:_="">
     <xsd:import namespace="55abea07-cd72-4a95-add0-1082a24cf9e9"/>
@@ -25841,7 +25690,58 @@
 </ct:contentTypeSchema>
 </file>
 
+<file path=customXml/item2.xml><?xml version="1.0" encoding="utf-8"?>
+<b:Sources xmlns:b="http://schemas.openxmlformats.org/officeDocument/2006/bibliography" xmlns="http://schemas.openxmlformats.org/officeDocument/2006/bibliography" SelectedStyle="\APASixthEditionOfficeOnline.xsl" StyleName="APA" Version="6"/>
+</file>
+
+<file path=customXml/item3.xml><?xml version="1.0" encoding="utf-8"?>
+<p:properties xmlns:p="http://schemas.microsoft.com/office/2006/metadata/properties" xmlns:xsi="http://www.w3.org/2001/XMLSchema-instance" xmlns:pc="http://schemas.microsoft.com/office/infopath/2007/PartnerControls">
+  <documentManagement>
+    <TaxCatchAll xmlns="285d351f-f218-493a-825f-85a9dfbde315" xsi:nil="true"/>
+    <lcf76f155ced4ddcb4097134ff3c332f xmlns="55abea07-cd72-4a95-add0-1082a24cf9e9">
+      <Terms xmlns="http://schemas.microsoft.com/office/infopath/2007/PartnerControls"/>
+    </lcf76f155ced4ddcb4097134ff3c332f>
+  </documentManagement>
+</p:properties>
+</file>
+
+<file path=customXml/item4.xml><?xml version="1.0" encoding="utf-8"?>
+<?mso-contentType ?>
+<FormTemplates xmlns="http://schemas.microsoft.com/sharepoint/v3/contenttype/forms">
+  <Display>DocumentLibraryForm</Display>
+  <Edit>DocumentLibraryForm</Edit>
+  <New>DocumentLibraryForm</New>
+</FormTemplates>
+</file>
+
 <file path=customXml/itemProps1.xml><?xml version="1.0" encoding="utf-8"?>
+<ds:datastoreItem xmlns:ds="http://schemas.openxmlformats.org/officeDocument/2006/customXml" ds:itemID="{48FCF90B-C704-4E11-B413-315BC9A375B3}">
+  <ds:schemaRefs>
+    <ds:schemaRef ds:uri="http://schemas.microsoft.com/office/2006/metadata/contentType"/>
+    <ds:schemaRef ds:uri="http://schemas.microsoft.com/office/2006/metadata/properties/metaAttributes"/>
+    <ds:schemaRef ds:uri="http://www.w3.org/2001/XMLSchema"/>
+    <ds:schemaRef ds:uri="http://schemas.microsoft.com/office/2006/metadata/properties"/>
+    <ds:schemaRef ds:uri="55abea07-cd72-4a95-add0-1082a24cf9e9"/>
+    <ds:schemaRef ds:uri="285d351f-f218-493a-825f-85a9dfbde315"/>
+    <ds:schemaRef ds:uri="http://schemas.microsoft.com/office/2006/documentManagement/types"/>
+    <ds:schemaRef ds:uri="http://schemas.microsoft.com/office/infopath/2007/PartnerControls"/>
+    <ds:schemaRef ds:uri="http://schemas.openxmlformats.org/package/2006/metadata/core-properties"/>
+    <ds:schemaRef ds:uri="http://purl.org/dc/elements/1.1/"/>
+    <ds:schemaRef ds:uri="http://purl.org/dc/terms/"/>
+    <ds:schemaRef ds:uri="http://schemas.microsoft.com/internal/obd"/>
+  </ds:schemaRefs>
+</ds:datastoreItem>
+</file>
+
+<file path=customXml/itemProps2.xml><?xml version="1.0" encoding="utf-8"?>
+<ds:datastoreItem xmlns:ds="http://schemas.openxmlformats.org/officeDocument/2006/customXml" ds:itemID="{A9F2CEBA-C824-4C86-81A8-E32CBD0EB92D}">
+  <ds:schemaRefs>
+    <ds:schemaRef ds:uri="http://schemas.openxmlformats.org/officeDocument/2006/bibliography"/>
+  </ds:schemaRefs>
+</ds:datastoreItem>
+</file>
+
+<file path=customXml/itemProps3.xml><?xml version="1.0" encoding="utf-8"?>
 <ds:datastoreItem xmlns:ds="http://schemas.openxmlformats.org/officeDocument/2006/customXml" ds:itemID="{26259216-AD86-464A-AEAD-95B1F9E17392}">
   <ds:schemaRefs>
     <ds:schemaRef ds:uri="http://schemas.microsoft.com/office/2006/metadata/properties"/>
@@ -25852,22 +25752,10 @@
 </ds:datastoreItem>
 </file>
 
-<file path=customXml/itemProps2.xml><?xml version="1.0" encoding="utf-8"?>
+<file path=customXml/itemProps4.xml><?xml version="1.0" encoding="utf-8"?>
 <ds:datastoreItem xmlns:ds="http://schemas.openxmlformats.org/officeDocument/2006/customXml" ds:itemID="{D00A4A46-BDBD-48AC-87B9-2BA42D9CC06F}">
   <ds:schemaRefs>
     <ds:schemaRef ds:uri="http://schemas.microsoft.com/sharepoint/v3/contenttype/forms"/>
   </ds:schemaRefs>
 </ds:datastoreItem>
-</file>
-
-<file path=customXml/itemProps3.xml><?xml version="1.0" encoding="utf-8"?>
-<ds:datastoreItem xmlns:ds="http://schemas.openxmlformats.org/officeDocument/2006/customXml" ds:itemID="{A9F2CEBA-C824-4C86-81A8-E32CBD0EB92D}">
-  <ds:schemaRefs>
-    <ds:schemaRef ds:uri="http://schemas.openxmlformats.org/officeDocument/2006/bibliography"/>
-  </ds:schemaRefs>
-</ds:datastoreItem>
-</file>
-
-<file path=customXml/itemProps4.xml><?xml version="1.0" encoding="utf-8"?>
-<ds:datastoreItem xmlns:ds="http://schemas.openxmlformats.org/officeDocument/2006/customXml" ds:itemID="{48FCF90B-C704-4E11-B413-315BC9A375B3}"/>
 </file>
--- a/fuentes/CF1_83210166_DU.docx
+++ b/fuentes/CF1_83210166_DU.docx
@@ -560,7 +560,7 @@
             </w:rPr>
             <w:fldChar w:fldCharType="separate"/>
           </w:r>
-          <w:hyperlink w:anchor="_Toc213940966" w:history="1">
+          <w:hyperlink w:anchor="_Toc215742688" w:history="1">
             <w:r>
               <w:rPr>
                 <w:rStyle w:val="Hipervnculo"/>
@@ -587,7 +587,7 @@
                 <w:noProof/>
                 <w:webHidden/>
               </w:rPr>
-              <w:instrText xml:space="preserve"> PAGEREF _Toc213940966 \h </w:instrText>
+              <w:instrText xml:space="preserve"> PAGEREF _Toc215742688 \h </w:instrText>
             </w:r>
             <w:r>
               <w:rPr>
@@ -634,7 +634,7 @@
               <w14:ligatures w14:val="none"/>
             </w:rPr>
           </w:pPr>
-          <w:hyperlink w:anchor="_Toc213940967" w:history="1">
+          <w:hyperlink w:anchor="_Toc215742689" w:history="1">
             <w:r>
               <w:rPr>
                 <w:rStyle w:val="Hipervnculo"/>
@@ -679,7 +679,7 @@
                 <w:noProof/>
                 <w:webHidden/>
               </w:rPr>
-              <w:instrText xml:space="preserve"> PAGEREF _Toc213940967 \h </w:instrText>
+              <w:instrText xml:space="preserve"> PAGEREF _Toc215742689 \h </w:instrText>
             </w:r>
             <w:r>
               <w:rPr>
@@ -725,7 +725,7 @@
               <w14:ligatures w14:val="none"/>
             </w:rPr>
           </w:pPr>
-          <w:hyperlink w:anchor="_Toc213940968" w:history="1">
+          <w:hyperlink w:anchor="_Toc215742690" w:history="1">
             <w:r>
               <w:rPr>
                 <w:rStyle w:val="Hipervnculo"/>
@@ -758,8 +758,7 @@
               <w:rPr>
                 <w:webHidden/>
               </w:rPr>
-              <w:tab/>
-              <w:t>……………………………………………………………………………………………………………………….</w:t>
+              <w:t>……………………………………………………………………………………………………………</w:t>
             </w:r>
             <w:r>
               <w:rPr>
@@ -771,7 +770,7 @@
               <w:rPr>
                 <w:webHidden/>
               </w:rPr>
-              <w:instrText xml:space="preserve"> PAGEREF _Toc213940968 \h </w:instrText>
+              <w:instrText xml:space="preserve"> PAGEREF _Toc215742690 \h </w:instrText>
             </w:r>
             <w:r>
               <w:rPr>
@@ -813,7 +812,7 @@
               <w14:ligatures w14:val="none"/>
             </w:rPr>
           </w:pPr>
-          <w:hyperlink w:anchor="_Toc213940969" w:history="1">
+          <w:hyperlink w:anchor="_Toc215742691" w:history="1">
             <w:r>
               <w:rPr>
                 <w:rStyle w:val="Hipervnculo"/>
@@ -846,7 +845,7 @@
               <w:rPr>
                 <w:webHidden/>
               </w:rPr>
-              <w:t>………………………………………………………………………………………</w:t>
+              <w:t>……………………………………………………………………………………..</w:t>
             </w:r>
             <w:r>
               <w:rPr>
@@ -858,7 +857,7 @@
               <w:rPr>
                 <w:webHidden/>
               </w:rPr>
-              <w:instrText xml:space="preserve"> PAGEREF _Toc213940969 \h </w:instrText>
+              <w:instrText xml:space="preserve"> PAGEREF _Toc215742691 \h </w:instrText>
             </w:r>
             <w:r>
               <w:rPr>
@@ -901,7 +900,7 @@
               <w14:ligatures w14:val="none"/>
             </w:rPr>
           </w:pPr>
-          <w:hyperlink w:anchor="_Toc213940970" w:history="1">
+          <w:hyperlink w:anchor="_Toc215742692" w:history="1">
             <w:r>
               <w:rPr>
                 <w:rStyle w:val="Hipervnculo"/>
@@ -946,7 +945,7 @@
                 <w:noProof/>
                 <w:webHidden/>
               </w:rPr>
-              <w:instrText xml:space="preserve"> PAGEREF _Toc213940970 \h </w:instrText>
+              <w:instrText xml:space="preserve"> PAGEREF _Toc215742692 \h </w:instrText>
             </w:r>
             <w:r>
               <w:rPr>
@@ -992,7 +991,7 @@
               <w14:ligatures w14:val="none"/>
             </w:rPr>
           </w:pPr>
-          <w:hyperlink w:anchor="_Toc213940972" w:history="1">
+          <w:hyperlink w:anchor="_Toc215742694" w:history="1">
             <w:r>
               <w:rPr>
                 <w:rStyle w:val="Hipervnculo"/>
@@ -1037,7 +1036,7 @@
               <w:rPr>
                 <w:webHidden/>
               </w:rPr>
-              <w:instrText xml:space="preserve"> PAGEREF _Toc213940972 \h </w:instrText>
+              <w:instrText xml:space="preserve"> PAGEREF _Toc215742694 \h </w:instrText>
             </w:r>
             <w:r>
               <w:rPr>
@@ -1079,7 +1078,7 @@
               <w14:ligatures w14:val="none"/>
             </w:rPr>
           </w:pPr>
-          <w:hyperlink w:anchor="_Toc213940973" w:history="1">
+          <w:hyperlink w:anchor="_Toc215742695" w:history="1">
             <w:r>
               <w:rPr>
                 <w:rStyle w:val="Hipervnculo"/>
@@ -1124,7 +1123,7 @@
               <w:rPr>
                 <w:webHidden/>
               </w:rPr>
-              <w:instrText xml:space="preserve"> PAGEREF _Toc213940973 \h </w:instrText>
+              <w:instrText xml:space="preserve"> PAGEREF _Toc215742695 \h </w:instrText>
             </w:r>
             <w:r>
               <w:rPr>
@@ -1167,7 +1166,7 @@
               <w14:ligatures w14:val="none"/>
             </w:rPr>
           </w:pPr>
-          <w:hyperlink w:anchor="_Toc213940974" w:history="1">
+          <w:hyperlink w:anchor="_Toc215742696" w:history="1">
             <w:r>
               <w:rPr>
                 <w:rStyle w:val="Hipervnculo"/>
@@ -1212,7 +1211,7 @@
                 <w:noProof/>
                 <w:webHidden/>
               </w:rPr>
-              <w:instrText xml:space="preserve"> PAGEREF _Toc213940974 \h </w:instrText>
+              <w:instrText xml:space="preserve"> PAGEREF _Toc215742696 \h </w:instrText>
             </w:r>
             <w:r>
               <w:rPr>
@@ -1258,7 +1257,7 @@
               <w14:ligatures w14:val="none"/>
             </w:rPr>
           </w:pPr>
-          <w:hyperlink w:anchor="_Toc213940976" w:history="1">
+          <w:hyperlink w:anchor="_Toc215742698" w:history="1">
             <w:r>
               <w:rPr>
                 <w:rStyle w:val="Hipervnculo"/>
@@ -1303,7 +1302,7 @@
               <w:rPr>
                 <w:webHidden/>
               </w:rPr>
-              <w:instrText xml:space="preserve"> PAGEREF _Toc213940976 \h </w:instrText>
+              <w:instrText xml:space="preserve"> PAGEREF _Toc215742698 \h </w:instrText>
             </w:r>
             <w:r>
               <w:rPr>
@@ -1346,7 +1345,7 @@
               <w14:ligatures w14:val="none"/>
             </w:rPr>
           </w:pPr>
-          <w:hyperlink w:anchor="_Toc213940977" w:history="1">
+          <w:hyperlink w:anchor="_Toc215742699" w:history="1">
             <w:r>
               <w:rPr>
                 <w:rStyle w:val="Hipervnculo"/>
@@ -1391,7 +1390,7 @@
                 <w:noProof/>
                 <w:webHidden/>
               </w:rPr>
-              <w:instrText xml:space="preserve"> PAGEREF _Toc213940977 \h </w:instrText>
+              <w:instrText xml:space="preserve"> PAGEREF _Toc215742699 \h </w:instrText>
             </w:r>
             <w:r>
               <w:rPr>
@@ -1437,7 +1436,7 @@
               <w14:ligatures w14:val="none"/>
             </w:rPr>
           </w:pPr>
-          <w:hyperlink w:anchor="_Toc213940979" w:history="1">
+          <w:hyperlink w:anchor="_Toc215742701" w:history="1">
             <w:r>
               <w:rPr>
                 <w:rStyle w:val="Hipervnculo"/>
@@ -1470,7 +1469,7 @@
               <w:rPr>
                 <w:webHidden/>
               </w:rPr>
-              <w:tab/>
+              <w:t>…………</w:t>
             </w:r>
             <w:r>
               <w:rPr>
@@ -1482,7 +1481,7 @@
               <w:rPr>
                 <w:webHidden/>
               </w:rPr>
-              <w:instrText xml:space="preserve"> PAGEREF _Toc213940979 \h </w:instrText>
+              <w:instrText xml:space="preserve"> PAGEREF _Toc215742701 \h </w:instrText>
             </w:r>
             <w:r>
               <w:rPr>
@@ -1525,7 +1524,7 @@
               <w14:ligatures w14:val="none"/>
             </w:rPr>
           </w:pPr>
-          <w:hyperlink w:anchor="_Toc213940980" w:history="1">
+          <w:hyperlink w:anchor="_Toc215742702" w:history="1">
             <w:r>
               <w:rPr>
                 <w:rStyle w:val="Hipervnculo"/>
@@ -1570,7 +1569,7 @@
                 <w:noProof/>
                 <w:webHidden/>
               </w:rPr>
-              <w:instrText xml:space="preserve"> PAGEREF _Toc213940980 \h </w:instrText>
+              <w:instrText xml:space="preserve"> PAGEREF _Toc215742702 \h </w:instrText>
             </w:r>
             <w:r>
               <w:rPr>
@@ -1590,7 +1589,7 @@
                 <w:noProof/>
                 <w:webHidden/>
               </w:rPr>
-              <w:t>61</w:t>
+              <w:t>60</w:t>
             </w:r>
             <w:r>
               <w:rPr>
@@ -1616,7 +1615,7 @@
               <w14:ligatures w14:val="none"/>
             </w:rPr>
           </w:pPr>
-          <w:hyperlink w:anchor="_Toc213940982" w:history="1">
+          <w:hyperlink w:anchor="_Toc215742704" w:history="1">
             <w:r>
               <w:rPr>
                 <w:rStyle w:val="Hipervnculo"/>
@@ -1649,7 +1648,7 @@
               <w:rPr>
                 <w:webHidden/>
               </w:rPr>
-              <w:t>……………………………………………………………………………………………………………..</w:t>
+              <w:t>…………………………………………………………………………………………………………….</w:t>
             </w:r>
             <w:r>
               <w:rPr>
@@ -1661,7 +1660,7 @@
               <w:rPr>
                 <w:webHidden/>
               </w:rPr>
-              <w:instrText xml:space="preserve"> PAGEREF _Toc213940982 \h </w:instrText>
+              <w:instrText xml:space="preserve"> PAGEREF _Toc215742704 \h </w:instrText>
             </w:r>
             <w:r>
               <w:rPr>
@@ -1704,7 +1703,7 @@
               <w14:ligatures w14:val="none"/>
             </w:rPr>
           </w:pPr>
-          <w:hyperlink w:anchor="_Toc213940983" w:history="1">
+          <w:hyperlink w:anchor="_Toc215742705" w:history="1">
             <w:r>
               <w:rPr>
                 <w:rStyle w:val="Hipervnculo"/>
@@ -1749,7 +1748,7 @@
                 <w:noProof/>
                 <w:webHidden/>
               </w:rPr>
-              <w:instrText xml:space="preserve"> PAGEREF _Toc213940983 \h </w:instrText>
+              <w:instrText xml:space="preserve"> PAGEREF _Toc215742705 \h </w:instrText>
             </w:r>
             <w:r>
               <w:rPr>
@@ -1769,7 +1768,7 @@
                 <w:noProof/>
                 <w:webHidden/>
               </w:rPr>
-              <w:t>69</w:t>
+              <w:t>68</w:t>
             </w:r>
             <w:r>
               <w:rPr>
@@ -1795,7 +1794,7 @@
               <w14:ligatures w14:val="none"/>
             </w:rPr>
           </w:pPr>
-          <w:hyperlink w:anchor="_Toc213940985" w:history="1">
+          <w:hyperlink w:anchor="_Toc215742707" w:history="1">
             <w:r>
               <w:rPr>
                 <w:rStyle w:val="Hipervnculo"/>
@@ -1840,7 +1839,7 @@
               <w:rPr>
                 <w:webHidden/>
               </w:rPr>
-              <w:instrText xml:space="preserve"> PAGEREF _Toc213940985 \h </w:instrText>
+              <w:instrText xml:space="preserve"> PAGEREF _Toc215742707 \h </w:instrText>
             </w:r>
             <w:r>
               <w:rPr>
@@ -1882,7 +1881,7 @@
               <w14:ligatures w14:val="none"/>
             </w:rPr>
           </w:pPr>
-          <w:hyperlink w:anchor="_Toc213940986" w:history="1">
+          <w:hyperlink w:anchor="_Toc215742708" w:history="1">
             <w:r>
               <w:rPr>
                 <w:rStyle w:val="Hipervnculo"/>
@@ -1921,15 +1920,15 @@
             </w:r>
             <w:r>
               <w:rPr>
-                <w:webHidden/>
+                <w:rStyle w:val="Hipervnculo"/>
               </w:rPr>
-              <w:tab/>
+              <w:t>……………………………………………</w:t>
             </w:r>
             <w:r>
               <w:rPr>
                 <w:webHidden/>
               </w:rPr>
-              <w:t>…………………………………………………………..</w:t>
+              <w:t>……………..</w:t>
             </w:r>
             <w:r>
               <w:rPr>
@@ -1941,7 +1940,7 @@
               <w:rPr>
                 <w:webHidden/>
               </w:rPr>
-              <w:instrText xml:space="preserve"> PAGEREF _Toc213940986 \h </w:instrText>
+              <w:instrText xml:space="preserve"> PAGEREF _Toc215742708 \h </w:instrText>
             </w:r>
             <w:r>
               <w:rPr>
@@ -1983,7 +1982,7 @@
               <w14:ligatures w14:val="none"/>
             </w:rPr>
           </w:pPr>
-          <w:hyperlink w:anchor="_Toc213940987" w:history="1">
+          <w:hyperlink w:anchor="_Toc215742709" w:history="1">
             <w:r>
               <w:rPr>
                 <w:rStyle w:val="Hipervnculo"/>
@@ -2010,7 +2009,7 @@
                 <w:noProof/>
                 <w:webHidden/>
               </w:rPr>
-              <w:instrText xml:space="preserve"> PAGEREF _Toc213940987 \h </w:instrText>
+              <w:instrText xml:space="preserve"> PAGEREF _Toc215742709 \h </w:instrText>
             </w:r>
             <w:r>
               <w:rPr>
@@ -2056,7 +2055,7 @@
               <w14:ligatures w14:val="none"/>
             </w:rPr>
           </w:pPr>
-          <w:hyperlink w:anchor="_Toc213940988" w:history="1">
+          <w:hyperlink w:anchor="_Toc215742710" w:history="1">
             <w:r>
               <w:rPr>
                 <w:rStyle w:val="Hipervnculo"/>
@@ -2083,7 +2082,7 @@
                 <w:noProof/>
                 <w:webHidden/>
               </w:rPr>
-              <w:instrText xml:space="preserve"> PAGEREF _Toc213940988 \h </w:instrText>
+              <w:instrText xml:space="preserve"> PAGEREF _Toc215742710 \h </w:instrText>
             </w:r>
             <w:r>
               <w:rPr>
@@ -2129,7 +2128,7 @@
               <w14:ligatures w14:val="none"/>
             </w:rPr>
           </w:pPr>
-          <w:hyperlink w:anchor="_Toc213940989" w:history="1">
+          <w:hyperlink w:anchor="_Toc215742711" w:history="1">
             <w:r>
               <w:rPr>
                 <w:rStyle w:val="Hipervnculo"/>
@@ -2156,7 +2155,7 @@
                 <w:noProof/>
                 <w:webHidden/>
               </w:rPr>
-              <w:instrText xml:space="preserve"> PAGEREF _Toc213940989 \h </w:instrText>
+              <w:instrText xml:space="preserve"> PAGEREF _Toc215742711 \h </w:instrText>
             </w:r>
             <w:r>
               <w:rPr>
@@ -2202,7 +2201,7 @@
               <w14:ligatures w14:val="none"/>
             </w:rPr>
           </w:pPr>
-          <w:hyperlink w:anchor="_Toc213940990" w:history="1">
+          <w:hyperlink w:anchor="_Toc215742712" w:history="1">
             <w:r>
               <w:rPr>
                 <w:rStyle w:val="Hipervnculo"/>
@@ -2230,7 +2229,7 @@
                 <w:noProof/>
                 <w:webHidden/>
               </w:rPr>
-              <w:instrText xml:space="preserve"> PAGEREF _Toc213940990 \h </w:instrText>
+              <w:instrText xml:space="preserve"> PAGEREF _Toc215742712 \h </w:instrText>
             </w:r>
             <w:r>
               <w:rPr>
@@ -2276,7 +2275,7 @@
               <w14:ligatures w14:val="none"/>
             </w:rPr>
           </w:pPr>
-          <w:hyperlink w:anchor="_Toc213940991" w:history="1">
+          <w:hyperlink w:anchor="_Toc215742713" w:history="1">
             <w:r>
               <w:rPr>
                 <w:rStyle w:val="Hipervnculo"/>
@@ -2303,7 +2302,7 @@
                 <w:noProof/>
                 <w:webHidden/>
               </w:rPr>
-              <w:instrText xml:space="preserve"> PAGEREF _Toc213940991 \h </w:instrText>
+              <w:instrText xml:space="preserve"> PAGEREF _Toc215742713 \h </w:instrText>
             </w:r>
             <w:r>
               <w:rPr>
@@ -2379,7 +2378,7 @@
         </w:numPr>
         <w:ind w:left="1068"/>
       </w:pPr>
-      <w:bookmarkStart w:id="0" w:name="_Toc213940966"/>
+      <w:bookmarkStart w:id="0" w:name="_Toc215742688"/>
       <w:r>
         <w:lastRenderedPageBreak/>
         <w:t>Introducción</w:t>
@@ -2633,7 +2632,7 @@
       <w:pPr>
         <w:pStyle w:val="Ttulo1"/>
       </w:pPr>
-      <w:bookmarkStart w:id="1" w:name="_Toc213940967"/>
+      <w:bookmarkStart w:id="1" w:name="_Toc215742689"/>
       <w:r>
         <w:lastRenderedPageBreak/>
         <w:t>Tipos y formas de energía</w:t>
@@ -6144,7 +6143,7 @@
       <w:pPr>
         <w:pStyle w:val="Ttulo2"/>
       </w:pPr>
-      <w:bookmarkStart w:id="2" w:name="_Toc213940968"/>
+      <w:bookmarkStart w:id="2" w:name="_Toc215742690"/>
       <w:r>
         <w:lastRenderedPageBreak/>
         <w:t>Aplicaciones de los diferentes tipos de energía en la industria y el comercio</w:t>
@@ -6656,7 +6655,7 @@
       <w:pPr>
         <w:pStyle w:val="Ttulo2"/>
       </w:pPr>
-      <w:bookmarkStart w:id="3" w:name="_Toc213940969"/>
+      <w:bookmarkStart w:id="3" w:name="_Toc215742691"/>
       <w:r>
         <w:t>La sostenibilidad</w:t>
       </w:r>
@@ -7095,7 +7094,7 @@
       <w:pPr>
         <w:pStyle w:val="Ttulo1"/>
       </w:pPr>
-      <w:bookmarkStart w:id="4" w:name="_Toc213940970"/>
+      <w:bookmarkStart w:id="4" w:name="_Toc215742692"/>
       <w:r>
         <w:lastRenderedPageBreak/>
         <w:t>Unidades de medida de la energía</w:t>
@@ -7787,18 +7786,20 @@
       </w:pPr>
       <w:bookmarkStart w:id="5" w:name="_Toc213940751"/>
       <w:bookmarkStart w:id="6" w:name="_Toc213940971"/>
+      <w:bookmarkStart w:id="7" w:name="_Toc215742693"/>
       <w:bookmarkEnd w:id="5"/>
       <w:bookmarkEnd w:id="6"/>
+      <w:bookmarkEnd w:id="7"/>
     </w:p>
     <w:p>
       <w:pPr>
         <w:pStyle w:val="Ttulo2"/>
       </w:pPr>
-      <w:bookmarkStart w:id="7" w:name="_Toc213940972"/>
+      <w:bookmarkStart w:id="8" w:name="_Toc215742694"/>
       <w:r>
         <w:t>Conversión entre diferentes unidades de energía</w:t>
       </w:r>
-      <w:bookmarkEnd w:id="7"/>
+      <w:bookmarkEnd w:id="8"/>
     </w:p>
     <w:p>
       <w:pPr>
@@ -8698,11 +8699,11 @@
       <w:pPr>
         <w:pStyle w:val="Ttulo2"/>
       </w:pPr>
-      <w:bookmarkStart w:id="8" w:name="_Toc213940973"/>
+      <w:bookmarkStart w:id="9" w:name="_Toc215742695"/>
       <w:r>
         <w:t>Medición y equipos de medición de la energía</w:t>
       </w:r>
-      <w:bookmarkEnd w:id="8"/>
+      <w:bookmarkEnd w:id="9"/>
     </w:p>
     <w:p>
       <w:pPr>
@@ -9304,12 +9305,12 @@
       <w:pPr>
         <w:pStyle w:val="Ttulo1"/>
       </w:pPr>
-      <w:bookmarkStart w:id="9" w:name="_Toc213940974"/>
+      <w:bookmarkStart w:id="10" w:name="_Toc215742696"/>
       <w:r>
         <w:lastRenderedPageBreak/>
         <w:t>Conceptos fundamentales de eficiencia energética</w:t>
       </w:r>
-      <w:bookmarkEnd w:id="9"/>
+      <w:bookmarkEnd w:id="10"/>
     </w:p>
     <w:p>
       <w:pPr>
@@ -9923,20 +9924,22 @@
           <w14:ligatures w14:val="none"/>
         </w:rPr>
       </w:pPr>
-      <w:bookmarkStart w:id="10" w:name="_Toc213940755"/>
-      <w:bookmarkStart w:id="11" w:name="_Toc213940975"/>
-      <w:bookmarkEnd w:id="10"/>
+      <w:bookmarkStart w:id="11" w:name="_Toc213940755"/>
+      <w:bookmarkStart w:id="12" w:name="_Toc213940975"/>
+      <w:bookmarkStart w:id="13" w:name="_Toc215742697"/>
       <w:bookmarkEnd w:id="11"/>
+      <w:bookmarkEnd w:id="12"/>
+      <w:bookmarkEnd w:id="13"/>
     </w:p>
     <w:p>
       <w:pPr>
         <w:pStyle w:val="Ttulo2"/>
       </w:pPr>
-      <w:bookmarkStart w:id="12" w:name="_Toc213940976"/>
+      <w:bookmarkStart w:id="14" w:name="_Toc215742698"/>
       <w:r>
         <w:t>Organización Internacional de Normalización (ISO)</w:t>
       </w:r>
-      <w:bookmarkEnd w:id="12"/>
+      <w:bookmarkEnd w:id="14"/>
     </w:p>
     <w:p>
       <w:pPr>
@@ -11181,12 +11184,12 @@
       <w:pPr>
         <w:pStyle w:val="Ttulo1"/>
       </w:pPr>
-      <w:bookmarkStart w:id="13" w:name="_Toc213940977"/>
+      <w:bookmarkStart w:id="15" w:name="_Toc215742699"/>
       <w:r>
         <w:lastRenderedPageBreak/>
         <w:t>Identificación de variables de consumo energético</w:t>
       </w:r>
-      <w:bookmarkEnd w:id="13"/>
+      <w:bookmarkEnd w:id="15"/>
     </w:p>
     <w:p>
       <w:pPr>
@@ -12293,20 +12296,22 @@
           <w14:ligatures w14:val="none"/>
         </w:rPr>
       </w:pPr>
-      <w:bookmarkStart w:id="14" w:name="_Toc213940758"/>
-      <w:bookmarkStart w:id="15" w:name="_Toc213940978"/>
-      <w:bookmarkEnd w:id="14"/>
-      <w:bookmarkEnd w:id="15"/>
+      <w:bookmarkStart w:id="16" w:name="_Toc213940758"/>
+      <w:bookmarkStart w:id="17" w:name="_Toc213940978"/>
+      <w:bookmarkStart w:id="18" w:name="_Toc215742700"/>
+      <w:bookmarkEnd w:id="16"/>
+      <w:bookmarkEnd w:id="17"/>
+      <w:bookmarkEnd w:id="18"/>
     </w:p>
     <w:p>
       <w:pPr>
         <w:pStyle w:val="Ttulo2"/>
       </w:pPr>
-      <w:bookmarkStart w:id="16" w:name="_Toc213940979"/>
+      <w:bookmarkStart w:id="19" w:name="_Toc215742701"/>
       <w:r>
         <w:t>Herramientas para el seguimiento y registro de datos de consumo</w:t>
       </w:r>
-      <w:bookmarkEnd w:id="16"/>
+      <w:bookmarkEnd w:id="19"/>
     </w:p>
     <w:p>
       <w:pPr>
@@ -12397,20 +12402,20 @@
           <w:bCs/>
           <w:lang w:eastAsia="es-CO"/>
         </w:rPr>
+        <w:t>Formatos de registro manual</w:t>
+      </w:r>
+    </w:p>
+    <w:p>
+      <w:pPr>
+        <w:rPr>
+          <w:lang w:eastAsia="es-CO"/>
+        </w:rPr>
+      </w:pPr>
+      <w:r>
+        <w:rPr>
+          <w:lang w:eastAsia="es-CO"/>
+        </w:rPr>
         <w:lastRenderedPageBreak/>
-        <w:t>Formatos de registro manual</w:t>
-      </w:r>
-    </w:p>
-    <w:p>
-      <w:pPr>
-        <w:rPr>
-          <w:lang w:eastAsia="es-CO"/>
-        </w:rPr>
-      </w:pPr>
-      <w:r>
-        <w:rPr>
-          <w:lang w:eastAsia="es-CO"/>
-        </w:rPr>
         <w:t>Para variables que no se miden automáticamente, se pueden diseñar formatos sencillos para que el personal registre datos de forma regular (por ejemplo, horas de funcionamiento de equipos, lecturas de contadores).</w:t>
       </w:r>
     </w:p>
@@ -12626,23 +12631,23 @@
       <w:pPr>
         <w:pStyle w:val="Ttulo1"/>
       </w:pPr>
-      <w:bookmarkStart w:id="17" w:name="_Toc213940980"/>
-      <w:r>
+      <w:bookmarkStart w:id="20" w:name="_Toc215742702"/>
+      <w:r>
+        <w:t>Procesos consumidores de energía</w:t>
+      </w:r>
+      <w:bookmarkEnd w:id="20"/>
+    </w:p>
+    <w:p>
+      <w:pPr>
+        <w:rPr>
+          <w:lang w:eastAsia="es-CO"/>
+        </w:rPr>
+      </w:pPr>
+      <w:r>
+        <w:rPr>
+          <w:lang w:eastAsia="es-CO"/>
+        </w:rPr>
         <w:lastRenderedPageBreak/>
-        <w:t>Procesos consumidores de energía</w:t>
-      </w:r>
-      <w:bookmarkEnd w:id="17"/>
-    </w:p>
-    <w:p>
-      <w:pPr>
-        <w:rPr>
-          <w:lang w:eastAsia="es-CO"/>
-        </w:rPr>
-      </w:pPr>
-      <w:r>
-        <w:rPr>
-          <w:lang w:eastAsia="es-CO"/>
-        </w:rPr>
         <w:t>La identificación y el análisis de los procesos específicos responsables del consumo energético dentro de una organización son fundamentales para una gestión eficiente. Comprender en detalle cómo y dónde se utiliza la energía permite enfocar los esfuerzos de mejora en las áreas de mayor impacto, facilitando la toma de decisiones estratégicas orientadas a la optimización del rendimiento energético.</w:t>
       </w:r>
     </w:p>
@@ -12763,20 +12768,20 @@
           <w:bCs/>
           <w:lang w:eastAsia="es-CO"/>
         </w:rPr>
+        <w:t>Iluminación</w:t>
+      </w:r>
+    </w:p>
+    <w:p>
+      <w:pPr>
+        <w:rPr>
+          <w:lang w:eastAsia="es-CO"/>
+        </w:rPr>
+      </w:pPr>
+      <w:r>
+        <w:rPr>
+          <w:lang w:eastAsia="es-CO"/>
+        </w:rPr>
         <w:lastRenderedPageBreak/>
-        <w:t>Iluminación</w:t>
-      </w:r>
-    </w:p>
-    <w:p>
-      <w:pPr>
-        <w:rPr>
-          <w:lang w:eastAsia="es-CO"/>
-        </w:rPr>
-      </w:pPr>
-      <w:r>
-        <w:rPr>
-          <w:lang w:eastAsia="es-CO"/>
-        </w:rPr>
         <w:t>Consumo energético derivado de sistemas de iluminación interior y exterior en distintas áreas operativas y administrativas.</w:t>
       </w:r>
     </w:p>
@@ -12941,20 +12946,20 @@
           <w:bCs/>
           <w:lang w:eastAsia="es-CO"/>
         </w:rPr>
+        <w:t>Diagnóstico de los procesos que consumen la mayor cantidad de energía</w:t>
+      </w:r>
+    </w:p>
+    <w:p>
+      <w:pPr>
+        <w:rPr>
+          <w:lang w:eastAsia="es-CO"/>
+        </w:rPr>
+      </w:pPr>
+      <w:r>
+        <w:rPr>
+          <w:lang w:eastAsia="es-CO"/>
+        </w:rPr>
         <w:lastRenderedPageBreak/>
-        <w:t>Diagnóstico de los procesos que consumen la mayor cantidad de energía</w:t>
-      </w:r>
-    </w:p>
-    <w:p>
-      <w:pPr>
-        <w:rPr>
-          <w:lang w:eastAsia="es-CO"/>
-        </w:rPr>
-      </w:pPr>
-      <w:r>
-        <w:rPr>
-          <w:lang w:eastAsia="es-CO"/>
-        </w:rPr>
         <w:t>Los procesos que consumen una cantidad significativa de energía suelen compartir algunas características:</w:t>
       </w:r>
     </w:p>
@@ -13170,20 +13175,20 @@
           <w:bCs/>
           <w:lang w:eastAsia="es-CO"/>
         </w:rPr>
+        <w:t>Metodología para el análisis del consumo energético por proceso</w:t>
+      </w:r>
+    </w:p>
+    <w:p>
+      <w:pPr>
+        <w:rPr>
+          <w:lang w:eastAsia="es-CO"/>
+        </w:rPr>
+      </w:pPr>
+      <w:r>
+        <w:rPr>
+          <w:lang w:eastAsia="es-CO"/>
+        </w:rPr>
         <w:lastRenderedPageBreak/>
-        <w:t>Metodología para el análisis del consumo energético por proceso</w:t>
-      </w:r>
-    </w:p>
-    <w:p>
-      <w:pPr>
-        <w:rPr>
-          <w:lang w:eastAsia="es-CO"/>
-        </w:rPr>
-      </w:pPr>
-      <w:r>
-        <w:rPr>
-          <w:lang w:eastAsia="es-CO"/>
-        </w:rPr>
         <w:t>Una vez identificados los procesos clave, es necesario analizarlos en detalle para comprender su consumo energético y las oportunidades de mejora.</w:t>
       </w:r>
     </w:p>
@@ -13428,7 +13433,6 @@
           <w:bCs/>
           <w:lang w:eastAsia="es-CO"/>
         </w:rPr>
-        <w:lastRenderedPageBreak/>
         <w:t>Benchmarking</w:t>
       </w:r>
       <w:r>
@@ -13452,6 +13456,7 @@
         <w:rPr>
           <w:lang w:eastAsia="es-CO"/>
         </w:rPr>
+        <w:lastRenderedPageBreak/>
         <w:t>Comparar el consumo energético de un proceso con el de otros procesos similares dentro de la misma organización o con las mejores prácticas de la industria.</w:t>
       </w:r>
     </w:p>
@@ -13566,20 +13571,20 @@
           <w:bCs/>
           <w:lang w:eastAsia="es-CO"/>
         </w:rPr>
+        <w:t>Diseño del proceso</w:t>
+      </w:r>
+    </w:p>
+    <w:p>
+      <w:pPr>
+        <w:rPr>
+          <w:lang w:eastAsia="es-CO"/>
+        </w:rPr>
+      </w:pPr>
+      <w:r>
+        <w:rPr>
+          <w:lang w:eastAsia="es-CO"/>
+        </w:rPr>
         <w:lastRenderedPageBreak/>
-        <w:t>Diseño del proceso</w:t>
-      </w:r>
-    </w:p>
-    <w:p>
-      <w:pPr>
-        <w:rPr>
-          <w:lang w:eastAsia="es-CO"/>
-        </w:rPr>
-      </w:pPr>
-      <w:r>
-        <w:rPr>
-          <w:lang w:eastAsia="es-CO"/>
-        </w:rPr>
         <w:t>La secuencia de las etapas del proceso, la integración de diferentes operaciones, y la optimización de los flujos de materiales y energía pueden tener un impacto significativo en el consumo total. Un diseño ineficiente puede requerir más energía para lograr el mismo resultado.</w:t>
       </w:r>
     </w:p>
@@ -13701,20 +13706,20 @@
           <w:bCs/>
           <w:lang w:eastAsia="es-CO"/>
         </w:rPr>
+        <w:t>Factores externos</w:t>
+      </w:r>
+    </w:p>
+    <w:p>
+      <w:pPr>
+        <w:rPr>
+          <w:lang w:eastAsia="es-CO"/>
+        </w:rPr>
+      </w:pPr>
+      <w:r>
+        <w:rPr>
+          <w:lang w:eastAsia="es-CO"/>
+        </w:rPr>
         <w:lastRenderedPageBreak/>
-        <w:t>Factores externos</w:t>
-      </w:r>
-    </w:p>
-    <w:p>
-      <w:pPr>
-        <w:rPr>
-          <w:lang w:eastAsia="es-CO"/>
-        </w:rPr>
-      </w:pPr>
-      <w:r>
-        <w:rPr>
-          <w:lang w:eastAsia="es-CO"/>
-        </w:rPr>
         <w:t>En algunos casos, factores externos como las tarifas energéticas, las regulaciones gubernamentales, y los incentivos a la eficiencia energética pueden influir en las decisiones y las inversiones relacionadas con el consumo energético de los procesos.</w:t>
       </w:r>
     </w:p>
@@ -13805,20 +13810,22 @@
           <w14:ligatures w14:val="none"/>
         </w:rPr>
       </w:pPr>
-      <w:bookmarkStart w:id="18" w:name="_Toc213940761"/>
-      <w:bookmarkStart w:id="19" w:name="_Toc213940981"/>
-      <w:bookmarkEnd w:id="18"/>
-      <w:bookmarkEnd w:id="19"/>
+      <w:bookmarkStart w:id="21" w:name="_Toc213940761"/>
+      <w:bookmarkStart w:id="22" w:name="_Toc213940981"/>
+      <w:bookmarkStart w:id="23" w:name="_Toc215742703"/>
+      <w:bookmarkEnd w:id="21"/>
+      <w:bookmarkEnd w:id="22"/>
+      <w:bookmarkEnd w:id="23"/>
     </w:p>
     <w:p>
       <w:pPr>
         <w:pStyle w:val="Ttulo2"/>
       </w:pPr>
-      <w:bookmarkStart w:id="20" w:name="_Toc213940982"/>
+      <w:bookmarkStart w:id="24" w:name="_Toc215742704"/>
       <w:r>
         <w:t>Importancia de la eficiencia energética en los procesos productivos y de servicios</w:t>
       </w:r>
-      <w:bookmarkEnd w:id="20"/>
+      <w:bookmarkEnd w:id="24"/>
     </w:p>
     <w:p>
       <w:pPr>
@@ -13935,7 +13942,6 @@
           <w:bCs/>
           <w:lang w:eastAsia="es-CO"/>
         </w:rPr>
-        <w:lastRenderedPageBreak/>
         <w:t>Mejora de la calidad</w:t>
       </w:r>
     </w:p>
@@ -13951,6 +13957,7 @@
         <w:rPr>
           <w:lang w:eastAsia="es-CO"/>
         </w:rPr>
+        <w:lastRenderedPageBreak/>
         <w:t>Procesos más controlados y eficientes pueden resultar en una mayor calidad de los productos o servicios.</w:t>
       </w:r>
     </w:p>
@@ -14118,23 +14125,23 @@
       <w:pPr>
         <w:pStyle w:val="Ttulo1"/>
       </w:pPr>
-      <w:bookmarkStart w:id="21" w:name="_Toc213940983"/>
-      <w:r>
+      <w:bookmarkStart w:id="25" w:name="_Toc215742705"/>
+      <w:r>
+        <w:t>Caracterización del consumo energético</w:t>
+      </w:r>
+      <w:bookmarkEnd w:id="25"/>
+    </w:p>
+    <w:p>
+      <w:pPr>
+        <w:rPr>
+          <w:lang w:val="es-419" w:eastAsia="es-CO"/>
+        </w:rPr>
+      </w:pPr>
+      <w:r>
+        <w:rPr>
+          <w:lang w:val="es-419" w:eastAsia="es-CO"/>
+        </w:rPr>
         <w:lastRenderedPageBreak/>
-        <w:t>Caracterización del consumo energético</w:t>
-      </w:r>
-      <w:bookmarkEnd w:id="21"/>
-    </w:p>
-    <w:p>
-      <w:pPr>
-        <w:rPr>
-          <w:lang w:val="es-419" w:eastAsia="es-CO"/>
-        </w:rPr>
-      </w:pPr>
-      <w:r>
-        <w:rPr>
-          <w:lang w:val="es-419" w:eastAsia="es-CO"/>
-        </w:rPr>
         <w:t>En este tema, aprenderá a analizar en detalle los datos de consumo energético recopilados, identificando patrones, tendencias y anomalías. Esta caracterización profunda es esencial para comprender cómo, cuándo y dónde se utiliza la energía en una organización, sentando las bases para la definición de indicadores de gestión energética significativos y la implementación de estrategias de mejora.</w:t>
       </w:r>
     </w:p>
@@ -14282,7 +14289,6 @@
           <w:bCs/>
           <w:lang w:eastAsia="es-CO"/>
         </w:rPr>
-        <w:lastRenderedPageBreak/>
         <w:t>Establecimiento de líneas base</w:t>
       </w:r>
     </w:p>
@@ -14298,6 +14304,7 @@
         <w:rPr>
           <w:lang w:eastAsia="es-CO"/>
         </w:rPr>
+        <w:lastRenderedPageBreak/>
         <w:t>Proporciona datos históricos detallados para establecer Líneas Base Energéticas (LBE) confiables, que son cruciales para medir el progreso de las iniciativas de eficiencia energética.</w:t>
       </w:r>
     </w:p>
@@ -14488,20 +14495,20 @@
           <w:bCs/>
           <w:lang w:eastAsia="es-CO"/>
         </w:rPr>
+        <w:t>Fuentes de datos</w:t>
+      </w:r>
+    </w:p>
+    <w:p>
+      <w:pPr>
+        <w:rPr>
+          <w:lang w:eastAsia="es-CO"/>
+        </w:rPr>
+      </w:pPr>
+      <w:r>
+        <w:rPr>
+          <w:lang w:eastAsia="es-CO"/>
+        </w:rPr>
         <w:lastRenderedPageBreak/>
-        <w:t>Fuentes de datos</w:t>
-      </w:r>
-    </w:p>
-    <w:p>
-      <w:pPr>
-        <w:rPr>
-          <w:lang w:eastAsia="es-CO"/>
-        </w:rPr>
-      </w:pPr>
-      <w:r>
-        <w:rPr>
-          <w:lang w:eastAsia="es-CO"/>
-        </w:rPr>
         <w:t>Es crucial identificar todas las fuentes de datos de consumo energético dentro de la organización. Estas pueden incluir:</w:t>
       </w:r>
     </w:p>
@@ -14701,20 +14708,20 @@
           <w:bCs/>
           <w:lang w:eastAsia="es-CO"/>
         </w:rPr>
+        <w:t>Informes de producción</w:t>
+      </w:r>
+    </w:p>
+    <w:p>
+      <w:pPr>
+        <w:rPr>
+          <w:lang w:eastAsia="es-CO"/>
+        </w:rPr>
+      </w:pPr>
+      <w:r>
+        <w:rPr>
+          <w:lang w:eastAsia="es-CO"/>
+        </w:rPr>
         <w:lastRenderedPageBreak/>
-        <w:t>Informes de producción</w:t>
-      </w:r>
-    </w:p>
-    <w:p>
-      <w:pPr>
-        <w:rPr>
-          <w:lang w:eastAsia="es-CO"/>
-        </w:rPr>
-      </w:pPr>
-      <w:r>
-        <w:rPr>
-          <w:lang w:eastAsia="es-CO"/>
-        </w:rPr>
         <w:t>Pueden contener información relevante sobre las horas de funcionamiento de los equipos y la cantidad de producto elaborado.</w:t>
       </w:r>
     </w:p>
@@ -14917,78 +14924,78 @@
           <w:bCs/>
           <w:lang w:eastAsia="es-CO"/>
         </w:rPr>
+        <w:t>Estandarización de unidades</w:t>
+      </w:r>
+    </w:p>
+    <w:p>
+      <w:pPr>
+        <w:ind w:left="708" w:firstLine="0"/>
+        <w:rPr>
+          <w:lang w:eastAsia="es-CO"/>
+        </w:rPr>
+      </w:pPr>
+      <w:r>
+        <w:rPr>
+          <w:lang w:eastAsia="es-CO"/>
+        </w:rPr>
         <w:lastRenderedPageBreak/>
-        <w:t>Estandarización de unidades</w:t>
+        <w:t>Convertir todas las cantidades de energía a una unidad común (por ejemplo, kWh o MJ) para facilitar la comparación.</w:t>
       </w:r>
     </w:p>
     <w:p>
       <w:pPr>
         <w:ind w:left="708" w:firstLine="0"/>
         <w:rPr>
-          <w:lang w:eastAsia="es-CO"/>
-        </w:rPr>
-      </w:pPr>
-      <w:r>
-        <w:rPr>
-          <w:lang w:eastAsia="es-CO"/>
-        </w:rPr>
-        <w:t>Convertir todas las cantidades de energía a una unidad común (por ejemplo, kWh o MJ) para facilitar la comparación.</w:t>
+          <w:b/>
+          <w:bCs/>
+          <w:lang w:eastAsia="es-CO"/>
+        </w:rPr>
+      </w:pPr>
+      <w:r>
+        <w:rPr>
+          <w:b/>
+          <w:bCs/>
+          <w:lang w:eastAsia="es-CO"/>
+        </w:rPr>
+        <w:t>Validación de datos</w:t>
       </w:r>
     </w:p>
     <w:p>
       <w:pPr>
         <w:ind w:left="708" w:firstLine="0"/>
         <w:rPr>
-          <w:b/>
-          <w:bCs/>
-          <w:lang w:eastAsia="es-CO"/>
-        </w:rPr>
-      </w:pPr>
-      <w:r>
-        <w:rPr>
-          <w:b/>
-          <w:bCs/>
-          <w:lang w:eastAsia="es-CO"/>
-        </w:rPr>
-        <w:t>Validación de datos</w:t>
+          <w:lang w:eastAsia="es-CO"/>
+        </w:rPr>
+      </w:pPr>
+      <w:r>
+        <w:rPr>
+          <w:lang w:eastAsia="es-CO"/>
+        </w:rPr>
+        <w:t>Revisar los datos para identificar posibles errores o inconsistencias.</w:t>
       </w:r>
     </w:p>
     <w:p>
       <w:pPr>
         <w:ind w:left="708" w:firstLine="0"/>
         <w:rPr>
-          <w:lang w:eastAsia="es-CO"/>
-        </w:rPr>
-      </w:pPr>
-      <w:r>
-        <w:rPr>
-          <w:lang w:eastAsia="es-CO"/>
-        </w:rPr>
-        <w:t>Revisar los datos para identificar posibles errores o inconsistencias.</w:t>
+          <w:b/>
+          <w:bCs/>
+          <w:lang w:eastAsia="es-CO"/>
+        </w:rPr>
+      </w:pPr>
+      <w:r>
+        <w:rPr>
+          <w:b/>
+          <w:bCs/>
+          <w:lang w:eastAsia="es-CO"/>
+        </w:rPr>
+        <w:t>Almacenamiento seguro y accesible</w:t>
       </w:r>
     </w:p>
     <w:p>
       <w:pPr>
         <w:ind w:left="708" w:firstLine="0"/>
         <w:rPr>
-          <w:b/>
-          <w:bCs/>
-          <w:lang w:eastAsia="es-CO"/>
-        </w:rPr>
-      </w:pPr>
-      <w:r>
-        <w:rPr>
-          <w:b/>
-          <w:bCs/>
-          <w:lang w:eastAsia="es-CO"/>
-        </w:rPr>
-        <w:t>Almacenamiento seguro y accesible</w:t>
-      </w:r>
-    </w:p>
-    <w:p>
-      <w:pPr>
-        <w:ind w:left="708" w:firstLine="0"/>
-        <w:rPr>
           <w:lang w:eastAsia="es-CO"/>
         </w:rPr>
       </w:pPr>
@@ -15086,30 +15093,24 @@
         <w:rPr>
           <w:lang w:eastAsia="es-CO"/>
         </w:rPr>
-        <w:t xml:space="preserve">Analizar el consumo por día de la semana puede mostrar variaciones relacionadas con los niveles de actividad (por ejemplo: menor consumo los fines de </w:t>
-      </w:r>
-      <w:r>
-        <w:rPr>
+        <w:t>Analizar el consumo por día de la semana puede mostrar variaciones relacionadas con los niveles de actividad (por ejemplo: menor consumo los fines de semana). Esto ayuda a optimizar la operación de los equipos y sistemas según los horarios de funcionamiento reales.</w:t>
+      </w:r>
+    </w:p>
+    <w:p>
+      <w:pPr>
+        <w:rPr>
+          <w:b/>
+          <w:bCs/>
+          <w:lang w:eastAsia="es-CO"/>
+        </w:rPr>
+      </w:pPr>
+      <w:r>
+        <w:rPr>
+          <w:b/>
+          <w:bCs/>
           <w:lang w:eastAsia="es-CO"/>
         </w:rPr>
         <w:lastRenderedPageBreak/>
-        <w:t>semana). Esto ayuda a optimizar la operación de los equipos y sistemas según los horarios de funcionamiento reales.</w:t>
-      </w:r>
-    </w:p>
-    <w:p>
-      <w:pPr>
-        <w:rPr>
-          <w:b/>
-          <w:bCs/>
-          <w:lang w:eastAsia="es-CO"/>
-        </w:rPr>
-      </w:pPr>
-      <w:r>
-        <w:rPr>
-          <w:b/>
-          <w:bCs/>
-          <w:lang w:eastAsia="es-CO"/>
-        </w:rPr>
         <w:t>Análisis por temporadas</w:t>
       </w:r>
     </w:p>
@@ -15289,20 +15290,20 @@
           <w:bCs/>
           <w:lang w:eastAsia="es-CO"/>
         </w:rPr>
+        <w:t>Tendencias</w:t>
+      </w:r>
+    </w:p>
+    <w:p>
+      <w:pPr>
+        <w:rPr>
+          <w:lang w:eastAsia="es-CO"/>
+        </w:rPr>
+      </w:pPr>
+      <w:r>
+        <w:rPr>
+          <w:lang w:eastAsia="es-CO"/>
+        </w:rPr>
         <w:lastRenderedPageBreak/>
-        <w:t>Tendencias</w:t>
-      </w:r>
-    </w:p>
-    <w:p>
-      <w:pPr>
-        <w:rPr>
-          <w:lang w:eastAsia="es-CO"/>
-        </w:rPr>
-      </w:pPr>
-      <w:r>
-        <w:rPr>
-          <w:lang w:eastAsia="es-CO"/>
-        </w:rPr>
         <w:t>Pueden indicar un aumento de la eficiencia debido a la implementación de medidas, un deterioro del rendimiento de los equipos con el tiempo, o un cambio en los niveles de actividad de la organización</w:t>
       </w:r>
     </w:p>
@@ -15543,20 +15544,22 @@
           <w14:ligatures w14:val="none"/>
         </w:rPr>
       </w:pPr>
-      <w:bookmarkStart w:id="22" w:name="_Toc213940764"/>
-      <w:bookmarkStart w:id="23" w:name="_Toc213940984"/>
-      <w:bookmarkEnd w:id="22"/>
-      <w:bookmarkEnd w:id="23"/>
+      <w:bookmarkStart w:id="26" w:name="_Toc213940764"/>
+      <w:bookmarkStart w:id="27" w:name="_Toc213940984"/>
+      <w:bookmarkStart w:id="28" w:name="_Toc215742706"/>
+      <w:bookmarkEnd w:id="26"/>
+      <w:bookmarkEnd w:id="27"/>
+      <w:bookmarkEnd w:id="28"/>
     </w:p>
     <w:p>
       <w:pPr>
         <w:pStyle w:val="Ttulo2"/>
       </w:pPr>
-      <w:bookmarkStart w:id="24" w:name="_Toc213940985"/>
+      <w:bookmarkStart w:id="29" w:name="_Toc215742707"/>
       <w:r>
         <w:t>Elaboración de diagramas de flujo de energía</w:t>
       </w:r>
-      <w:bookmarkEnd w:id="24"/>
+      <w:bookmarkEnd w:id="29"/>
     </w:p>
     <w:p>
       <w:pPr>
@@ -16026,7 +16029,7 @@
       <w:pPr>
         <w:pStyle w:val="Ttulo2"/>
       </w:pPr>
-      <w:bookmarkStart w:id="25" w:name="_Toc213940986"/>
+      <w:bookmarkStart w:id="30" w:name="_Toc215742708"/>
       <w:r>
         <w:rPr>
           <w:rStyle w:val="Extranjerismo"/>
@@ -16036,7 +16039,7 @@
       <w:r>
         <w:t> interno y externo</w:t>
       </w:r>
-      <w:bookmarkEnd w:id="25"/>
+      <w:bookmarkEnd w:id="30"/>
     </w:p>
     <w:p>
       <w:pPr>
@@ -16408,12 +16411,12 @@
         </w:numPr>
         <w:ind w:left="1068" w:hanging="360"/>
       </w:pPr>
-      <w:bookmarkStart w:id="26" w:name="_Toc213940987"/>
+      <w:bookmarkStart w:id="31" w:name="_Toc215742709"/>
       <w:r>
         <w:lastRenderedPageBreak/>
         <w:t>Síntesis</w:t>
       </w:r>
-      <w:bookmarkEnd w:id="26"/>
+      <w:bookmarkEnd w:id="31"/>
     </w:p>
     <w:p>
       <w:pPr>
@@ -16517,12 +16520,12 @@
         </w:numPr>
         <w:ind w:left="1068"/>
       </w:pPr>
-      <w:bookmarkStart w:id="27" w:name="_Toc213940988"/>
+      <w:bookmarkStart w:id="32" w:name="_Toc215742710"/>
       <w:r>
         <w:lastRenderedPageBreak/>
         <w:t>Material complementario</w:t>
       </w:r>
-      <w:bookmarkEnd w:id="27"/>
+      <w:bookmarkEnd w:id="32"/>
     </w:p>
     <w:tbl>
       <w:tblPr>
@@ -16550,7 +16553,7 @@
             <w:pPr>
               <w:pStyle w:val="TextoTablas"/>
             </w:pPr>
-            <w:bookmarkStart w:id="28" w:name="_Hlk213875775"/>
+            <w:bookmarkStart w:id="33" w:name="_Hlk213875775"/>
             <w:r>
               <w:t>Tema</w:t>
             </w:r>
@@ -16596,7 +16599,7 @@
           </w:p>
         </w:tc>
       </w:tr>
-      <w:bookmarkEnd w:id="28"/>
+      <w:bookmarkEnd w:id="33"/>
       <w:tr>
         <w:trPr>
           <w:cnfStyle w:val="000000100000" w:firstRow="0" w:lastRow="0" w:firstColumn="0" w:lastColumn="0" w:oddVBand="0" w:evenVBand="0" w:oddHBand="1" w:evenHBand="0" w:firstRowFirstColumn="0" w:firstRowLastColumn="0" w:lastRowFirstColumn="0" w:lastRowLastColumn="0"/>
@@ -17022,12 +17025,12 @@
         </w:numPr>
         <w:ind w:left="1068"/>
       </w:pPr>
-      <w:bookmarkStart w:id="29" w:name="_Toc213940989"/>
+      <w:bookmarkStart w:id="34" w:name="_Toc215742711"/>
       <w:r>
         <w:lastRenderedPageBreak/>
         <w:t>Glosario</w:t>
       </w:r>
-      <w:bookmarkEnd w:id="29"/>
+      <w:bookmarkEnd w:id="34"/>
     </w:p>
     <w:p>
       <w:pPr>
@@ -17466,7 +17469,7 @@
           <w:bdr w:val="none" w:sz="0" w:space="0" w:color="auto" w:frame="1"/>
         </w:rPr>
       </w:pPr>
-      <w:bookmarkStart w:id="30" w:name="_Toc213940990"/>
+      <w:bookmarkStart w:id="35" w:name="_Toc215742712"/>
       <w:r>
         <w:rPr>
           <w:bdr w:val="none" w:sz="0" w:space="0" w:color="auto" w:frame="1"/>
@@ -17474,7 +17477,7 @@
         <w:lastRenderedPageBreak/>
         <w:t>Referencias bibliográficas</w:t>
       </w:r>
-      <w:bookmarkEnd w:id="30"/>
+      <w:bookmarkEnd w:id="35"/>
     </w:p>
     <w:p>
       <w:pPr>
@@ -19014,12 +19017,12 @@
         </w:numPr>
         <w:ind w:left="708"/>
       </w:pPr>
-      <w:bookmarkStart w:id="31" w:name="_Toc213940991"/>
+      <w:bookmarkStart w:id="36" w:name="_Toc215742713"/>
       <w:r>
         <w:lastRenderedPageBreak/>
         <w:t>Créditos</w:t>
       </w:r>
-      <w:bookmarkEnd w:id="31"/>
+      <w:bookmarkEnd w:id="36"/>
     </w:p>
     <w:tbl>
       <w:tblPr>
@@ -24220,7 +24223,7 @@
     <w:uiPriority w:val="9"/>
     <w:unhideWhenUsed/>
     <w:qFormat/>
-    <w:rsid w:val="00121C7A"/>
+    <w:rsid w:val="004413C9"/>
     <w:pPr>
       <w:keepNext/>
       <w:keepLines/>
@@ -24240,7 +24243,6 @@
       <w:bCs/>
       <w:color w:val="000000"/>
       <w:kern w:val="0"/>
-      <w:sz w:val="32"/>
       <w:szCs w:val="32"/>
       <w:shd w:val="clear" w:color="auto" w:fill="FFFFFF"/>
       <w:lang w:val="es-419" w:eastAsia="es-CO"/>
@@ -24391,14 +24393,14 @@
     <w:basedOn w:val="Fuentedeprrafopredeter"/>
     <w:link w:val="Ttulo2"/>
     <w:uiPriority w:val="9"/>
-    <w:rsid w:val="00121C7A"/>
+    <w:rsid w:val="004413C9"/>
     <w:rPr>
       <w:rFonts w:ascii="Calibri" w:eastAsiaTheme="majorEastAsia" w:hAnsi="Calibri" w:cs="Calibri"/>
       <w:b/>
       <w:bCs/>
       <w:color w:val="000000"/>
       <w:kern w:val="0"/>
-      <w:sz w:val="32"/>
+      <w:sz w:val="28"/>
       <w:szCs w:val="32"/>
       <w:shd w:val="clear" w:color="auto" w:fill="FFFFFF"/>
       <w:lang w:val="es-419" w:eastAsia="es-CO"/>
@@ -25496,6 +25498,30 @@
 </file>
 
 <file path=customXml/item1.xml><?xml version="1.0" encoding="utf-8"?>
+<b:Sources xmlns:b="http://schemas.openxmlformats.org/officeDocument/2006/bibliography" xmlns="http://schemas.openxmlformats.org/officeDocument/2006/bibliography" SelectedStyle="\APASixthEditionOfficeOnline.xsl" StyleName="APA" Version="6"/>
+</file>
+
+<file path=customXml/item2.xml><?xml version="1.0" encoding="utf-8"?>
+<?mso-contentType ?>
+<FormTemplates xmlns="http://schemas.microsoft.com/sharepoint/v3/contenttype/forms">
+  <Display>DocumentLibraryForm</Display>
+  <Edit>DocumentLibraryForm</Edit>
+  <New>DocumentLibraryForm</New>
+</FormTemplates>
+</file>
+
+<file path=customXml/item3.xml><?xml version="1.0" encoding="utf-8"?>
+<p:properties xmlns:p="http://schemas.microsoft.com/office/2006/metadata/properties" xmlns:xsi="http://www.w3.org/2001/XMLSchema-instance" xmlns:pc="http://schemas.microsoft.com/office/infopath/2007/PartnerControls">
+  <documentManagement>
+    <TaxCatchAll xmlns="285d351f-f218-493a-825f-85a9dfbde315" xsi:nil="true"/>
+    <lcf76f155ced4ddcb4097134ff3c332f xmlns="55abea07-cd72-4a95-add0-1082a24cf9e9">
+      <Terms xmlns="http://schemas.microsoft.com/office/infopath/2007/PartnerControls"/>
+    </lcf76f155ced4ddcb4097134ff3c332f>
+  </documentManagement>
+</p:properties>
+</file>
+
+<file path=customXml/item4.xml><?xml version="1.0" encoding="utf-8"?>
 <ct:contentTypeSchema xmlns:ct="http://schemas.microsoft.com/office/2006/metadata/contentType" xmlns:ma="http://schemas.microsoft.com/office/2006/metadata/properties/metaAttributes" ct:_="" ma:_="" ma:contentTypeName="Documento" ma:contentTypeID="0x0101005D7421CBAB376F47AC1876466873BE0C" ma:contentTypeVersion="11" ma:contentTypeDescription="Crear nuevo documento." ma:contentTypeScope="" ma:versionID="c355e60b4cde5dbb71daba652f90dcaf">
   <xsd:schema xmlns:xsd="http://www.w3.org/2001/XMLSchema" xmlns:xs="http://www.w3.org/2001/XMLSchema" xmlns:p="http://schemas.microsoft.com/office/2006/metadata/properties" xmlns:ns2="55abea07-cd72-4a95-add0-1082a24cf9e9" xmlns:ns3="285d351f-f218-493a-825f-85a9dfbde315" targetNamespace="http://schemas.microsoft.com/office/2006/metadata/properties" ma:root="true" ma:fieldsID="af45bf235921137d7bf462656222ea5a" ns2:_="" ns3:_="">
     <xsd:import namespace="55abea07-cd72-4a95-add0-1082a24cf9e9"/>
@@ -25690,31 +25716,34 @@
 </ct:contentTypeSchema>
 </file>
 
-<file path=customXml/item2.xml><?xml version="1.0" encoding="utf-8"?>
-<b:Sources xmlns:b="http://schemas.openxmlformats.org/officeDocument/2006/bibliography" xmlns="http://schemas.openxmlformats.org/officeDocument/2006/bibliography" SelectedStyle="\APASixthEditionOfficeOnline.xsl" StyleName="APA" Version="6"/>
+<file path=customXml/itemProps1.xml><?xml version="1.0" encoding="utf-8"?>
+<ds:datastoreItem xmlns:ds="http://schemas.openxmlformats.org/officeDocument/2006/customXml" ds:itemID="{A9F2CEBA-C824-4C86-81A8-E32CBD0EB92D}">
+  <ds:schemaRefs>
+    <ds:schemaRef ds:uri="http://schemas.openxmlformats.org/officeDocument/2006/bibliography"/>
+  </ds:schemaRefs>
+</ds:datastoreItem>
 </file>
 
-<file path=customXml/item3.xml><?xml version="1.0" encoding="utf-8"?>
-<p:properties xmlns:p="http://schemas.microsoft.com/office/2006/metadata/properties" xmlns:xsi="http://www.w3.org/2001/XMLSchema-instance" xmlns:pc="http://schemas.microsoft.com/office/infopath/2007/PartnerControls">
-  <documentManagement>
-    <TaxCatchAll xmlns="285d351f-f218-493a-825f-85a9dfbde315" xsi:nil="true"/>
-    <lcf76f155ced4ddcb4097134ff3c332f xmlns="55abea07-cd72-4a95-add0-1082a24cf9e9">
-      <Terms xmlns="http://schemas.microsoft.com/office/infopath/2007/PartnerControls"/>
-    </lcf76f155ced4ddcb4097134ff3c332f>
-  </documentManagement>
-</p:properties>
+<file path=customXml/itemProps2.xml><?xml version="1.0" encoding="utf-8"?>
+<ds:datastoreItem xmlns:ds="http://schemas.openxmlformats.org/officeDocument/2006/customXml" ds:itemID="{D00A4A46-BDBD-48AC-87B9-2BA42D9CC06F}">
+  <ds:schemaRefs>
+    <ds:schemaRef ds:uri="http://schemas.microsoft.com/sharepoint/v3/contenttype/forms"/>
+  </ds:schemaRefs>
+</ds:datastoreItem>
 </file>
 
-<file path=customXml/item4.xml><?xml version="1.0" encoding="utf-8"?>
-<?mso-contentType ?>
-<FormTemplates xmlns="http://schemas.microsoft.com/sharepoint/v3/contenttype/forms">
-  <Display>DocumentLibraryForm</Display>
-  <Edit>DocumentLibraryForm</Edit>
-  <New>DocumentLibraryForm</New>
-</FormTemplates>
+<file path=customXml/itemProps3.xml><?xml version="1.0" encoding="utf-8"?>
+<ds:datastoreItem xmlns:ds="http://schemas.openxmlformats.org/officeDocument/2006/customXml" ds:itemID="{26259216-AD86-464A-AEAD-95B1F9E17392}">
+  <ds:schemaRefs>
+    <ds:schemaRef ds:uri="http://schemas.microsoft.com/office/2006/metadata/properties"/>
+    <ds:schemaRef ds:uri="http://schemas.microsoft.com/office/infopath/2007/PartnerControls"/>
+    <ds:schemaRef ds:uri="285d351f-f218-493a-825f-85a9dfbde315"/>
+    <ds:schemaRef ds:uri="55abea07-cd72-4a95-add0-1082a24cf9e9"/>
+  </ds:schemaRefs>
+</ds:datastoreItem>
 </file>
 
-<file path=customXml/itemProps1.xml><?xml version="1.0" encoding="utf-8"?>
+<file path=customXml/itemProps4.xml><?xml version="1.0" encoding="utf-8"?>
 <ds:datastoreItem xmlns:ds="http://schemas.openxmlformats.org/officeDocument/2006/customXml" ds:itemID="{48FCF90B-C704-4E11-B413-315BC9A375B3}">
   <ds:schemaRefs>
     <ds:schemaRef ds:uri="http://schemas.microsoft.com/office/2006/metadata/contentType"/>
@@ -25731,31 +25760,4 @@
     <ds:schemaRef ds:uri="http://schemas.microsoft.com/internal/obd"/>
   </ds:schemaRefs>
 </ds:datastoreItem>
-</file>
-
-<file path=customXml/itemProps2.xml><?xml version="1.0" encoding="utf-8"?>
-<ds:datastoreItem xmlns:ds="http://schemas.openxmlformats.org/officeDocument/2006/customXml" ds:itemID="{A9F2CEBA-C824-4C86-81A8-E32CBD0EB92D}">
-  <ds:schemaRefs>
-    <ds:schemaRef ds:uri="http://schemas.openxmlformats.org/officeDocument/2006/bibliography"/>
-  </ds:schemaRefs>
-</ds:datastoreItem>
-</file>
-
-<file path=customXml/itemProps3.xml><?xml version="1.0" encoding="utf-8"?>
-<ds:datastoreItem xmlns:ds="http://schemas.openxmlformats.org/officeDocument/2006/customXml" ds:itemID="{26259216-AD86-464A-AEAD-95B1F9E17392}">
-  <ds:schemaRefs>
-    <ds:schemaRef ds:uri="http://schemas.microsoft.com/office/2006/metadata/properties"/>
-    <ds:schemaRef ds:uri="http://schemas.microsoft.com/office/infopath/2007/PartnerControls"/>
-    <ds:schemaRef ds:uri="285d351f-f218-493a-825f-85a9dfbde315"/>
-    <ds:schemaRef ds:uri="55abea07-cd72-4a95-add0-1082a24cf9e9"/>
-  </ds:schemaRefs>
-</ds:datastoreItem>
-</file>
-
-<file path=customXml/itemProps4.xml><?xml version="1.0" encoding="utf-8"?>
-<ds:datastoreItem xmlns:ds="http://schemas.openxmlformats.org/officeDocument/2006/customXml" ds:itemID="{D00A4A46-BDBD-48AC-87B9-2BA42D9CC06F}">
-  <ds:schemaRefs>
-    <ds:schemaRef ds:uri="http://schemas.microsoft.com/sharepoint/v3/contenttype/forms"/>
-  </ds:schemaRefs>
-</ds:datastoreItem>
 </file>
--- a/fuentes/CF1_83210166_DU.docx
+++ b/fuentes/CF1_83210166_DU.docx
@@ -1231,7 +1231,7 @@
                 <w:noProof/>
                 <w:webHidden/>
               </w:rPr>
-              <w:t>44</w:t>
+              <w:t>43</w:t>
             </w:r>
             <w:r>
               <w:rPr>
@@ -1319,7 +1319,7 @@
               <w:rPr>
                 <w:webHidden/>
               </w:rPr>
-              <w:t>48</w:t>
+              <w:t>47</w:t>
             </w:r>
             <w:r>
               <w:rPr>
@@ -1410,7 +1410,7 @@
                 <w:noProof/>
                 <w:webHidden/>
               </w:rPr>
-              <w:t>55</w:t>
+              <w:t>53</w:t>
             </w:r>
             <w:r>
               <w:rPr>
@@ -1498,7 +1498,7 @@
               <w:rPr>
                 <w:webHidden/>
               </w:rPr>
-              <w:t>59</w:t>
+              <w:t>57</w:t>
             </w:r>
             <w:r>
               <w:rPr>
@@ -1589,7 +1589,7 @@
                 <w:noProof/>
                 <w:webHidden/>
               </w:rPr>
-              <w:t>60</w:t>
+              <w:t>59</w:t>
             </w:r>
             <w:r>
               <w:rPr>
@@ -1677,7 +1677,7 @@
               <w:rPr>
                 <w:webHidden/>
               </w:rPr>
-              <w:t>67</w:t>
+              <w:t>65</w:t>
             </w:r>
             <w:r>
               <w:rPr>
@@ -1768,7 +1768,7 @@
                 <w:noProof/>
                 <w:webHidden/>
               </w:rPr>
-              <w:t>68</w:t>
+              <w:t>67</w:t>
             </w:r>
             <w:r>
               <w:rPr>
@@ -1856,7 +1856,7 @@
               <w:rPr>
                 <w:webHidden/>
               </w:rPr>
-              <w:t>76</w:t>
+              <w:t>73</w:t>
             </w:r>
             <w:r>
               <w:rPr>
@@ -1957,7 +1957,7 @@
               <w:rPr>
                 <w:webHidden/>
               </w:rPr>
-              <w:t>77</w:t>
+              <w:t>75</w:t>
             </w:r>
             <w:r>
               <w:rPr>
@@ -2029,7 +2029,7 @@
                 <w:noProof/>
                 <w:webHidden/>
               </w:rPr>
-              <w:t>80</w:t>
+              <w:t>77</w:t>
             </w:r>
             <w:r>
               <w:rPr>
@@ -2102,7 +2102,7 @@
                 <w:noProof/>
                 <w:webHidden/>
               </w:rPr>
-              <w:t>81</w:t>
+              <w:t>78</w:t>
             </w:r>
             <w:r>
               <w:rPr>
@@ -2175,7 +2175,7 @@
                 <w:noProof/>
                 <w:webHidden/>
               </w:rPr>
-              <w:t>82</w:t>
+              <w:t>79</w:t>
             </w:r>
             <w:r>
               <w:rPr>
@@ -2249,7 +2249,7 @@
                 <w:noProof/>
                 <w:webHidden/>
               </w:rPr>
-              <w:t>84</w:t>
+              <w:t>81</w:t>
             </w:r>
             <w:r>
               <w:rPr>
@@ -2322,7 +2322,7 @@
                 <w:noProof/>
                 <w:webHidden/>
               </w:rPr>
-              <w:t>86</w:t>
+              <w:t>85</w:t>
             </w:r>
             <w:r>
               <w:rPr>
@@ -2581,22 +2581,14 @@
               <w:rPr>
                 <w:lang w:val="es-419" w:eastAsia="es-CO"/>
               </w:rPr>
-              <w:t>Diagnosticar las variables de consumo energético de acuerdo con los criterios de la norma ISO 50001 es fundamental para promover la eficiencia y la sostenibilidad organizacional. La gestión energética se ha convertido en una herramienta esencial para las empresas que buscan reducir costos y contribuir al cuidado del medio ambiente. En este contexto, analizar el consumo y tomar decisiones basadas en datos se vuelve una competencia clave. Este proceso permite comprender los fundamentos de la norma ISO 50001, identificar variables críticas, establecer líneas base energéticas (LBE) y formular indicadores de desempeño (</w:t>
-            </w:r>
-            <w:proofErr w:type="spellStart"/>
+              <w:t>Diagnosticar las variables de consumo energético de acuerdo con los criterios de la norma ISO 50001 es fundamental para promover la eficiencia y la sostenibilidad organizacional. La gestión energética se ha convertido en una herramienta esencial para las empresas que buscan reducir costos y contribuir al cuidado del medio ambiente. En este contexto, analizar el consumo y tomar decisiones basadas en datos se vuelve una competencia clave. Este proceso permite comprender los fundamentos de la norma ISO 50001, identificar variables críticas, establecer líneas base energéticas (LBE) y formular indicadores de desempeño (IDE</w:t>
+            </w:r>
             <w:r>
               <w:rPr>
                 <w:lang w:val="es-419" w:eastAsia="es-CO"/>
               </w:rPr>
-              <w:t>IDE</w:t>
-            </w:r>
-            <w:r>
-              <w:rPr>
-                <w:lang w:val="es-419" w:eastAsia="es-CO"/>
-              </w:rPr>
               <w:t>s</w:t>
             </w:r>
-            <w:proofErr w:type="spellEnd"/>
             <w:r>
               <w:rPr>
                 <w:lang w:val="es-419" w:eastAsia="es-CO"/>
@@ -2961,21 +2953,7 @@
         <w:rPr>
           <w:lang w:eastAsia="es-CO"/>
         </w:rPr>
-        <w:t xml:space="preserve">Fuente: Watt </w:t>
-      </w:r>
-      <w:proofErr w:type="spellStart"/>
-      <w:r>
-        <w:rPr>
-          <w:lang w:eastAsia="es-CO"/>
-        </w:rPr>
-        <w:t>Watchers</w:t>
-      </w:r>
-      <w:proofErr w:type="spellEnd"/>
-      <w:r>
-        <w:rPr>
-          <w:lang w:eastAsia="es-CO"/>
-        </w:rPr>
-        <w:t xml:space="preserve"> of Texas, (2024).</w:t>
+        <w:t>Fuente: Watt Watchers of Texas, (2024).</w:t>
       </w:r>
     </w:p>
     <w:p>
@@ -3696,21 +3674,7 @@
         <w:rPr>
           <w:lang w:eastAsia="es-CO"/>
         </w:rPr>
-        <w:t xml:space="preserve">Los carbones minerales se clasifican según su grado de </w:t>
-      </w:r>
-      <w:proofErr w:type="spellStart"/>
-      <w:r>
-        <w:rPr>
-          <w:lang w:eastAsia="es-CO"/>
-        </w:rPr>
-        <w:t>carbonificación</w:t>
-      </w:r>
-      <w:proofErr w:type="spellEnd"/>
-      <w:r>
-        <w:rPr>
-          <w:lang w:eastAsia="es-CO"/>
-        </w:rPr>
-        <w:t>, que está determinado por la presión, la temperatura y el tiempo geológico al que ha sido sometida la materia vegetal original. De menor a mayor contenido de carbono y poder calorífico, los principales tipos son:</w:t>
+        <w:t>Los carbones minerales se clasifican según su grado de carbonificación, que está determinado por la presión, la temperatura y el tiempo geológico al que ha sido sometida la materia vegetal original. De menor a mayor contenido de carbono y poder calorífico, los principales tipos son:</w:t>
       </w:r>
     </w:p>
     <w:p>
@@ -3991,21 +3955,7 @@
         <w:rPr>
           <w:lang w:eastAsia="es-CO"/>
         </w:rPr>
-        <w:t>Físicamente, el petróleo crudo es un líquido viscoso generalmente de color negro y en ocasiones amarillo. Coloquialmente se le conoce como “el oro negro”. El petróleo crudo es una mezcla heterogénea y compleja de compuestos orgánicos: hay gases, líquidos y sólidos, la mayoría insolubles en agua. Adicionalmente, el petróleo crudo contiene en menor cantidad algunos compuestos que contienen: oxígeno (O), nitrógeno (N), azufre (S) y metales como el sodio (</w:t>
-      </w:r>
-      <w:proofErr w:type="spellStart"/>
-      <w:r>
-        <w:rPr>
-          <w:lang w:eastAsia="es-CO"/>
-        </w:rPr>
-        <w:t>Na</w:t>
-      </w:r>
-      <w:proofErr w:type="spellEnd"/>
-      <w:r>
-        <w:rPr>
-          <w:lang w:eastAsia="es-CO"/>
-        </w:rPr>
-        <w:t>), vanadio (V), níquel (Ni), hierro (Fe), cobre (Cu). En la industria, estas impurezas deben ser eliminadas durante el proceso de refinación para obtener productos derivados de mayor calidad.</w:t>
+        <w:t>Físicamente, el petróleo crudo es un líquido viscoso generalmente de color negro y en ocasiones amarillo. Coloquialmente se le conoce como “el oro negro”. El petróleo crudo es una mezcla heterogénea y compleja de compuestos orgánicos: hay gases, líquidos y sólidos, la mayoría insolubles en agua. Adicionalmente, el petróleo crudo contiene en menor cantidad algunos compuestos que contienen: oxígeno (O), nitrógeno (N), azufre (S) y metales como el sodio (Na), vanadio (V), níquel (Ni), hierro (Fe), cobre (Cu). En la industria, estas impurezas deben ser eliminadas durante el proceso de refinación para obtener productos derivados de mayor calidad.</w:t>
       </w:r>
     </w:p>
     <w:p>
@@ -4098,87 +4048,20 @@
           <w:lang w:eastAsia="es-CO"/>
         </w:rPr>
         <w:lastRenderedPageBreak/>
-        <w:t>Con frecuencia se escucha hablar de los crudos ligeros, los pesados e incluso, los extrapesados. Esta clasificación del petróleo se basa en su densidad, es decir, la masa que tiene un determinado volumen de petróleo, lo que está estrechamente ligado con su composición química. En el ámbito petrolero, se emplean los grados API (</w:t>
-      </w:r>
-      <w:proofErr w:type="spellStart"/>
-      <w:r>
-        <w:rPr>
-          <w:lang w:eastAsia="es-CO"/>
-        </w:rPr>
-        <w:t>°API</w:t>
-      </w:r>
-      <w:proofErr w:type="spellEnd"/>
-      <w:r>
-        <w:rPr>
-          <w:lang w:eastAsia="es-CO"/>
-        </w:rPr>
-        <w:t>), de sus siglas en inglés </w:t>
+        <w:t>Con frecuencia se escucha hablar de los crudos ligeros, los pesados e incluso, los extrapesados. Esta clasificación del petróleo se basa en su densidad, es decir, la masa que tiene un determinado volumen de petróleo, lo que está estrechamente ligado con su composición química. En el ámbito petrolero, se emplean los grados API (°API), de sus siglas en inglés </w:t>
       </w:r>
       <w:r>
         <w:rPr>
           <w:rStyle w:val="Extranjerismo"/>
           <w:lang w:val="es-CO" w:eastAsia="es-CO"/>
         </w:rPr>
-        <w:t xml:space="preserve">American </w:t>
-      </w:r>
-      <w:proofErr w:type="spellStart"/>
-      <w:r>
-        <w:rPr>
-          <w:rStyle w:val="Extranjerismo"/>
-          <w:lang w:val="es-CO" w:eastAsia="es-CO"/>
-        </w:rPr>
-        <w:t>Petroleum</w:t>
-      </w:r>
-      <w:proofErr w:type="spellEnd"/>
-      <w:r>
-        <w:rPr>
-          <w:rStyle w:val="Extranjerismo"/>
-          <w:lang w:val="es-CO" w:eastAsia="es-CO"/>
-        </w:rPr>
-        <w:t xml:space="preserve"> </w:t>
-      </w:r>
-      <w:proofErr w:type="spellStart"/>
-      <w:r>
-        <w:rPr>
-          <w:rStyle w:val="Extranjerismo"/>
-          <w:lang w:val="es-CO" w:eastAsia="es-CO"/>
-        </w:rPr>
-        <w:t>Institute</w:t>
-      </w:r>
-      <w:proofErr w:type="spellEnd"/>
-      <w:r>
-        <w:rPr>
-          <w:lang w:eastAsia="es-CO"/>
-        </w:rPr>
-        <w:t xml:space="preserve">, para definirla, siendo los </w:t>
-      </w:r>
-      <w:proofErr w:type="spellStart"/>
-      <w:r>
-        <w:rPr>
-          <w:lang w:eastAsia="es-CO"/>
-        </w:rPr>
-        <w:t>°API</w:t>
-      </w:r>
-      <w:proofErr w:type="spellEnd"/>
-      <w:r>
-        <w:rPr>
-          <w:lang w:eastAsia="es-CO"/>
-        </w:rPr>
-        <w:t xml:space="preserve"> inversos a la densidad, mientras más altos los </w:t>
-      </w:r>
-      <w:proofErr w:type="spellStart"/>
-      <w:r>
-        <w:rPr>
-          <w:lang w:eastAsia="es-CO"/>
-        </w:rPr>
-        <w:t>°API</w:t>
-      </w:r>
-      <w:proofErr w:type="spellEnd"/>
-      <w:r>
-        <w:rPr>
-          <w:lang w:eastAsia="es-CO"/>
-        </w:rPr>
-        <w:t>, más ligero es el crudo.</w:t>
+        <w:t>American Petroleum Institute</w:t>
+      </w:r>
+      <w:r>
+        <w:rPr>
+          <w:lang w:eastAsia="es-CO"/>
+        </w:rPr>
+        <w:t>, para definirla, siendo los °API inversos a la densidad, mientras más altos los °API, más ligero es el crudo.</w:t>
       </w:r>
     </w:p>
     <w:p>
@@ -5182,21 +5065,7 @@
         <w:rPr>
           <w:lang w:eastAsia="es-CO"/>
         </w:rPr>
-        <w:t xml:space="preserve">La energía solar térmica aprovecha la radiación solar para producir calor. Se utilizan colectores solares térmicos (paneles solares térmicos) para absorber la energía del sol y transferir este calor a un fluido, que puede ser agua, aire u otro fluido caloportador. Este fluido caliente se utiliza directamente para diversas aplicaciones como el calentamiento de agua sanitaria, la calefacción de espacios, el calentamiento de piscinas o incluso para procesos industriales que requieren calor. En sistemas de mayor escala, la energía solar térmica también se puede utilizar para generar electricidad en plantas </w:t>
-      </w:r>
-      <w:proofErr w:type="spellStart"/>
-      <w:r>
-        <w:rPr>
-          <w:lang w:eastAsia="es-CO"/>
-        </w:rPr>
-        <w:t>termosolares</w:t>
-      </w:r>
-      <w:proofErr w:type="spellEnd"/>
-      <w:r>
-        <w:rPr>
-          <w:lang w:eastAsia="es-CO"/>
-        </w:rPr>
-        <w:t>, donde el calor solar se concentra para producir vapor que acciona turbinas.</w:t>
+        <w:t>La energía solar térmica aprovecha la radiación solar para producir calor. Se utilizan colectores solares térmicos (paneles solares térmicos) para absorber la energía del sol y transferir este calor a un fluido, que puede ser agua, aire u otro fluido caloportador. Este fluido caliente se utiliza directamente para diversas aplicaciones como el calentamiento de agua sanitaria, la calefacción de espacios, el calentamiento de piscinas o incluso para procesos industriales que requieren calor. En sistemas de mayor escala, la energía solar térmica también se puede utilizar para generar electricidad en plantas termosolares, donde el calor solar se concentra para producir vapor que acciona turbinas.</w:t>
       </w:r>
     </w:p>
     <w:p>
@@ -5521,23 +5390,7 @@
           <w:rStyle w:val="Extranjerismo"/>
           <w:lang w:val="es-419" w:eastAsia="es-CO"/>
         </w:rPr>
-        <w:t xml:space="preserve">Horizontal Axis </w:t>
-      </w:r>
-      <w:proofErr w:type="spellStart"/>
-      <w:r>
-        <w:rPr>
-          <w:rStyle w:val="Extranjerismo"/>
-          <w:lang w:val="es-419" w:eastAsia="es-CO"/>
-        </w:rPr>
-        <w:t>Wind</w:t>
-      </w:r>
-      <w:proofErr w:type="spellEnd"/>
-      <w:r>
-        <w:rPr>
-          <w:rStyle w:val="Extranjerismo"/>
-          <w:lang w:val="es-419" w:eastAsia="es-CO"/>
-        </w:rPr>
-        <w:t xml:space="preserve"> Turbine</w:t>
+        <w:t>Horizontal Axis Wind Turbine</w:t>
       </w:r>
       <w:r>
         <w:rPr>
@@ -5557,57 +5410,13 @@
           <w:rStyle w:val="Extranjerismo"/>
           <w:lang w:val="es-419" w:eastAsia="es-CO"/>
         </w:rPr>
-        <w:t xml:space="preserve">Vertical Axis </w:t>
-      </w:r>
-      <w:proofErr w:type="spellStart"/>
-      <w:r>
-        <w:rPr>
-          <w:rStyle w:val="Extranjerismo"/>
-          <w:lang w:val="es-419" w:eastAsia="es-CO"/>
-        </w:rPr>
-        <w:t>Wind</w:t>
-      </w:r>
-      <w:proofErr w:type="spellEnd"/>
-      <w:r>
-        <w:rPr>
-          <w:rStyle w:val="Extranjerismo"/>
-          <w:lang w:val="es-419" w:eastAsia="es-CO"/>
-        </w:rPr>
-        <w:t xml:space="preserve"> Turbine</w:t>
-      </w:r>
-      <w:r>
-        <w:rPr>
-          <w:lang w:val="es-419" w:eastAsia="es-CO"/>
-        </w:rPr>
-        <w:t xml:space="preserve">), turbina eólica de eje vertical, como los tipos </w:t>
-      </w:r>
-      <w:proofErr w:type="spellStart"/>
-      <w:r>
-        <w:rPr>
-          <w:lang w:val="es-419" w:eastAsia="es-CO"/>
-        </w:rPr>
-        <w:t>Darrieus</w:t>
-      </w:r>
-      <w:proofErr w:type="spellEnd"/>
-      <w:r>
-        <w:rPr>
-          <w:lang w:val="es-419" w:eastAsia="es-CO"/>
-        </w:rPr>
-        <w:t xml:space="preserve"> y </w:t>
-      </w:r>
-      <w:proofErr w:type="spellStart"/>
-      <w:r>
-        <w:rPr>
-          <w:lang w:val="es-419" w:eastAsia="es-CO"/>
-        </w:rPr>
-        <w:t>Savonius</w:t>
-      </w:r>
-      <w:proofErr w:type="spellEnd"/>
-      <w:r>
-        <w:rPr>
-          <w:lang w:val="es-419" w:eastAsia="es-CO"/>
-        </w:rPr>
-        <w:t>.</w:t>
+        <w:t>Vertical Axis Wind Turbine</w:t>
+      </w:r>
+      <w:r>
+        <w:rPr>
+          <w:lang w:val="es-419" w:eastAsia="es-CO"/>
+        </w:rPr>
+        <w:t>), turbina eólica de eje vertical, como los tipos Darrieus y Savonius.</w:t>
       </w:r>
     </w:p>
     <w:p>
@@ -5693,21 +5502,7 @@
         <w:rPr>
           <w:lang w:eastAsia="es-CO"/>
         </w:rPr>
-        <w:t xml:space="preserve">Fuente: Grupo de Investigación </w:t>
-      </w:r>
-      <w:proofErr w:type="spellStart"/>
-      <w:r>
-        <w:rPr>
-          <w:lang w:eastAsia="es-CO"/>
-        </w:rPr>
-        <w:t>Xué</w:t>
-      </w:r>
-      <w:proofErr w:type="spellEnd"/>
-      <w:r>
-        <w:rPr>
-          <w:lang w:eastAsia="es-CO"/>
-        </w:rPr>
-        <w:t xml:space="preserve"> &amp; Semillero de Investigación Barión (2020).</w:t>
+        <w:t>Fuente: Grupo de Investigación Xué &amp; Semillero de Investigación Barión (2020).</w:t>
       </w:r>
     </w:p>
     <w:p>
@@ -6021,21 +5816,7 @@
           <w:lang w:eastAsia="es-CO"/>
         </w:rPr>
         <w:lastRenderedPageBreak/>
-        <w:t xml:space="preserve">un punto de ebullición más bajo (como </w:t>
-      </w:r>
-      <w:proofErr w:type="spellStart"/>
-      <w:r>
-        <w:rPr>
-          <w:lang w:eastAsia="es-CO"/>
-        </w:rPr>
-        <w:t>isobutano</w:t>
-      </w:r>
-      <w:proofErr w:type="spellEnd"/>
-      <w:r>
-        <w:rPr>
-          <w:lang w:eastAsia="es-CO"/>
-        </w:rPr>
-        <w:t xml:space="preserve"> o pentano) en un intercambiador de calor. Este segundo fluido se vaporiza y acciona la turbina. El fluido secundario se condensa y se reutiliza en un ciclo cerrado, sin emitir vapor de agua a la atmósfera.</w:t>
+        <w:t>un punto de ebullición más bajo (como isobutano o pentano) en un intercambiador de calor. Este segundo fluido se vaporiza y acciona la turbina. El fluido secundario se condensa y se reutiliza en un ciclo cerrado, sin emitir vapor de agua a la atmósfera.</w:t>
       </w:r>
     </w:p>
     <w:p>
@@ -7018,49 +6799,7 @@
         <w:rPr>
           <w:lang w:val="es-419" w:eastAsia="es-CO"/>
         </w:rPr>
-        <w:t xml:space="preserve">Fuente: </w:t>
-      </w:r>
-      <w:proofErr w:type="spellStart"/>
-      <w:r>
-        <w:rPr>
-          <w:lang w:val="es-419" w:eastAsia="es-CO"/>
-        </w:rPr>
-        <w:t>United</w:t>
-      </w:r>
-      <w:proofErr w:type="spellEnd"/>
-      <w:r>
-        <w:rPr>
-          <w:lang w:val="es-419" w:eastAsia="es-CO"/>
-        </w:rPr>
-        <w:t xml:space="preserve"> </w:t>
-      </w:r>
-      <w:proofErr w:type="spellStart"/>
-      <w:r>
-        <w:rPr>
-          <w:lang w:val="es-419" w:eastAsia="es-CO"/>
-        </w:rPr>
-        <w:t>Nations</w:t>
-      </w:r>
-      <w:proofErr w:type="spellEnd"/>
-      <w:r>
-        <w:rPr>
-          <w:lang w:val="es-419" w:eastAsia="es-CO"/>
-        </w:rPr>
-        <w:t xml:space="preserve"> General </w:t>
-      </w:r>
-      <w:proofErr w:type="spellStart"/>
-      <w:r>
-        <w:rPr>
-          <w:lang w:val="es-419" w:eastAsia="es-CO"/>
-        </w:rPr>
-        <w:t>Assembly</w:t>
-      </w:r>
-      <w:proofErr w:type="spellEnd"/>
-      <w:r>
-        <w:rPr>
-          <w:lang w:val="es-419" w:eastAsia="es-CO"/>
-        </w:rPr>
-        <w:t>, (2015).</w:t>
+        <w:t>Fuente: United Nations General Assembly, (2015).</w:t>
       </w:r>
     </w:p>
     <w:p>
@@ -7474,21 +7213,7 @@
         <w:rPr>
           <w:lang w:eastAsia="es-CO"/>
         </w:rPr>
-        <w:t xml:space="preserve"> se mantiene encendida durante 10 horas, consume 100 W * 10 h = 1000 </w:t>
-      </w:r>
-      <w:proofErr w:type="spellStart"/>
-      <w:r>
-        <w:rPr>
-          <w:lang w:eastAsia="es-CO"/>
-        </w:rPr>
-        <w:t>Wh</w:t>
-      </w:r>
-      <w:proofErr w:type="spellEnd"/>
-      <w:r>
-        <w:rPr>
-          <w:lang w:eastAsia="es-CO"/>
-        </w:rPr>
-        <w:t xml:space="preserve"> = 1 kWh de energía.</w:t>
+        <w:t xml:space="preserve"> se mantiene encendida durante 10 horas, consume 100 W * 10 h = 1000 Wh = 1 kWh de energía.</w:t>
       </w:r>
     </w:p>
     <w:p>
@@ -7506,39 +7231,8 @@
           <w:bCs/>
           <w:lang w:val="es-CO" w:eastAsia="es-CO"/>
         </w:rPr>
-        <w:t xml:space="preserve">British </w:t>
-      </w:r>
-      <w:proofErr w:type="spellStart"/>
-      <w:r>
-        <w:rPr>
-          <w:rStyle w:val="Extranjerismo"/>
-          <w:b/>
-          <w:bCs/>
-          <w:lang w:val="es-CO" w:eastAsia="es-CO"/>
-        </w:rPr>
-        <w:t>Thermal</w:t>
-      </w:r>
-      <w:proofErr w:type="spellEnd"/>
-      <w:r>
-        <w:rPr>
-          <w:rStyle w:val="Extranjerismo"/>
-          <w:b/>
-          <w:bCs/>
-          <w:lang w:val="es-CO" w:eastAsia="es-CO"/>
-        </w:rPr>
-        <w:t xml:space="preserve"> </w:t>
-      </w:r>
-      <w:proofErr w:type="spellStart"/>
-      <w:r>
-        <w:rPr>
-          <w:rStyle w:val="Extranjerismo"/>
-          <w:b/>
-          <w:bCs/>
-          <w:lang w:val="es-CO" w:eastAsia="es-CO"/>
-        </w:rPr>
-        <w:t>Unit</w:t>
-      </w:r>
-      <w:proofErr w:type="spellEnd"/>
+        <w:t>British Thermal Unit</w:t>
+      </w:r>
       <w:r>
         <w:rPr>
           <w:b/>
@@ -7575,25 +7269,7 @@
           <w:bCs/>
           <w:lang w:eastAsia="es-CO"/>
         </w:rPr>
-        <w:t>Termia (</w:t>
-      </w:r>
-      <w:proofErr w:type="spellStart"/>
-      <w:r>
-        <w:rPr>
-          <w:b/>
-          <w:bCs/>
-          <w:lang w:eastAsia="es-CO"/>
-        </w:rPr>
-        <w:t>th</w:t>
-      </w:r>
-      <w:proofErr w:type="spellEnd"/>
-      <w:r>
-        <w:rPr>
-          <w:b/>
-          <w:bCs/>
-          <w:lang w:eastAsia="es-CO"/>
-        </w:rPr>
-        <w:t>)</w:t>
+        <w:t>Termia (th)</w:t>
       </w:r>
     </w:p>
     <w:p>
@@ -7648,41 +7324,13 @@
           <w:lang w:eastAsia="es-CO"/>
         </w:rPr>
       </w:pPr>
-      <w:proofErr w:type="spellStart"/>
-      <w:r>
-        <w:rPr>
-          <w:b/>
-          <w:bCs/>
-          <w:lang w:eastAsia="es-CO"/>
-        </w:rPr>
-        <w:t>Megajoule</w:t>
-      </w:r>
-      <w:proofErr w:type="spellEnd"/>
-      <w:r>
-        <w:rPr>
-          <w:b/>
-          <w:bCs/>
-          <w:lang w:eastAsia="es-CO"/>
-        </w:rPr>
-        <w:t xml:space="preserve"> (MJ) y </w:t>
-      </w:r>
-      <w:proofErr w:type="spellStart"/>
-      <w:r>
-        <w:rPr>
-          <w:b/>
-          <w:bCs/>
-          <w:lang w:eastAsia="es-CO"/>
-        </w:rPr>
-        <w:t>Gigajoule</w:t>
-      </w:r>
-      <w:proofErr w:type="spellEnd"/>
-      <w:r>
-        <w:rPr>
-          <w:b/>
-          <w:bCs/>
-          <w:lang w:eastAsia="es-CO"/>
-        </w:rPr>
-        <w:t xml:space="preserve"> (GJ)</w:t>
+      <w:r>
+        <w:rPr>
+          <w:b/>
+          <w:bCs/>
+          <w:lang w:eastAsia="es-CO"/>
+        </w:rPr>
+        <w:t>Megajoule (MJ) y Gigajoule (GJ)</w:t>
       </w:r>
     </w:p>
     <w:p>
@@ -7709,52 +7357,6 @@
         </w:rPr>
         <w:t xml:space="preserve"> y se utilizan para medir grandes cantidades de energía, como el consumo energético a nivel industrial o nacional. (1 MJ = 10⁶ J, 1 GJ = 10⁹ J).</w:t>
       </w:r>
-    </w:p>
-    <w:p>
-      <w:pPr>
-        <w:rPr>
-          <w:b/>
-          <w:bCs/>
-          <w:lang w:eastAsia="es-CO"/>
-        </w:rPr>
-      </w:pPr>
-      <w:r>
-        <w:rPr>
-          <w:b/>
-          <w:bCs/>
-          <w:lang w:eastAsia="es-CO"/>
-        </w:rPr>
-        <w:t>Unidades de medidas electicas ¿Cuáles son las más utilizadas?</w:t>
-      </w:r>
-    </w:p>
-    <w:p>
-      <w:pPr>
-        <w:rPr>
-          <w:lang w:eastAsia="es-CO"/>
-        </w:rPr>
-      </w:pPr>
-      <w:r>
-        <w:rPr>
-          <w:lang w:eastAsia="es-CO"/>
-        </w:rPr>
-        <w:t>Para fortalecer el tema anteriormente plasmado, se presenta el siguiente video.</w:t>
-      </w:r>
-    </w:p>
-    <w:p>
-      <w:pPr>
-        <w:rPr>
-          <w:lang w:val="es-419" w:eastAsia="es-CO"/>
-        </w:rPr>
-      </w:pPr>
-      <w:hyperlink r:id="rId34" w:history="1">
-        <w:r>
-          <w:rPr>
-            <w:rStyle w:val="Hipervnculo"/>
-            <w:lang w:val="es-419" w:eastAsia="es-CO"/>
-          </w:rPr>
-          <w:t>Ir al sitio</w:t>
-        </w:r>
-      </w:hyperlink>
     </w:p>
     <w:p>
       <w:pPr>
@@ -7976,13 +7578,8 @@
             <w:pPr>
               <w:pStyle w:val="TextoTablas"/>
             </w:pPr>
-            <w:proofErr w:type="spellStart"/>
-            <w:r>
-              <w:t>Megajoule</w:t>
-            </w:r>
-            <w:proofErr w:type="spellEnd"/>
-            <w:r>
-              <w:t xml:space="preserve"> (MJ)</w:t>
+            <w:r>
+              <w:t>Megajoule (MJ)</w:t>
             </w:r>
           </w:p>
         </w:tc>
@@ -8021,7 +7618,6 @@
               <w:rPr>
                 <w:rStyle w:val="Extranjerismo"/>
               </w:rPr>
-              <w:lastRenderedPageBreak/>
               <w:t>British Thermal Unit</w:t>
             </w:r>
             <w:r>
@@ -8141,21 +7737,12 @@
                 <w:bCs/>
               </w:rPr>
             </w:pPr>
-            <w:proofErr w:type="spellStart"/>
             <w:r>
               <w:rPr>
                 <w:b/>
                 <w:bCs/>
               </w:rPr>
-              <w:t>Megajoule</w:t>
-            </w:r>
-            <w:proofErr w:type="spellEnd"/>
-            <w:r>
-              <w:rPr>
-                <w:b/>
-                <w:bCs/>
-              </w:rPr>
-              <w:t xml:space="preserve"> (MJ)</w:t>
+              <w:t>Megajoule (MJ)</w:t>
             </w:r>
           </w:p>
         </w:tc>
@@ -8205,23 +7792,8 @@
                 <w:b/>
                 <w:bCs/>
               </w:rPr>
-              <w:t>Termia (</w:t>
-            </w:r>
-            <w:proofErr w:type="spellStart"/>
-            <w:r>
-              <w:rPr>
-                <w:b/>
-                <w:bCs/>
-              </w:rPr>
-              <w:t>th</w:t>
-            </w:r>
-            <w:proofErr w:type="spellEnd"/>
-            <w:r>
-              <w:rPr>
-                <w:b/>
-                <w:bCs/>
-              </w:rPr>
-              <w:t>) (IT)</w:t>
+              <w:lastRenderedPageBreak/>
+              <w:t>Termia (th) (IT)</w:t>
             </w:r>
           </w:p>
         </w:tc>
@@ -8253,15 +7825,7 @@
               <w:pStyle w:val="TextoTablas"/>
             </w:pPr>
             <w:r>
-              <w:t xml:space="preserve">1 </w:t>
-            </w:r>
-            <w:proofErr w:type="spellStart"/>
-            <w:r>
-              <w:t>th</w:t>
-            </w:r>
-            <w:proofErr w:type="spellEnd"/>
-            <w:r>
-              <w:t xml:space="preserve"> ≈ 4.187 × 10⁶ J</w:t>
+              <w:t>1 th ≈ 4.187 × 10⁶ J</w:t>
             </w:r>
           </w:p>
         </w:tc>
@@ -8288,23 +7852,7 @@
                 <w:b/>
                 <w:bCs/>
               </w:rPr>
-              <w:t>Termia (</w:t>
-            </w:r>
-            <w:proofErr w:type="spellStart"/>
-            <w:r>
-              <w:rPr>
-                <w:b/>
-                <w:bCs/>
-              </w:rPr>
-              <w:t>th</w:t>
-            </w:r>
-            <w:proofErr w:type="spellEnd"/>
-            <w:r>
-              <w:rPr>
-                <w:b/>
-                <w:bCs/>
-              </w:rPr>
-              <w:t>) (IT)</w:t>
+              <w:t>Termia (th) (IT)</w:t>
             </w:r>
           </w:p>
         </w:tc>
@@ -8330,15 +7878,7 @@
               <w:pStyle w:val="TextoTablas"/>
             </w:pPr>
             <w:r>
-              <w:t xml:space="preserve">1 </w:t>
-            </w:r>
-            <w:proofErr w:type="spellStart"/>
-            <w:r>
-              <w:t>th</w:t>
-            </w:r>
-            <w:proofErr w:type="spellEnd"/>
-            <w:r>
-              <w:t xml:space="preserve"> ≈ 1.163 kWh</w:t>
+              <w:t>1 th ≈ 1.163 kWh</w:t>
             </w:r>
           </w:p>
         </w:tc>
@@ -8621,37 +8161,37 @@
           <w:bCs/>
           <w:lang w:eastAsia="es-CO"/>
         </w:rPr>
+        <w:t>Factores de conversión aproximados</w:t>
+      </w:r>
+    </w:p>
+    <w:p>
+      <w:pPr>
+        <w:rPr>
+          <w:lang w:eastAsia="es-CO"/>
+        </w:rPr>
+      </w:pPr>
+      <w:r>
+        <w:rPr>
+          <w:lang w:eastAsia="es-CO"/>
+        </w:rPr>
+        <w:t>Los valores presentados permiten hacer conversiones rápidas entre unidades energéticas. No obstante, en cálculos de alta precisión, se recomienda consultar fuentes técnicas especializadas.</w:t>
+      </w:r>
+    </w:p>
+    <w:p>
+      <w:pPr>
+        <w:rPr>
+          <w:b/>
+          <w:bCs/>
+          <w:lang w:eastAsia="es-CO"/>
+        </w:rPr>
+      </w:pPr>
+      <w:r>
+        <w:rPr>
+          <w:b/>
+          <w:bCs/>
+          <w:lang w:eastAsia="es-CO"/>
+        </w:rPr>
         <w:lastRenderedPageBreak/>
-        <w:t>Factores de conversión aproximados</w:t>
-      </w:r>
-    </w:p>
-    <w:p>
-      <w:pPr>
-        <w:rPr>
-          <w:lang w:eastAsia="es-CO"/>
-        </w:rPr>
-      </w:pPr>
-      <w:r>
-        <w:rPr>
-          <w:lang w:eastAsia="es-CO"/>
-        </w:rPr>
-        <w:t>Los valores presentados permiten hacer conversiones rápidas entre unidades energéticas. No obstante, en cálculos de alta precisión, se recomienda consultar fuentes técnicas especializadas.</w:t>
-      </w:r>
-    </w:p>
-    <w:p>
-      <w:pPr>
-        <w:rPr>
-          <w:b/>
-          <w:bCs/>
-          <w:lang w:eastAsia="es-CO"/>
-        </w:rPr>
-      </w:pPr>
-      <w:r>
-        <w:rPr>
-          <w:b/>
-          <w:bCs/>
-          <w:lang w:eastAsia="es-CO"/>
-        </w:rPr>
         <w:t>Potencia y energía (conceptos distintos)</w:t>
       </w:r>
     </w:p>
@@ -8678,21 +8218,7 @@
         <w:rPr>
           <w:lang w:eastAsia="es-CO"/>
         </w:rPr>
-        <w:t xml:space="preserve"> (W) representa potencia (cantidad de energía por unidad de tiempo). Para obtener energía, es necesario multiplicar la potencia por el tiempo (por ejemplo: W × h = </w:t>
-      </w:r>
-      <w:proofErr w:type="spellStart"/>
-      <w:r>
-        <w:rPr>
-          <w:lang w:eastAsia="es-CO"/>
-        </w:rPr>
-        <w:t>Wh</w:t>
-      </w:r>
-      <w:proofErr w:type="spellEnd"/>
-      <w:r>
-        <w:rPr>
-          <w:lang w:eastAsia="es-CO"/>
-        </w:rPr>
-        <w:t>). Comprender esta diferencia es fundamental para el análisis del consumo energético.</w:t>
+        <w:t xml:space="preserve"> (W) representa potencia (cantidad de energía por unidad de tiempo). Para obtener energía, es necesario multiplicar la potencia por el tiempo (por ejemplo: W × h = Wh). Comprender esta diferencia es fundamental para el análisis del consumo energético.</w:t>
       </w:r>
     </w:p>
     <w:p>
@@ -8750,38 +8276,9 @@
     </w:p>
     <w:p>
       <w:pPr>
-        <w:rPr>
-          <w:lang w:eastAsia="es-CO"/>
-        </w:rPr>
-      </w:pPr>
-    </w:p>
-    <w:p>
-      <w:pPr>
-        <w:rPr>
-          <w:lang w:eastAsia="es-CO"/>
-        </w:rPr>
-      </w:pPr>
-    </w:p>
-    <w:p>
-      <w:pPr>
-        <w:rPr>
-          <w:lang w:eastAsia="es-CO"/>
-        </w:rPr>
-      </w:pPr>
-    </w:p>
-    <w:p>
-      <w:pPr>
-        <w:rPr>
-          <w:lang w:eastAsia="es-CO"/>
-        </w:rPr>
-      </w:pPr>
-    </w:p>
-    <w:p>
-      <w:pPr>
         <w:pStyle w:val="Figura"/>
       </w:pPr>
       <w:r>
-        <w:lastRenderedPageBreak/>
         <w:t>Medidor de energía eléctrica</w:t>
       </w:r>
     </w:p>
@@ -8814,7 +8311,7 @@
                     </pic:cNvPicPr>
                   </pic:nvPicPr>
                   <pic:blipFill>
-                    <a:blip r:embed="rId35">
+                    <a:blip r:embed="rId34">
                       <a:extLst>
                         <a:ext uri="{28A0092B-C50C-407E-A947-70E740481C1C}">
                           <a14:useLocalDpi xmlns:a14="http://schemas.microsoft.com/office/drawing/2010/main" val="0"/>
@@ -8857,6 +8354,7 @@
           <w:bCs/>
           <w:lang w:eastAsia="es-CO"/>
         </w:rPr>
+        <w:lastRenderedPageBreak/>
         <w:t>Contadores de gas</w:t>
       </w:r>
     </w:p>
@@ -8911,7 +8409,7 @@
                     </pic:cNvPicPr>
                   </pic:nvPicPr>
                   <pic:blipFill>
-                    <a:blip r:embed="rId36">
+                    <a:blip r:embed="rId35">
                       <a:extLst>
                         <a:ext uri="{28A0092B-C50C-407E-A947-70E740481C1C}">
                           <a14:useLocalDpi xmlns:a14="http://schemas.microsoft.com/office/drawing/2010/main" val="0"/>
@@ -8954,7 +8452,6 @@
           <w:bCs/>
           <w:lang w:eastAsia="es-CO"/>
         </w:rPr>
-        <w:lastRenderedPageBreak/>
         <w:t>Medidores de flujo de líquidos</w:t>
       </w:r>
     </w:p>
@@ -8987,6 +8484,7 @@
     </w:p>
     <w:p>
       <w:pPr>
+        <w:jc w:val="center"/>
         <w:rPr>
           <w:lang w:val="es-419" w:eastAsia="es-CO"/>
         </w:rPr>
@@ -8997,9 +8495,9 @@
           <w:lang w:val="es-419" w:eastAsia="es-CO"/>
         </w:rPr>
         <w:drawing>
-          <wp:inline distT="0" distB="0" distL="0" distR="0" wp14:anchorId="5110796A" wp14:editId="6004B0D8">
-            <wp:extent cx="5276850" cy="2295525"/>
-            <wp:effectExtent l="0" t="0" r="0" b="9525"/>
+          <wp:inline distT="0" distB="0" distL="0" distR="0" wp14:anchorId="5110796A" wp14:editId="69D8F007">
+            <wp:extent cx="3065392" cy="1333500"/>
+            <wp:effectExtent l="0" t="0" r="1905" b="0"/>
             <wp:docPr id="27" name="Imagen 27" descr="Medidor de agua industrial. El dispositivo cuenta con bridas de conexión a ambos lados, una carátula frontal con visor de lectura analógica. Está diseñado para medir grandes volúmenes de agua en redes hidráulicas."/>
             <wp:cNvGraphicFramePr>
               <a:graphicFrameLocks xmlns:a="http://schemas.openxmlformats.org/drawingml/2006/main" noChangeAspect="1"/>
@@ -9014,7 +8512,7 @@
                     </pic:cNvPicPr>
                   </pic:nvPicPr>
                   <pic:blipFill>
-                    <a:blip r:embed="rId37">
+                    <a:blip r:embed="rId36">
                       <a:extLst>
                         <a:ext uri="{28A0092B-C50C-407E-A947-70E740481C1C}">
                           <a14:useLocalDpi xmlns:a14="http://schemas.microsoft.com/office/drawing/2010/main" val="0"/>
@@ -9029,7 +8527,7 @@
                   <pic:spPr bwMode="auto">
                     <a:xfrm>
                       <a:off x="0" y="0"/>
-                      <a:ext cx="5276850" cy="2295525"/>
+                      <a:ext cx="3083578" cy="1341411"/>
                     </a:xfrm>
                     <a:prstGeom prst="rect">
                       <a:avLst/>
@@ -9057,6 +8555,7 @@
           <w:bCs/>
           <w:lang w:eastAsia="es-CO"/>
         </w:rPr>
+        <w:lastRenderedPageBreak/>
         <w:t>Sensores de temperatura y presión</w:t>
       </w:r>
     </w:p>
@@ -9111,7 +8610,7 @@
                     </pic:cNvPicPr>
                   </pic:nvPicPr>
                   <pic:blipFill>
-                    <a:blip r:embed="rId38">
+                    <a:blip r:embed="rId37">
                       <a:extLst>
                         <a:ext uri="{28A0092B-C50C-407E-A947-70E740481C1C}">
                           <a14:useLocalDpi xmlns:a14="http://schemas.microsoft.com/office/drawing/2010/main" val="0"/>
@@ -9154,7 +8653,6 @@
           <w:bCs/>
           <w:lang w:eastAsia="es-CO"/>
         </w:rPr>
-        <w:lastRenderedPageBreak/>
         <w:t>Analizadores de calidad de la energía</w:t>
       </w:r>
     </w:p>
@@ -9181,6 +8679,7 @@
     </w:p>
     <w:p>
       <w:pPr>
+        <w:jc w:val="center"/>
         <w:rPr>
           <w:lang w:eastAsia="es-CO"/>
         </w:rPr>
@@ -9191,9 +8690,9 @@
           <w:lang w:eastAsia="es-CO"/>
         </w:rPr>
         <w:drawing>
-          <wp:inline distT="0" distB="0" distL="0" distR="0" wp14:anchorId="68293C33" wp14:editId="5A101C85">
-            <wp:extent cx="5276850" cy="2314575"/>
-            <wp:effectExtent l="0" t="0" r="0" b="9525"/>
+          <wp:inline distT="0" distB="0" distL="0" distR="0" wp14:anchorId="68293C33" wp14:editId="0495A182">
+            <wp:extent cx="4286250" cy="1880070"/>
+            <wp:effectExtent l="0" t="0" r="0" b="6350"/>
             <wp:docPr id="32" name="Imagen 32" descr="Conjunto de instrumentos empleados en mediciones eléctricas, entre los que se encuentran multímetros digitales y analógicos, medidores de resistencia, amperímetros, pinzas amperimétricas, un osciloscopio, un medidor de aislamiento y un contador de energía. Estos equipos permiten diagnosticar, verificar y analizar parámetros eléctricos como voltaje, corriente, resistencia y formas de onda en sistemas eléctricos."/>
             <wp:cNvGraphicFramePr>
               <a:graphicFrameLocks xmlns:a="http://schemas.openxmlformats.org/drawingml/2006/main" noChangeAspect="1"/>
@@ -9208,7 +8707,7 @@
                     </pic:cNvPicPr>
                   </pic:nvPicPr>
                   <pic:blipFill>
-                    <a:blip r:embed="rId39">
+                    <a:blip r:embed="rId38">
                       <a:extLst>
                         <a:ext uri="{28A0092B-C50C-407E-A947-70E740481C1C}">
                           <a14:useLocalDpi xmlns:a14="http://schemas.microsoft.com/office/drawing/2010/main" val="0"/>
@@ -9223,7 +8722,7 @@
                   <pic:spPr bwMode="auto">
                     <a:xfrm>
                       <a:off x="0" y="0"/>
-                      <a:ext cx="5276850" cy="2314575"/>
+                      <a:ext cx="4295427" cy="1884095"/>
                     </a:xfrm>
                     <a:prstGeom prst="rect">
                       <a:avLst/>
@@ -9244,62 +8743,12 @@
           <w:lang w:val="es-419" w:eastAsia="es-CO"/>
         </w:rPr>
       </w:pPr>
-      <w:proofErr w:type="spellStart"/>
-      <w:r>
-        <w:rPr>
-          <w:lang w:eastAsia="es-CO"/>
-        </w:rPr>
-        <w:t>Bismarks</w:t>
-      </w:r>
-      <w:proofErr w:type="spellEnd"/>
-      <w:r>
-        <w:rPr>
-          <w:lang w:eastAsia="es-CO"/>
-        </w:rPr>
-        <w:t>, (2024).</w:t>
-      </w:r>
-    </w:p>
-    <w:p>
-      <w:pPr>
-        <w:rPr>
-          <w:lang w:val="es-419" w:eastAsia="es-CO"/>
-        </w:rPr>
-      </w:pPr>
-    </w:p>
-    <w:p>
-      <w:pPr>
-        <w:rPr>
-          <w:lang w:val="es-419" w:eastAsia="es-CO"/>
-        </w:rPr>
-      </w:pPr>
-    </w:p>
-    <w:p>
-      <w:pPr>
-        <w:rPr>
-          <w:lang w:val="es-419" w:eastAsia="es-CO"/>
-        </w:rPr>
-      </w:pPr>
-    </w:p>
-    <w:p>
-      <w:pPr>
-        <w:rPr>
-          <w:lang w:val="es-419" w:eastAsia="es-CO"/>
-        </w:rPr>
-      </w:pPr>
-    </w:p>
-    <w:p>
-      <w:pPr>
-        <w:rPr>
-          <w:lang w:val="es-419" w:eastAsia="es-CO"/>
-        </w:rPr>
-      </w:pPr>
-    </w:p>
-    <w:p>
-      <w:pPr>
-        <w:rPr>
-          <w:lang w:val="es-419" w:eastAsia="es-CO"/>
-        </w:rPr>
-      </w:pPr>
+      <w:r>
+        <w:rPr>
+          <w:lang w:eastAsia="es-CO"/>
+        </w:rPr>
+        <w:t>Bismarks, (2024).</w:t>
+      </w:r>
     </w:p>
     <w:p>
       <w:pPr>
@@ -9537,7 +8986,7 @@
                     </pic:cNvPicPr>
                   </pic:nvPicPr>
                   <pic:blipFill>
-                    <a:blip r:embed="rId40">
+                    <a:blip r:embed="rId39">
                       <a:extLst>
                         <a:ext uri="{28A0092B-C50C-407E-A947-70E740481C1C}">
                           <a14:useLocalDpi xmlns:a14="http://schemas.microsoft.com/office/drawing/2010/main" val="0"/>
@@ -9640,21 +9089,7 @@
         <w:rPr>
           <w:lang w:eastAsia="es-CO"/>
         </w:rPr>
-        <w:t>Establecer una política energética, identificar los aspectos energéticos significativos, determinar los objetivos y metas energéticas, y planificar las acciones para alcanzarlos. Esto incluye la definición de Indicadores de Desempeño Energético (</w:t>
-      </w:r>
-      <w:proofErr w:type="spellStart"/>
-      <w:r>
-        <w:rPr>
-          <w:lang w:eastAsia="es-CO"/>
-        </w:rPr>
-        <w:t>IDEs</w:t>
-      </w:r>
-      <w:proofErr w:type="spellEnd"/>
-      <w:r>
-        <w:rPr>
-          <w:lang w:eastAsia="es-CO"/>
-        </w:rPr>
-        <w:t>) y la creación de una línea de base energética.</w:t>
+        <w:t>Establecer una política energética, identificar los aspectos energéticos significativos, determinar los objetivos y metas energéticas, y planificar las acciones para alcanzarlos. Esto incluye la definición de Indicadores de Desempeño Energético (IDEs) y la creación de una línea de base energética.</w:t>
       </w:r>
     </w:p>
     <w:p>
@@ -9820,7 +9255,7 @@
                     </pic:cNvPicPr>
                   </pic:nvPicPr>
                   <pic:blipFill>
-                    <a:blip r:embed="rId41">
+                    <a:blip r:embed="rId40">
                       <a:extLst>
                         <a:ext uri="{28A0092B-C50C-407E-A947-70E740481C1C}">
                           <a14:useLocalDpi xmlns:a14="http://schemas.microsoft.com/office/drawing/2010/main" val="0"/>
@@ -9851,53 +9286,6 @@
     </w:p>
     <w:p>
       <w:pPr>
-        <w:rPr>
-          <w:b/>
-          <w:bCs/>
-          <w:lang w:eastAsia="es-CO"/>
-        </w:rPr>
-      </w:pPr>
-      <w:r>
-        <w:rPr>
-          <w:b/>
-          <w:bCs/>
-          <w:lang w:eastAsia="es-CO"/>
-        </w:rPr>
-        <w:lastRenderedPageBreak/>
-        <w:t>Eficiencia energética y ahorro de energía en las viviendas: conceptos básicos.</w:t>
-      </w:r>
-    </w:p>
-    <w:p>
-      <w:pPr>
-        <w:rPr>
-          <w:lang w:eastAsia="es-CO"/>
-        </w:rPr>
-      </w:pPr>
-      <w:r>
-        <w:rPr>
-          <w:lang w:eastAsia="es-CO"/>
-        </w:rPr>
-        <w:t>Para fortalecer el tema anteriormente plasmado, se presenta el siguiente video.</w:t>
-      </w:r>
-    </w:p>
-    <w:p>
-      <w:pPr>
-        <w:rPr>
-          <w:lang w:eastAsia="es-CO"/>
-        </w:rPr>
-      </w:pPr>
-      <w:hyperlink r:id="rId42" w:history="1">
-        <w:r>
-          <w:rPr>
-            <w:rStyle w:val="Hipervnculo"/>
-            <w:lang w:eastAsia="es-CO"/>
-          </w:rPr>
-          <w:t>Ir al sitio</w:t>
-        </w:r>
-      </w:hyperlink>
-    </w:p>
-    <w:p>
-      <w:pPr>
         <w:pStyle w:val="Prrafodelista"/>
         <w:keepNext/>
         <w:keepLines/>
@@ -9988,10 +9376,9 @@
         </w:rPr>
       </w:pPr>
       <w:r>
-        <w:lastRenderedPageBreak/>
         <w:t xml:space="preserve">Logotipo de ISO </w:t>
       </w:r>
-      <w:hyperlink r:id="rId43" w:tgtFrame="_blank" w:history="1">
+      <w:hyperlink r:id="rId41" w:tgtFrame="_blank" w:history="1">
         <w:r>
           <w:rPr>
             <w:rStyle w:val="Hipervnculo"/>
@@ -10022,7 +9409,7 @@
                     </pic:cNvPicPr>
                   </pic:nvPicPr>
                   <pic:blipFill>
-                    <a:blip r:embed="rId44">
+                    <a:blip r:embed="rId42">
                       <a:extLst>
                         <a:ext uri="{28A0092B-C50C-407E-A947-70E740481C1C}">
                           <a14:useLocalDpi xmlns:a14="http://schemas.microsoft.com/office/drawing/2010/main" val="0"/>
@@ -10075,21 +9462,8 @@
         <w:rPr>
           <w:lang w:eastAsia="es-CO"/>
         </w:rPr>
-        <w:t>La ISO 50001 es una norma internacional desarrollada por la Organización Internacional de Normalización (ISO) que especifica los requisitos para establecer, implementar, mantener y mejorar un Sistema de Gestión de la Energía (</w:t>
-      </w:r>
-      <w:proofErr w:type="spellStart"/>
-      <w:r>
-        <w:rPr>
-          <w:lang w:eastAsia="es-CO"/>
-        </w:rPr>
-        <w:t>SGEn</w:t>
-      </w:r>
-      <w:proofErr w:type="spellEnd"/>
-      <w:r>
-        <w:rPr>
-          <w:lang w:eastAsia="es-CO"/>
-        </w:rPr>
-        <w:t>). Su objetivo principal es permitir a las organizaciones seguir un enfoque sistemático para lograr la mejora continua de su desempeño energético, incluyendo la eficiencia energética, el uso y el consumo de energía.</w:t>
+        <w:lastRenderedPageBreak/>
+        <w:t>La ISO 50001 es una norma internacional desarrollada por la Organización Internacional de Normalización (ISO) que especifica los requisitos para establecer, implementar, mantener y mejorar un Sistema de Gestión de la Energía (SGEn). Su objetivo principal es permitir a las organizaciones seguir un enfoque sistemático para lograr la mejora continua de su desempeño energético, incluyendo la eficiencia energética, el uso y el consumo de energía.</w:t>
       </w:r>
     </w:p>
     <w:p>
@@ -10209,35 +9583,27 @@
         <w:rPr>
           <w:lang w:eastAsia="es-CO"/>
         </w:rPr>
+        <w:t>La implementación de un Sistema de Gestión de la Energía bajo la norma ISO 50001 puede ayudar a las organizaciones a reducir sus costos energéticos, disminuir su impacto ambiental, cumplir con la legislación energética y mejorar su competitividad. Es aplicable a cualquier organización, independientemente de su tamaño, sector o ubicación geográfica.</w:t>
+      </w:r>
+    </w:p>
+    <w:p>
+      <w:pPr>
+        <w:rPr>
+          <w:lang w:eastAsia="es-CO"/>
+        </w:rPr>
+      </w:pPr>
+      <w:r>
+        <w:rPr>
+          <w:lang w:eastAsia="es-CO"/>
+        </w:rPr>
+        <w:t xml:space="preserve">Los criterios de la norma ISO 50001 se centran en establecer, implementar, mantener y mejorar un Sistema de Gestión de la Energía (SGEn) en las organizaciones. Estos criterios se basan en el ciclo de mejora continua Planificar - Hacer – Verificar - </w:t>
+      </w:r>
+      <w:r>
+        <w:rPr>
+          <w:lang w:eastAsia="es-CO"/>
+        </w:rPr>
         <w:lastRenderedPageBreak/>
-        <w:t>La implementación de un Sistema de Gestión de la Energía bajo la norma ISO 50001 puede ayudar a las organizaciones a reducir sus costos energéticos, disminuir su impacto ambiental, cumplir con la legislación energética y mejorar su competitividad. Es aplicable a cualquier organización, independientemente de su tamaño, sector o ubicación geográfica.</w:t>
-      </w:r>
-    </w:p>
-    <w:p>
-      <w:pPr>
-        <w:rPr>
-          <w:lang w:eastAsia="es-CO"/>
-        </w:rPr>
-      </w:pPr>
-      <w:r>
-        <w:rPr>
-          <w:lang w:eastAsia="es-CO"/>
-        </w:rPr>
-        <w:t>Los criterios de la norma ISO 50001 se centran en establecer, implementar, mantener y mejorar un Sistema de Gestión de la Energía (</w:t>
-      </w:r>
-      <w:proofErr w:type="spellStart"/>
-      <w:r>
-        <w:rPr>
-          <w:lang w:eastAsia="es-CO"/>
-        </w:rPr>
-        <w:t>SGEn</w:t>
-      </w:r>
-      <w:proofErr w:type="spellEnd"/>
-      <w:r>
-        <w:rPr>
-          <w:lang w:eastAsia="es-CO"/>
-        </w:rPr>
-        <w:t>) en las organizaciones. Estos criterios se basan en el ciclo de mejora continua Planificar - Hacer – Verificar - Actuar (PDCA, por sus siglas en inglés) y se pueden resumir en los siguientes puntos clave:</w:t>
+        <w:t>Actuar (PDCA, por sus siglas en inglés) y se pueden resumir en los siguientes puntos clave:</w:t>
       </w:r>
     </w:p>
     <w:p>
@@ -10267,21 +9633,7 @@
         <w:rPr>
           <w:lang w:eastAsia="es-CO"/>
         </w:rPr>
-        <w:t xml:space="preserve">La organización debe comprender su contexto interno y externo que puedan afectar su capacidad para lograr los resultados previstos de su </w:t>
-      </w:r>
-      <w:proofErr w:type="spellStart"/>
-      <w:r>
-        <w:rPr>
-          <w:lang w:eastAsia="es-CO"/>
-        </w:rPr>
-        <w:t>SGEn</w:t>
-      </w:r>
-      <w:proofErr w:type="spellEnd"/>
-      <w:r>
-        <w:rPr>
-          <w:lang w:eastAsia="es-CO"/>
-        </w:rPr>
-        <w:t>. Esto incluye identificar las partes interesadas y sus requisitos.</w:t>
+        <w:t>La organización debe comprender su contexto interno y externo que puedan afectar su capacidad para lograr los resultados previstos de su SGEn. Esto incluye identificar las partes interesadas y sus requisitos.</w:t>
       </w:r>
     </w:p>
     <w:p>
@@ -10311,66 +9663,23 @@
         <w:rPr>
           <w:lang w:eastAsia="es-CO"/>
         </w:rPr>
-        <w:t xml:space="preserve">La alta dirección debe demostrar su compromiso con el </w:t>
-      </w:r>
-      <w:proofErr w:type="spellStart"/>
-      <w:r>
-        <w:rPr>
-          <w:lang w:eastAsia="es-CO"/>
-        </w:rPr>
-        <w:t>SGEn</w:t>
-      </w:r>
-      <w:proofErr w:type="spellEnd"/>
-      <w:r>
-        <w:rPr>
-          <w:lang w:eastAsia="es-CO"/>
-        </w:rPr>
-        <w:t xml:space="preserve">, estableciendo una política energética, asignando roles y responsabilidades, y asegurando la integración del </w:t>
-      </w:r>
-      <w:proofErr w:type="spellStart"/>
-      <w:r>
-        <w:rPr>
-          <w:lang w:eastAsia="es-CO"/>
-        </w:rPr>
-        <w:t>SGEn</w:t>
-      </w:r>
-      <w:proofErr w:type="spellEnd"/>
-      <w:r>
-        <w:rPr>
-          <w:lang w:eastAsia="es-CO"/>
-        </w:rPr>
-        <w:t xml:space="preserve"> en los procesos de negocio.</w:t>
-      </w:r>
-    </w:p>
-    <w:p>
-      <w:pPr>
-        <w:rPr>
-          <w:lang w:eastAsia="es-CO"/>
-        </w:rPr>
-      </w:pPr>
-    </w:p>
-    <w:p>
-      <w:pPr>
-        <w:rPr>
-          <w:lang w:eastAsia="es-CO"/>
-        </w:rPr>
-      </w:pPr>
-    </w:p>
-    <w:p>
-      <w:pPr>
-        <w:rPr>
-          <w:b/>
-          <w:bCs/>
-          <w:lang w:eastAsia="es-CO"/>
-        </w:rPr>
-      </w:pPr>
-      <w:r>
-        <w:rPr>
-          <w:b/>
-          <w:bCs/>
-          <w:lang w:eastAsia="es-CO"/>
-        </w:rPr>
-        <w:lastRenderedPageBreak/>
+        <w:t>La alta dirección debe demostrar su compromiso con el SGEn, estableciendo una política energética, asignando roles y responsabilidades, y asegurando la integración del SGEn en los procesos de negocio.</w:t>
+      </w:r>
+    </w:p>
+    <w:p>
+      <w:pPr>
+        <w:rPr>
+          <w:b/>
+          <w:bCs/>
+          <w:lang w:eastAsia="es-CO"/>
+        </w:rPr>
+      </w:pPr>
+      <w:r>
+        <w:rPr>
+          <w:b/>
+          <w:bCs/>
+          <w:lang w:eastAsia="es-CO"/>
+        </w:rPr>
         <w:t>Planificación</w:t>
       </w:r>
     </w:p>
@@ -10443,25 +9752,7 @@
           <w:bCs/>
           <w:lang w:eastAsia="es-CO"/>
         </w:rPr>
-        <w:t>Establecimiento de objetivos, metas energéticas e Indicadores de Desempeño Energético (</w:t>
-      </w:r>
-      <w:proofErr w:type="spellStart"/>
-      <w:r>
-        <w:rPr>
-          <w:b/>
-          <w:bCs/>
-          <w:lang w:eastAsia="es-CO"/>
-        </w:rPr>
-        <w:t>IDEs</w:t>
-      </w:r>
-      <w:proofErr w:type="spellEnd"/>
-      <w:r>
-        <w:rPr>
-          <w:b/>
-          <w:bCs/>
-          <w:lang w:eastAsia="es-CO"/>
-        </w:rPr>
-        <w:t>):</w:t>
+        <w:t>Establecimiento de objetivos, metas energéticas e Indicadores de Desempeño Energético (IDEs):</w:t>
       </w:r>
       <w:r>
         <w:rPr>
@@ -10487,6 +9778,7 @@
           <w:bCs/>
           <w:lang w:eastAsia="es-CO"/>
         </w:rPr>
+        <w:lastRenderedPageBreak/>
         <w:t>Planificación de acciones para alcanzar los objetivos energéticos:</w:t>
       </w:r>
       <w:r>
@@ -10562,21 +9854,7 @@
         <w:rPr>
           <w:lang w:eastAsia="es-CO"/>
         </w:rPr>
-        <w:t xml:space="preserve"> proporcionar los recursos necesarios para el establecimiento, implementación, mantenimiento y mejora del </w:t>
-      </w:r>
-      <w:proofErr w:type="spellStart"/>
-      <w:r>
-        <w:rPr>
-          <w:lang w:eastAsia="es-CO"/>
-        </w:rPr>
-        <w:t>SGEn</w:t>
-      </w:r>
-      <w:proofErr w:type="spellEnd"/>
-      <w:r>
-        <w:rPr>
-          <w:lang w:eastAsia="es-CO"/>
-        </w:rPr>
-        <w:t>.</w:t>
+        <w:t> proporcionar los recursos necesarios para el establecimiento, implementación, mantenimiento y mejora del SGEn.</w:t>
       </w:r>
     </w:p>
     <w:p>
@@ -10622,28 +9900,13 @@
           <w:bCs/>
           <w:lang w:eastAsia="es-CO"/>
         </w:rPr>
-        <w:lastRenderedPageBreak/>
         <w:t>Conciencia:</w:t>
       </w:r>
       <w:r>
         <w:rPr>
           <w:lang w:eastAsia="es-CO"/>
         </w:rPr>
-        <w:t xml:space="preserve"> asegurar que el personal sea consciente de la política energética, los aspectos energéticos significativos y su contribución a la eficacia del </w:t>
-      </w:r>
-      <w:proofErr w:type="spellStart"/>
-      <w:r>
-        <w:rPr>
-          <w:lang w:eastAsia="es-CO"/>
-        </w:rPr>
-        <w:t>SGEn</w:t>
-      </w:r>
-      <w:proofErr w:type="spellEnd"/>
-      <w:r>
-        <w:rPr>
-          <w:lang w:eastAsia="es-CO"/>
-        </w:rPr>
-        <w:t>.</w:t>
+        <w:t> asegurar que el personal sea consciente de la política energética, los aspectos energéticos significativos y su contribución a la eficacia del SGEn.</w:t>
       </w:r>
     </w:p>
     <w:p>
@@ -10669,21 +9932,7 @@
         <w:rPr>
           <w:lang w:eastAsia="es-CO"/>
         </w:rPr>
-        <w:t xml:space="preserve"> establecer procesos para la comunicación interna y externa relevante para el </w:t>
-      </w:r>
-      <w:proofErr w:type="spellStart"/>
-      <w:r>
-        <w:rPr>
-          <w:lang w:eastAsia="es-CO"/>
-        </w:rPr>
-        <w:t>SGEn</w:t>
-      </w:r>
-      <w:proofErr w:type="spellEnd"/>
-      <w:r>
-        <w:rPr>
-          <w:lang w:eastAsia="es-CO"/>
-        </w:rPr>
-        <w:t>.</w:t>
+        <w:t> establecer procesos para la comunicación interna y externa relevante para el SGEn.</w:t>
       </w:r>
     </w:p>
     <w:p>
@@ -10772,6 +10021,7 @@
           <w:bCs/>
           <w:lang w:eastAsia="es-CO"/>
         </w:rPr>
+        <w:lastRenderedPageBreak/>
         <w:t>Diseño:</w:t>
       </w:r>
       <w:r>
@@ -10847,21 +10097,7 @@
         <w:rPr>
           <w:lang w:eastAsia="es-CO"/>
         </w:rPr>
-        <w:t xml:space="preserve"> realizar el seguimiento y la medición de los </w:t>
-      </w:r>
-      <w:proofErr w:type="spellStart"/>
-      <w:r>
-        <w:rPr>
-          <w:lang w:eastAsia="es-CO"/>
-        </w:rPr>
-        <w:t>IDEs</w:t>
-      </w:r>
-      <w:proofErr w:type="spellEnd"/>
-      <w:r>
-        <w:rPr>
-          <w:lang w:eastAsia="es-CO"/>
-        </w:rPr>
-        <w:t>, analizar los datos y evaluar el desempeño energético en comparación con los objetivos y la LBE.</w:t>
+        <w:t> realizar el seguimiento y la medición de los IDEs, analizar los datos y evaluar el desempeño energético en comparación con los objetivos y la LBE.</w:t>
       </w:r>
     </w:p>
     <w:p>
@@ -10887,21 +10123,7 @@
         <w:rPr>
           <w:lang w:eastAsia="es-CO"/>
         </w:rPr>
-        <w:t xml:space="preserve"> realizar auditorías internas a intervalos planificados para verificar que el </w:t>
-      </w:r>
-      <w:proofErr w:type="spellStart"/>
-      <w:r>
-        <w:rPr>
-          <w:lang w:eastAsia="es-CO"/>
-        </w:rPr>
-        <w:t>SGEn</w:t>
-      </w:r>
-      <w:proofErr w:type="spellEnd"/>
-      <w:r>
-        <w:rPr>
-          <w:lang w:eastAsia="es-CO"/>
-        </w:rPr>
-        <w:t xml:space="preserve"> es conforme con los requisitos de la norma y se implementa y mantiene de manera eficaz.</w:t>
+        <w:t> realizar auditorías internas a intervalos planificados para verificar que el SGEn es conforme con los requisitos de la norma y se implementa y mantiene de manera eficaz.</w:t>
       </w:r>
     </w:p>
     <w:p>
@@ -10921,28 +10143,13 @@
           <w:bCs/>
           <w:lang w:eastAsia="es-CO"/>
         </w:rPr>
-        <w:lastRenderedPageBreak/>
         <w:t>Revisión por la dirección:</w:t>
       </w:r>
       <w:r>
         <w:rPr>
           <w:lang w:eastAsia="es-CO"/>
         </w:rPr>
-        <w:t xml:space="preserve"> la alta dirección debe revisar el </w:t>
-      </w:r>
-      <w:proofErr w:type="spellStart"/>
-      <w:r>
-        <w:rPr>
-          <w:lang w:eastAsia="es-CO"/>
-        </w:rPr>
-        <w:t>SGEn</w:t>
-      </w:r>
-      <w:proofErr w:type="spellEnd"/>
-      <w:r>
-        <w:rPr>
-          <w:lang w:eastAsia="es-CO"/>
-        </w:rPr>
-        <w:t xml:space="preserve"> a intervalos planificados para asegurar su conveniencia, adecuación, eficacia y alineación continúa con la dirección estratégica de la organización.</w:t>
+        <w:t> la alta dirección debe revisar el SGEn a intervalos planificados para asegurar su conveniencia, adecuación, eficacia y alineación continúa con la dirección estratégica de la organización.</w:t>
       </w:r>
     </w:p>
     <w:p>
@@ -10985,94 +10192,25 @@
         <w:rPr>
           <w:lang w:eastAsia="es-CO"/>
         </w:rPr>
-        <w:t xml:space="preserve"> abordar las no conformidades, tomar acciones para controlarlas y corregirlas, y analizar las causas raíz para prevenir su recurrencia. Mejora continua: mejorar continuamente la conveniencia, adecuación y eficacia del </w:t>
-      </w:r>
-      <w:proofErr w:type="spellStart"/>
-      <w:r>
-        <w:rPr>
-          <w:lang w:eastAsia="es-CO"/>
-        </w:rPr>
-        <w:t>SGEn</w:t>
-      </w:r>
-      <w:proofErr w:type="spellEnd"/>
-      <w:r>
-        <w:rPr>
-          <w:lang w:eastAsia="es-CO"/>
-        </w:rPr>
-        <w:t xml:space="preserve"> para mejorar el desempeño energético.</w:t>
-      </w:r>
-    </w:p>
-    <w:p>
-      <w:pPr>
-        <w:rPr>
-          <w:lang w:eastAsia="es-CO"/>
-        </w:rPr>
-      </w:pPr>
-      <w:r>
-        <w:rPr>
-          <w:lang w:eastAsia="es-CO"/>
-        </w:rPr>
+        <w:t> abordar las no conformidades, tomar acciones para controlarlas y corregirlas, y analizar las causas raíz para prevenir su recurrencia. Mejora continua: mejorar continuamente la conveniencia, adecuación y eficacia del SGEn para mejorar el desempeño energético.</w:t>
+      </w:r>
+    </w:p>
+    <w:p>
+      <w:pPr>
+        <w:rPr>
+          <w:lang w:eastAsia="es-CO"/>
+        </w:rPr>
+      </w:pPr>
+      <w:r>
+        <w:rPr>
+          <w:lang w:eastAsia="es-CO"/>
+        </w:rPr>
+        <w:lastRenderedPageBreak/>
         <w:t>Estos criterios proporcionan un marco estructurado para que las organizaciones gestionen su energía de manera sistemática, logrando mejoras en la eficiencia, reducción de costos y disminución del impacto ambiental.</w:t>
       </w:r>
     </w:p>
     <w:p>
       <w:pPr>
-        <w:rPr>
-          <w:lang w:eastAsia="es-CO"/>
-        </w:rPr>
-      </w:pPr>
-    </w:p>
-    <w:p>
-      <w:pPr>
-        <w:rPr>
-          <w:lang w:eastAsia="es-CO"/>
-        </w:rPr>
-      </w:pPr>
-    </w:p>
-    <w:p>
-      <w:pPr>
-        <w:rPr>
-          <w:lang w:eastAsia="es-CO"/>
-        </w:rPr>
-      </w:pPr>
-    </w:p>
-    <w:p>
-      <w:pPr>
-        <w:rPr>
-          <w:lang w:eastAsia="es-CO"/>
-        </w:rPr>
-      </w:pPr>
-    </w:p>
-    <w:p>
-      <w:pPr>
-        <w:rPr>
-          <w:lang w:eastAsia="es-CO"/>
-        </w:rPr>
-      </w:pPr>
-    </w:p>
-    <w:p>
-      <w:pPr>
-        <w:rPr>
-          <w:lang w:eastAsia="es-CO"/>
-        </w:rPr>
-      </w:pPr>
-    </w:p>
-    <w:p>
-      <w:pPr>
-        <w:rPr>
-          <w:lang w:eastAsia="es-CO"/>
-        </w:rPr>
-      </w:pPr>
-    </w:p>
-    <w:p>
-      <w:pPr>
-        <w:rPr>
-          <w:lang w:val="es-419" w:eastAsia="es-CO"/>
-        </w:rPr>
-      </w:pPr>
-    </w:p>
-    <w:p>
-      <w:pPr>
         <w:pStyle w:val="Figura"/>
         <w:rPr>
           <w:lang w:val="es-419"/>
@@ -11082,7 +10220,6 @@
         <w:rPr>
           <w:lang w:val="es-419"/>
         </w:rPr>
-        <w:lastRenderedPageBreak/>
         <w:t>Esquema de aplicación de ISO 50001</w:t>
       </w:r>
     </w:p>
@@ -11099,9 +10236,9 @@
           <w:lang w:val="es-419" w:eastAsia="es-CO"/>
         </w:rPr>
         <w:drawing>
-          <wp:inline distT="0" distB="0" distL="0" distR="0" wp14:anchorId="56F478DA" wp14:editId="6BB42862">
-            <wp:extent cx="4285397" cy="3856858"/>
-            <wp:effectExtent l="0" t="0" r="1270" b="0"/>
+          <wp:inline distT="0" distB="0" distL="0" distR="0" wp14:anchorId="56F478DA" wp14:editId="1F1D5D88">
+            <wp:extent cx="3746498" cy="3371850"/>
+            <wp:effectExtent l="0" t="0" r="6985" b="0"/>
             <wp:docPr id="44" name="Imagen 44" descr="Diagrama del ciclo de gestión energética basado en mejora continua. Incluye política, planificación, implementación, verificación, auditoría, acciones correctivas y revisión por la gerencia."/>
             <wp:cNvGraphicFramePr>
               <a:graphicFrameLocks xmlns:a="http://schemas.openxmlformats.org/drawingml/2006/main" noChangeAspect="1"/>
@@ -11116,7 +10253,7 @@
                     </pic:cNvPicPr>
                   </pic:nvPicPr>
                   <pic:blipFill>
-                    <a:blip r:embed="rId45">
+                    <a:blip r:embed="rId43">
                       <a:extLst>
                         <a:ext uri="{28A0092B-C50C-407E-A947-70E740481C1C}">
                           <a14:useLocalDpi xmlns:a14="http://schemas.microsoft.com/office/drawing/2010/main" val="0"/>
@@ -11131,7 +10268,7 @@
                   <pic:spPr bwMode="auto">
                     <a:xfrm>
                       <a:off x="0" y="0"/>
-                      <a:ext cx="4329594" cy="3896635"/>
+                      <a:ext cx="3789689" cy="3410722"/>
                     </a:xfrm>
                     <a:prstGeom prst="rect">
                       <a:avLst/>
@@ -11174,14 +10311,6 @@
     </w:p>
     <w:p>
       <w:pPr>
-        <w:ind w:firstLine="0"/>
-        <w:rPr>
-          <w:lang w:val="es-419" w:eastAsia="es-CO"/>
-        </w:rPr>
-      </w:pPr>
-    </w:p>
-    <w:p>
-      <w:pPr>
         <w:pStyle w:val="Ttulo1"/>
       </w:pPr>
       <w:bookmarkStart w:id="15" w:name="_Toc215742699"/>
@@ -11357,14 +10486,12 @@
         </w:rPr>
         <w:t>consumo de gas natural (en m³ o BTU), </w:t>
       </w:r>
-      <w:proofErr w:type="spellStart"/>
       <w:r>
         <w:rPr>
           <w:rStyle w:val="Extranjerismo"/>
         </w:rPr>
         <w:t>fueloil</w:t>
       </w:r>
-      <w:proofErr w:type="spellEnd"/>
       <w:r>
         <w:rPr>
           <w:lang w:eastAsia="es-CO"/>
@@ -11710,7 +10837,6 @@
           <w:lang w:val="es-CO" w:eastAsia="es-CO"/>
         </w:rPr>
       </w:pPr>
-      <w:proofErr w:type="spellStart"/>
       <w:r>
         <w:rPr>
           <w:rStyle w:val="Extranjerismo"/>
@@ -11720,7 +10846,6 @@
         </w:rPr>
         <w:t>Brainstorming</w:t>
       </w:r>
-      <w:proofErr w:type="spellEnd"/>
     </w:p>
     <w:p>
       <w:pPr>
@@ -12043,7 +11168,6 @@
           <w:lang w:val="es-CO" w:eastAsia="es-CO"/>
         </w:rPr>
       </w:pPr>
-      <w:proofErr w:type="spellStart"/>
       <w:r>
         <w:rPr>
           <w:rStyle w:val="Extranjerismo"/>
@@ -12051,209 +11175,8 @@
           <w:bCs/>
           <w:lang w:val="es-CO" w:eastAsia="es-CO"/>
         </w:rPr>
-        <w:t>Identifying</w:t>
-      </w:r>
-      <w:proofErr w:type="spellEnd"/>
-      <w:r>
-        <w:rPr>
-          <w:rStyle w:val="Extranjerismo"/>
-          <w:b/>
-          <w:bCs/>
-          <w:lang w:val="es-CO" w:eastAsia="es-CO"/>
-        </w:rPr>
-        <w:t xml:space="preserve"> </w:t>
-      </w:r>
-      <w:proofErr w:type="spellStart"/>
-      <w:r>
-        <w:rPr>
-          <w:rStyle w:val="Extranjerismo"/>
-          <w:b/>
-          <w:bCs/>
-          <w:lang w:val="es-CO" w:eastAsia="es-CO"/>
-        </w:rPr>
-        <w:t>key</w:t>
-      </w:r>
-      <w:proofErr w:type="spellEnd"/>
-      <w:r>
-        <w:rPr>
-          <w:rStyle w:val="Extranjerismo"/>
-          <w:b/>
-          <w:bCs/>
-          <w:lang w:val="es-CO" w:eastAsia="es-CO"/>
-        </w:rPr>
-        <w:t xml:space="preserve"> variables and </w:t>
-      </w:r>
-      <w:proofErr w:type="spellStart"/>
-      <w:r>
-        <w:rPr>
-          <w:rStyle w:val="Extranjerismo"/>
-          <w:b/>
-          <w:bCs/>
-          <w:lang w:val="es-CO" w:eastAsia="es-CO"/>
-        </w:rPr>
-        <w:t>interactions</w:t>
-      </w:r>
-      <w:proofErr w:type="spellEnd"/>
-      <w:r>
-        <w:rPr>
-          <w:rStyle w:val="Extranjerismo"/>
-          <w:b/>
-          <w:bCs/>
-          <w:lang w:val="es-CO" w:eastAsia="es-CO"/>
-        </w:rPr>
-        <w:t xml:space="preserve"> in </w:t>
-      </w:r>
-      <w:proofErr w:type="spellStart"/>
-      <w:r>
-        <w:rPr>
-          <w:rStyle w:val="Extranjerismo"/>
-          <w:b/>
-          <w:bCs/>
-          <w:lang w:val="es-CO" w:eastAsia="es-CO"/>
-        </w:rPr>
-        <w:t>statistical</w:t>
-      </w:r>
-      <w:proofErr w:type="spellEnd"/>
-      <w:r>
-        <w:rPr>
-          <w:rStyle w:val="Extranjerismo"/>
-          <w:b/>
-          <w:bCs/>
-          <w:lang w:val="es-CO" w:eastAsia="es-CO"/>
-        </w:rPr>
-        <w:t xml:space="preserve"> </w:t>
-      </w:r>
-      <w:proofErr w:type="spellStart"/>
-      <w:r>
-        <w:rPr>
-          <w:rStyle w:val="Extranjerismo"/>
-          <w:b/>
-          <w:bCs/>
-          <w:lang w:val="es-CO" w:eastAsia="es-CO"/>
-        </w:rPr>
-        <w:t>models</w:t>
-      </w:r>
-      <w:proofErr w:type="spellEnd"/>
-      <w:r>
-        <w:rPr>
-          <w:rStyle w:val="Extranjerismo"/>
-          <w:b/>
-          <w:bCs/>
-          <w:lang w:val="es-CO" w:eastAsia="es-CO"/>
-        </w:rPr>
-        <w:t xml:space="preserve"> </w:t>
-      </w:r>
-      <w:proofErr w:type="spellStart"/>
-      <w:r>
-        <w:rPr>
-          <w:rStyle w:val="Extranjerismo"/>
-          <w:b/>
-          <w:bCs/>
-          <w:lang w:val="es-CO" w:eastAsia="es-CO"/>
-        </w:rPr>
-        <w:t>of</w:t>
-      </w:r>
-      <w:proofErr w:type="spellEnd"/>
-      <w:r>
-        <w:rPr>
-          <w:rStyle w:val="Extranjerismo"/>
-          <w:b/>
-          <w:bCs/>
-          <w:lang w:val="es-CO" w:eastAsia="es-CO"/>
-        </w:rPr>
-        <w:t xml:space="preserve"> </w:t>
-      </w:r>
-      <w:proofErr w:type="spellStart"/>
-      <w:r>
-        <w:rPr>
-          <w:rStyle w:val="Extranjerismo"/>
-          <w:b/>
-          <w:bCs/>
-          <w:lang w:val="es-CO" w:eastAsia="es-CO"/>
-        </w:rPr>
-        <w:t>building</w:t>
-      </w:r>
-      <w:proofErr w:type="spellEnd"/>
-      <w:r>
-        <w:rPr>
-          <w:rStyle w:val="Extranjerismo"/>
-          <w:b/>
-          <w:bCs/>
-          <w:lang w:val="es-CO" w:eastAsia="es-CO"/>
-        </w:rPr>
-        <w:t xml:space="preserve"> </w:t>
-      </w:r>
-      <w:proofErr w:type="spellStart"/>
-      <w:r>
-        <w:rPr>
-          <w:rStyle w:val="Extranjerismo"/>
-          <w:b/>
-          <w:bCs/>
-          <w:lang w:val="es-CO" w:eastAsia="es-CO"/>
-        </w:rPr>
-        <w:t>energy</w:t>
-      </w:r>
-      <w:proofErr w:type="spellEnd"/>
-      <w:r>
-        <w:rPr>
-          <w:rStyle w:val="Extranjerismo"/>
-          <w:b/>
-          <w:bCs/>
-          <w:lang w:val="es-CO" w:eastAsia="es-CO"/>
-        </w:rPr>
-        <w:t xml:space="preserve"> </w:t>
-      </w:r>
-      <w:proofErr w:type="spellStart"/>
-      <w:r>
-        <w:rPr>
-          <w:rStyle w:val="Extranjerismo"/>
-          <w:b/>
-          <w:bCs/>
-          <w:lang w:val="es-CO" w:eastAsia="es-CO"/>
-        </w:rPr>
-        <w:t>consumption</w:t>
-      </w:r>
-      <w:proofErr w:type="spellEnd"/>
-      <w:r>
-        <w:rPr>
-          <w:rStyle w:val="Extranjerismo"/>
-          <w:b/>
-          <w:bCs/>
-          <w:lang w:val="es-CO" w:eastAsia="es-CO"/>
-        </w:rPr>
-        <w:t xml:space="preserve"> </w:t>
-      </w:r>
-      <w:proofErr w:type="spellStart"/>
-      <w:r>
-        <w:rPr>
-          <w:rStyle w:val="Extranjerismo"/>
-          <w:b/>
-          <w:bCs/>
-          <w:lang w:val="es-CO" w:eastAsia="es-CO"/>
-        </w:rPr>
-        <w:t>using</w:t>
-      </w:r>
-      <w:proofErr w:type="spellEnd"/>
-      <w:r>
-        <w:rPr>
-          <w:rStyle w:val="Extranjerismo"/>
-          <w:b/>
-          <w:bCs/>
-          <w:lang w:val="es-CO" w:eastAsia="es-CO"/>
-        </w:rPr>
-        <w:t xml:space="preserve"> </w:t>
-      </w:r>
-      <w:proofErr w:type="spellStart"/>
-      <w:r>
-        <w:rPr>
-          <w:rStyle w:val="Extranjerismo"/>
-          <w:b/>
-          <w:bCs/>
-          <w:lang w:val="es-CO" w:eastAsia="es-CO"/>
-        </w:rPr>
-        <w:t>regularization</w:t>
-      </w:r>
-      <w:proofErr w:type="spellEnd"/>
+        <w:t>Identifying key variables and interactions in statistical models of building energy consumption using regularization</w:t>
+      </w:r>
     </w:p>
     <w:p>
       <w:pPr>
@@ -12340,25 +11263,7 @@
           <w:bCs/>
           <w:lang w:eastAsia="es-CO"/>
         </w:rPr>
-        <w:t xml:space="preserve">Hojas de cálculo (Excel, Google </w:t>
-      </w:r>
-      <w:proofErr w:type="spellStart"/>
-      <w:r>
-        <w:rPr>
-          <w:b/>
-          <w:bCs/>
-          <w:lang w:eastAsia="es-CO"/>
-        </w:rPr>
-        <w:t>Sheets</w:t>
-      </w:r>
-      <w:proofErr w:type="spellEnd"/>
-      <w:r>
-        <w:rPr>
-          <w:b/>
-          <w:bCs/>
-          <w:lang w:eastAsia="es-CO"/>
-        </w:rPr>
-        <w:t>)</w:t>
+        <w:t>Hojas de cálculo (Excel, Google Sheets)</w:t>
       </w:r>
     </w:p>
     <w:p>
@@ -12391,17 +11296,25 @@
     <w:p>
       <w:pPr>
         <w:rPr>
-          <w:b/>
-          <w:bCs/>
-          <w:lang w:eastAsia="es-CO"/>
-        </w:rPr>
-      </w:pPr>
-      <w:r>
-        <w:rPr>
-          <w:b/>
-          <w:bCs/>
-          <w:lang w:eastAsia="es-CO"/>
-        </w:rPr>
+          <w:lang w:eastAsia="es-CO"/>
+        </w:rPr>
+      </w:pPr>
+    </w:p>
+    <w:p>
+      <w:pPr>
+        <w:rPr>
+          <w:b/>
+          <w:bCs/>
+          <w:lang w:eastAsia="es-CO"/>
+        </w:rPr>
+      </w:pPr>
+      <w:r>
+        <w:rPr>
+          <w:b/>
+          <w:bCs/>
+          <w:lang w:eastAsia="es-CO"/>
+        </w:rPr>
+        <w:lastRenderedPageBreak/>
         <w:t>Formatos de registro manual</w:t>
       </w:r>
     </w:p>
@@ -12415,7 +11328,6 @@
         <w:rPr>
           <w:lang w:eastAsia="es-CO"/>
         </w:rPr>
-        <w:lastRenderedPageBreak/>
         <w:t>Para variables que no se miden automáticamente, se pueden diseñar formatos sencillos para que el personal registre datos de forma regular (por ejemplo, horas de funcionamiento de equipos, lecturas de contadores).</w:t>
       </w:r>
     </w:p>
@@ -12445,7 +11357,6 @@
         </w:rPr>
         <w:t xml:space="preserve"> - </w:t>
       </w:r>
-      <w:proofErr w:type="spellStart"/>
       <w:r>
         <w:rPr>
           <w:rStyle w:val="Extranjerismo"/>
@@ -12453,29 +11364,8 @@
           <w:bCs/>
           <w:lang w:val="es-CO" w:eastAsia="es-CO"/>
         </w:rPr>
-        <w:t>Building</w:t>
-      </w:r>
-      <w:proofErr w:type="spellEnd"/>
-      <w:r>
-        <w:rPr>
-          <w:rStyle w:val="Extranjerismo"/>
-          <w:b/>
-          <w:bCs/>
-          <w:lang w:val="es-CO" w:eastAsia="es-CO"/>
-        </w:rPr>
-        <w:t xml:space="preserve"> Management </w:t>
-      </w:r>
-      <w:proofErr w:type="spellStart"/>
-      <w:r>
-        <w:rPr>
-          <w:rStyle w:val="Extranjerismo"/>
-          <w:b/>
-          <w:bCs/>
-          <w:lang w:val="es-CO" w:eastAsia="es-CO"/>
-        </w:rPr>
-        <w:t>Systems</w:t>
-      </w:r>
-      <w:proofErr w:type="spellEnd"/>
+        <w:t>Building Management Systems</w:t>
+      </w:r>
       <w:r>
         <w:rPr>
           <w:b/>
@@ -12516,7 +11406,6 @@
         </w:rPr>
         <w:t xml:space="preserve">Sistemas de control de procesos industriales (SCADA - </w:t>
       </w:r>
-      <w:proofErr w:type="spellStart"/>
       <w:r>
         <w:rPr>
           <w:rStyle w:val="Extranjerismo"/>
@@ -12524,37 +11413,7 @@
           <w:bCs/>
           <w:lang w:val="es-CO" w:eastAsia="es-CO"/>
         </w:rPr>
-        <w:t>Supervisory</w:t>
-      </w:r>
-      <w:proofErr w:type="spellEnd"/>
-      <w:r>
-        <w:rPr>
-          <w:rStyle w:val="Extranjerismo"/>
-          <w:b/>
-          <w:bCs/>
-          <w:lang w:val="es-CO" w:eastAsia="es-CO"/>
-        </w:rPr>
-        <w:t xml:space="preserve"> Control and Data </w:t>
-      </w:r>
-      <w:proofErr w:type="spellStart"/>
-      <w:r>
-        <w:rPr>
-          <w:rStyle w:val="Extranjerismo"/>
-          <w:b/>
-          <w:bCs/>
-          <w:lang w:val="es-CO" w:eastAsia="es-CO"/>
-        </w:rPr>
-        <w:t>Acquisition</w:t>
-      </w:r>
-      <w:proofErr w:type="spellEnd"/>
-      <w:r>
-        <w:rPr>
-          <w:rStyle w:val="Extranjerismo"/>
-          <w:b/>
-          <w:bCs/>
-          <w:lang w:val="es-CO" w:eastAsia="es-CO"/>
-        </w:rPr>
-        <w:t>)</w:t>
+        <w:t>Supervisory Control and Data Acquisition)</w:t>
       </w:r>
     </w:p>
     <w:p>
@@ -12633,6 +11492,7 @@
       </w:pPr>
       <w:bookmarkStart w:id="20" w:name="_Toc215742702"/>
       <w:r>
+        <w:lastRenderedPageBreak/>
         <w:t>Procesos consumidores de energía</w:t>
       </w:r>
       <w:bookmarkEnd w:id="20"/>
@@ -12647,127 +11507,127 @@
         <w:rPr>
           <w:lang w:eastAsia="es-CO"/>
         </w:rPr>
+        <w:t>La identificación y el análisis de los procesos específicos responsables del consumo energético dentro de una organización son fundamentales para una gestión eficiente. Comprender en detalle cómo y dónde se utiliza la energía permite enfocar los esfuerzos de mejora en las áreas de mayor impacto, facilitando la toma de decisiones estratégicas orientadas a la optimización del rendimiento energético.</w:t>
+      </w:r>
+    </w:p>
+    <w:p>
+      <w:pPr>
+        <w:rPr>
+          <w:b/>
+          <w:bCs/>
+          <w:lang w:eastAsia="es-CO"/>
+        </w:rPr>
+      </w:pPr>
+      <w:r>
+        <w:rPr>
+          <w:b/>
+          <w:bCs/>
+          <w:lang w:eastAsia="es-CO"/>
+        </w:rPr>
+        <w:t>Identificación y mapeo de procesos con alto consumo energético</w:t>
+      </w:r>
+    </w:p>
+    <w:p>
+      <w:pPr>
+        <w:rPr>
+          <w:lang w:eastAsia="es-CO"/>
+        </w:rPr>
+      </w:pPr>
+      <w:r>
+        <w:rPr>
+          <w:lang w:eastAsia="es-CO"/>
+        </w:rPr>
+        <w:t>El punto de partida para una gestión energética eficaz consiste en reconocer cuáles procesos dentro de la organización concentran el mayor consumo de energía, esta identificación permite priorizar esfuerzos y orientar las acciones de mejora hacia las áreas de mayor impacto. Los procesos de alto consumo pueden variar ampliamente según el sector y las actividades específicas de la empresa.</w:t>
+      </w:r>
+    </w:p>
+    <w:p>
+      <w:pPr>
+        <w:rPr>
+          <w:lang w:eastAsia="es-CO"/>
+        </w:rPr>
+      </w:pPr>
+      <w:r>
+        <w:rPr>
+          <w:lang w:eastAsia="es-CO"/>
+        </w:rPr>
+        <w:t>A continuación, se presentan algunos ejemplos comunes:</w:t>
+      </w:r>
+    </w:p>
+    <w:p>
+      <w:pPr>
+        <w:rPr>
+          <w:b/>
+          <w:bCs/>
+          <w:lang w:eastAsia="es-CO"/>
+        </w:rPr>
+      </w:pPr>
+      <w:r>
+        <w:rPr>
+          <w:b/>
+          <w:bCs/>
+          <w:lang w:eastAsia="es-CO"/>
+        </w:rPr>
+        <w:t>Procesos productivos</w:t>
+      </w:r>
+    </w:p>
+    <w:p>
+      <w:pPr>
+        <w:rPr>
+          <w:lang w:eastAsia="es-CO"/>
+        </w:rPr>
+      </w:pPr>
+      <w:r>
+        <w:rPr>
+          <w:lang w:eastAsia="es-CO"/>
+        </w:rPr>
+        <w:t>Incluyen la operación de maquinaria industrial (motores, bombas, compresores), sistemas de calefacción y enfriamiento, transformación de materiales (fundición, soldadura, extrusión) y transporte interno (bandas transportadoras, elevadores).</w:t>
+      </w:r>
+    </w:p>
+    <w:p>
+      <w:pPr>
+        <w:rPr>
+          <w:b/>
+          <w:bCs/>
+          <w:lang w:eastAsia="es-CO"/>
+        </w:rPr>
+      </w:pPr>
+      <w:r>
+        <w:rPr>
+          <w:b/>
+          <w:bCs/>
+          <w:lang w:eastAsia="es-CO"/>
+        </w:rPr>
+        <w:t>Sistemas de climatización (HVAC)</w:t>
+      </w:r>
+    </w:p>
+    <w:p>
+      <w:pPr>
+        <w:rPr>
+          <w:lang w:eastAsia="es-CO"/>
+        </w:rPr>
+      </w:pPr>
+      <w:r>
+        <w:rPr>
+          <w:lang w:eastAsia="es-CO"/>
+        </w:rPr>
+        <w:t>Equipos de calefacción, ventilación y aire acondicionado presentes en oficinas, hospitales, centros comerciales, entre otros.</w:t>
+      </w:r>
+    </w:p>
+    <w:p>
+      <w:pPr>
+        <w:rPr>
+          <w:b/>
+          <w:bCs/>
+          <w:lang w:eastAsia="es-CO"/>
+        </w:rPr>
+      </w:pPr>
+      <w:r>
+        <w:rPr>
+          <w:b/>
+          <w:bCs/>
+          <w:lang w:eastAsia="es-CO"/>
+        </w:rPr>
         <w:lastRenderedPageBreak/>
-        <w:t>La identificación y el análisis de los procesos específicos responsables del consumo energético dentro de una organización son fundamentales para una gestión eficiente. Comprender en detalle cómo y dónde se utiliza la energía permite enfocar los esfuerzos de mejora en las áreas de mayor impacto, facilitando la toma de decisiones estratégicas orientadas a la optimización del rendimiento energético.</w:t>
-      </w:r>
-    </w:p>
-    <w:p>
-      <w:pPr>
-        <w:rPr>
-          <w:b/>
-          <w:bCs/>
-          <w:lang w:eastAsia="es-CO"/>
-        </w:rPr>
-      </w:pPr>
-      <w:r>
-        <w:rPr>
-          <w:b/>
-          <w:bCs/>
-          <w:lang w:eastAsia="es-CO"/>
-        </w:rPr>
-        <w:t>Identificación y mapeo de procesos con alto consumo energético</w:t>
-      </w:r>
-    </w:p>
-    <w:p>
-      <w:pPr>
-        <w:rPr>
-          <w:lang w:eastAsia="es-CO"/>
-        </w:rPr>
-      </w:pPr>
-      <w:r>
-        <w:rPr>
-          <w:lang w:eastAsia="es-CO"/>
-        </w:rPr>
-        <w:t>El punto de partida para una gestión energética eficaz consiste en reconocer cuáles procesos dentro de la organización concentran el mayor consumo de energía, esta identificación permite priorizar esfuerzos y orientar las acciones de mejora hacia las áreas de mayor impacto. Los procesos de alto consumo pueden variar ampliamente según el sector y las actividades específicas de la empresa.</w:t>
-      </w:r>
-    </w:p>
-    <w:p>
-      <w:pPr>
-        <w:rPr>
-          <w:lang w:eastAsia="es-CO"/>
-        </w:rPr>
-      </w:pPr>
-      <w:r>
-        <w:rPr>
-          <w:lang w:eastAsia="es-CO"/>
-        </w:rPr>
-        <w:t>A continuación, se presentan algunos ejemplos comunes:</w:t>
-      </w:r>
-    </w:p>
-    <w:p>
-      <w:pPr>
-        <w:rPr>
-          <w:b/>
-          <w:bCs/>
-          <w:lang w:eastAsia="es-CO"/>
-        </w:rPr>
-      </w:pPr>
-      <w:r>
-        <w:rPr>
-          <w:b/>
-          <w:bCs/>
-          <w:lang w:eastAsia="es-CO"/>
-        </w:rPr>
-        <w:t>Procesos productivos</w:t>
-      </w:r>
-    </w:p>
-    <w:p>
-      <w:pPr>
-        <w:rPr>
-          <w:lang w:eastAsia="es-CO"/>
-        </w:rPr>
-      </w:pPr>
-      <w:r>
-        <w:rPr>
-          <w:lang w:eastAsia="es-CO"/>
-        </w:rPr>
-        <w:t>Incluyen la operación de maquinaria industrial (motores, bombas, compresores), sistemas de calefacción y enfriamiento, transformación de materiales (fundición, soldadura, extrusión) y transporte interno (bandas transportadoras, elevadores).</w:t>
-      </w:r>
-    </w:p>
-    <w:p>
-      <w:pPr>
-        <w:rPr>
-          <w:b/>
-          <w:bCs/>
-          <w:lang w:eastAsia="es-CO"/>
-        </w:rPr>
-      </w:pPr>
-      <w:r>
-        <w:rPr>
-          <w:b/>
-          <w:bCs/>
-          <w:lang w:eastAsia="es-CO"/>
-        </w:rPr>
-        <w:t>Sistemas de climatización (HVAC)</w:t>
-      </w:r>
-    </w:p>
-    <w:p>
-      <w:pPr>
-        <w:rPr>
-          <w:lang w:eastAsia="es-CO"/>
-        </w:rPr>
-      </w:pPr>
-      <w:r>
-        <w:rPr>
-          <w:lang w:eastAsia="es-CO"/>
-        </w:rPr>
-        <w:t>Equipos de calefacción, ventilación y aire acondicionado presentes en oficinas, hospitales, centros comerciales, entre otros.</w:t>
-      </w:r>
-    </w:p>
-    <w:p>
-      <w:pPr>
-        <w:rPr>
-          <w:b/>
-          <w:bCs/>
-          <w:lang w:eastAsia="es-CO"/>
-        </w:rPr>
-      </w:pPr>
-      <w:r>
-        <w:rPr>
-          <w:b/>
-          <w:bCs/>
-          <w:lang w:eastAsia="es-CO"/>
-        </w:rPr>
         <w:t>Iluminación</w:t>
       </w:r>
     </w:p>
@@ -12781,171 +11641,171 @@
         <w:rPr>
           <w:lang w:eastAsia="es-CO"/>
         </w:rPr>
+        <w:t>Consumo energético derivado de sistemas de iluminación interior y exterior en distintas áreas operativas y administrativas.</w:t>
+      </w:r>
+    </w:p>
+    <w:p>
+      <w:pPr>
+        <w:rPr>
+          <w:b/>
+          <w:bCs/>
+          <w:lang w:eastAsia="es-CO"/>
+        </w:rPr>
+      </w:pPr>
+      <w:r>
+        <w:rPr>
+          <w:b/>
+          <w:bCs/>
+          <w:lang w:eastAsia="es-CO"/>
+        </w:rPr>
+        <w:t>Equipos de oficina</w:t>
+      </w:r>
+    </w:p>
+    <w:p>
+      <w:pPr>
+        <w:rPr>
+          <w:lang w:eastAsia="es-CO"/>
+        </w:rPr>
+      </w:pPr>
+      <w:r>
+        <w:rPr>
+          <w:lang w:eastAsia="es-CO"/>
+        </w:rPr>
+        <w:t>Computadores, servidores, impresoras, fotocopiadoras y otros dispositivos de uso administrativo.</w:t>
+      </w:r>
+    </w:p>
+    <w:p>
+      <w:pPr>
+        <w:rPr>
+          <w:b/>
+          <w:bCs/>
+          <w:lang w:eastAsia="es-CO"/>
+        </w:rPr>
+      </w:pPr>
+      <w:r>
+        <w:rPr>
+          <w:b/>
+          <w:bCs/>
+          <w:lang w:eastAsia="es-CO"/>
+        </w:rPr>
+        <w:t>Transporte</w:t>
+      </w:r>
+    </w:p>
+    <w:p>
+      <w:pPr>
+        <w:rPr>
+          <w:lang w:eastAsia="es-CO"/>
+        </w:rPr>
+      </w:pPr>
+      <w:r>
+        <w:rPr>
+          <w:lang w:eastAsia="es-CO"/>
+        </w:rPr>
+        <w:t>Flotas de vehículos operativos como automóviles, camiones o montacargas.</w:t>
+      </w:r>
+    </w:p>
+    <w:p>
+      <w:pPr>
+        <w:rPr>
+          <w:b/>
+          <w:bCs/>
+          <w:lang w:eastAsia="es-CO"/>
+        </w:rPr>
+      </w:pPr>
+      <w:r>
+        <w:rPr>
+          <w:b/>
+          <w:bCs/>
+          <w:lang w:eastAsia="es-CO"/>
+        </w:rPr>
+        <w:t>Servicios generales</w:t>
+      </w:r>
+    </w:p>
+    <w:p>
+      <w:pPr>
+        <w:rPr>
+          <w:lang w:eastAsia="es-CO"/>
+        </w:rPr>
+      </w:pPr>
+      <w:r>
+        <w:rPr>
+          <w:lang w:eastAsia="es-CO"/>
+        </w:rPr>
+        <w:t>Sistemas como bombeo de agua, tratamiento de aguas residuales, generación de vapor y aire comprimido.</w:t>
+      </w:r>
+    </w:p>
+    <w:p>
+      <w:pPr>
+        <w:rPr>
+          <w:b/>
+          <w:bCs/>
+          <w:lang w:eastAsia="es-CO"/>
+        </w:rPr>
+      </w:pPr>
+      <w:r>
+        <w:rPr>
+          <w:b/>
+          <w:bCs/>
+          <w:lang w:eastAsia="es-CO"/>
+        </w:rPr>
+        <w:t>Procesos específicos del sector</w:t>
+      </w:r>
+    </w:p>
+    <w:p>
+      <w:pPr>
+        <w:rPr>
+          <w:lang w:eastAsia="es-CO"/>
+        </w:rPr>
+      </w:pPr>
+      <w:r>
+        <w:rPr>
+          <w:lang w:eastAsia="es-CO"/>
+        </w:rPr>
+        <w:t>Por ejemplo, en hoteles, el uso de cocinas industriales, lavanderías y piscinas climatizadas; o en el sector salud, el consumo de equipos médicos de alta tecnología.</w:t>
+      </w:r>
+    </w:p>
+    <w:p>
+      <w:pPr>
+        <w:rPr>
+          <w:lang w:eastAsia="es-CO"/>
+        </w:rPr>
+      </w:pPr>
+      <w:r>
+        <w:rPr>
+          <w:lang w:eastAsia="es-CO"/>
+        </w:rPr>
+        <w:t>La identificación de estos procesos se puede realizar utilizando herramientas como análisis de facturación energética, diagramas de flujo de procesos, inspecciones en campo y entrevistas al personal técnico y operativo.</w:t>
+      </w:r>
+    </w:p>
+    <w:p>
+      <w:pPr>
+        <w:rPr>
+          <w:lang w:eastAsia="es-CO"/>
+        </w:rPr>
+      </w:pPr>
+    </w:p>
+    <w:p>
+      <w:pPr>
+        <w:rPr>
+          <w:lang w:eastAsia="es-CO"/>
+        </w:rPr>
+      </w:pPr>
+    </w:p>
+    <w:p>
+      <w:pPr>
+        <w:rPr>
+          <w:b/>
+          <w:bCs/>
+          <w:lang w:eastAsia="es-CO"/>
+        </w:rPr>
+      </w:pPr>
+      <w:r>
+        <w:rPr>
+          <w:b/>
+          <w:bCs/>
+          <w:lang w:eastAsia="es-CO"/>
+        </w:rPr>
         <w:lastRenderedPageBreak/>
-        <w:t>Consumo energético derivado de sistemas de iluminación interior y exterior en distintas áreas operativas y administrativas.</w:t>
-      </w:r>
-    </w:p>
-    <w:p>
-      <w:pPr>
-        <w:rPr>
-          <w:b/>
-          <w:bCs/>
-          <w:lang w:eastAsia="es-CO"/>
-        </w:rPr>
-      </w:pPr>
-      <w:r>
-        <w:rPr>
-          <w:b/>
-          <w:bCs/>
-          <w:lang w:eastAsia="es-CO"/>
-        </w:rPr>
-        <w:t>Equipos de oficina</w:t>
-      </w:r>
-    </w:p>
-    <w:p>
-      <w:pPr>
-        <w:rPr>
-          <w:lang w:eastAsia="es-CO"/>
-        </w:rPr>
-      </w:pPr>
-      <w:r>
-        <w:rPr>
-          <w:lang w:eastAsia="es-CO"/>
-        </w:rPr>
-        <w:t>Computadores, servidores, impresoras, fotocopiadoras y otros dispositivos de uso administrativo.</w:t>
-      </w:r>
-    </w:p>
-    <w:p>
-      <w:pPr>
-        <w:rPr>
-          <w:b/>
-          <w:bCs/>
-          <w:lang w:eastAsia="es-CO"/>
-        </w:rPr>
-      </w:pPr>
-      <w:r>
-        <w:rPr>
-          <w:b/>
-          <w:bCs/>
-          <w:lang w:eastAsia="es-CO"/>
-        </w:rPr>
-        <w:t>Transporte</w:t>
-      </w:r>
-    </w:p>
-    <w:p>
-      <w:pPr>
-        <w:rPr>
-          <w:lang w:eastAsia="es-CO"/>
-        </w:rPr>
-      </w:pPr>
-      <w:r>
-        <w:rPr>
-          <w:lang w:eastAsia="es-CO"/>
-        </w:rPr>
-        <w:t>Flotas de vehículos operativos como automóviles, camiones o montacargas.</w:t>
-      </w:r>
-    </w:p>
-    <w:p>
-      <w:pPr>
-        <w:rPr>
-          <w:b/>
-          <w:bCs/>
-          <w:lang w:eastAsia="es-CO"/>
-        </w:rPr>
-      </w:pPr>
-      <w:r>
-        <w:rPr>
-          <w:b/>
-          <w:bCs/>
-          <w:lang w:eastAsia="es-CO"/>
-        </w:rPr>
-        <w:t>Servicios generales</w:t>
-      </w:r>
-    </w:p>
-    <w:p>
-      <w:pPr>
-        <w:rPr>
-          <w:lang w:eastAsia="es-CO"/>
-        </w:rPr>
-      </w:pPr>
-      <w:r>
-        <w:rPr>
-          <w:lang w:eastAsia="es-CO"/>
-        </w:rPr>
-        <w:t>Sistemas como bombeo de agua, tratamiento de aguas residuales, generación de vapor y aire comprimido.</w:t>
-      </w:r>
-    </w:p>
-    <w:p>
-      <w:pPr>
-        <w:rPr>
-          <w:b/>
-          <w:bCs/>
-          <w:lang w:eastAsia="es-CO"/>
-        </w:rPr>
-      </w:pPr>
-      <w:r>
-        <w:rPr>
-          <w:b/>
-          <w:bCs/>
-          <w:lang w:eastAsia="es-CO"/>
-        </w:rPr>
-        <w:t>Procesos específicos del sector</w:t>
-      </w:r>
-    </w:p>
-    <w:p>
-      <w:pPr>
-        <w:rPr>
-          <w:lang w:eastAsia="es-CO"/>
-        </w:rPr>
-      </w:pPr>
-      <w:r>
-        <w:rPr>
-          <w:lang w:eastAsia="es-CO"/>
-        </w:rPr>
-        <w:t>Por ejemplo, en hoteles, el uso de cocinas industriales, lavanderías y piscinas climatizadas; o en el sector salud, el consumo de equipos médicos de alta tecnología.</w:t>
-      </w:r>
-    </w:p>
-    <w:p>
-      <w:pPr>
-        <w:rPr>
-          <w:lang w:eastAsia="es-CO"/>
-        </w:rPr>
-      </w:pPr>
-      <w:r>
-        <w:rPr>
-          <w:lang w:eastAsia="es-CO"/>
-        </w:rPr>
-        <w:t>La identificación de estos procesos se puede realizar utilizando herramientas como análisis de facturación energética, diagramas de flujo de procesos, inspecciones en campo y entrevistas al personal técnico y operativo.</w:t>
-      </w:r>
-    </w:p>
-    <w:p>
-      <w:pPr>
-        <w:rPr>
-          <w:lang w:eastAsia="es-CO"/>
-        </w:rPr>
-      </w:pPr>
-    </w:p>
-    <w:p>
-      <w:pPr>
-        <w:rPr>
-          <w:lang w:eastAsia="es-CO"/>
-        </w:rPr>
-      </w:pPr>
-    </w:p>
-    <w:p>
-      <w:pPr>
-        <w:rPr>
-          <w:b/>
-          <w:bCs/>
-          <w:lang w:eastAsia="es-CO"/>
-        </w:rPr>
-      </w:pPr>
-      <w:r>
-        <w:rPr>
-          <w:b/>
-          <w:bCs/>
-          <w:lang w:eastAsia="es-CO"/>
-        </w:rPr>
         <w:t>Diagnóstico de los procesos que consumen la mayor cantidad de energía</w:t>
       </w:r>
     </w:p>
@@ -12959,7 +11819,6 @@
         <w:rPr>
           <w:lang w:eastAsia="es-CO"/>
         </w:rPr>
-        <w:lastRenderedPageBreak/>
         <w:t>Los procesos que consumen una cantidad significativa de energía suelen compartir algunas características:</w:t>
       </w:r>
     </w:p>
@@ -13175,6 +12034,7 @@
           <w:bCs/>
           <w:lang w:eastAsia="es-CO"/>
         </w:rPr>
+        <w:lastRenderedPageBreak/>
         <w:t>Metodología para el análisis del consumo energético por proceso</w:t>
       </w:r>
     </w:p>
@@ -13188,7 +12048,6 @@
         <w:rPr>
           <w:lang w:eastAsia="es-CO"/>
         </w:rPr>
-        <w:lastRenderedPageBreak/>
         <w:t>Una vez identificados los procesos clave, es necesario analizarlos en detalle para comprender su consumo energético y las oportunidades de mejora.</w:t>
       </w:r>
     </w:p>
@@ -13239,21 +12098,7 @@
         <w:rPr>
           <w:lang w:eastAsia="es-CO"/>
         </w:rPr>
-        <w:t xml:space="preserve">Instalar contadores o </w:t>
-      </w:r>
-      <w:proofErr w:type="spellStart"/>
-      <w:r>
-        <w:rPr>
-          <w:lang w:eastAsia="es-CO"/>
-        </w:rPr>
-        <w:t>submedidores</w:t>
-      </w:r>
-      <w:proofErr w:type="spellEnd"/>
-      <w:r>
-        <w:rPr>
-          <w:lang w:eastAsia="es-CO"/>
-        </w:rPr>
-        <w:t xml:space="preserve"> para medir el consumo de energía de procesos o equipos individuales a lo largo del tiempo. Esto permite obtener datos precisos sobre los patrones de consumo.</w:t>
+        <w:t>Instalar contadores o submedidores para medir el consumo de energía de procesos o equipos individuales a lo largo del tiempo. Esto permite obtener datos precisos sobre los patrones de consumo.</w:t>
       </w:r>
     </w:p>
     <w:p>
@@ -13433,6 +12278,7 @@
           <w:bCs/>
           <w:lang w:eastAsia="es-CO"/>
         </w:rPr>
+        <w:lastRenderedPageBreak/>
         <w:t>Benchmarking</w:t>
       </w:r>
       <w:r>
@@ -13456,121 +12302,121 @@
         <w:rPr>
           <w:lang w:eastAsia="es-CO"/>
         </w:rPr>
+        <w:t>Comparar el consumo energético de un proceso con el de otros procesos similares dentro de la misma organización o con las mejores prácticas de la industria.</w:t>
+      </w:r>
+    </w:p>
+    <w:p>
+      <w:pPr>
+        <w:rPr>
+          <w:b/>
+          <w:bCs/>
+          <w:lang w:eastAsia="es-CO"/>
+        </w:rPr>
+      </w:pPr>
+      <w:r>
+        <w:rPr>
+          <w:b/>
+          <w:bCs/>
+          <w:lang w:eastAsia="es-CO"/>
+        </w:rPr>
+        <w:t>Factores que influyen en el consumo energético de los procesos</w:t>
+      </w:r>
+    </w:p>
+    <w:p>
+      <w:pPr>
+        <w:rPr>
+          <w:lang w:eastAsia="es-CO"/>
+        </w:rPr>
+      </w:pPr>
+      <w:r>
+        <w:rPr>
+          <w:lang w:eastAsia="es-CO"/>
+        </w:rPr>
+        <w:t>Los factores que influyen en el consumo energético de los procesos son diversos y dependen de la naturaleza específica del proceso. Sin embargo, podemos agruparlos en categorías principales:</w:t>
+      </w:r>
+    </w:p>
+    <w:p>
+      <w:pPr>
+        <w:rPr>
+          <w:b/>
+          <w:bCs/>
+          <w:lang w:eastAsia="es-CO"/>
+        </w:rPr>
+      </w:pPr>
+      <w:r>
+        <w:rPr>
+          <w:b/>
+          <w:bCs/>
+          <w:lang w:eastAsia="es-CO"/>
+        </w:rPr>
+        <w:t>Variables operacionales</w:t>
+      </w:r>
+    </w:p>
+    <w:p>
+      <w:pPr>
+        <w:rPr>
+          <w:lang w:eastAsia="es-CO"/>
+        </w:rPr>
+      </w:pPr>
+      <w:r>
+        <w:rPr>
+          <w:lang w:eastAsia="es-CO"/>
+        </w:rPr>
+        <w:t>Son las condiciones bajo las cuales se lleva a cabo el proceso. Incluyen la velocidad de producción, la capacidad de utilización de los equipos, la duración del funcionamiento, la temperatura y presión de operación, el caudal de fluidos, y las tasas de alimentación de materiales. Cambios en estas variables impactan directamente la cantidad de energía requerida.</w:t>
+      </w:r>
+    </w:p>
+    <w:p>
+      <w:pPr>
+        <w:rPr>
+          <w:b/>
+          <w:bCs/>
+          <w:lang w:eastAsia="es-CO"/>
+        </w:rPr>
+      </w:pPr>
+      <w:r>
+        <w:rPr>
+          <w:b/>
+          <w:bCs/>
+          <w:lang w:eastAsia="es-CO"/>
+        </w:rPr>
+        <w:t>Características del equipo</w:t>
+      </w:r>
+    </w:p>
+    <w:p>
+      <w:pPr>
+        <w:rPr>
+          <w:lang w:eastAsia="es-CO"/>
+        </w:rPr>
+      </w:pPr>
+      <w:r>
+        <w:rPr>
+          <w:lang w:eastAsia="es-CO"/>
+        </w:rPr>
+        <w:t>La eficiencia energética inherente al diseño y la tecnología del equipo utilizado es crucial. Equipos más antiguos o con tecnologías menos eficientes consumirán más energía para realizar la misma tarea. El tamaño y la capacidad del equipo también influyen, así como su estado de mantenimiento.</w:t>
+      </w:r>
+    </w:p>
+    <w:p>
+      <w:pPr>
+        <w:rPr>
+          <w:lang w:eastAsia="es-CO"/>
+        </w:rPr>
+      </w:pPr>
+    </w:p>
+    <w:p>
+      <w:pPr>
+        <w:rPr>
+          <w:b/>
+          <w:bCs/>
+          <w:lang w:eastAsia="es-CO"/>
+        </w:rPr>
+      </w:pPr>
+      <w:r>
+        <w:rPr>
+          <w:b/>
+          <w:bCs/>
+          <w:lang w:eastAsia="es-CO"/>
+        </w:rPr>
         <w:lastRenderedPageBreak/>
-        <w:t>Comparar el consumo energético de un proceso con el de otros procesos similares dentro de la misma organización o con las mejores prácticas de la industria.</w:t>
-      </w:r>
-    </w:p>
-    <w:p>
-      <w:pPr>
-        <w:rPr>
-          <w:b/>
-          <w:bCs/>
-          <w:lang w:eastAsia="es-CO"/>
-        </w:rPr>
-      </w:pPr>
-      <w:r>
-        <w:rPr>
-          <w:b/>
-          <w:bCs/>
-          <w:lang w:eastAsia="es-CO"/>
-        </w:rPr>
-        <w:t>Factores que influyen en el consumo energético de los procesos</w:t>
-      </w:r>
-    </w:p>
-    <w:p>
-      <w:pPr>
-        <w:rPr>
-          <w:lang w:eastAsia="es-CO"/>
-        </w:rPr>
-      </w:pPr>
-      <w:r>
-        <w:rPr>
-          <w:lang w:eastAsia="es-CO"/>
-        </w:rPr>
-        <w:t>Los factores que influyen en el consumo energético de los procesos son diversos y dependen de la naturaleza específica del proceso. Sin embargo, podemos agruparlos en categorías principales:</w:t>
-      </w:r>
-    </w:p>
-    <w:p>
-      <w:pPr>
-        <w:rPr>
-          <w:b/>
-          <w:bCs/>
-          <w:lang w:eastAsia="es-CO"/>
-        </w:rPr>
-      </w:pPr>
-      <w:r>
-        <w:rPr>
-          <w:b/>
-          <w:bCs/>
-          <w:lang w:eastAsia="es-CO"/>
-        </w:rPr>
-        <w:t>Variables operacionales</w:t>
-      </w:r>
-    </w:p>
-    <w:p>
-      <w:pPr>
-        <w:rPr>
-          <w:lang w:eastAsia="es-CO"/>
-        </w:rPr>
-      </w:pPr>
-      <w:r>
-        <w:rPr>
-          <w:lang w:eastAsia="es-CO"/>
-        </w:rPr>
-        <w:t>Son las condiciones bajo las cuales se lleva a cabo el proceso. Incluyen la velocidad de producción, la capacidad de utilización de los equipos, la duración del funcionamiento, la temperatura y presión de operación, el caudal de fluidos, y las tasas de alimentación de materiales. Cambios en estas variables impactan directamente la cantidad de energía requerida.</w:t>
-      </w:r>
-    </w:p>
-    <w:p>
-      <w:pPr>
-        <w:rPr>
-          <w:b/>
-          <w:bCs/>
-          <w:lang w:eastAsia="es-CO"/>
-        </w:rPr>
-      </w:pPr>
-      <w:r>
-        <w:rPr>
-          <w:b/>
-          <w:bCs/>
-          <w:lang w:eastAsia="es-CO"/>
-        </w:rPr>
-        <w:t>Características del equipo</w:t>
-      </w:r>
-    </w:p>
-    <w:p>
-      <w:pPr>
-        <w:rPr>
-          <w:lang w:eastAsia="es-CO"/>
-        </w:rPr>
-      </w:pPr>
-      <w:r>
-        <w:rPr>
-          <w:lang w:eastAsia="es-CO"/>
-        </w:rPr>
-        <w:t>La eficiencia energética inherente al diseño y la tecnología del equipo utilizado es crucial. Equipos más antiguos o con tecnologías menos eficientes consumirán más energía para realizar la misma tarea. El tamaño y la capacidad del equipo también influyen, así como su estado de mantenimiento.</w:t>
-      </w:r>
-    </w:p>
-    <w:p>
-      <w:pPr>
-        <w:rPr>
-          <w:lang w:eastAsia="es-CO"/>
-        </w:rPr>
-      </w:pPr>
-    </w:p>
-    <w:p>
-      <w:pPr>
-        <w:rPr>
-          <w:b/>
-          <w:bCs/>
-          <w:lang w:eastAsia="es-CO"/>
-        </w:rPr>
-      </w:pPr>
-      <w:r>
-        <w:rPr>
-          <w:b/>
-          <w:bCs/>
-          <w:lang w:eastAsia="es-CO"/>
-        </w:rPr>
         <w:t>Diseño del proceso</w:t>
       </w:r>
     </w:p>
@@ -13584,128 +12430,128 @@
         <w:rPr>
           <w:lang w:eastAsia="es-CO"/>
         </w:rPr>
+        <w:t>La secuencia de las etapas del proceso, la integración de diferentes operaciones, y la optimización de los flujos de materiales y energía pueden tener un impacto significativo en el consumo total. Un diseño ineficiente puede requerir más energía para lograr el mismo resultado.</w:t>
+      </w:r>
+    </w:p>
+    <w:p>
+      <w:pPr>
+        <w:rPr>
+          <w:b/>
+          <w:bCs/>
+          <w:lang w:eastAsia="es-CO"/>
+        </w:rPr>
+      </w:pPr>
+      <w:r>
+        <w:rPr>
+          <w:b/>
+          <w:bCs/>
+          <w:lang w:eastAsia="es-CO"/>
+        </w:rPr>
+        <w:t>Condiciones ambientales</w:t>
+      </w:r>
+    </w:p>
+    <w:p>
+      <w:pPr>
+        <w:rPr>
+          <w:lang w:eastAsia="es-CO"/>
+        </w:rPr>
+      </w:pPr>
+      <w:r>
+        <w:rPr>
+          <w:lang w:eastAsia="es-CO"/>
+        </w:rPr>
+        <w:t>La temperatura ambiente, la humedad, y la iluminación natural disponible pueden afectar el consumo de energía asociado a la climatización, la ventilación y la iluminación de los espacios donde se desarrolla el proceso.</w:t>
+      </w:r>
+    </w:p>
+    <w:p>
+      <w:pPr>
+        <w:rPr>
+          <w:b/>
+          <w:bCs/>
+          <w:lang w:eastAsia="es-CO"/>
+        </w:rPr>
+      </w:pPr>
+      <w:r>
+        <w:rPr>
+          <w:b/>
+          <w:bCs/>
+          <w:lang w:eastAsia="es-CO"/>
+        </w:rPr>
+        <w:t>Materias primas y materiales</w:t>
+      </w:r>
+    </w:p>
+    <w:p>
+      <w:pPr>
+        <w:rPr>
+          <w:lang w:eastAsia="es-CO"/>
+        </w:rPr>
+      </w:pPr>
+      <w:r>
+        <w:rPr>
+          <w:lang w:eastAsia="es-CO"/>
+        </w:rPr>
+        <w:t>Las propiedades físicas y químicas de los materiales que se procesan pueden influir en la energía necesaria para su transformación (por ejemplo, la temperatura de fusión de un metal). La cantidad y la calidad de estos materiales también son factores relevantes.</w:t>
+      </w:r>
+    </w:p>
+    <w:p>
+      <w:pPr>
+        <w:rPr>
+          <w:b/>
+          <w:bCs/>
+          <w:lang w:eastAsia="es-CO"/>
+        </w:rPr>
+      </w:pPr>
+      <w:r>
+        <w:rPr>
+          <w:b/>
+          <w:bCs/>
+          <w:lang w:eastAsia="es-CO"/>
+        </w:rPr>
+        <w:t>Gestión y control</w:t>
+      </w:r>
+    </w:p>
+    <w:p>
+      <w:pPr>
+        <w:rPr>
+          <w:lang w:eastAsia="es-CO"/>
+        </w:rPr>
+      </w:pPr>
+      <w:r>
+        <w:rPr>
+          <w:lang w:eastAsia="es-CO"/>
+        </w:rPr>
+        <w:t>Las prácticas de gestión energética implementadas, los sistemas de control automatizados, la formación del personal, y los procedimientos operativos tienen un impacto directo en la eficiencia con la que se utiliza la energía en los procesos.</w:t>
+      </w:r>
+    </w:p>
+    <w:p>
+      <w:pPr>
+        <w:rPr>
+          <w:lang w:eastAsia="es-CO"/>
+        </w:rPr>
+      </w:pPr>
+    </w:p>
+    <w:p>
+      <w:pPr>
+        <w:rPr>
+          <w:lang w:eastAsia="es-CO"/>
+        </w:rPr>
+      </w:pPr>
+    </w:p>
+    <w:p>
+      <w:pPr>
+        <w:rPr>
+          <w:b/>
+          <w:bCs/>
+          <w:lang w:eastAsia="es-CO"/>
+        </w:rPr>
+      </w:pPr>
+      <w:r>
+        <w:rPr>
+          <w:b/>
+          <w:bCs/>
+          <w:lang w:eastAsia="es-CO"/>
+        </w:rPr>
         <w:lastRenderedPageBreak/>
-        <w:t>La secuencia de las etapas del proceso, la integración de diferentes operaciones, y la optimización de los flujos de materiales y energía pueden tener un impacto significativo en el consumo total. Un diseño ineficiente puede requerir más energía para lograr el mismo resultado.</w:t>
-      </w:r>
-    </w:p>
-    <w:p>
-      <w:pPr>
-        <w:rPr>
-          <w:b/>
-          <w:bCs/>
-          <w:lang w:eastAsia="es-CO"/>
-        </w:rPr>
-      </w:pPr>
-      <w:r>
-        <w:rPr>
-          <w:b/>
-          <w:bCs/>
-          <w:lang w:eastAsia="es-CO"/>
-        </w:rPr>
-        <w:t>Condiciones ambientales</w:t>
-      </w:r>
-    </w:p>
-    <w:p>
-      <w:pPr>
-        <w:rPr>
-          <w:lang w:eastAsia="es-CO"/>
-        </w:rPr>
-      </w:pPr>
-      <w:r>
-        <w:rPr>
-          <w:lang w:eastAsia="es-CO"/>
-        </w:rPr>
-        <w:t>La temperatura ambiente, la humedad, y la iluminación natural disponible pueden afectar el consumo de energía asociado a la climatización, la ventilación y la iluminación de los espacios donde se desarrolla el proceso.</w:t>
-      </w:r>
-    </w:p>
-    <w:p>
-      <w:pPr>
-        <w:rPr>
-          <w:b/>
-          <w:bCs/>
-          <w:lang w:eastAsia="es-CO"/>
-        </w:rPr>
-      </w:pPr>
-      <w:r>
-        <w:rPr>
-          <w:b/>
-          <w:bCs/>
-          <w:lang w:eastAsia="es-CO"/>
-        </w:rPr>
-        <w:t>Materias primas y materiales</w:t>
-      </w:r>
-    </w:p>
-    <w:p>
-      <w:pPr>
-        <w:rPr>
-          <w:lang w:eastAsia="es-CO"/>
-        </w:rPr>
-      </w:pPr>
-      <w:r>
-        <w:rPr>
-          <w:lang w:eastAsia="es-CO"/>
-        </w:rPr>
-        <w:t>Las propiedades físicas y químicas de los materiales que se procesan pueden influir en la energía necesaria para su transformación (por ejemplo, la temperatura de fusión de un metal). La cantidad y la calidad de estos materiales también son factores relevantes.</w:t>
-      </w:r>
-    </w:p>
-    <w:p>
-      <w:pPr>
-        <w:rPr>
-          <w:b/>
-          <w:bCs/>
-          <w:lang w:eastAsia="es-CO"/>
-        </w:rPr>
-      </w:pPr>
-      <w:r>
-        <w:rPr>
-          <w:b/>
-          <w:bCs/>
-          <w:lang w:eastAsia="es-CO"/>
-        </w:rPr>
-        <w:t>Gestión y control</w:t>
-      </w:r>
-    </w:p>
-    <w:p>
-      <w:pPr>
-        <w:rPr>
-          <w:lang w:eastAsia="es-CO"/>
-        </w:rPr>
-      </w:pPr>
-      <w:r>
-        <w:rPr>
-          <w:lang w:eastAsia="es-CO"/>
-        </w:rPr>
-        <w:t>Las prácticas de gestión energética implementadas, los sistemas de control automatizados, la formación del personal, y los procedimientos operativos tienen un impacto directo en la eficiencia con la que se utiliza la energía en los procesos.</w:t>
-      </w:r>
-    </w:p>
-    <w:p>
-      <w:pPr>
-        <w:rPr>
-          <w:lang w:eastAsia="es-CO"/>
-        </w:rPr>
-      </w:pPr>
-    </w:p>
-    <w:p>
-      <w:pPr>
-        <w:rPr>
-          <w:lang w:eastAsia="es-CO"/>
-        </w:rPr>
-      </w:pPr>
-    </w:p>
-    <w:p>
-      <w:pPr>
-        <w:rPr>
-          <w:b/>
-          <w:bCs/>
-          <w:lang w:eastAsia="es-CO"/>
-        </w:rPr>
-      </w:pPr>
-      <w:r>
-        <w:rPr>
-          <w:b/>
-          <w:bCs/>
-          <w:lang w:eastAsia="es-CO"/>
-        </w:rPr>
         <w:t>Factores externos</w:t>
       </w:r>
     </w:p>
@@ -13719,7 +12565,6 @@
         <w:rPr>
           <w:lang w:eastAsia="es-CO"/>
         </w:rPr>
-        <w:lastRenderedPageBreak/>
         <w:t>En algunos casos, factores externos como las tarifas energéticas, las regulaciones gubernamentales, y los incentivos a la eficiencia energética pueden influir en las decisiones y las inversiones relacionadas con el consumo energético de los procesos.</w:t>
       </w:r>
     </w:p>
@@ -13772,7 +12617,7 @@
           <w:lang w:eastAsia="es-CO"/>
         </w:rPr>
       </w:pPr>
-      <w:hyperlink r:id="rId46" w:history="1">
+      <w:hyperlink r:id="rId44" w:history="1">
         <w:r>
           <w:rPr>
             <w:rStyle w:val="Hipervnculo"/>
@@ -13942,6 +12787,7 @@
           <w:bCs/>
           <w:lang w:eastAsia="es-CO"/>
         </w:rPr>
+        <w:lastRenderedPageBreak/>
         <w:t>Mejora de la calidad</w:t>
       </w:r>
     </w:p>
@@ -13957,7 +12803,6 @@
         <w:rPr>
           <w:lang w:eastAsia="es-CO"/>
         </w:rPr>
-        <w:lastRenderedPageBreak/>
         <w:t>Procesos más controlados y eficientes pueden resultar en una mayor calidad de los productos o servicios.</w:t>
       </w:r>
     </w:p>
@@ -14127,6 +12972,7 @@
       </w:pPr>
       <w:bookmarkStart w:id="25" w:name="_Toc215742705"/>
       <w:r>
+        <w:lastRenderedPageBreak/>
         <w:t>Caracterización del consumo energético</w:t>
       </w:r>
       <w:bookmarkEnd w:id="25"/>
@@ -14141,7 +12987,6 @@
         <w:rPr>
           <w:lang w:val="es-419" w:eastAsia="es-CO"/>
         </w:rPr>
-        <w:lastRenderedPageBreak/>
         <w:t>En este tema, aprenderá a analizar en detalle los datos de consumo energético recopilados, identificando patrones, tendencias y anomalías. Esta caracterización profunda es esencial para comprender cómo, cuándo y dónde se utiliza la energía en una organización, sentando las bases para la definición de indicadores de gestión energética significativos y la implementación de estrategias de mejora.</w:t>
       </w:r>
     </w:p>
@@ -14289,6 +13134,7 @@
           <w:bCs/>
           <w:lang w:eastAsia="es-CO"/>
         </w:rPr>
+        <w:lastRenderedPageBreak/>
         <w:t>Establecimiento de líneas base</w:t>
       </w:r>
     </w:p>
@@ -14304,7 +13150,6 @@
         <w:rPr>
           <w:lang w:eastAsia="es-CO"/>
         </w:rPr>
-        <w:lastRenderedPageBreak/>
         <w:t>Proporciona datos históricos detallados para establecer Líneas Base Energéticas (LBE) confiables, que son cruciales para medir el progreso de las iniciativas de eficiencia energética.</w:t>
       </w:r>
     </w:p>
@@ -14342,21 +13187,7 @@
         <w:rPr>
           <w:lang w:eastAsia="es-CO"/>
         </w:rPr>
-        <w:t>La comprensión de los patrones de consumo y la influencia de las variables permite la definición de Indicadores de Desempeño Energético (</w:t>
-      </w:r>
-      <w:proofErr w:type="spellStart"/>
-      <w:r>
-        <w:rPr>
-          <w:lang w:eastAsia="es-CO"/>
-        </w:rPr>
-        <w:t>IDEs</w:t>
-      </w:r>
-      <w:proofErr w:type="spellEnd"/>
-      <w:r>
-        <w:rPr>
-          <w:lang w:eastAsia="es-CO"/>
-        </w:rPr>
-        <w:t>) relevantes y significativos.</w:t>
+        <w:t>La comprensión de los patrones de consumo y la influencia de las variables permite la definición de Indicadores de Desempeño Energético (IDEs) relevantes y significativos.</w:t>
       </w:r>
     </w:p>
     <w:p>
@@ -14495,6 +13326,7 @@
           <w:bCs/>
           <w:lang w:eastAsia="es-CO"/>
         </w:rPr>
+        <w:lastRenderedPageBreak/>
         <w:t>Fuentes de datos</w:t>
       </w:r>
     </w:p>
@@ -14508,206 +13340,194 @@
         <w:rPr>
           <w:lang w:eastAsia="es-CO"/>
         </w:rPr>
+        <w:t>Es crucial identificar todas las fuentes de datos de consumo energético dentro de la organización. Estas pueden incluir:</w:t>
+      </w:r>
+    </w:p>
+    <w:p>
+      <w:pPr>
+        <w:rPr>
+          <w:b/>
+          <w:bCs/>
+          <w:lang w:eastAsia="es-CO"/>
+        </w:rPr>
+      </w:pPr>
+      <w:r>
+        <w:rPr>
+          <w:b/>
+          <w:bCs/>
+          <w:lang w:eastAsia="es-CO"/>
+        </w:rPr>
+        <w:t>Facturas de servicios públicos</w:t>
+      </w:r>
+    </w:p>
+    <w:p>
+      <w:pPr>
+        <w:rPr>
+          <w:lang w:eastAsia="es-CO"/>
+        </w:rPr>
+      </w:pPr>
+      <w:r>
+        <w:rPr>
+          <w:lang w:eastAsia="es-CO"/>
+        </w:rPr>
+        <w:t>Electricidad, gas natural, agua (si se utiliza para calefacción o refrigeración), combustibles (diésel, </w:t>
+      </w:r>
+      <w:r>
+        <w:rPr>
+          <w:rStyle w:val="Extranjerismo"/>
+          <w:lang w:eastAsia="es-CO"/>
+        </w:rPr>
+        <w:t>fueloil</w:t>
+      </w:r>
+      <w:r>
+        <w:rPr>
+          <w:lang w:eastAsia="es-CO"/>
+        </w:rPr>
+        <w:t>).</w:t>
+      </w:r>
+    </w:p>
+    <w:p>
+      <w:pPr>
+        <w:rPr>
+          <w:b/>
+          <w:bCs/>
+          <w:lang w:eastAsia="es-CO"/>
+        </w:rPr>
+      </w:pPr>
+      <w:r>
+        <w:rPr>
+          <w:b/>
+          <w:bCs/>
+          <w:lang w:eastAsia="es-CO"/>
+        </w:rPr>
+        <w:t>Contadores internos o submedidores</w:t>
+      </w:r>
+    </w:p>
+    <w:p>
+      <w:pPr>
+        <w:rPr>
+          <w:lang w:eastAsia="es-CO"/>
+        </w:rPr>
+      </w:pPr>
+      <w:r>
+        <w:rPr>
+          <w:lang w:eastAsia="es-CO"/>
+        </w:rPr>
+        <w:t>Instalados en áreas, procesos o equipos específicos para un seguimiento más detallado.</w:t>
+      </w:r>
+    </w:p>
+    <w:p>
+      <w:pPr>
+        <w:rPr>
+          <w:b/>
+          <w:bCs/>
+          <w:lang w:eastAsia="es-CO"/>
+        </w:rPr>
+      </w:pPr>
+      <w:r>
+        <w:rPr>
+          <w:b/>
+          <w:bCs/>
+          <w:lang w:eastAsia="es-CO"/>
+        </w:rPr>
+        <w:t>Sistemas de gestión de edificios (BMS)</w:t>
+      </w:r>
+    </w:p>
+    <w:p>
+      <w:pPr>
+        <w:rPr>
+          <w:lang w:eastAsia="es-CO"/>
+        </w:rPr>
+      </w:pPr>
+      <w:r>
+        <w:rPr>
+          <w:lang w:eastAsia="es-CO"/>
+        </w:rPr>
+        <w:t>Proporcionan datos en tiempo real sobre el consumo de diferentes sistemas (HVAC, iluminación).</w:t>
+      </w:r>
+    </w:p>
+    <w:p>
+      <w:pPr>
+        <w:rPr>
+          <w:b/>
+          <w:bCs/>
+          <w:lang w:eastAsia="es-CO"/>
+        </w:rPr>
+      </w:pPr>
+      <w:r>
+        <w:rPr>
+          <w:b/>
+          <w:bCs/>
+          <w:lang w:eastAsia="es-CO"/>
+        </w:rPr>
+        <w:t>Sistemas de control de procesos industriales (SCADA)</w:t>
+      </w:r>
+    </w:p>
+    <w:p>
+      <w:pPr>
+        <w:rPr>
+          <w:lang w:eastAsia="es-CO"/>
+        </w:rPr>
+      </w:pPr>
+      <w:r>
+        <w:rPr>
+          <w:lang w:eastAsia="es-CO"/>
+        </w:rPr>
+        <w:t>Ofrecen datos detallados del consumo energético de la maquinaria y los procesos productivos.</w:t>
+      </w:r>
+    </w:p>
+    <w:p>
+      <w:pPr>
+        <w:rPr>
+          <w:b/>
+          <w:bCs/>
+          <w:lang w:eastAsia="es-CO"/>
+        </w:rPr>
+      </w:pPr>
+      <w:r>
+        <w:rPr>
+          <w:b/>
+          <w:bCs/>
+          <w:lang w:eastAsia="es-CO"/>
+        </w:rPr>
+        <w:t>Registros manuales</w:t>
+      </w:r>
+    </w:p>
+    <w:p>
+      <w:pPr>
+        <w:rPr>
+          <w:lang w:eastAsia="es-CO"/>
+        </w:rPr>
+      </w:pPr>
+      <w:r>
+        <w:rPr>
+          <w:lang w:eastAsia="es-CO"/>
+        </w:rPr>
+        <w:t>Llenados por el personal para equipos o procesos que no cuentan con medición automatizada.</w:t>
+      </w:r>
+    </w:p>
+    <w:p>
+      <w:pPr>
+        <w:rPr>
+          <w:lang w:eastAsia="es-CO"/>
+        </w:rPr>
+      </w:pPr>
+    </w:p>
+    <w:p>
+      <w:pPr>
+        <w:rPr>
+          <w:b/>
+          <w:bCs/>
+          <w:lang w:eastAsia="es-CO"/>
+        </w:rPr>
+      </w:pPr>
+      <w:r>
+        <w:rPr>
+          <w:b/>
+          <w:bCs/>
+          <w:lang w:eastAsia="es-CO"/>
+        </w:rPr>
         <w:lastRenderedPageBreak/>
-        <w:t>Es crucial identificar todas las fuentes de datos de consumo energético dentro de la organización. Estas pueden incluir:</w:t>
-      </w:r>
-    </w:p>
-    <w:p>
-      <w:pPr>
-        <w:rPr>
-          <w:b/>
-          <w:bCs/>
-          <w:lang w:eastAsia="es-CO"/>
-        </w:rPr>
-      </w:pPr>
-      <w:r>
-        <w:rPr>
-          <w:b/>
-          <w:bCs/>
-          <w:lang w:eastAsia="es-CO"/>
-        </w:rPr>
-        <w:t>Facturas de servicios públicos</w:t>
-      </w:r>
-    </w:p>
-    <w:p>
-      <w:pPr>
-        <w:rPr>
-          <w:lang w:eastAsia="es-CO"/>
-        </w:rPr>
-      </w:pPr>
-      <w:r>
-        <w:rPr>
-          <w:lang w:eastAsia="es-CO"/>
-        </w:rPr>
-        <w:t>Electricidad, gas natural, agua (si se utiliza para calefacción o refrigeración), combustibles (diésel, </w:t>
-      </w:r>
-      <w:proofErr w:type="spellStart"/>
-      <w:r>
-        <w:rPr>
-          <w:rStyle w:val="Extranjerismo"/>
-          <w:lang w:eastAsia="es-CO"/>
-        </w:rPr>
-        <w:t>fueloil</w:t>
-      </w:r>
-      <w:proofErr w:type="spellEnd"/>
-      <w:r>
-        <w:rPr>
-          <w:lang w:eastAsia="es-CO"/>
-        </w:rPr>
-        <w:t>).</w:t>
-      </w:r>
-    </w:p>
-    <w:p>
-      <w:pPr>
-        <w:rPr>
-          <w:b/>
-          <w:bCs/>
-          <w:lang w:eastAsia="es-CO"/>
-        </w:rPr>
-      </w:pPr>
-      <w:r>
-        <w:rPr>
-          <w:b/>
-          <w:bCs/>
-          <w:lang w:eastAsia="es-CO"/>
-        </w:rPr>
-        <w:t xml:space="preserve">Contadores internos o </w:t>
-      </w:r>
-      <w:proofErr w:type="spellStart"/>
-      <w:r>
-        <w:rPr>
-          <w:b/>
-          <w:bCs/>
-          <w:lang w:eastAsia="es-CO"/>
-        </w:rPr>
-        <w:t>submedidores</w:t>
-      </w:r>
-      <w:proofErr w:type="spellEnd"/>
-    </w:p>
-    <w:p>
-      <w:pPr>
-        <w:rPr>
-          <w:lang w:eastAsia="es-CO"/>
-        </w:rPr>
-      </w:pPr>
-      <w:r>
-        <w:rPr>
-          <w:lang w:eastAsia="es-CO"/>
-        </w:rPr>
-        <w:t>Instalados en áreas, procesos o equipos específicos para un seguimiento más detallado.</w:t>
-      </w:r>
-    </w:p>
-    <w:p>
-      <w:pPr>
-        <w:rPr>
-          <w:b/>
-          <w:bCs/>
-          <w:lang w:eastAsia="es-CO"/>
-        </w:rPr>
-      </w:pPr>
-      <w:r>
-        <w:rPr>
-          <w:b/>
-          <w:bCs/>
-          <w:lang w:eastAsia="es-CO"/>
-        </w:rPr>
-        <w:t>Sistemas de gestión de edificios (BMS)</w:t>
-      </w:r>
-    </w:p>
-    <w:p>
-      <w:pPr>
-        <w:rPr>
-          <w:lang w:eastAsia="es-CO"/>
-        </w:rPr>
-      </w:pPr>
-      <w:r>
-        <w:rPr>
-          <w:lang w:eastAsia="es-CO"/>
-        </w:rPr>
-        <w:t>Proporcionan datos en tiempo real sobre el consumo de diferentes sistemas (HVAC, iluminación).</w:t>
-      </w:r>
-    </w:p>
-    <w:p>
-      <w:pPr>
-        <w:rPr>
-          <w:b/>
-          <w:bCs/>
-          <w:lang w:eastAsia="es-CO"/>
-        </w:rPr>
-      </w:pPr>
-      <w:r>
-        <w:rPr>
-          <w:b/>
-          <w:bCs/>
-          <w:lang w:eastAsia="es-CO"/>
-        </w:rPr>
-        <w:t>Sistemas de control de procesos industriales (SCADA)</w:t>
-      </w:r>
-    </w:p>
-    <w:p>
-      <w:pPr>
-        <w:rPr>
-          <w:lang w:eastAsia="es-CO"/>
-        </w:rPr>
-      </w:pPr>
-      <w:r>
-        <w:rPr>
-          <w:lang w:eastAsia="es-CO"/>
-        </w:rPr>
-        <w:t>Ofrecen datos detallados del consumo energético de la maquinaria y los procesos productivos.</w:t>
-      </w:r>
-    </w:p>
-    <w:p>
-      <w:pPr>
-        <w:rPr>
-          <w:b/>
-          <w:bCs/>
-          <w:lang w:eastAsia="es-CO"/>
-        </w:rPr>
-      </w:pPr>
-      <w:r>
-        <w:rPr>
-          <w:b/>
-          <w:bCs/>
-          <w:lang w:eastAsia="es-CO"/>
-        </w:rPr>
-        <w:t>Registros manuales</w:t>
-      </w:r>
-    </w:p>
-    <w:p>
-      <w:pPr>
-        <w:rPr>
-          <w:lang w:eastAsia="es-CO"/>
-        </w:rPr>
-      </w:pPr>
-      <w:r>
-        <w:rPr>
-          <w:lang w:eastAsia="es-CO"/>
-        </w:rPr>
-        <w:t>Llenados por el personal para equipos o procesos que no cuentan con medición automatizada.</w:t>
-      </w:r>
-    </w:p>
-    <w:p>
-      <w:pPr>
-        <w:rPr>
-          <w:lang w:eastAsia="es-CO"/>
-        </w:rPr>
-      </w:pPr>
-    </w:p>
-    <w:p>
-      <w:pPr>
-        <w:rPr>
-          <w:b/>
-          <w:bCs/>
-          <w:lang w:eastAsia="es-CO"/>
-        </w:rPr>
-      </w:pPr>
-      <w:r>
-        <w:rPr>
-          <w:b/>
-          <w:bCs/>
-          <w:lang w:eastAsia="es-CO"/>
-        </w:rPr>
         <w:t>Informes de producción</w:t>
       </w:r>
     </w:p>
@@ -14721,7 +13541,6 @@
         <w:rPr>
           <w:lang w:eastAsia="es-CO"/>
         </w:rPr>
-        <w:lastRenderedPageBreak/>
         <w:t>Pueden contener información relevante sobre las horas de funcionamiento de los equipos y la cantidad de producto elaborado.</w:t>
       </w:r>
     </w:p>
@@ -14924,6 +13743,7 @@
           <w:bCs/>
           <w:lang w:eastAsia="es-CO"/>
         </w:rPr>
+        <w:lastRenderedPageBreak/>
         <w:t>Estandarización de unidades</w:t>
       </w:r>
     </w:p>
@@ -14938,179 +13758,184 @@
         <w:rPr>
           <w:lang w:eastAsia="es-CO"/>
         </w:rPr>
+        <w:t>Convertir todas las cantidades de energía a una unidad común (por ejemplo, kWh o MJ) para facilitar la comparación.</w:t>
+      </w:r>
+    </w:p>
+    <w:p>
+      <w:pPr>
+        <w:ind w:left="708" w:firstLine="0"/>
+        <w:rPr>
+          <w:b/>
+          <w:bCs/>
+          <w:lang w:eastAsia="es-CO"/>
+        </w:rPr>
+      </w:pPr>
+      <w:r>
+        <w:rPr>
+          <w:b/>
+          <w:bCs/>
+          <w:lang w:eastAsia="es-CO"/>
+        </w:rPr>
+        <w:t>Validación de datos</w:t>
+      </w:r>
+    </w:p>
+    <w:p>
+      <w:pPr>
+        <w:ind w:left="708" w:firstLine="0"/>
+        <w:rPr>
+          <w:lang w:eastAsia="es-CO"/>
+        </w:rPr>
+      </w:pPr>
+      <w:r>
+        <w:rPr>
+          <w:lang w:eastAsia="es-CO"/>
+        </w:rPr>
+        <w:t>Revisar los datos para identificar posibles errores o inconsistencias.</w:t>
+      </w:r>
+    </w:p>
+    <w:p>
+      <w:pPr>
+        <w:ind w:left="708" w:firstLine="0"/>
+        <w:rPr>
+          <w:b/>
+          <w:bCs/>
+          <w:lang w:eastAsia="es-CO"/>
+        </w:rPr>
+      </w:pPr>
+      <w:r>
+        <w:rPr>
+          <w:b/>
+          <w:bCs/>
+          <w:lang w:eastAsia="es-CO"/>
+        </w:rPr>
+        <w:t>Almacenamiento seguro y accesible</w:t>
+      </w:r>
+    </w:p>
+    <w:p>
+      <w:pPr>
+        <w:ind w:left="708" w:firstLine="0"/>
+        <w:rPr>
+          <w:lang w:eastAsia="es-CO"/>
+        </w:rPr>
+      </w:pPr>
+      <w:r>
+        <w:rPr>
+          <w:lang w:eastAsia="es-CO"/>
+        </w:rPr>
+        <w:t>Asegurar que los datos estén protegidos y puedan ser consultados fácilmente para el análisis.</w:t>
+      </w:r>
+    </w:p>
+    <w:p>
+      <w:pPr>
+        <w:rPr>
+          <w:b/>
+          <w:bCs/>
+          <w:lang w:eastAsia="es-CO"/>
+        </w:rPr>
+      </w:pPr>
+      <w:r>
+        <w:rPr>
+          <w:b/>
+          <w:bCs/>
+          <w:lang w:eastAsia="es-CO"/>
+        </w:rPr>
+        <w:t>Análisis de patrones de consumo (horarios, días, temporadas)</w:t>
+      </w:r>
+    </w:p>
+    <w:p>
+      <w:pPr>
+        <w:rPr>
+          <w:lang w:eastAsia="es-CO"/>
+        </w:rPr>
+      </w:pPr>
+      <w:r>
+        <w:rPr>
+          <w:lang w:eastAsia="es-CO"/>
+        </w:rPr>
+        <w:t>El análisis de los patrones de consumo energético en diferentes escalas temporales revela información valiosa sobre cómo y cuándo se utiliza la energía.</w:t>
+      </w:r>
+    </w:p>
+    <w:p>
+      <w:pPr>
+        <w:rPr>
+          <w:b/>
+          <w:bCs/>
+          <w:lang w:eastAsia="es-CO"/>
+        </w:rPr>
+      </w:pPr>
+      <w:r>
+        <w:rPr>
+          <w:b/>
+          <w:bCs/>
+          <w:lang w:eastAsia="es-CO"/>
+        </w:rPr>
+        <w:t>Análisis horario</w:t>
+      </w:r>
+    </w:p>
+    <w:p>
+      <w:pPr>
+        <w:rPr>
+          <w:lang w:eastAsia="es-CO"/>
+        </w:rPr>
+      </w:pPr>
+      <w:r>
+        <w:rPr>
+          <w:lang w:eastAsia="es-CO"/>
+        </w:rPr>
+        <w:t>Examinar el consumo de energía a lo largo del día puede identificar picos de demanda (que pueden generar costos más altos por tarifas horarias), carga base (el consumo mínimo constante), y oportunidades para desplazar cargas a horarios de menor demanda. Gráficos de carga diaria son herramientas útiles aquí.</w:t>
+      </w:r>
+    </w:p>
+    <w:p>
+      <w:pPr>
+        <w:rPr>
+          <w:b/>
+          <w:bCs/>
+          <w:lang w:eastAsia="es-CO"/>
+        </w:rPr>
+      </w:pPr>
+      <w:r>
+        <w:rPr>
+          <w:b/>
+          <w:bCs/>
+          <w:lang w:eastAsia="es-CO"/>
+        </w:rPr>
+        <w:t>Análisis diario</w:t>
+      </w:r>
+    </w:p>
+    <w:p>
+      <w:pPr>
+        <w:rPr>
+          <w:lang w:eastAsia="es-CO"/>
+        </w:rPr>
+      </w:pPr>
+      <w:r>
+        <w:rPr>
+          <w:lang w:eastAsia="es-CO"/>
+        </w:rPr>
+        <w:t xml:space="preserve">Analizar el consumo por día de la semana puede mostrar variaciones relacionadas con los niveles de actividad (por ejemplo: menor consumo los fines de </w:t>
+      </w:r>
+      <w:r>
+        <w:rPr>
+          <w:lang w:eastAsia="es-CO"/>
+        </w:rPr>
         <w:lastRenderedPageBreak/>
-        <w:t>Convertir todas las cantidades de energía a una unidad común (por ejemplo, kWh o MJ) para facilitar la comparación.</w:t>
-      </w:r>
-    </w:p>
-    <w:p>
-      <w:pPr>
-        <w:ind w:left="708" w:firstLine="0"/>
-        <w:rPr>
-          <w:b/>
-          <w:bCs/>
-          <w:lang w:eastAsia="es-CO"/>
-        </w:rPr>
-      </w:pPr>
-      <w:r>
-        <w:rPr>
-          <w:b/>
-          <w:bCs/>
-          <w:lang w:eastAsia="es-CO"/>
-        </w:rPr>
-        <w:t>Validación de datos</w:t>
-      </w:r>
-    </w:p>
-    <w:p>
-      <w:pPr>
-        <w:ind w:left="708" w:firstLine="0"/>
-        <w:rPr>
-          <w:lang w:eastAsia="es-CO"/>
-        </w:rPr>
-      </w:pPr>
-      <w:r>
-        <w:rPr>
-          <w:lang w:eastAsia="es-CO"/>
-        </w:rPr>
-        <w:t>Revisar los datos para identificar posibles errores o inconsistencias.</w:t>
-      </w:r>
-    </w:p>
-    <w:p>
-      <w:pPr>
-        <w:ind w:left="708" w:firstLine="0"/>
-        <w:rPr>
-          <w:b/>
-          <w:bCs/>
-          <w:lang w:eastAsia="es-CO"/>
-        </w:rPr>
-      </w:pPr>
-      <w:r>
-        <w:rPr>
-          <w:b/>
-          <w:bCs/>
-          <w:lang w:eastAsia="es-CO"/>
-        </w:rPr>
-        <w:t>Almacenamiento seguro y accesible</w:t>
-      </w:r>
-    </w:p>
-    <w:p>
-      <w:pPr>
-        <w:ind w:left="708" w:firstLine="0"/>
-        <w:rPr>
-          <w:lang w:eastAsia="es-CO"/>
-        </w:rPr>
-      </w:pPr>
-      <w:r>
-        <w:rPr>
-          <w:lang w:eastAsia="es-CO"/>
-        </w:rPr>
-        <w:t>Asegurar que los datos estén protegidos y puedan ser consultados fácilmente para el análisis.</w:t>
-      </w:r>
-    </w:p>
-    <w:p>
-      <w:pPr>
-        <w:rPr>
-          <w:b/>
-          <w:bCs/>
-          <w:lang w:eastAsia="es-CO"/>
-        </w:rPr>
-      </w:pPr>
-      <w:r>
-        <w:rPr>
-          <w:b/>
-          <w:bCs/>
-          <w:lang w:eastAsia="es-CO"/>
-        </w:rPr>
-        <w:t>Análisis de patrones de consumo (horarios, días, temporadas)</w:t>
-      </w:r>
-    </w:p>
-    <w:p>
-      <w:pPr>
-        <w:rPr>
-          <w:lang w:eastAsia="es-CO"/>
-        </w:rPr>
-      </w:pPr>
-      <w:r>
-        <w:rPr>
-          <w:lang w:eastAsia="es-CO"/>
-        </w:rPr>
-        <w:t>El análisis de los patrones de consumo energético en diferentes escalas temporales revela información valiosa sobre cómo y cuándo se utiliza la energía.</w:t>
-      </w:r>
-    </w:p>
-    <w:p>
-      <w:pPr>
-        <w:rPr>
-          <w:b/>
-          <w:bCs/>
-          <w:lang w:eastAsia="es-CO"/>
-        </w:rPr>
-      </w:pPr>
-      <w:r>
-        <w:rPr>
-          <w:b/>
-          <w:bCs/>
-          <w:lang w:eastAsia="es-CO"/>
-        </w:rPr>
-        <w:t>Análisis horario</w:t>
-      </w:r>
-    </w:p>
-    <w:p>
-      <w:pPr>
-        <w:rPr>
-          <w:lang w:eastAsia="es-CO"/>
-        </w:rPr>
-      </w:pPr>
-      <w:r>
-        <w:rPr>
-          <w:lang w:eastAsia="es-CO"/>
-        </w:rPr>
-        <w:t>Examinar el consumo de energía a lo largo del día puede identificar picos de demanda (que pueden generar costos más altos por tarifas horarias), carga base (el consumo mínimo constante), y oportunidades para desplazar cargas a horarios de menor demanda. Gráficos de carga diaria son herramientas útiles aquí.</w:t>
-      </w:r>
-    </w:p>
-    <w:p>
-      <w:pPr>
-        <w:rPr>
-          <w:b/>
-          <w:bCs/>
-          <w:lang w:eastAsia="es-CO"/>
-        </w:rPr>
-      </w:pPr>
-      <w:r>
-        <w:rPr>
-          <w:b/>
-          <w:bCs/>
-          <w:lang w:eastAsia="es-CO"/>
-        </w:rPr>
-        <w:t>Análisis diario</w:t>
-      </w:r>
-    </w:p>
-    <w:p>
-      <w:pPr>
-        <w:rPr>
-          <w:lang w:eastAsia="es-CO"/>
-        </w:rPr>
-      </w:pPr>
-      <w:r>
-        <w:rPr>
-          <w:lang w:eastAsia="es-CO"/>
-        </w:rPr>
-        <w:t>Analizar el consumo por día de la semana puede mostrar variaciones relacionadas con los niveles de actividad (por ejemplo: menor consumo los fines de semana). Esto ayuda a optimizar la operación de los equipos y sistemas según los horarios de funcionamiento reales.</w:t>
-      </w:r>
-    </w:p>
-    <w:p>
-      <w:pPr>
-        <w:rPr>
-          <w:b/>
-          <w:bCs/>
-          <w:lang w:eastAsia="es-CO"/>
-        </w:rPr>
-      </w:pPr>
-      <w:r>
-        <w:rPr>
-          <w:b/>
-          <w:bCs/>
-          <w:lang w:eastAsia="es-CO"/>
-        </w:rPr>
-        <w:lastRenderedPageBreak/>
+        <w:t>semana). Esto ayuda a optimizar la operación de los equipos y sistemas según los horarios de funcionamiento reales.</w:t>
+      </w:r>
+    </w:p>
+    <w:p>
+      <w:pPr>
+        <w:rPr>
+          <w:b/>
+          <w:bCs/>
+          <w:lang w:eastAsia="es-CO"/>
+        </w:rPr>
+      </w:pPr>
+      <w:r>
+        <w:rPr>
+          <w:b/>
+          <w:bCs/>
+          <w:lang w:eastAsia="es-CO"/>
+        </w:rPr>
         <w:t>Análisis por temporadas</w:t>
       </w:r>
     </w:p>
@@ -15290,6 +14115,7 @@
           <w:bCs/>
           <w:lang w:eastAsia="es-CO"/>
         </w:rPr>
+        <w:lastRenderedPageBreak/>
         <w:t>Tendencias</w:t>
       </w:r>
     </w:p>
@@ -15303,7 +14129,6 @@
         <w:rPr>
           <w:lang w:eastAsia="es-CO"/>
         </w:rPr>
-        <w:lastRenderedPageBreak/>
         <w:t>Pueden indicar un aumento de la eficiencia debido a la implementación de medidas, un deterioro del rendimiento de los equipos con el tiempo, o un cambio en los niveles de actividad de la organización</w:t>
       </w:r>
     </w:p>
@@ -15454,60 +14279,6 @@
         </w:rPr>
         <w:t>Comprender estas tendencias y variaciones es fundamental para establecer expectativas realistas de consumo y para identificar desviaciones significativas.</w:t>
       </w:r>
-    </w:p>
-    <w:p>
-      <w:pPr>
-        <w:rPr>
-          <w:b/>
-          <w:bCs/>
-          <w:lang w:eastAsia="es-CO"/>
-        </w:rPr>
-      </w:pPr>
-      <w:r>
-        <w:rPr>
-          <w:b/>
-          <w:bCs/>
-          <w:lang w:eastAsia="es-CO"/>
-        </w:rPr>
-        <w:t>C</w:t>
-      </w:r>
-      <w:r>
-        <w:rPr>
-          <w:b/>
-          <w:bCs/>
-          <w:lang w:eastAsia="es-CO"/>
-        </w:rPr>
-        <w:t>aracterización energética. Análisis de datos.</w:t>
-      </w:r>
-    </w:p>
-    <w:p>
-      <w:pPr>
-        <w:rPr>
-          <w:lang w:eastAsia="es-CO"/>
-        </w:rPr>
-      </w:pPr>
-      <w:r>
-        <w:rPr>
-          <w:lang w:eastAsia="es-CO"/>
-        </w:rPr>
-        <w:t>Para fortalecer el tema anteriormente plasmado, se presenta el siguiente video.</w:t>
-      </w:r>
-    </w:p>
-    <w:p>
-      <w:pPr>
-        <w:rPr>
-          <w:lang w:eastAsia="es-CO"/>
-        </w:rPr>
-      </w:pPr>
-      <w:hyperlink r:id="rId47" w:history="1">
-        <w:r>
-          <w:rPr>
-            <w:rStyle w:val="Hipervnculo"/>
-            <w:lang w:eastAsia="es-CO"/>
-          </w:rPr>
-          <w:t>Ir al sitio</w:t>
-        </w:r>
-      </w:hyperlink>
     </w:p>
     <w:p>
       <w:pPr>
@@ -15588,6 +14359,7 @@
           <w:bCs/>
           <w:lang w:eastAsia="es-CO"/>
         </w:rPr>
+        <w:lastRenderedPageBreak/>
         <w:t>Pasos para la elaboración</w:t>
       </w:r>
     </w:p>
@@ -15841,7 +14613,6 @@
           <w:bCs/>
           <w:lang w:eastAsia="es-CO"/>
         </w:rPr>
-        <w:lastRenderedPageBreak/>
         <w:t>Visualizar la energía útil</w:t>
       </w:r>
     </w:p>
@@ -15911,6 +14682,7 @@
         <w:rPr>
           <w:lang w:eastAsia="es-CO"/>
         </w:rPr>
+        <w:lastRenderedPageBreak/>
         <w:t>Facilitan la comprensión del uso de la energía en procesos complejos.</w:t>
       </w:r>
     </w:p>
@@ -16102,7 +14874,6 @@
           <w:b/>
           <w:bCs/>
         </w:rPr>
-        <w:lastRenderedPageBreak/>
         <w:t>Benchmarking</w:t>
       </w:r>
       <w:r>
@@ -16157,6 +14928,7 @@
           <w:bCs/>
           <w:lang w:eastAsia="es-CO"/>
         </w:rPr>
+        <w:lastRenderedPageBreak/>
         <w:t>Comparación temporal:</w:t>
       </w:r>
       <w:r>
@@ -16306,101 +15078,8 @@
         <w:rPr>
           <w:lang w:eastAsia="es-CO"/>
         </w:rPr>
-        <w:lastRenderedPageBreak/>
         <w:t>El fortalecimiento de competencias en gestión energética permite afrontar los desafíos actuales con visión estratégica y criterio técnico. Este componente integra herramientas prácticas para el diagnóstico y control del consumo energético, al tiempo que promueve una conciencia crítica frente a la sostenibilidad y la mejora continua. Su desarrollo abarca los distintos tipos y formas de energía, sus aplicaciones más relevantes y su función esencial en procesos industriales y comerciales.</w:t>
       </w:r>
-    </w:p>
-    <w:p>
-      <w:pPr>
-        <w:rPr>
-          <w:lang w:eastAsia="es-CO"/>
-        </w:rPr>
-      </w:pPr>
-    </w:p>
-    <w:p>
-      <w:pPr>
-        <w:rPr>
-          <w:lang w:eastAsia="es-CO"/>
-        </w:rPr>
-      </w:pPr>
-    </w:p>
-    <w:p>
-      <w:pPr>
-        <w:rPr>
-          <w:lang w:eastAsia="es-CO"/>
-        </w:rPr>
-      </w:pPr>
-    </w:p>
-    <w:p>
-      <w:pPr>
-        <w:rPr>
-          <w:lang w:eastAsia="es-CO"/>
-        </w:rPr>
-      </w:pPr>
-    </w:p>
-    <w:p>
-      <w:pPr>
-        <w:ind w:firstLine="0"/>
-        <w:rPr>
-          <w:lang w:eastAsia="es-CO"/>
-        </w:rPr>
-      </w:pPr>
-    </w:p>
-    <w:p>
-      <w:pPr>
-        <w:rPr>
-          <w:lang w:eastAsia="es-CO"/>
-        </w:rPr>
-      </w:pPr>
-    </w:p>
-    <w:p>
-      <w:pPr>
-        <w:rPr>
-          <w:lang w:eastAsia="es-CO"/>
-        </w:rPr>
-      </w:pPr>
-    </w:p>
-    <w:p>
-      <w:pPr>
-        <w:rPr>
-          <w:lang w:eastAsia="es-CO"/>
-        </w:rPr>
-      </w:pPr>
-    </w:p>
-    <w:p>
-      <w:pPr>
-        <w:rPr>
-          <w:lang w:eastAsia="es-CO"/>
-        </w:rPr>
-      </w:pPr>
-    </w:p>
-    <w:p>
-      <w:pPr>
-        <w:rPr>
-          <w:lang w:eastAsia="es-CO"/>
-        </w:rPr>
-      </w:pPr>
-    </w:p>
-    <w:p>
-      <w:pPr>
-        <w:rPr>
-          <w:lang w:eastAsia="es-CO"/>
-        </w:rPr>
-      </w:pPr>
-    </w:p>
-    <w:p>
-      <w:pPr>
-        <w:rPr>
-          <w:lang w:eastAsia="es-CO"/>
-        </w:rPr>
-      </w:pPr>
-    </w:p>
-    <w:p>
-      <w:pPr>
-        <w:rPr>
-          <w:lang w:val="es-419" w:eastAsia="es-CO"/>
-        </w:rPr>
-      </w:pPr>
     </w:p>
     <w:p>
       <w:pPr>
@@ -16453,7 +15132,7 @@
                     <pic:cNvPicPr/>
                   </pic:nvPicPr>
                   <pic:blipFill>
-                    <a:blip r:embed="rId48">
+                    <a:blip r:embed="rId45">
                       <a:extLst>
                         <a:ext uri="{28A0092B-C50C-407E-A947-70E740481C1C}">
                           <a14:useLocalDpi xmlns:a14="http://schemas.microsoft.com/office/drawing/2010/main" val="0"/>
@@ -16625,13 +15304,8 @@
             <w:pPr>
               <w:pStyle w:val="TextoTablas"/>
             </w:pPr>
-            <w:proofErr w:type="spellStart"/>
-            <w:r>
-              <w:t>Astraway</w:t>
-            </w:r>
-            <w:proofErr w:type="spellEnd"/>
-            <w:r>
-              <w:t>. (2022, marzo 18). Tipos y formas de energía. La energía explicada: fuentes, tipos, propiedades, aplicaciones.</w:t>
+            <w:r>
+              <w:t>Astraway. (2022, marzo 18). Tipos y formas de energía. La energía explicada: fuentes, tipos, propiedades, aplicaciones.</w:t>
             </w:r>
           </w:p>
         </w:tc>
@@ -16656,7 +15330,7 @@
             <w:pPr>
               <w:pStyle w:val="TextoTablas"/>
             </w:pPr>
-            <w:hyperlink r:id="rId49" w:history="1">
+            <w:hyperlink r:id="rId46" w:history="1">
               <w:r>
                 <w:rPr>
                   <w:rStyle w:val="Hipervnculo"/>
@@ -16718,12 +15392,12 @@
             <w:pPr>
               <w:pStyle w:val="TextoTablas"/>
             </w:pPr>
-            <w:hyperlink r:id="rId50" w:history="1">
+            <w:hyperlink r:id="rId47" w:history="1">
               <w:r>
                 <w:rPr>
                   <w:rStyle w:val="Hipervnculo"/>
                 </w:rPr>
-                <w:t>https://www.youtube.com/watch?v=f_V5o9tfrhQ</w:t>
+                <w:t>https://www.youtube.com/watch?v=60pT4Wh30G8</w:t>
               </w:r>
             </w:hyperlink>
           </w:p>
@@ -16783,7 +15457,7 @@
             <w:pPr>
               <w:pStyle w:val="TextoTablas"/>
             </w:pPr>
-            <w:hyperlink r:id="rId51" w:history="1">
+            <w:hyperlink r:id="rId48" w:history="1">
               <w:r>
                 <w:rPr>
                   <w:rStyle w:val="Hipervnculo"/>
@@ -16845,7 +15519,7 @@
             <w:pPr>
               <w:pStyle w:val="TextoTablas"/>
             </w:pPr>
-            <w:hyperlink r:id="rId52" w:history="1">
+            <w:hyperlink r:id="rId49" w:history="1">
               <w:r>
                 <w:rPr>
                   <w:rStyle w:val="Hipervnculo"/>
@@ -16907,7 +15581,7 @@
             <w:pPr>
               <w:pStyle w:val="TextoTablas"/>
             </w:pPr>
-            <w:hyperlink r:id="rId53" w:history="1">
+            <w:hyperlink r:id="rId50" w:history="1">
               <w:r>
                 <w:rPr>
                   <w:rStyle w:val="Hipervnculo"/>
@@ -16918,71 +15592,18 @@
           </w:p>
         </w:tc>
       </w:tr>
-      <w:tr>
-        <w:tc>
-          <w:tcPr>
-            <w:tcW w:w="1980" w:type="dxa"/>
-          </w:tcPr>
-          <w:p>
-            <w:pPr>
-              <w:pStyle w:val="TextoTablas"/>
-            </w:pPr>
-            <w:r>
-              <w:t>Caracterización del consumo energético</w:t>
-            </w:r>
-          </w:p>
-        </w:tc>
-        <w:tc>
-          <w:tcPr>
-            <w:tcW w:w="3544" w:type="dxa"/>
-          </w:tcPr>
-          <w:p>
-            <w:pPr>
-              <w:pStyle w:val="TextoTablas"/>
-            </w:pPr>
-            <w:proofErr w:type="spellStart"/>
-            <w:r>
-              <w:t>Energies</w:t>
-            </w:r>
-            <w:proofErr w:type="spellEnd"/>
-            <w:r>
-              <w:t>. (2018, diciembre 12). Caracterización energética. Parte 1</w:t>
-            </w:r>
-          </w:p>
-        </w:tc>
-        <w:tc>
-          <w:tcPr>
-            <w:tcW w:w="1984" w:type="dxa"/>
-          </w:tcPr>
-          <w:p>
-            <w:pPr>
-              <w:pStyle w:val="TextoTablas"/>
-            </w:pPr>
-            <w:r>
-              <w:t>Video</w:t>
-            </w:r>
-          </w:p>
-        </w:tc>
-        <w:tc>
-          <w:tcPr>
-            <w:tcW w:w="2567" w:type="dxa"/>
-          </w:tcPr>
-          <w:p>
-            <w:pPr>
-              <w:pStyle w:val="TextoTablas"/>
-            </w:pPr>
-            <w:hyperlink r:id="rId54" w:history="1">
-              <w:r>
-                <w:rPr>
-                  <w:rStyle w:val="Hipervnculo"/>
-                </w:rPr>
-                <w:t>https://www.youtube.com/watch?v=eDNyV1ntUZg&amp;t=26s</w:t>
-              </w:r>
-            </w:hyperlink>
-          </w:p>
-        </w:tc>
-      </w:tr>
     </w:tbl>
+    <w:p>
+      <w:pPr>
+        <w:tabs>
+          <w:tab w:val="left" w:pos="3079"/>
+        </w:tabs>
+        <w:ind w:firstLine="0"/>
+        <w:rPr>
+          <w:lang w:val="es-419" w:eastAsia="es-CO"/>
+        </w:rPr>
+      </w:pPr>
+    </w:p>
     <w:p>
       <w:pPr>
         <w:tabs>
@@ -17490,78 +16111,122 @@
         <w:rPr>
           <w:lang w:eastAsia="es-CO"/>
         </w:rPr>
-        <w:t xml:space="preserve">Banco Mundial. (2021). </w:t>
-      </w:r>
-      <w:proofErr w:type="spellStart"/>
-      <w:r>
-        <w:rPr>
-          <w:lang w:eastAsia="es-CO"/>
-        </w:rPr>
-        <w:t>The</w:t>
-      </w:r>
-      <w:proofErr w:type="spellEnd"/>
+        <w:t>Banco Mundial. (2021). The little green data book 2021. World Bank.</w:t>
+      </w:r>
+    </w:p>
+    <w:p>
+      <w:pPr>
+        <w:ind w:left="709" w:hanging="709"/>
+        <w:rPr>
+          <w:lang w:eastAsia="es-CO"/>
+        </w:rPr>
+      </w:pPr>
+      <w:r>
+        <w:rPr>
+          <w:lang w:eastAsia="es-CO"/>
+        </w:rPr>
+        <w:t>Bismarks, J. L. (2024). Instrumentos de medición electrónica y eléctrica. Electrónica Online.</w:t>
+      </w:r>
       <w:r>
         <w:rPr>
           <w:lang w:eastAsia="es-CO"/>
         </w:rPr>
         <w:t xml:space="preserve"> </w:t>
       </w:r>
-      <w:proofErr w:type="spellStart"/>
-      <w:r>
-        <w:rPr>
-          <w:lang w:eastAsia="es-CO"/>
-        </w:rPr>
-        <w:t>little</w:t>
-      </w:r>
-      <w:proofErr w:type="spellEnd"/>
+      <w:hyperlink r:id="rId51" w:history="1">
+        <w:r>
+          <w:rPr>
+            <w:rStyle w:val="Hipervnculo"/>
+            <w:lang w:eastAsia="es-CO"/>
+          </w:rPr>
+          <w:t>https://electronicaonline.net/electronica/instrumentos-de-medicion-electronica/</w:t>
+        </w:r>
+      </w:hyperlink>
+    </w:p>
+    <w:p>
+      <w:pPr>
+        <w:ind w:left="709" w:hanging="709"/>
+        <w:rPr>
+          <w:lang w:eastAsia="es-CO"/>
+        </w:rPr>
+      </w:pPr>
+      <w:r>
+        <w:rPr>
+          <w:lang w:eastAsia="es-CO"/>
+        </w:rPr>
+        <w:t>Boyle, G. (2012). Renewable energy: Power for a sustainable future (3rd ed.). Oxford University Press.</w:t>
+      </w:r>
+    </w:p>
+    <w:p>
+      <w:pPr>
+        <w:ind w:left="709" w:hanging="709"/>
+        <w:rPr>
+          <w:lang w:eastAsia="es-CO"/>
+        </w:rPr>
+      </w:pPr>
+      <w:r>
+        <w:rPr>
+          <w:lang w:eastAsia="es-CO"/>
+        </w:rPr>
+        <w:t>Brundtland, G. H. (Ed.). (1987). Our common future: Report of the World Commission on Environment and Development. Oxford University Press.</w:t>
+      </w:r>
+    </w:p>
+    <w:p>
+      <w:pPr>
+        <w:ind w:left="709" w:hanging="709"/>
+        <w:rPr>
+          <w:lang w:eastAsia="es-CO"/>
+        </w:rPr>
+      </w:pPr>
+      <w:r>
+        <w:rPr>
+          <w:lang w:eastAsia="es-CO"/>
+        </w:rPr>
+        <w:t>Capehart, B. L., &amp; Turner, W. C. (2020). Energy management handbook (9th ed.). CRC Press.</w:t>
+      </w:r>
+    </w:p>
+    <w:p>
+      <w:pPr>
+        <w:ind w:left="709" w:hanging="709"/>
+        <w:rPr>
+          <w:lang w:eastAsia="es-CO"/>
+        </w:rPr>
+      </w:pPr>
+      <w:r>
+        <w:rPr>
+          <w:lang w:eastAsia="es-CO"/>
+        </w:rPr>
+        <w:t>Cooremans, C. (2012). Energy efficiency benchmarking in companies: State of the art and further research directions. Applied Energy, 93, 372–381.</w:t>
+      </w:r>
+    </w:p>
+    <w:p>
+      <w:pPr>
+        <w:ind w:left="709" w:hanging="709"/>
+        <w:rPr>
+          <w:lang w:eastAsia="es-CO"/>
+        </w:rPr>
+      </w:pPr>
+      <w:r>
+        <w:rPr>
+          <w:lang w:eastAsia="es-CO"/>
+        </w:rPr>
+        <w:t>Del Río Morales, Y. (2024). Cómo funciona una central geotérmica y cuáles son sus beneficios. AMIF.</w:t>
+      </w:r>
       <w:r>
         <w:rPr>
           <w:lang w:eastAsia="es-CO"/>
         </w:rPr>
         <w:t xml:space="preserve"> </w:t>
       </w:r>
-      <w:proofErr w:type="spellStart"/>
-      <w:r>
-        <w:rPr>
-          <w:lang w:eastAsia="es-CO"/>
-        </w:rPr>
-        <w:t>green</w:t>
-      </w:r>
-      <w:proofErr w:type="spellEnd"/>
-      <w:r>
-        <w:rPr>
-          <w:lang w:eastAsia="es-CO"/>
-        </w:rPr>
-        <w:t xml:space="preserve"> data </w:t>
-      </w:r>
-      <w:proofErr w:type="spellStart"/>
-      <w:r>
-        <w:rPr>
-          <w:lang w:eastAsia="es-CO"/>
-        </w:rPr>
-        <w:t>book</w:t>
-      </w:r>
-      <w:proofErr w:type="spellEnd"/>
-      <w:r>
-        <w:rPr>
-          <w:lang w:eastAsia="es-CO"/>
-        </w:rPr>
-        <w:t xml:space="preserve"> 2021. Washington, DC: </w:t>
-      </w:r>
-      <w:proofErr w:type="spellStart"/>
-      <w:r>
-        <w:rPr>
-          <w:lang w:eastAsia="es-CO"/>
-        </w:rPr>
-        <w:t>World</w:t>
-      </w:r>
-      <w:proofErr w:type="spellEnd"/>
-      <w:r>
-        <w:rPr>
-          <w:lang w:eastAsia="es-CO"/>
-        </w:rPr>
-        <w:t xml:space="preserve"> Bank.</w:t>
-      </w:r>
+      <w:hyperlink r:id="rId52" w:history="1">
+        <w:r>
+          <w:rPr>
+            <w:rStyle w:val="Hipervnculo"/>
+            <w:lang w:eastAsia="es-CO"/>
+          </w:rPr>
+          <w:t>https://amif.mx/como-funciona-una-central-geotermica-y-cuales-son-sus-beneficios/</w:t>
+        </w:r>
+      </w:hyperlink>
     </w:p>
     <w:p>
       <w:pPr>
@@ -17574,100 +16239,457 @@
         <w:rPr>
           <w:lang w:eastAsia="es-CO"/>
         </w:rPr>
-        <w:t xml:space="preserve">Boyle, G. (2012). </w:t>
-      </w:r>
-      <w:proofErr w:type="spellStart"/>
-      <w:r>
-        <w:rPr>
-          <w:lang w:eastAsia="es-CO"/>
-        </w:rPr>
-        <w:t>Renewable</w:t>
-      </w:r>
-      <w:proofErr w:type="spellEnd"/>
+        <w:t>Departamento de Consultoría. (2025). Qué son las normas ISO. GlobalSuite Solutions.</w:t>
+      </w:r>
       <w:r>
         <w:rPr>
           <w:lang w:eastAsia="es-CO"/>
         </w:rPr>
         <w:t xml:space="preserve"> </w:t>
       </w:r>
-      <w:proofErr w:type="spellStart"/>
-      <w:r>
-        <w:rPr>
-          <w:lang w:eastAsia="es-CO"/>
-        </w:rPr>
-        <w:t>energy</w:t>
-      </w:r>
-      <w:proofErr w:type="spellEnd"/>
-      <w:r>
-        <w:rPr>
-          <w:lang w:eastAsia="es-CO"/>
-        </w:rPr>
-        <w:t xml:space="preserve">: </w:t>
-      </w:r>
-      <w:proofErr w:type="spellStart"/>
-      <w:r>
-        <w:rPr>
-          <w:lang w:eastAsia="es-CO"/>
-        </w:rPr>
-        <w:t>Power</w:t>
-      </w:r>
-      <w:proofErr w:type="spellEnd"/>
+      <w:hyperlink r:id="rId53" w:history="1">
+        <w:r>
+          <w:rPr>
+            <w:rStyle w:val="Hipervnculo"/>
+            <w:lang w:eastAsia="es-CO"/>
+          </w:rPr>
+          <w:t>https://www.globalsuitesolutions.com/es/que-son-normas-iso/</w:t>
+        </w:r>
+      </w:hyperlink>
+    </w:p>
+    <w:p>
+      <w:pPr>
+        <w:rPr>
+          <w:lang w:eastAsia="es-CO"/>
+        </w:rPr>
+      </w:pPr>
+    </w:p>
+    <w:p>
+      <w:pPr>
+        <w:ind w:left="709" w:hanging="709"/>
+        <w:rPr>
+          <w:lang w:eastAsia="es-CO"/>
+        </w:rPr>
+      </w:pPr>
+      <w:r>
+        <w:rPr>
+          <w:lang w:eastAsia="es-CO"/>
+        </w:rPr>
+        <w:lastRenderedPageBreak/>
+        <w:t>EsCiencia. (2021). Tipos de energía. YouTube.</w:t>
+      </w:r>
       <w:r>
         <w:rPr>
           <w:lang w:eastAsia="es-CO"/>
         </w:rPr>
         <w:t xml:space="preserve"> </w:t>
       </w:r>
-      <w:proofErr w:type="spellStart"/>
-      <w:r>
-        <w:rPr>
-          <w:lang w:eastAsia="es-CO"/>
-        </w:rPr>
-        <w:t>for</w:t>
-      </w:r>
-      <w:proofErr w:type="spellEnd"/>
-      <w:r>
-        <w:rPr>
-          <w:lang w:eastAsia="es-CO"/>
-        </w:rPr>
-        <w:t xml:space="preserve"> a </w:t>
-      </w:r>
-      <w:proofErr w:type="spellStart"/>
-      <w:r>
-        <w:rPr>
-          <w:lang w:eastAsia="es-CO"/>
-        </w:rPr>
-        <w:t>sustainable</w:t>
-      </w:r>
-      <w:proofErr w:type="spellEnd"/>
-      <w:r>
-        <w:rPr>
-          <w:lang w:eastAsia="es-CO"/>
-        </w:rPr>
-        <w:t xml:space="preserve"> future (3rd ed.). Oxford </w:t>
-      </w:r>
-      <w:proofErr w:type="spellStart"/>
-      <w:r>
-        <w:rPr>
-          <w:lang w:eastAsia="es-CO"/>
-        </w:rPr>
-        <w:t>University</w:t>
-      </w:r>
-      <w:proofErr w:type="spellEnd"/>
+      <w:hyperlink r:id="rId54" w:history="1">
+        <w:r>
+          <w:rPr>
+            <w:rStyle w:val="Hipervnculo"/>
+            <w:lang w:eastAsia="es-CO"/>
+          </w:rPr>
+          <w:t>https://www.youtube.com/watch?v=boJpgNIY54Y&amp;ab_channel=EsCiencia</w:t>
+        </w:r>
+      </w:hyperlink>
+    </w:p>
+    <w:p>
+      <w:pPr>
+        <w:ind w:left="709" w:hanging="709"/>
+        <w:rPr>
+          <w:lang w:eastAsia="es-CO"/>
+        </w:rPr>
+      </w:pPr>
+      <w:r>
+        <w:rPr>
+          <w:lang w:eastAsia="es-CO"/>
+        </w:rPr>
+        <w:t>Ferreira, V. S., Pinheiro, C., Brito, S., &amp; Cardoso, J. L. (2012). Energy consumption characterization in industrial facilities: A review. Energies, 5(12), 5433–5455.</w:t>
+      </w:r>
+    </w:p>
+    <w:p>
+      <w:pPr>
+        <w:ind w:left="709" w:hanging="709"/>
+        <w:rPr>
+          <w:lang w:eastAsia="es-CO"/>
+        </w:rPr>
+      </w:pPr>
+      <w:r>
+        <w:rPr>
+          <w:lang w:eastAsia="es-CO"/>
+        </w:rPr>
+        <w:t>Geociencias Tincopa – Ciencias de la Tierra. (2020). Procesos en gestión energética. YouTube.</w:t>
+      </w:r>
       <w:r>
         <w:rPr>
           <w:lang w:eastAsia="es-CO"/>
         </w:rPr>
         <w:t xml:space="preserve"> </w:t>
       </w:r>
-      <w:proofErr w:type="spellStart"/>
-      <w:r>
-        <w:rPr>
-          <w:lang w:eastAsia="es-CO"/>
-        </w:rPr>
-        <w:t>Press</w:t>
-      </w:r>
-      <w:proofErr w:type="spellEnd"/>
+      <w:hyperlink r:id="rId55" w:history="1">
+        <w:r>
+          <w:rPr>
+            <w:rStyle w:val="Hipervnculo"/>
+            <w:lang w:eastAsia="es-CO"/>
+          </w:rPr>
+          <w:t>https://www.youtube.com/watch?v=EJWx9Hndy5o&amp;ab_channel=GeocienciasTincopa</w:t>
+        </w:r>
+      </w:hyperlink>
+    </w:p>
+    <w:p>
+      <w:pPr>
+        <w:ind w:left="709" w:hanging="709"/>
+        <w:rPr>
+          <w:lang w:eastAsia="es-CO"/>
+        </w:rPr>
+      </w:pPr>
+      <w:r>
+        <w:rPr>
+          <w:lang w:eastAsia="es-CO"/>
+        </w:rPr>
+        <w:t>Grupo de Investigación Xué &amp; Semillero de Investigación Barión. (2020). Potencial energético eólico para la Región Central. Universidad Distrital Francisco José de Caldas / RAPE.</w:t>
+      </w:r>
+      <w:r>
+        <w:rPr>
+          <w:lang w:eastAsia="es-CO"/>
+        </w:rPr>
+        <w:t xml:space="preserve"> </w:t>
+      </w:r>
+      <w:hyperlink r:id="rId56" w:history="1">
+        <w:r>
+          <w:rPr>
+            <w:rStyle w:val="Hipervnculo"/>
+            <w:lang w:eastAsia="es-CO"/>
+          </w:rPr>
+          <w:t>https://regioncentralrape.gov.co/wp-content/uploads/2020/04/Potencial-eólico-Región-Central.pdf</w:t>
+        </w:r>
+      </w:hyperlink>
+    </w:p>
+    <w:p>
+      <w:pPr>
+        <w:ind w:left="709" w:hanging="709"/>
+        <w:rPr>
+          <w:lang w:eastAsia="es-CO"/>
+        </w:rPr>
+      </w:pPr>
+      <w:r>
+        <w:rPr>
+          <w:lang w:eastAsia="es-CO"/>
+        </w:rPr>
+        <w:t>Harris, F. W., &amp; McCaffer, R. (2013). Modern construction management (7th ed.). John Wiley &amp; Sons.</w:t>
+      </w:r>
+    </w:p>
+    <w:p>
+      <w:pPr>
+        <w:ind w:left="709" w:hanging="709"/>
+        <w:rPr>
+          <w:lang w:eastAsia="es-CO"/>
+        </w:rPr>
+      </w:pPr>
+      <w:r>
+        <w:rPr>
+          <w:lang w:eastAsia="es-CO"/>
+        </w:rPr>
+        <w:t>Hsu, D. (2015). Identificación de variables clave e interacciones en modelos estadísticos de consumo energético de edificios mediante regularización. Energy, 83, 144–155.</w:t>
+      </w:r>
+      <w:r>
+        <w:rPr>
+          <w:lang w:eastAsia="es-CO"/>
+        </w:rPr>
+        <w:t xml:space="preserve"> </w:t>
+      </w:r>
+      <w:hyperlink r:id="rId57" w:history="1">
+        <w:r>
+          <w:rPr>
+            <w:rStyle w:val="Hipervnculo"/>
+            <w:lang w:eastAsia="es-CO"/>
+          </w:rPr>
+          <w:t>https://doi.org/10.1016/j.energy.2015.02.017</w:t>
+        </w:r>
+      </w:hyperlink>
+    </w:p>
+    <w:p>
+      <w:pPr>
+        <w:ind w:left="709" w:hanging="709"/>
+        <w:rPr>
+          <w:lang w:eastAsia="es-CO"/>
+        </w:rPr>
+      </w:pPr>
+      <w:r>
+        <w:rPr>
+          <w:lang w:eastAsia="es-CO"/>
+        </w:rPr>
+        <w:t>International Organization for Standardization (ISO). (2021). ISO 50001: Energy management systems – Requirements with guidance for use.</w:t>
+      </w:r>
+    </w:p>
+    <w:p>
+      <w:pPr>
+        <w:ind w:left="709" w:hanging="709"/>
+        <w:rPr>
+          <w:lang w:eastAsia="es-CO"/>
+        </w:rPr>
+      </w:pPr>
+      <w:r>
+        <w:rPr>
+          <w:lang w:eastAsia="es-CO"/>
+        </w:rPr>
+        <w:t>Jefferson, J. W. (2019). Fossil fuels. Britannica Educational Publishing.</w:t>
+      </w:r>
+    </w:p>
+    <w:p>
+      <w:pPr>
+        <w:ind w:left="709" w:hanging="709"/>
+        <w:rPr>
+          <w:lang w:eastAsia="es-CO"/>
+        </w:rPr>
+      </w:pPr>
+      <w:r>
+        <w:rPr>
+          <w:lang w:eastAsia="es-CO"/>
+        </w:rPr>
+        <w:lastRenderedPageBreak/>
+        <w:t>Kolokotsa, D. (2011). Building energy consumption analysis. En Energy efficiency and renewable energy in buildings (pp. 1–28). Springer.</w:t>
+      </w:r>
+    </w:p>
+    <w:p>
+      <w:pPr>
+        <w:ind w:left="709" w:hanging="709"/>
+        <w:rPr>
+          <w:lang w:eastAsia="es-CO"/>
+        </w:rPr>
+      </w:pPr>
+      <w:r>
+        <w:rPr>
+          <w:lang w:eastAsia="es-CO"/>
+        </w:rPr>
+        <w:t>Maldonado, Y. (2021). Tipos de carbón. GeologíaWeb.</w:t>
+      </w:r>
+      <w:r>
+        <w:rPr>
+          <w:lang w:eastAsia="es-CO"/>
+        </w:rPr>
+        <w:t xml:space="preserve"> </w:t>
+      </w:r>
+      <w:hyperlink r:id="rId58" w:history="1">
+        <w:r>
+          <w:rPr>
+            <w:rStyle w:val="Hipervnculo"/>
+            <w:lang w:eastAsia="es-CO"/>
+          </w:rPr>
+          <w:t>https://geologiaweb.com/rocas/tipos-carbon/</w:t>
+        </w:r>
+      </w:hyperlink>
+    </w:p>
+    <w:p>
+      <w:pPr>
+        <w:ind w:left="709" w:hanging="709"/>
+        <w:rPr>
+          <w:lang w:eastAsia="es-CO"/>
+        </w:rPr>
+      </w:pPr>
+      <w:r>
+        <w:rPr>
+          <w:lang w:eastAsia="es-CO"/>
+        </w:rPr>
+        <w:t>Naciones Unidas. (2015). Agenda 2030 para el Desarrollo Sostenible.</w:t>
+      </w:r>
+    </w:p>
+    <w:p>
+      <w:pPr>
+        <w:ind w:left="709" w:hanging="709"/>
+        <w:rPr>
+          <w:lang w:eastAsia="es-CO"/>
+        </w:rPr>
+      </w:pPr>
+      <w:r>
+        <w:rPr>
+          <w:lang w:eastAsia="es-CO"/>
+        </w:rPr>
+        <w:t>Rodríguez Martínez, N. (2021). Del petróleo crudo a los combustibles (Parte I). ACMOR.</w:t>
+      </w:r>
+      <w:r>
+        <w:rPr>
+          <w:lang w:eastAsia="es-CO"/>
+        </w:rPr>
+        <w:t xml:space="preserve"> </w:t>
+      </w:r>
+      <w:hyperlink r:id="rId59" w:history="1">
+        <w:r>
+          <w:rPr>
+            <w:rStyle w:val="Hipervnculo"/>
+            <w:lang w:eastAsia="es-CO"/>
+          </w:rPr>
+          <w:t>https://acmor.org/publicaciones/del-petr-leo-crudo-a-los-combustibles-parte-i</w:t>
+        </w:r>
+      </w:hyperlink>
+    </w:p>
+    <w:p>
+      <w:pPr>
+        <w:ind w:left="709" w:hanging="709"/>
+        <w:rPr>
+          <w:lang w:eastAsia="es-CO"/>
+        </w:rPr>
+      </w:pPr>
+      <w:r>
+        <w:rPr>
+          <w:lang w:eastAsia="es-CO"/>
+        </w:rPr>
+        <w:t>Rodríguez, M. (2016). ISO 50001: Sistema de gestión energética. Geoinnova.</w:t>
+      </w:r>
+      <w:r>
+        <w:rPr>
+          <w:lang w:eastAsia="es-CO"/>
+        </w:rPr>
+        <w:t xml:space="preserve"> </w:t>
+      </w:r>
+      <w:hyperlink r:id="rId60" w:history="1">
+        <w:r>
+          <w:rPr>
+            <w:rStyle w:val="Hipervnculo"/>
+            <w:lang w:eastAsia="es-CO"/>
+          </w:rPr>
+          <w:t>https://geoinnova.org/blog-territorio/iso-50001-sistema-de-gestion-energetica/</w:t>
+        </w:r>
+      </w:hyperlink>
+    </w:p>
+    <w:p>
+      <w:pPr>
+        <w:ind w:left="709" w:hanging="709"/>
+        <w:rPr>
+          <w:lang w:eastAsia="es-CO"/>
+        </w:rPr>
+      </w:pPr>
+      <w:r>
+        <w:rPr>
+          <w:lang w:eastAsia="es-CO"/>
+        </w:rPr>
+        <w:t>Saidur, R., Rahim, N. A., &amp; Hasanuzzaman, M. (2010). A review on energy efficiency and energy saving in industrial sector. Renewable and Sustainable Energy Reviews, 14(9), 2496–2509.</w:t>
+      </w:r>
+    </w:p>
+    <w:p>
+      <w:pPr>
+        <w:ind w:left="709" w:hanging="709"/>
+        <w:rPr>
+          <w:lang w:eastAsia="es-CO"/>
+        </w:rPr>
+      </w:pPr>
+      <w:r>
+        <w:rPr>
+          <w:lang w:eastAsia="es-CO"/>
+        </w:rPr>
+        <w:t>Seguí, P. (2025). Gas natural: Qué es, tipos, características y más | Super Guía! OVACEN.</w:t>
+      </w:r>
+      <w:r>
+        <w:rPr>
+          <w:lang w:eastAsia="es-CO"/>
+        </w:rPr>
+        <w:t xml:space="preserve"> </w:t>
+      </w:r>
+      <w:hyperlink r:id="rId61" w:history="1">
+        <w:r>
+          <w:rPr>
+            <w:rStyle w:val="Hipervnculo"/>
+            <w:lang w:eastAsia="es-CO"/>
+          </w:rPr>
+          <w:t>https://ovacen.com/gas-natural/</w:t>
+        </w:r>
+      </w:hyperlink>
+    </w:p>
+    <w:p>
+      <w:pPr>
+        <w:ind w:left="709" w:hanging="709"/>
+        <w:rPr>
+          <w:lang w:eastAsia="es-CO"/>
+        </w:rPr>
+      </w:pPr>
+      <w:r>
+        <w:rPr>
+          <w:lang w:eastAsia="es-CO"/>
+        </w:rPr>
+        <w:t>Sovacool, B. K. (2021). Energy transitions: Global and national perspectives (2nd ed.). Routledge.</w:t>
+      </w:r>
+    </w:p>
+    <w:p>
+      <w:pPr>
+        <w:ind w:left="709" w:hanging="709"/>
+        <w:rPr>
+          <w:lang w:eastAsia="es-CO"/>
+        </w:rPr>
+      </w:pPr>
+      <w:r>
+        <w:rPr>
+          <w:lang w:eastAsia="es-CO"/>
+        </w:rPr>
+        <w:t>United Nations General Assembly. (2015). La Asamblea General adopta la Agenda 2030 para el desarrollo sostenible.</w:t>
+      </w:r>
+      <w:r>
+        <w:rPr>
+          <w:lang w:eastAsia="es-CO"/>
+        </w:rPr>
+        <w:t xml:space="preserve"> </w:t>
+      </w:r>
+      <w:hyperlink r:id="rId62" w:history="1">
+        <w:r>
+          <w:rPr>
+            <w:rStyle w:val="Hipervnculo"/>
+            <w:lang w:eastAsia="es-CO"/>
+          </w:rPr>
+          <w:t>https://www.un.org/sustainabledevelopment/es/2015/09/la-asamblea-general-adopta-la-agenda-2030-para-el-desarrollo-sostenible/</w:t>
+        </w:r>
+      </w:hyperlink>
+    </w:p>
+    <w:p>
+      <w:pPr>
+        <w:ind w:left="709" w:hanging="709"/>
+        <w:rPr>
+          <w:lang w:eastAsia="es-CO"/>
+        </w:rPr>
+      </w:pPr>
+      <w:r>
+        <w:rPr>
+          <w:lang w:eastAsia="es-CO"/>
+        </w:rPr>
+        <w:lastRenderedPageBreak/>
+        <w:t>Watt Watchers of Texas. (2024). Recursos energéticos primarios vs. secundarios.</w:t>
+      </w:r>
+      <w:r>
+        <w:rPr>
+          <w:lang w:eastAsia="es-CO"/>
+        </w:rPr>
+        <w:t xml:space="preserve"> </w:t>
+      </w:r>
+      <w:hyperlink r:id="rId63" w:history="1">
+        <w:r>
+          <w:rPr>
+            <w:rStyle w:val="Hipervnculo"/>
+            <w:lang w:eastAsia="es-CO"/>
+          </w:rPr>
+          <w:t>https://www.watt-watchers.com/recursos-energeticos-primarios-vs-secundarios/?lang=es</w:t>
+        </w:r>
+      </w:hyperlink>
+    </w:p>
+    <w:p>
+      <w:pPr>
+        <w:ind w:left="709" w:hanging="709"/>
+        <w:rPr>
+          <w:lang w:eastAsia="es-CO"/>
+        </w:rPr>
+      </w:pPr>
+      <w:r>
+        <w:rPr>
+          <w:lang w:eastAsia="es-CO"/>
+        </w:rPr>
+        <w:t>Young, H. D., &amp; Freedman, R. A. (2018). University physics with modern physics (15th ed.). Pearson.</w:t>
+      </w:r>
+    </w:p>
+    <w:p>
+      <w:pPr>
+        <w:ind w:left="709" w:hanging="709"/>
+        <w:rPr>
+          <w:lang w:val="es-419" w:eastAsia="es-CO"/>
+        </w:rPr>
+      </w:pPr>
       <w:r>
         <w:rPr>
           <w:lang w:eastAsia="es-CO"/>
@@ -17677,1248 +16699,11 @@
     </w:p>
     <w:p>
       <w:pPr>
-        <w:ind w:left="709" w:hanging="709"/>
-        <w:rPr>
-          <w:lang w:eastAsia="es-CO"/>
-        </w:rPr>
-      </w:pPr>
-      <w:r>
-        <w:rPr>
-          <w:lang w:eastAsia="es-CO"/>
-        </w:rPr>
-        <w:t xml:space="preserve">Brundtland, G. H. (Ed.). (1987). </w:t>
-      </w:r>
-      <w:proofErr w:type="spellStart"/>
-      <w:r>
-        <w:rPr>
-          <w:lang w:eastAsia="es-CO"/>
-        </w:rPr>
-        <w:t>Our</w:t>
-      </w:r>
-      <w:proofErr w:type="spellEnd"/>
-      <w:r>
-        <w:rPr>
-          <w:lang w:eastAsia="es-CO"/>
-        </w:rPr>
-        <w:t xml:space="preserve"> </w:t>
-      </w:r>
-      <w:proofErr w:type="spellStart"/>
-      <w:r>
-        <w:rPr>
-          <w:lang w:eastAsia="es-CO"/>
-        </w:rPr>
-        <w:t>common</w:t>
-      </w:r>
-      <w:proofErr w:type="spellEnd"/>
-      <w:r>
-        <w:rPr>
-          <w:lang w:eastAsia="es-CO"/>
-        </w:rPr>
-        <w:t xml:space="preserve"> future: </w:t>
-      </w:r>
-      <w:proofErr w:type="spellStart"/>
-      <w:r>
-        <w:rPr>
-          <w:lang w:eastAsia="es-CO"/>
-        </w:rPr>
-        <w:t>Report</w:t>
-      </w:r>
-      <w:proofErr w:type="spellEnd"/>
-      <w:r>
-        <w:rPr>
-          <w:lang w:eastAsia="es-CO"/>
-        </w:rPr>
-        <w:t xml:space="preserve"> </w:t>
-      </w:r>
-      <w:proofErr w:type="spellStart"/>
-      <w:r>
-        <w:rPr>
-          <w:lang w:eastAsia="es-CO"/>
-        </w:rPr>
-        <w:t>of</w:t>
-      </w:r>
-      <w:proofErr w:type="spellEnd"/>
-      <w:r>
-        <w:rPr>
-          <w:lang w:eastAsia="es-CO"/>
-        </w:rPr>
-        <w:t xml:space="preserve"> </w:t>
-      </w:r>
-      <w:proofErr w:type="spellStart"/>
-      <w:r>
-        <w:rPr>
-          <w:lang w:eastAsia="es-CO"/>
-        </w:rPr>
-        <w:t>the</w:t>
-      </w:r>
-      <w:proofErr w:type="spellEnd"/>
-      <w:r>
-        <w:rPr>
-          <w:lang w:eastAsia="es-CO"/>
-        </w:rPr>
-        <w:t xml:space="preserve"> </w:t>
-      </w:r>
-      <w:proofErr w:type="spellStart"/>
-      <w:r>
-        <w:rPr>
-          <w:lang w:eastAsia="es-CO"/>
-        </w:rPr>
-        <w:t>World</w:t>
-      </w:r>
-      <w:proofErr w:type="spellEnd"/>
-      <w:r>
-        <w:rPr>
-          <w:lang w:eastAsia="es-CO"/>
-        </w:rPr>
-        <w:t xml:space="preserve"> </w:t>
-      </w:r>
-      <w:proofErr w:type="spellStart"/>
-      <w:r>
-        <w:rPr>
-          <w:lang w:eastAsia="es-CO"/>
-        </w:rPr>
-        <w:t>Commission</w:t>
-      </w:r>
-      <w:proofErr w:type="spellEnd"/>
-      <w:r>
-        <w:rPr>
-          <w:lang w:eastAsia="es-CO"/>
-        </w:rPr>
-        <w:t xml:space="preserve"> </w:t>
-      </w:r>
-      <w:proofErr w:type="spellStart"/>
-      <w:r>
-        <w:rPr>
-          <w:lang w:eastAsia="es-CO"/>
-        </w:rPr>
-        <w:t>on</w:t>
-      </w:r>
-      <w:proofErr w:type="spellEnd"/>
-      <w:r>
-        <w:rPr>
-          <w:lang w:eastAsia="es-CO"/>
-        </w:rPr>
-        <w:t xml:space="preserve"> </w:t>
-      </w:r>
-      <w:proofErr w:type="spellStart"/>
-      <w:r>
-        <w:rPr>
-          <w:lang w:eastAsia="es-CO"/>
-        </w:rPr>
-        <w:t>Environment</w:t>
-      </w:r>
-      <w:proofErr w:type="spellEnd"/>
-      <w:r>
-        <w:rPr>
-          <w:lang w:eastAsia="es-CO"/>
-        </w:rPr>
-        <w:t xml:space="preserve"> and </w:t>
-      </w:r>
-      <w:proofErr w:type="spellStart"/>
-      <w:r>
-        <w:rPr>
-          <w:lang w:eastAsia="es-CO"/>
-        </w:rPr>
-        <w:t>Development</w:t>
-      </w:r>
-      <w:proofErr w:type="spellEnd"/>
-      <w:r>
-        <w:rPr>
-          <w:lang w:eastAsia="es-CO"/>
-        </w:rPr>
-        <w:t xml:space="preserve">. Oxford </w:t>
-      </w:r>
-      <w:proofErr w:type="spellStart"/>
-      <w:r>
-        <w:rPr>
-          <w:lang w:eastAsia="es-CO"/>
-        </w:rPr>
-        <w:t>University</w:t>
-      </w:r>
-      <w:proofErr w:type="spellEnd"/>
-      <w:r>
-        <w:rPr>
-          <w:lang w:eastAsia="es-CO"/>
-        </w:rPr>
-        <w:t xml:space="preserve"> </w:t>
-      </w:r>
-      <w:proofErr w:type="spellStart"/>
-      <w:r>
-        <w:rPr>
-          <w:lang w:eastAsia="es-CO"/>
-        </w:rPr>
-        <w:t>Press</w:t>
-      </w:r>
-      <w:proofErr w:type="spellEnd"/>
-      <w:r>
-        <w:rPr>
-          <w:lang w:eastAsia="es-CO"/>
-        </w:rPr>
-        <w:t>.</w:t>
-      </w:r>
-    </w:p>
-    <w:p>
-      <w:pPr>
-        <w:ind w:left="709" w:hanging="709"/>
-        <w:rPr>
-          <w:lang w:eastAsia="es-CO"/>
-        </w:rPr>
-      </w:pPr>
-      <w:proofErr w:type="spellStart"/>
-      <w:r>
-        <w:rPr>
-          <w:lang w:eastAsia="es-CO"/>
-        </w:rPr>
-        <w:t>Capehart</w:t>
-      </w:r>
-      <w:proofErr w:type="spellEnd"/>
-      <w:r>
-        <w:rPr>
-          <w:lang w:eastAsia="es-CO"/>
-        </w:rPr>
-        <w:t xml:space="preserve">, B. L., &amp; Turner, W. C. (2020). Energy </w:t>
-      </w:r>
-      <w:proofErr w:type="spellStart"/>
-      <w:r>
-        <w:rPr>
-          <w:lang w:eastAsia="es-CO"/>
-        </w:rPr>
-        <w:t>management</w:t>
-      </w:r>
-      <w:proofErr w:type="spellEnd"/>
-      <w:r>
-        <w:rPr>
-          <w:lang w:eastAsia="es-CO"/>
-        </w:rPr>
-        <w:t xml:space="preserve"> </w:t>
-      </w:r>
-      <w:proofErr w:type="spellStart"/>
-      <w:r>
-        <w:rPr>
-          <w:lang w:eastAsia="es-CO"/>
-        </w:rPr>
-        <w:t>handbook</w:t>
-      </w:r>
-      <w:proofErr w:type="spellEnd"/>
-      <w:r>
-        <w:rPr>
-          <w:lang w:eastAsia="es-CO"/>
-        </w:rPr>
-        <w:t xml:space="preserve"> (9th ed.). CRC </w:t>
-      </w:r>
-      <w:proofErr w:type="spellStart"/>
-      <w:r>
-        <w:rPr>
-          <w:lang w:eastAsia="es-CO"/>
-        </w:rPr>
-        <w:t>Press</w:t>
-      </w:r>
-      <w:proofErr w:type="spellEnd"/>
-      <w:r>
-        <w:rPr>
-          <w:lang w:eastAsia="es-CO"/>
-        </w:rPr>
-        <w:t>.</w:t>
-      </w:r>
-    </w:p>
-    <w:p>
-      <w:pPr>
-        <w:ind w:left="709" w:hanging="709"/>
-        <w:rPr>
-          <w:lang w:eastAsia="es-CO"/>
-        </w:rPr>
-      </w:pPr>
-      <w:proofErr w:type="spellStart"/>
-      <w:r>
-        <w:rPr>
-          <w:lang w:eastAsia="es-CO"/>
-        </w:rPr>
-        <w:t>Cooremans</w:t>
-      </w:r>
-      <w:proofErr w:type="spellEnd"/>
-      <w:r>
-        <w:rPr>
-          <w:lang w:eastAsia="es-CO"/>
-        </w:rPr>
-        <w:t xml:space="preserve">, C. (2012). Energy </w:t>
-      </w:r>
-      <w:proofErr w:type="spellStart"/>
-      <w:r>
-        <w:rPr>
-          <w:lang w:eastAsia="es-CO"/>
-        </w:rPr>
-        <w:t>efficiency</w:t>
-      </w:r>
-      <w:proofErr w:type="spellEnd"/>
-      <w:r>
-        <w:rPr>
-          <w:lang w:eastAsia="es-CO"/>
-        </w:rPr>
-        <w:t xml:space="preserve"> benchmarking in </w:t>
-      </w:r>
-      <w:proofErr w:type="spellStart"/>
-      <w:r>
-        <w:rPr>
-          <w:lang w:eastAsia="es-CO"/>
-        </w:rPr>
-        <w:t>companies</w:t>
-      </w:r>
-      <w:proofErr w:type="spellEnd"/>
-      <w:r>
-        <w:rPr>
-          <w:lang w:eastAsia="es-CO"/>
-        </w:rPr>
-        <w:t xml:space="preserve">: </w:t>
-      </w:r>
-      <w:proofErr w:type="spellStart"/>
-      <w:r>
-        <w:rPr>
-          <w:lang w:eastAsia="es-CO"/>
-        </w:rPr>
-        <w:t>State</w:t>
-      </w:r>
-      <w:proofErr w:type="spellEnd"/>
-      <w:r>
-        <w:rPr>
-          <w:lang w:eastAsia="es-CO"/>
-        </w:rPr>
-        <w:t xml:space="preserve"> </w:t>
-      </w:r>
-      <w:proofErr w:type="spellStart"/>
-      <w:r>
-        <w:rPr>
-          <w:lang w:eastAsia="es-CO"/>
-        </w:rPr>
-        <w:t>of</w:t>
-      </w:r>
-      <w:proofErr w:type="spellEnd"/>
-      <w:r>
-        <w:rPr>
-          <w:lang w:eastAsia="es-CO"/>
-        </w:rPr>
-        <w:t xml:space="preserve"> </w:t>
-      </w:r>
-      <w:proofErr w:type="spellStart"/>
-      <w:r>
-        <w:rPr>
-          <w:lang w:eastAsia="es-CO"/>
-        </w:rPr>
-        <w:t>the</w:t>
-      </w:r>
-      <w:proofErr w:type="spellEnd"/>
-      <w:r>
-        <w:rPr>
-          <w:lang w:eastAsia="es-CO"/>
-        </w:rPr>
-        <w:t xml:space="preserve"> art and </w:t>
-      </w:r>
-      <w:proofErr w:type="spellStart"/>
-      <w:r>
-        <w:rPr>
-          <w:lang w:eastAsia="es-CO"/>
-        </w:rPr>
-        <w:t>further</w:t>
-      </w:r>
-      <w:proofErr w:type="spellEnd"/>
-      <w:r>
-        <w:rPr>
-          <w:lang w:eastAsia="es-CO"/>
-        </w:rPr>
-        <w:t xml:space="preserve"> </w:t>
-      </w:r>
-      <w:proofErr w:type="spellStart"/>
-      <w:r>
-        <w:rPr>
-          <w:lang w:eastAsia="es-CO"/>
-        </w:rPr>
-        <w:t>research</w:t>
-      </w:r>
-      <w:proofErr w:type="spellEnd"/>
-      <w:r>
-        <w:rPr>
-          <w:lang w:eastAsia="es-CO"/>
-        </w:rPr>
-        <w:t xml:space="preserve"> </w:t>
-      </w:r>
-      <w:proofErr w:type="spellStart"/>
-      <w:r>
-        <w:rPr>
-          <w:lang w:eastAsia="es-CO"/>
-        </w:rPr>
-        <w:t>directions</w:t>
-      </w:r>
-      <w:proofErr w:type="spellEnd"/>
-      <w:r>
-        <w:rPr>
-          <w:lang w:eastAsia="es-CO"/>
-        </w:rPr>
-        <w:t xml:space="preserve">. </w:t>
-      </w:r>
-      <w:proofErr w:type="spellStart"/>
-      <w:r>
-        <w:rPr>
-          <w:lang w:eastAsia="es-CO"/>
-        </w:rPr>
-        <w:t>Applied</w:t>
-      </w:r>
-      <w:proofErr w:type="spellEnd"/>
-      <w:r>
-        <w:rPr>
-          <w:lang w:eastAsia="es-CO"/>
-        </w:rPr>
-        <w:t xml:space="preserve"> Energy, 93, 372-381.</w:t>
-      </w:r>
-    </w:p>
-    <w:p>
-      <w:pPr>
-        <w:ind w:left="709" w:hanging="709"/>
-        <w:rPr>
-          <w:lang w:eastAsia="es-CO"/>
-        </w:rPr>
-      </w:pPr>
-      <w:r>
-        <w:rPr>
-          <w:lang w:eastAsia="es-CO"/>
-        </w:rPr>
-        <w:t xml:space="preserve">Ferreira, V. S., </w:t>
-      </w:r>
-      <w:proofErr w:type="spellStart"/>
-      <w:r>
-        <w:rPr>
-          <w:lang w:eastAsia="es-CO"/>
-        </w:rPr>
-        <w:t>Pinheiro</w:t>
-      </w:r>
-      <w:proofErr w:type="spellEnd"/>
-      <w:r>
-        <w:rPr>
-          <w:lang w:eastAsia="es-CO"/>
-        </w:rPr>
-        <w:t xml:space="preserve">, C., Brito, S., &amp; Cardoso, J. L. (2012). Energy </w:t>
-      </w:r>
-      <w:proofErr w:type="spellStart"/>
-      <w:r>
-        <w:rPr>
-          <w:lang w:eastAsia="es-CO"/>
-        </w:rPr>
-        <w:t>consumption</w:t>
-      </w:r>
-      <w:proofErr w:type="spellEnd"/>
-      <w:r>
-        <w:rPr>
-          <w:lang w:eastAsia="es-CO"/>
-        </w:rPr>
-        <w:t xml:space="preserve"> </w:t>
-      </w:r>
-      <w:proofErr w:type="spellStart"/>
-      <w:r>
-        <w:rPr>
-          <w:lang w:eastAsia="es-CO"/>
-        </w:rPr>
-        <w:t>characterization</w:t>
-      </w:r>
-      <w:proofErr w:type="spellEnd"/>
-      <w:r>
-        <w:rPr>
-          <w:lang w:eastAsia="es-CO"/>
-        </w:rPr>
-        <w:t xml:space="preserve"> in industrial </w:t>
-      </w:r>
-      <w:proofErr w:type="spellStart"/>
-      <w:r>
-        <w:rPr>
-          <w:lang w:eastAsia="es-CO"/>
-        </w:rPr>
-        <w:t>facilities</w:t>
-      </w:r>
-      <w:proofErr w:type="spellEnd"/>
-      <w:r>
-        <w:rPr>
-          <w:lang w:eastAsia="es-CO"/>
-        </w:rPr>
-        <w:t xml:space="preserve">: A </w:t>
-      </w:r>
-      <w:proofErr w:type="spellStart"/>
-      <w:r>
-        <w:rPr>
-          <w:lang w:eastAsia="es-CO"/>
-        </w:rPr>
-        <w:t>review</w:t>
-      </w:r>
-      <w:proofErr w:type="spellEnd"/>
-      <w:r>
-        <w:rPr>
-          <w:lang w:eastAsia="es-CO"/>
-        </w:rPr>
-        <w:t xml:space="preserve">. </w:t>
-      </w:r>
-      <w:proofErr w:type="spellStart"/>
-      <w:r>
-        <w:rPr>
-          <w:lang w:eastAsia="es-CO"/>
-        </w:rPr>
-        <w:t>Energies</w:t>
-      </w:r>
-      <w:proofErr w:type="spellEnd"/>
-      <w:r>
-        <w:rPr>
-          <w:lang w:eastAsia="es-CO"/>
-        </w:rPr>
-        <w:t>, 5(12), 5433-5455.</w:t>
-      </w:r>
-    </w:p>
-    <w:p>
-      <w:pPr>
-        <w:ind w:left="709" w:hanging="709"/>
-        <w:rPr>
-          <w:lang w:eastAsia="es-CO"/>
-        </w:rPr>
-      </w:pPr>
-      <w:r>
-        <w:rPr>
-          <w:lang w:eastAsia="es-CO"/>
-        </w:rPr>
-        <w:t xml:space="preserve">Harris, F. W., &amp; </w:t>
-      </w:r>
-      <w:proofErr w:type="spellStart"/>
-      <w:r>
-        <w:rPr>
-          <w:lang w:eastAsia="es-CO"/>
-        </w:rPr>
-        <w:t>McCaffer</w:t>
-      </w:r>
-      <w:proofErr w:type="spellEnd"/>
-      <w:r>
-        <w:rPr>
-          <w:lang w:eastAsia="es-CO"/>
-        </w:rPr>
-        <w:t xml:space="preserve">, R. (2013). Modern </w:t>
-      </w:r>
-      <w:proofErr w:type="spellStart"/>
-      <w:r>
-        <w:rPr>
-          <w:lang w:eastAsia="es-CO"/>
-        </w:rPr>
-        <w:t>construction</w:t>
-      </w:r>
-      <w:proofErr w:type="spellEnd"/>
-      <w:r>
-        <w:rPr>
-          <w:lang w:eastAsia="es-CO"/>
-        </w:rPr>
-        <w:t xml:space="preserve"> </w:t>
-      </w:r>
-      <w:proofErr w:type="spellStart"/>
-      <w:r>
-        <w:rPr>
-          <w:lang w:eastAsia="es-CO"/>
-        </w:rPr>
-        <w:t>management</w:t>
-      </w:r>
-      <w:proofErr w:type="spellEnd"/>
-      <w:r>
-        <w:rPr>
-          <w:lang w:eastAsia="es-CO"/>
-        </w:rPr>
-        <w:t xml:space="preserve"> (7th ed.). John Wiley &amp; </w:t>
-      </w:r>
-      <w:proofErr w:type="spellStart"/>
-      <w:r>
-        <w:rPr>
-          <w:lang w:eastAsia="es-CO"/>
-        </w:rPr>
-        <w:t>Sons</w:t>
-      </w:r>
-      <w:proofErr w:type="spellEnd"/>
-      <w:r>
-        <w:rPr>
-          <w:lang w:eastAsia="es-CO"/>
-        </w:rPr>
-        <w:t>.</w:t>
-      </w:r>
-    </w:p>
-    <w:p>
-      <w:pPr>
-        <w:ind w:left="709" w:hanging="709"/>
-        <w:rPr>
-          <w:lang w:eastAsia="es-CO"/>
-        </w:rPr>
-      </w:pPr>
-      <w:r>
-        <w:rPr>
-          <w:lang w:eastAsia="es-CO"/>
-        </w:rPr>
-        <w:t xml:space="preserve">International </w:t>
-      </w:r>
-      <w:proofErr w:type="spellStart"/>
-      <w:r>
-        <w:rPr>
-          <w:lang w:eastAsia="es-CO"/>
-        </w:rPr>
-        <w:t>Organization</w:t>
-      </w:r>
-      <w:proofErr w:type="spellEnd"/>
-      <w:r>
-        <w:rPr>
-          <w:lang w:eastAsia="es-CO"/>
-        </w:rPr>
-        <w:t xml:space="preserve"> </w:t>
-      </w:r>
-      <w:proofErr w:type="spellStart"/>
-      <w:r>
-        <w:rPr>
-          <w:lang w:eastAsia="es-CO"/>
-        </w:rPr>
-        <w:t>for</w:t>
-      </w:r>
-      <w:proofErr w:type="spellEnd"/>
-      <w:r>
-        <w:rPr>
-          <w:lang w:eastAsia="es-CO"/>
-        </w:rPr>
-        <w:t xml:space="preserve"> </w:t>
-      </w:r>
-      <w:proofErr w:type="spellStart"/>
-      <w:r>
-        <w:rPr>
-          <w:lang w:eastAsia="es-CO"/>
-        </w:rPr>
-        <w:t>Standardization</w:t>
-      </w:r>
-      <w:proofErr w:type="spellEnd"/>
-      <w:r>
-        <w:rPr>
-          <w:lang w:eastAsia="es-CO"/>
-        </w:rPr>
-        <w:t xml:space="preserve"> (ISO). (2021). ISO 50001: Energy </w:t>
-      </w:r>
-      <w:proofErr w:type="spellStart"/>
-      <w:r>
-        <w:rPr>
-          <w:lang w:eastAsia="es-CO"/>
-        </w:rPr>
-        <w:t>management</w:t>
-      </w:r>
-      <w:proofErr w:type="spellEnd"/>
-      <w:r>
-        <w:rPr>
-          <w:lang w:eastAsia="es-CO"/>
-        </w:rPr>
-        <w:t xml:space="preserve"> </w:t>
-      </w:r>
-      <w:proofErr w:type="spellStart"/>
-      <w:r>
-        <w:rPr>
-          <w:lang w:eastAsia="es-CO"/>
-        </w:rPr>
-        <w:t>systems</w:t>
-      </w:r>
-      <w:proofErr w:type="spellEnd"/>
-      <w:r>
-        <w:rPr>
-          <w:lang w:eastAsia="es-CO"/>
-        </w:rPr>
-        <w:t xml:space="preserve"> – </w:t>
-      </w:r>
-      <w:proofErr w:type="spellStart"/>
-      <w:r>
-        <w:rPr>
-          <w:lang w:eastAsia="es-CO"/>
-        </w:rPr>
-        <w:t>Requirements</w:t>
-      </w:r>
-      <w:proofErr w:type="spellEnd"/>
-      <w:r>
-        <w:rPr>
-          <w:lang w:eastAsia="es-CO"/>
-        </w:rPr>
-        <w:t xml:space="preserve"> </w:t>
-      </w:r>
-      <w:proofErr w:type="spellStart"/>
-      <w:r>
-        <w:rPr>
-          <w:lang w:eastAsia="es-CO"/>
-        </w:rPr>
-        <w:t>with</w:t>
-      </w:r>
-      <w:proofErr w:type="spellEnd"/>
-      <w:r>
-        <w:rPr>
-          <w:lang w:eastAsia="es-CO"/>
-        </w:rPr>
-        <w:t xml:space="preserve"> </w:t>
-      </w:r>
-      <w:proofErr w:type="spellStart"/>
-      <w:r>
-        <w:rPr>
-          <w:lang w:eastAsia="es-CO"/>
-        </w:rPr>
-        <w:t>guidance</w:t>
-      </w:r>
-      <w:proofErr w:type="spellEnd"/>
-      <w:r>
-        <w:rPr>
-          <w:lang w:eastAsia="es-CO"/>
-        </w:rPr>
-        <w:t xml:space="preserve"> </w:t>
-      </w:r>
-      <w:proofErr w:type="spellStart"/>
-      <w:r>
-        <w:rPr>
-          <w:lang w:eastAsia="es-CO"/>
-        </w:rPr>
-        <w:t>for</w:t>
-      </w:r>
-      <w:proofErr w:type="spellEnd"/>
-      <w:r>
-        <w:rPr>
-          <w:lang w:eastAsia="es-CO"/>
-        </w:rPr>
-        <w:t xml:space="preserve"> use.</w:t>
-      </w:r>
-    </w:p>
-    <w:p>
-      <w:pPr>
-        <w:ind w:left="709" w:hanging="709"/>
-        <w:rPr>
-          <w:lang w:eastAsia="es-CO"/>
-        </w:rPr>
-      </w:pPr>
-      <w:r>
-        <w:rPr>
-          <w:lang w:eastAsia="es-CO"/>
-        </w:rPr>
-        <w:t xml:space="preserve">Jefferson, J. W. (2019). </w:t>
-      </w:r>
-      <w:proofErr w:type="spellStart"/>
-      <w:r>
-        <w:rPr>
-          <w:lang w:eastAsia="es-CO"/>
-        </w:rPr>
-        <w:t>Fossil</w:t>
-      </w:r>
-      <w:proofErr w:type="spellEnd"/>
-      <w:r>
-        <w:rPr>
-          <w:lang w:eastAsia="es-CO"/>
-        </w:rPr>
-        <w:t xml:space="preserve"> </w:t>
-      </w:r>
-      <w:proofErr w:type="spellStart"/>
-      <w:r>
-        <w:rPr>
-          <w:lang w:eastAsia="es-CO"/>
-        </w:rPr>
-        <w:t>fuels</w:t>
-      </w:r>
-      <w:proofErr w:type="spellEnd"/>
-      <w:r>
-        <w:rPr>
-          <w:lang w:eastAsia="es-CO"/>
-        </w:rPr>
-        <w:t xml:space="preserve">. </w:t>
-      </w:r>
-      <w:proofErr w:type="spellStart"/>
-      <w:r>
-        <w:rPr>
-          <w:lang w:eastAsia="es-CO"/>
-        </w:rPr>
-        <w:t>Britannica</w:t>
-      </w:r>
-      <w:proofErr w:type="spellEnd"/>
-      <w:r>
-        <w:rPr>
-          <w:lang w:eastAsia="es-CO"/>
-        </w:rPr>
-        <w:t xml:space="preserve"> </w:t>
-      </w:r>
-      <w:proofErr w:type="spellStart"/>
-      <w:r>
-        <w:rPr>
-          <w:lang w:eastAsia="es-CO"/>
-        </w:rPr>
-        <w:t>Educational</w:t>
-      </w:r>
-      <w:proofErr w:type="spellEnd"/>
-      <w:r>
-        <w:rPr>
-          <w:lang w:eastAsia="es-CO"/>
-        </w:rPr>
-        <w:t xml:space="preserve"> Publishing.</w:t>
-      </w:r>
-    </w:p>
-    <w:p>
-      <w:pPr>
-        <w:ind w:left="709" w:hanging="709"/>
-        <w:rPr>
-          <w:lang w:eastAsia="es-CO"/>
-        </w:rPr>
-      </w:pPr>
-      <w:proofErr w:type="spellStart"/>
-      <w:r>
-        <w:rPr>
-          <w:lang w:eastAsia="es-CO"/>
-        </w:rPr>
-        <w:t>Kolokotsa</w:t>
-      </w:r>
-      <w:proofErr w:type="spellEnd"/>
-      <w:r>
-        <w:rPr>
-          <w:lang w:eastAsia="es-CO"/>
-        </w:rPr>
-        <w:t xml:space="preserve">, D. (2011). </w:t>
-      </w:r>
-      <w:proofErr w:type="spellStart"/>
-      <w:r>
-        <w:rPr>
-          <w:lang w:eastAsia="es-CO"/>
-        </w:rPr>
-        <w:t>Building</w:t>
-      </w:r>
-      <w:proofErr w:type="spellEnd"/>
-      <w:r>
-        <w:rPr>
-          <w:lang w:eastAsia="es-CO"/>
-        </w:rPr>
-        <w:t xml:space="preserve"> </w:t>
-      </w:r>
-      <w:proofErr w:type="spellStart"/>
-      <w:r>
-        <w:rPr>
-          <w:lang w:eastAsia="es-CO"/>
-        </w:rPr>
-        <w:t>energy</w:t>
-      </w:r>
-      <w:proofErr w:type="spellEnd"/>
-      <w:r>
-        <w:rPr>
-          <w:lang w:eastAsia="es-CO"/>
-        </w:rPr>
-        <w:t xml:space="preserve"> </w:t>
-      </w:r>
-      <w:proofErr w:type="spellStart"/>
-      <w:r>
-        <w:rPr>
-          <w:lang w:eastAsia="es-CO"/>
-        </w:rPr>
-        <w:t>consumption</w:t>
-      </w:r>
-      <w:proofErr w:type="spellEnd"/>
-      <w:r>
-        <w:rPr>
-          <w:lang w:eastAsia="es-CO"/>
-        </w:rPr>
-        <w:t xml:space="preserve"> </w:t>
-      </w:r>
-      <w:proofErr w:type="spellStart"/>
-      <w:r>
-        <w:rPr>
-          <w:lang w:eastAsia="es-CO"/>
-        </w:rPr>
-        <w:t>analysis</w:t>
-      </w:r>
-      <w:proofErr w:type="spellEnd"/>
-      <w:r>
-        <w:rPr>
-          <w:lang w:eastAsia="es-CO"/>
-        </w:rPr>
-        <w:t xml:space="preserve">. In Energy </w:t>
-      </w:r>
-      <w:proofErr w:type="spellStart"/>
-      <w:r>
-        <w:rPr>
-          <w:lang w:eastAsia="es-CO"/>
-        </w:rPr>
-        <w:t>efficiency</w:t>
-      </w:r>
-      <w:proofErr w:type="spellEnd"/>
-      <w:r>
-        <w:rPr>
-          <w:lang w:eastAsia="es-CO"/>
-        </w:rPr>
-        <w:t xml:space="preserve"> and </w:t>
-      </w:r>
-      <w:proofErr w:type="spellStart"/>
-      <w:r>
-        <w:rPr>
-          <w:lang w:eastAsia="es-CO"/>
-        </w:rPr>
-        <w:t>renewable</w:t>
-      </w:r>
-      <w:proofErr w:type="spellEnd"/>
-      <w:r>
-        <w:rPr>
-          <w:lang w:eastAsia="es-CO"/>
-        </w:rPr>
-        <w:t xml:space="preserve"> </w:t>
-      </w:r>
-      <w:proofErr w:type="spellStart"/>
-      <w:r>
-        <w:rPr>
-          <w:lang w:eastAsia="es-CO"/>
-        </w:rPr>
-        <w:t>energy</w:t>
-      </w:r>
-      <w:proofErr w:type="spellEnd"/>
-      <w:r>
-        <w:rPr>
-          <w:lang w:eastAsia="es-CO"/>
-        </w:rPr>
-        <w:t xml:space="preserve"> in </w:t>
-      </w:r>
-      <w:proofErr w:type="spellStart"/>
-      <w:r>
-        <w:rPr>
-          <w:lang w:eastAsia="es-CO"/>
-        </w:rPr>
-        <w:t>buildings</w:t>
-      </w:r>
-      <w:proofErr w:type="spellEnd"/>
-      <w:r>
-        <w:rPr>
-          <w:lang w:eastAsia="es-CO"/>
-        </w:rPr>
-        <w:t xml:space="preserve"> (pp. 1-28). Springer.</w:t>
-      </w:r>
-    </w:p>
-    <w:p>
-      <w:pPr>
-        <w:ind w:left="709" w:hanging="709"/>
-        <w:rPr>
-          <w:lang w:eastAsia="es-CO"/>
-        </w:rPr>
-      </w:pPr>
-      <w:r>
-        <w:rPr>
-          <w:lang w:eastAsia="es-CO"/>
-        </w:rPr>
-        <w:t>Naciones Unidas. (2015). Agenda 2030 para el Desarrollo Sostenible.</w:t>
-      </w:r>
-    </w:p>
-    <w:p>
-      <w:pPr>
-        <w:ind w:left="709" w:hanging="709"/>
-        <w:rPr>
-          <w:lang w:eastAsia="es-CO"/>
-        </w:rPr>
-      </w:pPr>
-      <w:proofErr w:type="spellStart"/>
-      <w:r>
-        <w:rPr>
-          <w:lang w:eastAsia="es-CO"/>
-        </w:rPr>
-        <w:lastRenderedPageBreak/>
-        <w:t>Saidur</w:t>
-      </w:r>
-      <w:proofErr w:type="spellEnd"/>
-      <w:r>
-        <w:rPr>
-          <w:lang w:eastAsia="es-CO"/>
-        </w:rPr>
-        <w:t xml:space="preserve">, R., </w:t>
-      </w:r>
-      <w:proofErr w:type="spellStart"/>
-      <w:r>
-        <w:rPr>
-          <w:lang w:eastAsia="es-CO"/>
-        </w:rPr>
-        <w:t>Rahim</w:t>
-      </w:r>
-      <w:proofErr w:type="spellEnd"/>
-      <w:r>
-        <w:rPr>
-          <w:lang w:eastAsia="es-CO"/>
-        </w:rPr>
-        <w:t xml:space="preserve">, N. A., &amp; </w:t>
-      </w:r>
-      <w:proofErr w:type="spellStart"/>
-      <w:r>
-        <w:rPr>
-          <w:lang w:eastAsia="es-CO"/>
-        </w:rPr>
-        <w:t>Hasanuzzaman</w:t>
-      </w:r>
-      <w:proofErr w:type="spellEnd"/>
-      <w:r>
-        <w:rPr>
-          <w:lang w:eastAsia="es-CO"/>
-        </w:rPr>
-        <w:t xml:space="preserve">, M. (2010). A </w:t>
-      </w:r>
-      <w:proofErr w:type="spellStart"/>
-      <w:r>
-        <w:rPr>
-          <w:lang w:eastAsia="es-CO"/>
-        </w:rPr>
-        <w:t>review</w:t>
-      </w:r>
-      <w:proofErr w:type="spellEnd"/>
-      <w:r>
-        <w:rPr>
-          <w:lang w:eastAsia="es-CO"/>
-        </w:rPr>
-        <w:t xml:space="preserve"> </w:t>
-      </w:r>
-      <w:proofErr w:type="spellStart"/>
-      <w:r>
-        <w:rPr>
-          <w:lang w:eastAsia="es-CO"/>
-        </w:rPr>
-        <w:t>on</w:t>
-      </w:r>
-      <w:proofErr w:type="spellEnd"/>
-      <w:r>
-        <w:rPr>
-          <w:lang w:eastAsia="es-CO"/>
-        </w:rPr>
-        <w:t xml:space="preserve"> </w:t>
-      </w:r>
-      <w:proofErr w:type="spellStart"/>
-      <w:r>
-        <w:rPr>
-          <w:lang w:eastAsia="es-CO"/>
-        </w:rPr>
-        <w:t>energy</w:t>
-      </w:r>
-      <w:proofErr w:type="spellEnd"/>
-      <w:r>
-        <w:rPr>
-          <w:lang w:eastAsia="es-CO"/>
-        </w:rPr>
-        <w:t xml:space="preserve"> </w:t>
-      </w:r>
-      <w:proofErr w:type="spellStart"/>
-      <w:r>
-        <w:rPr>
-          <w:lang w:eastAsia="es-CO"/>
-        </w:rPr>
-        <w:t>efficiency</w:t>
-      </w:r>
-      <w:proofErr w:type="spellEnd"/>
-      <w:r>
-        <w:rPr>
-          <w:lang w:eastAsia="es-CO"/>
-        </w:rPr>
-        <w:t xml:space="preserve"> and </w:t>
-      </w:r>
-      <w:proofErr w:type="spellStart"/>
-      <w:r>
-        <w:rPr>
-          <w:lang w:eastAsia="es-CO"/>
-        </w:rPr>
-        <w:t>energy</w:t>
-      </w:r>
-      <w:proofErr w:type="spellEnd"/>
-      <w:r>
-        <w:rPr>
-          <w:lang w:eastAsia="es-CO"/>
-        </w:rPr>
-        <w:t xml:space="preserve"> </w:t>
-      </w:r>
-      <w:proofErr w:type="spellStart"/>
-      <w:r>
-        <w:rPr>
-          <w:lang w:eastAsia="es-CO"/>
-        </w:rPr>
-        <w:t>saving</w:t>
-      </w:r>
-      <w:proofErr w:type="spellEnd"/>
-      <w:r>
-        <w:rPr>
-          <w:lang w:eastAsia="es-CO"/>
-        </w:rPr>
-        <w:t xml:space="preserve"> in industrial sector. </w:t>
-      </w:r>
-      <w:proofErr w:type="spellStart"/>
-      <w:r>
-        <w:rPr>
-          <w:lang w:eastAsia="es-CO"/>
-        </w:rPr>
-        <w:t>Renewable</w:t>
-      </w:r>
-      <w:proofErr w:type="spellEnd"/>
-      <w:r>
-        <w:rPr>
-          <w:lang w:eastAsia="es-CO"/>
-        </w:rPr>
-        <w:t xml:space="preserve"> and </w:t>
-      </w:r>
-      <w:proofErr w:type="spellStart"/>
-      <w:r>
-        <w:rPr>
-          <w:lang w:eastAsia="es-CO"/>
-        </w:rPr>
-        <w:t>Sustainable</w:t>
-      </w:r>
-      <w:proofErr w:type="spellEnd"/>
-      <w:r>
-        <w:rPr>
-          <w:lang w:eastAsia="es-CO"/>
-        </w:rPr>
-        <w:t xml:space="preserve"> Energy </w:t>
-      </w:r>
-      <w:proofErr w:type="spellStart"/>
-      <w:r>
-        <w:rPr>
-          <w:lang w:eastAsia="es-CO"/>
-        </w:rPr>
-        <w:t>Reviews</w:t>
-      </w:r>
-      <w:proofErr w:type="spellEnd"/>
-      <w:r>
-        <w:rPr>
-          <w:lang w:eastAsia="es-CO"/>
-        </w:rPr>
-        <w:t>, 14(9), 2496-2509.</w:t>
-      </w:r>
-    </w:p>
-    <w:p>
-      <w:pPr>
-        <w:ind w:left="709" w:hanging="709"/>
-        <w:rPr>
-          <w:lang w:eastAsia="es-CO"/>
-        </w:rPr>
-      </w:pPr>
-      <w:proofErr w:type="spellStart"/>
-      <w:r>
-        <w:rPr>
-          <w:lang w:eastAsia="es-CO"/>
-        </w:rPr>
-        <w:t>Sovacool</w:t>
-      </w:r>
-      <w:proofErr w:type="spellEnd"/>
-      <w:r>
-        <w:rPr>
-          <w:lang w:eastAsia="es-CO"/>
-        </w:rPr>
-        <w:t xml:space="preserve">, B. K. (2021). Energy </w:t>
-      </w:r>
-      <w:proofErr w:type="spellStart"/>
-      <w:r>
-        <w:rPr>
-          <w:lang w:eastAsia="es-CO"/>
-        </w:rPr>
-        <w:t>transitions</w:t>
-      </w:r>
-      <w:proofErr w:type="spellEnd"/>
-      <w:r>
-        <w:rPr>
-          <w:lang w:eastAsia="es-CO"/>
-        </w:rPr>
-        <w:t xml:space="preserve">: Global and </w:t>
-      </w:r>
-      <w:proofErr w:type="spellStart"/>
-      <w:r>
-        <w:rPr>
-          <w:lang w:eastAsia="es-CO"/>
-        </w:rPr>
-        <w:t>national</w:t>
-      </w:r>
-      <w:proofErr w:type="spellEnd"/>
-      <w:r>
-        <w:rPr>
-          <w:lang w:eastAsia="es-CO"/>
-        </w:rPr>
-        <w:t xml:space="preserve"> </w:t>
-      </w:r>
-      <w:proofErr w:type="spellStart"/>
-      <w:r>
-        <w:rPr>
-          <w:lang w:eastAsia="es-CO"/>
-        </w:rPr>
-        <w:t>perspectives</w:t>
-      </w:r>
-      <w:proofErr w:type="spellEnd"/>
-      <w:r>
-        <w:rPr>
-          <w:lang w:eastAsia="es-CO"/>
-        </w:rPr>
-        <w:t xml:space="preserve"> (2nd ed.). Routledge.</w:t>
-      </w:r>
-    </w:p>
-    <w:p>
-      <w:pPr>
-        <w:ind w:left="709" w:hanging="709"/>
-        <w:rPr>
-          <w:lang w:val="es-419" w:eastAsia="es-CO"/>
-        </w:rPr>
-      </w:pPr>
-      <w:r>
-        <w:rPr>
-          <w:lang w:eastAsia="es-CO"/>
-        </w:rPr>
-        <w:t xml:space="preserve">Young, H. D., &amp; Freedman, R. A. (2018). </w:t>
-      </w:r>
-      <w:proofErr w:type="spellStart"/>
-      <w:r>
-        <w:rPr>
-          <w:lang w:eastAsia="es-CO"/>
-        </w:rPr>
-        <w:t>University</w:t>
-      </w:r>
-      <w:proofErr w:type="spellEnd"/>
-      <w:r>
-        <w:rPr>
-          <w:lang w:eastAsia="es-CO"/>
-        </w:rPr>
-        <w:t xml:space="preserve"> </w:t>
-      </w:r>
-      <w:proofErr w:type="spellStart"/>
-      <w:r>
-        <w:rPr>
-          <w:lang w:eastAsia="es-CO"/>
-        </w:rPr>
-        <w:t>physics</w:t>
-      </w:r>
-      <w:proofErr w:type="spellEnd"/>
-      <w:r>
-        <w:rPr>
-          <w:lang w:eastAsia="es-CO"/>
-        </w:rPr>
-        <w:t xml:space="preserve"> </w:t>
-      </w:r>
-      <w:proofErr w:type="spellStart"/>
-      <w:r>
-        <w:rPr>
-          <w:lang w:eastAsia="es-CO"/>
-        </w:rPr>
-        <w:t>with</w:t>
-      </w:r>
-      <w:proofErr w:type="spellEnd"/>
-      <w:r>
-        <w:rPr>
-          <w:lang w:eastAsia="es-CO"/>
-        </w:rPr>
-        <w:t xml:space="preserve"> </w:t>
-      </w:r>
-      <w:proofErr w:type="spellStart"/>
-      <w:r>
-        <w:rPr>
-          <w:lang w:eastAsia="es-CO"/>
-        </w:rPr>
-        <w:t>modern</w:t>
-      </w:r>
-      <w:proofErr w:type="spellEnd"/>
-      <w:r>
-        <w:rPr>
-          <w:lang w:eastAsia="es-CO"/>
-        </w:rPr>
-        <w:t xml:space="preserve"> </w:t>
-      </w:r>
-      <w:proofErr w:type="spellStart"/>
-      <w:r>
-        <w:rPr>
-          <w:lang w:eastAsia="es-CO"/>
-        </w:rPr>
-        <w:t>physics</w:t>
-      </w:r>
-      <w:proofErr w:type="spellEnd"/>
-      <w:r>
-        <w:rPr>
-          <w:lang w:eastAsia="es-CO"/>
-        </w:rPr>
-        <w:t xml:space="preserve"> (15th ed.). Pearson.</w:t>
-      </w:r>
+        <w:ind w:firstLine="0"/>
+        <w:rPr>
+          <w:lang w:val="es-419" w:eastAsia="es-CO"/>
+        </w:rPr>
+      </w:pPr>
     </w:p>
     <w:p>
       <w:pPr>
@@ -19102,13 +16887,8 @@
             <w:pPr>
               <w:pStyle w:val="TextoTablas"/>
             </w:pPr>
-            <w:proofErr w:type="spellStart"/>
-            <w:r>
-              <w:t>Milady</w:t>
-            </w:r>
-            <w:proofErr w:type="spellEnd"/>
-            <w:r>
-              <w:t xml:space="preserve"> Tatiana Villamil Castellanos</w:t>
+            <w:r>
+              <w:t>Milady Tatiana Villamil Castellanos</w:t>
             </w:r>
           </w:p>
         </w:tc>
@@ -19196,13 +16976,8 @@
             <w:pPr>
               <w:pStyle w:val="TextoTablas"/>
             </w:pPr>
-            <w:proofErr w:type="spellStart"/>
-            <w:r>
-              <w:t>Gianmarco</w:t>
-            </w:r>
-            <w:proofErr w:type="spellEnd"/>
-            <w:r>
-              <w:t xml:space="preserve"> Serrano Cabarcas</w:t>
+            <w:r>
+              <w:t>Gianmarco Serrano Cabarcas</w:t>
             </w:r>
           </w:p>
         </w:tc>
@@ -19246,15 +17021,7 @@
               <w:pStyle w:val="TextoTablas"/>
             </w:pPr>
             <w:r>
-              <w:t xml:space="preserve">Laura Paola </w:t>
-            </w:r>
-            <w:proofErr w:type="spellStart"/>
-            <w:r>
-              <w:t>Gelvez</w:t>
-            </w:r>
-            <w:proofErr w:type="spellEnd"/>
-            <w:r>
-              <w:t xml:space="preserve"> Manosalva</w:t>
+              <w:t>Laura Paola Gelvez Manosalva</w:t>
             </w:r>
           </w:p>
         </w:tc>
@@ -19298,21 +17065,8 @@
             <w:pPr>
               <w:pStyle w:val="TextoTablas"/>
             </w:pPr>
-            <w:proofErr w:type="spellStart"/>
-            <w:r>
-              <w:t>Yazmin</w:t>
-            </w:r>
-            <w:proofErr w:type="spellEnd"/>
-            <w:r>
-              <w:t xml:space="preserve"> </w:t>
-            </w:r>
-            <w:proofErr w:type="spellStart"/>
-            <w:r>
-              <w:t>Rocio</w:t>
-            </w:r>
-            <w:proofErr w:type="spellEnd"/>
-            <w:r>
-              <w:t xml:space="preserve"> Figueroa Pacheco</w:t>
+            <w:r>
+              <w:t>Yazmin Rocio Figueroa Pacheco</w:t>
             </w:r>
           </w:p>
         </w:tc>
@@ -19356,13 +17110,8 @@
               <w:pStyle w:val="TextoTablas"/>
             </w:pPr>
             <w:r>
-              <w:t xml:space="preserve">Leonardo Castellanos </w:t>
-            </w:r>
-            <w:proofErr w:type="spellStart"/>
-            <w:r>
-              <w:t>Rodriguez</w:t>
-            </w:r>
-            <w:proofErr w:type="spellEnd"/>
+              <w:t>Leonardo Castellanos Rodriguez</w:t>
+            </w:r>
           </w:p>
         </w:tc>
         <w:tc>
@@ -19411,13 +17160,8 @@
             <w:pPr>
               <w:pStyle w:val="TextoTablas"/>
             </w:pPr>
-            <w:proofErr w:type="spellStart"/>
-            <w:r>
-              <w:t>Maria</w:t>
-            </w:r>
-            <w:proofErr w:type="spellEnd"/>
-            <w:r>
-              <w:t xml:space="preserve"> Alejandra Vera Briceño</w:t>
+            <w:r>
+              <w:t>Maria Alejandra Vera Briceño</w:t>
             </w:r>
           </w:p>
         </w:tc>
@@ -19461,23 +17205,7 @@
               <w:pStyle w:val="TextoTablas"/>
             </w:pPr>
             <w:r>
-              <w:t xml:space="preserve">Yineth </w:t>
-            </w:r>
-            <w:proofErr w:type="spellStart"/>
-            <w:r>
-              <w:t>Ibette</w:t>
-            </w:r>
-            <w:proofErr w:type="spellEnd"/>
-            <w:r>
-              <w:t xml:space="preserve"> </w:t>
-            </w:r>
-            <w:proofErr w:type="spellStart"/>
-            <w:r>
-              <w:t>Gonzalez</w:t>
-            </w:r>
-            <w:proofErr w:type="spellEnd"/>
-            <w:r>
-              <w:t xml:space="preserve"> Quintero</w:t>
+              <w:t>Yineth Ibette Gonzalez Quintero</w:t>
             </w:r>
           </w:p>
         </w:tc>
@@ -19562,8 +17290,8 @@
       </w:pPr>
     </w:p>
     <w:sectPr>
-      <w:headerReference w:type="default" r:id="rId55"/>
-      <w:footerReference w:type="default" r:id="rId56"/>
+      <w:headerReference w:type="default" r:id="rId64"/>
+      <w:footerReference w:type="default" r:id="rId65"/>
       <w:pgSz w:w="12240" w:h="15840"/>
       <w:pgMar w:top="1701" w:right="1134" w:bottom="1134" w:left="1134" w:header="709" w:footer="737" w:gutter="0"/>
       <w:pgNumType w:start="1"/>
@@ -24320,7 +22048,6 @@
   <w:style w:type="character" w:default="1" w:styleId="Fuentedeprrafopredeter">
     <w:name w:val="Default Paragraph Font"/>
     <w:uiPriority w:val="1"/>
-    <w:semiHidden/>
     <w:unhideWhenUsed/>
   </w:style>
   <w:style w:type="table" w:default="1" w:styleId="Tablanormal">
@@ -25498,30 +23225,6 @@
 </file>
 
 <file path=customXml/item1.xml><?xml version="1.0" encoding="utf-8"?>
-<b:Sources xmlns:b="http://schemas.openxmlformats.org/officeDocument/2006/bibliography" xmlns="http://schemas.openxmlformats.org/officeDocument/2006/bibliography" SelectedStyle="\APASixthEditionOfficeOnline.xsl" StyleName="APA" Version="6"/>
-</file>
-
-<file path=customXml/item2.xml><?xml version="1.0" encoding="utf-8"?>
-<?mso-contentType ?>
-<FormTemplates xmlns="http://schemas.microsoft.com/sharepoint/v3/contenttype/forms">
-  <Display>DocumentLibraryForm</Display>
-  <Edit>DocumentLibraryForm</Edit>
-  <New>DocumentLibraryForm</New>
-</FormTemplates>
-</file>
-
-<file path=customXml/item3.xml><?xml version="1.0" encoding="utf-8"?>
-<p:properties xmlns:p="http://schemas.microsoft.com/office/2006/metadata/properties" xmlns:xsi="http://www.w3.org/2001/XMLSchema-instance" xmlns:pc="http://schemas.microsoft.com/office/infopath/2007/PartnerControls">
-  <documentManagement>
-    <TaxCatchAll xmlns="285d351f-f218-493a-825f-85a9dfbde315" xsi:nil="true"/>
-    <lcf76f155ced4ddcb4097134ff3c332f xmlns="55abea07-cd72-4a95-add0-1082a24cf9e9">
-      <Terms xmlns="http://schemas.microsoft.com/office/infopath/2007/PartnerControls"/>
-    </lcf76f155ced4ddcb4097134ff3c332f>
-  </documentManagement>
-</p:properties>
-</file>
-
-<file path=customXml/item4.xml><?xml version="1.0" encoding="utf-8"?>
 <ct:contentTypeSchema xmlns:ct="http://schemas.microsoft.com/office/2006/metadata/contentType" xmlns:ma="http://schemas.microsoft.com/office/2006/metadata/properties/metaAttributes" ct:_="" ma:_="" ma:contentTypeName="Documento" ma:contentTypeID="0x0101005D7421CBAB376F47AC1876466873BE0C" ma:contentTypeVersion="11" ma:contentTypeDescription="Crear nuevo documento." ma:contentTypeScope="" ma:versionID="c355e60b4cde5dbb71daba652f90dcaf">
   <xsd:schema xmlns:xsd="http://www.w3.org/2001/XMLSchema" xmlns:xs="http://www.w3.org/2001/XMLSchema" xmlns:p="http://schemas.microsoft.com/office/2006/metadata/properties" xmlns:ns2="55abea07-cd72-4a95-add0-1082a24cf9e9" xmlns:ns3="285d351f-f218-493a-825f-85a9dfbde315" targetNamespace="http://schemas.microsoft.com/office/2006/metadata/properties" ma:root="true" ma:fieldsID="af45bf235921137d7bf462656222ea5a" ns2:_="" ns3:_="">
     <xsd:import namespace="55abea07-cd72-4a95-add0-1082a24cf9e9"/>
@@ -25716,34 +23419,31 @@
 </ct:contentTypeSchema>
 </file>
 
-<file path=customXml/itemProps1.xml><?xml version="1.0" encoding="utf-8"?>
-<ds:datastoreItem xmlns:ds="http://schemas.openxmlformats.org/officeDocument/2006/customXml" ds:itemID="{A9F2CEBA-C824-4C86-81A8-E32CBD0EB92D}">
-  <ds:schemaRefs>
-    <ds:schemaRef ds:uri="http://schemas.openxmlformats.org/officeDocument/2006/bibliography"/>
-  </ds:schemaRefs>
-</ds:datastoreItem>
+<file path=customXml/item2.xml><?xml version="1.0" encoding="utf-8"?>
+<p:properties xmlns:p="http://schemas.microsoft.com/office/2006/metadata/properties" xmlns:xsi="http://www.w3.org/2001/XMLSchema-instance" xmlns:pc="http://schemas.microsoft.com/office/infopath/2007/PartnerControls">
+  <documentManagement>
+    <TaxCatchAll xmlns="285d351f-f218-493a-825f-85a9dfbde315" xsi:nil="true"/>
+    <lcf76f155ced4ddcb4097134ff3c332f xmlns="55abea07-cd72-4a95-add0-1082a24cf9e9">
+      <Terms xmlns="http://schemas.microsoft.com/office/infopath/2007/PartnerControls"/>
+    </lcf76f155ced4ddcb4097134ff3c332f>
+  </documentManagement>
+</p:properties>
 </file>
 
-<file path=customXml/itemProps2.xml><?xml version="1.0" encoding="utf-8"?>
-<ds:datastoreItem xmlns:ds="http://schemas.openxmlformats.org/officeDocument/2006/customXml" ds:itemID="{D00A4A46-BDBD-48AC-87B9-2BA42D9CC06F}">
-  <ds:schemaRefs>
-    <ds:schemaRef ds:uri="http://schemas.microsoft.com/sharepoint/v3/contenttype/forms"/>
-  </ds:schemaRefs>
-</ds:datastoreItem>
+<file path=customXml/item3.xml><?xml version="1.0" encoding="utf-8"?>
+<b:Sources xmlns:b="http://schemas.openxmlformats.org/officeDocument/2006/bibliography" xmlns="http://schemas.openxmlformats.org/officeDocument/2006/bibliography" SelectedStyle="\APASixthEditionOfficeOnline.xsl" StyleName="APA" Version="6"/>
 </file>
 
-<file path=customXml/itemProps3.xml><?xml version="1.0" encoding="utf-8"?>
-<ds:datastoreItem xmlns:ds="http://schemas.openxmlformats.org/officeDocument/2006/customXml" ds:itemID="{26259216-AD86-464A-AEAD-95B1F9E17392}">
-  <ds:schemaRefs>
-    <ds:schemaRef ds:uri="http://schemas.microsoft.com/office/2006/metadata/properties"/>
-    <ds:schemaRef ds:uri="http://schemas.microsoft.com/office/infopath/2007/PartnerControls"/>
-    <ds:schemaRef ds:uri="285d351f-f218-493a-825f-85a9dfbde315"/>
-    <ds:schemaRef ds:uri="55abea07-cd72-4a95-add0-1082a24cf9e9"/>
-  </ds:schemaRefs>
-</ds:datastoreItem>
+<file path=customXml/item4.xml><?xml version="1.0" encoding="utf-8"?>
+<?mso-contentType ?>
+<FormTemplates xmlns="http://schemas.microsoft.com/sharepoint/v3/contenttype/forms">
+  <Display>DocumentLibraryForm</Display>
+  <Edit>DocumentLibraryForm</Edit>
+  <New>DocumentLibraryForm</New>
+</FormTemplates>
 </file>
 
-<file path=customXml/itemProps4.xml><?xml version="1.0" encoding="utf-8"?>
+<file path=customXml/itemProps1.xml><?xml version="1.0" encoding="utf-8"?>
 <ds:datastoreItem xmlns:ds="http://schemas.openxmlformats.org/officeDocument/2006/customXml" ds:itemID="{48FCF90B-C704-4E11-B413-315BC9A375B3}">
   <ds:schemaRefs>
     <ds:schemaRef ds:uri="http://schemas.microsoft.com/office/2006/metadata/contentType"/>
@@ -25760,4 +23460,31 @@
     <ds:schemaRef ds:uri="http://schemas.microsoft.com/internal/obd"/>
   </ds:schemaRefs>
 </ds:datastoreItem>
+</file>
+
+<file path=customXml/itemProps2.xml><?xml version="1.0" encoding="utf-8"?>
+<ds:datastoreItem xmlns:ds="http://schemas.openxmlformats.org/officeDocument/2006/customXml" ds:itemID="{26259216-AD86-464A-AEAD-95B1F9E17392}">
+  <ds:schemaRefs>
+    <ds:schemaRef ds:uri="http://schemas.microsoft.com/office/2006/metadata/properties"/>
+    <ds:schemaRef ds:uri="http://schemas.microsoft.com/office/infopath/2007/PartnerControls"/>
+    <ds:schemaRef ds:uri="285d351f-f218-493a-825f-85a9dfbde315"/>
+    <ds:schemaRef ds:uri="55abea07-cd72-4a95-add0-1082a24cf9e9"/>
+  </ds:schemaRefs>
+</ds:datastoreItem>
+</file>
+
+<file path=customXml/itemProps3.xml><?xml version="1.0" encoding="utf-8"?>
+<ds:datastoreItem xmlns:ds="http://schemas.openxmlformats.org/officeDocument/2006/customXml" ds:itemID="{A9F2CEBA-C824-4C86-81A8-E32CBD0EB92D}">
+  <ds:schemaRefs>
+    <ds:schemaRef ds:uri="http://schemas.openxmlformats.org/officeDocument/2006/bibliography"/>
+  </ds:schemaRefs>
+</ds:datastoreItem>
+</file>
+
+<file path=customXml/itemProps4.xml><?xml version="1.0" encoding="utf-8"?>
+<ds:datastoreItem xmlns:ds="http://schemas.openxmlformats.org/officeDocument/2006/customXml" ds:itemID="{D00A4A46-BDBD-48AC-87B9-2BA42D9CC06F}">
+  <ds:schemaRefs>
+    <ds:schemaRef ds:uri="http://schemas.microsoft.com/sharepoint/v3/contenttype/forms"/>
+  </ds:schemaRefs>
+</ds:datastoreItem>
 </file>